--- a/mowy.docx
+++ b/mowy.docx
@@ -1882,6 +1882,1800 @@
         <w:t>Password: 97585524</w:t>
       </w:r>
     </w:p>
+    <w:p>
+      <w:r>
+        <w:br/>
+      </w:r>
+      <w:r>
+        <w:br/>
+      </w:r>
+    </w:p>
+    <w:p/>
+    <w:p/>
+    <w:p/>
+    <w:p/>
+    <w:p/>
+    <w:p/>
+    <w:p>
+      <w:r>
+        <w:lastRenderedPageBreak/>
+        <w:t>Bookinghelper.mjs (calculateProviderearning algo)</w:t>
+      </w:r>
+    </w:p>
+    <w:p>
+      <w:pPr>
+        <w:rPr>
+          <w:b/>
+          <w:bCs/>
+        </w:rPr>
+      </w:pPr>
+      <w:r>
+        <w:rPr>
+          <w:b/>
+          <w:bCs/>
+        </w:rPr>
+        <w:t>1. Initialize basic values</w:t>
+      </w:r>
+    </w:p>
+    <w:p>
+      <w:pPr>
+        <w:numPr>
+          <w:ilvl w:val="0"/>
+          <w:numId w:val="8"/>
+        </w:numPr>
+      </w:pPr>
+      <w:r>
+        <w:t xml:space="preserve">providerCount → number of providers in booking (default = 1) </w:t>
+      </w:r>
+    </w:p>
+    <w:p>
+      <w:pPr>
+        <w:numPr>
+          <w:ilvl w:val="0"/>
+          <w:numId w:val="8"/>
+        </w:numPr>
+      </w:pPr>
+      <w:r>
+        <w:t xml:space="preserve">Variables declared: </w:t>
+      </w:r>
+    </w:p>
+    <w:p>
+      <w:pPr>
+        <w:numPr>
+          <w:ilvl w:val="1"/>
+          <w:numId w:val="8"/>
+        </w:numPr>
+      </w:pPr>
+      <w:r>
+        <w:t xml:space="preserve">finalPrice </w:t>
+      </w:r>
+    </w:p>
+    <w:p>
+      <w:pPr>
+        <w:numPr>
+          <w:ilvl w:val="1"/>
+          <w:numId w:val="8"/>
+        </w:numPr>
+      </w:pPr>
+      <w:r>
+        <w:t xml:space="preserve">commissionAmount </w:t>
+      </w:r>
+    </w:p>
+    <w:p>
+      <w:pPr>
+        <w:numPr>
+          <w:ilvl w:val="1"/>
+          <w:numId w:val="8"/>
+        </w:numPr>
+      </w:pPr>
+      <w:r>
+        <w:t xml:space="preserve">providerEarning </w:t>
+      </w:r>
+    </w:p>
+    <w:p>
+      <w:r>
+        <w:rPr>
+          <w:rFonts w:ascii="Segoe UI Emoji" w:hAnsi="Segoe UI Emoji" w:cs="Segoe UI Emoji"/>
+        </w:rPr>
+        <w:t>👉</w:t>
+      </w:r>
+      <w:r>
+        <w:t xml:space="preserve"> This prepares the calculation structure.</w:t>
+      </w:r>
+    </w:p>
+    <w:p>
+      <w:pPr>
+        <w:rPr>
+          <w:b/>
+          <w:bCs/>
+        </w:rPr>
+      </w:pPr>
+      <w:r>
+        <w:rPr>
+          <w:b/>
+          <w:bCs/>
+        </w:rPr>
+        <w:t>2. Calculate Final Price</w:t>
+      </w:r>
+    </w:p>
+    <w:p>
+      <w:r>
+        <w:t>Two cases:</w:t>
+      </w:r>
+    </w:p>
+    <w:p>
+      <w:pPr>
+        <w:rPr>
+          <w:b/>
+          <w:bCs/>
+        </w:rPr>
+      </w:pPr>
+      <w:r>
+        <w:rPr>
+          <w:rFonts w:ascii="Segoe UI Emoji" w:hAnsi="Segoe UI Emoji" w:cs="Segoe UI Emoji"/>
+          <w:b/>
+          <w:bCs/>
+        </w:rPr>
+        <w:t>✅</w:t>
+      </w:r>
+      <w:r>
+        <w:rPr>
+          <w:b/>
+          <w:bCs/>
+        </w:rPr>
+        <w:t xml:space="preserve"> Case A: Based on hours worked</w:t>
+      </w:r>
+    </w:p>
+    <w:p>
+      <w:r>
+        <w:t>finalPrice = booking.pricePerHour * hoursWorked * providerCount;</w:t>
+      </w:r>
+    </w:p>
+    <w:p>
+      <w:pPr>
+        <w:numPr>
+          <w:ilvl w:val="0"/>
+          <w:numId w:val="9"/>
+        </w:numPr>
+      </w:pPr>
+      <w:r>
+        <w:t xml:space="preserve">Used when service duration is dynamic (e.g., cleaning, repair) </w:t>
+      </w:r>
+    </w:p>
+    <w:p>
+      <w:pPr>
+        <w:rPr>
+          <w:b/>
+          <w:bCs/>
+        </w:rPr>
+      </w:pPr>
+      <w:r>
+        <w:rPr>
+          <w:rFonts w:ascii="Segoe UI Emoji" w:hAnsi="Segoe UI Emoji" w:cs="Segoe UI Emoji"/>
+          <w:b/>
+          <w:bCs/>
+        </w:rPr>
+        <w:t>✅</w:t>
+      </w:r>
+      <w:r>
+        <w:rPr>
+          <w:b/>
+          <w:bCs/>
+        </w:rPr>
+        <w:t xml:space="preserve"> Case B: Fixed price</w:t>
+      </w:r>
+    </w:p>
+    <w:p>
+      <w:r>
+        <w:t>finalPrice = booking.finalPrice || booking.pricePerHour * providerCount;</w:t>
+      </w:r>
+    </w:p>
+    <w:p>
+      <w:pPr>
+        <w:numPr>
+          <w:ilvl w:val="0"/>
+          <w:numId w:val="10"/>
+        </w:numPr>
+      </w:pPr>
+      <w:r>
+        <w:t>Uses stored final price OR fallback calculation</w:t>
+      </w:r>
+    </w:p>
+    <w:p>
+      <w:pPr>
+        <w:rPr>
+          <w:b/>
+          <w:bCs/>
+        </w:rPr>
+      </w:pPr>
+      <w:r>
+        <w:rPr>
+          <w:b/>
+          <w:bCs/>
+        </w:rPr>
+        <w:t>3. Calculate Commission</w:t>
+      </w:r>
+    </w:p>
+    <w:p>
+      <w:r>
+        <w:t>commissionAmount = (finalPrice * commissionPercent) / 100;</w:t>
+      </w:r>
+    </w:p>
+    <w:p>
+      <w:pPr>
+        <w:numPr>
+          <w:ilvl w:val="0"/>
+          <w:numId w:val="11"/>
+        </w:numPr>
+      </w:pPr>
+      <w:r>
+        <w:t xml:space="preserve">Platform/admin takes a percentage cut </w:t>
+      </w:r>
+    </w:p>
+    <w:p>
+      <w:r>
+        <w:pict w14:anchorId="6908A5AA">
+          <v:rect id="_x0000_i1031" style="width:0;height:1.5pt" o:hralign="center" o:hrstd="t" o:hr="t" fillcolor="#a0a0a0" stroked="f"/>
+        </w:pict>
+      </w:r>
+    </w:p>
+    <w:p>
+      <w:pPr>
+        <w:rPr>
+          <w:b/>
+          <w:bCs/>
+        </w:rPr>
+      </w:pPr>
+      <w:r>
+        <w:rPr>
+          <w:b/>
+          <w:bCs/>
+        </w:rPr>
+        <w:t>4. Calculate Total Provider Earnings</w:t>
+      </w:r>
+    </w:p>
+    <w:p>
+      <w:r>
+        <w:t>providerEarning = finalPrice - commissionAmount;</w:t>
+      </w:r>
+    </w:p>
+    <w:p>
+      <w:pPr>
+        <w:numPr>
+          <w:ilvl w:val="0"/>
+          <w:numId w:val="12"/>
+        </w:numPr>
+      </w:pPr>
+      <w:r>
+        <w:t>Remaining amount goes to providers</w:t>
+      </w:r>
+    </w:p>
+    <w:p>
+      <w:pPr>
+        <w:rPr>
+          <w:b/>
+          <w:bCs/>
+        </w:rPr>
+      </w:pPr>
+      <w:r>
+        <w:rPr>
+          <w:b/>
+          <w:bCs/>
+        </w:rPr>
+        <w:t>5. Filter Accepted Providers</w:t>
+      </w:r>
+    </w:p>
+    <w:p>
+      <w:r>
+        <w:t>acceptedProviders = providerCommissions.filter(pc =&gt; pc.accepted);</w:t>
+      </w:r>
+    </w:p>
+    <w:p>
+      <w:pPr>
+        <w:numPr>
+          <w:ilvl w:val="0"/>
+          <w:numId w:val="13"/>
+        </w:numPr>
+      </w:pPr>
+      <w:r>
+        <w:t xml:space="preserve">Only </w:t>
+      </w:r>
+      <w:r>
+        <w:rPr>
+          <w:b/>
+          <w:bCs/>
+        </w:rPr>
+        <w:t>accepted providers</w:t>
+      </w:r>
+      <w:r>
+        <w:t xml:space="preserve"> get paid </w:t>
+      </w:r>
+    </w:p>
+    <w:p>
+      <w:pPr>
+        <w:numPr>
+          <w:ilvl w:val="0"/>
+          <w:numId w:val="13"/>
+        </w:numPr>
+      </w:pPr>
+      <w:r>
+        <w:t xml:space="preserve">Rejected providers are ignored </w:t>
+      </w:r>
+    </w:p>
+    <w:p>
+      <w:r>
+        <w:lastRenderedPageBreak/>
+        <w:pict w14:anchorId="04488C9C">
+          <v:rect id="_x0000_i1039" style="width:0;height:1.5pt" o:hralign="center" o:hrstd="t" o:hr="t" fillcolor="#a0a0a0" stroked="f"/>
+        </w:pict>
+      </w:r>
+    </w:p>
+    <w:p>
+      <w:pPr>
+        <w:rPr>
+          <w:b/>
+          <w:bCs/>
+        </w:rPr>
+      </w:pPr>
+      <w:r>
+        <w:rPr>
+          <w:b/>
+          <w:bCs/>
+        </w:rPr>
+        <w:t>6. Divide Commission Among Providers</w:t>
+      </w:r>
+    </w:p>
+    <w:p>
+      <w:r>
+        <w:t>perProviderCommission = commissionAmount / acceptedProviders.length;</w:t>
+      </w:r>
+    </w:p>
+    <w:p>
+      <w:r>
+        <w:rPr>
+          <w:rFonts w:ascii="Segoe UI Emoji" w:hAnsi="Segoe UI Emoji" w:cs="Segoe UI Emoji"/>
+        </w:rPr>
+        <w:t>👉</w:t>
+      </w:r>
+      <w:r>
+        <w:t xml:space="preserve"> Commission is split equally among accepted providers</w:t>
+      </w:r>
+    </w:p>
+    <w:p>
+      <w:pPr>
+        <w:rPr>
+          <w:b/>
+          <w:bCs/>
+        </w:rPr>
+      </w:pPr>
+      <w:r>
+        <w:rPr>
+          <w:b/>
+          <w:bCs/>
+        </w:rPr>
+        <w:t>7. Divide Earnings Among Providers</w:t>
+      </w:r>
+    </w:p>
+    <w:p>
+      <w:r>
+        <w:t>perProviderEarning = providerEarning / acceptedProviders.length;</w:t>
+      </w:r>
+    </w:p>
+    <w:p>
+      <w:r>
+        <w:rPr>
+          <w:rFonts w:ascii="Segoe UI Emoji" w:hAnsi="Segoe UI Emoji" w:cs="Segoe UI Emoji"/>
+        </w:rPr>
+        <w:t>👉</w:t>
+      </w:r>
+      <w:r>
+        <w:t xml:space="preserve"> Each provider gets equal earning share</w:t>
+      </w:r>
+    </w:p>
+    <w:p>
+      <w:r>
+        <w:pict w14:anchorId="15F1503D">
+          <v:rect id="_x0000_i1047" style="width:0;height:1.5pt" o:hralign="center" o:hrstd="t" o:hr="t" fillcolor="#a0a0a0" stroked="f"/>
+        </w:pict>
+      </w:r>
+    </w:p>
+    <w:p>
+      <w:pPr>
+        <w:rPr>
+          <w:b/>
+          <w:bCs/>
+        </w:rPr>
+      </w:pPr>
+      <w:r>
+        <w:rPr>
+          <w:b/>
+          <w:bCs/>
+        </w:rPr>
+        <w:t>8. Update Provider Records</w:t>
+      </w:r>
+    </w:p>
+    <w:p>
+      <w:r>
+        <w:t>booking.providerCommissions.map(...)</w:t>
+      </w:r>
+    </w:p>
+    <w:p>
+      <w:r>
+        <w:t>For each accepted provider:</w:t>
+      </w:r>
+    </w:p>
+    <w:p>
+      <w:pPr>
+        <w:numPr>
+          <w:ilvl w:val="0"/>
+          <w:numId w:val="14"/>
+        </w:numPr>
+      </w:pPr>
+      <w:r>
+        <w:t xml:space="preserve">Add: </w:t>
+      </w:r>
+    </w:p>
+    <w:p>
+      <w:pPr>
+        <w:numPr>
+          <w:ilvl w:val="1"/>
+          <w:numId w:val="14"/>
+        </w:numPr>
+      </w:pPr>
+      <w:r>
+        <w:t xml:space="preserve">commissionShare </w:t>
+      </w:r>
+    </w:p>
+    <w:p>
+      <w:pPr>
+        <w:numPr>
+          <w:ilvl w:val="1"/>
+          <w:numId w:val="14"/>
+        </w:numPr>
+      </w:pPr>
+      <w:r>
+        <w:t xml:space="preserve">earningShare </w:t>
+      </w:r>
+    </w:p>
+    <w:p>
+      <w:pPr>
+        <w:numPr>
+          <w:ilvl w:val="1"/>
+          <w:numId w:val="14"/>
+        </w:numPr>
+      </w:pPr>
+      <w:r>
+        <w:t xml:space="preserve">commissionPaid (default false) </w:t>
+      </w:r>
+    </w:p>
+    <w:p>
+      <w:r>
+        <w:rPr>
+          <w:rFonts w:ascii="Segoe UI Emoji" w:hAnsi="Segoe UI Emoji" w:cs="Segoe UI Emoji"/>
+        </w:rPr>
+        <w:t>👉</w:t>
+      </w:r>
+      <w:r>
+        <w:t xml:space="preserve"> Keeps data ready for payment tracking</w:t>
+      </w:r>
+    </w:p>
+    <w:p>
+      <w:pPr>
+        <w:rPr>
+          <w:b/>
+          <w:bCs/>
+        </w:rPr>
+      </w:pPr>
+      <w:r>
+        <w:rPr>
+          <w:b/>
+          <w:bCs/>
+        </w:rPr>
+        <w:t>9. Return Final Output</w:t>
+      </w:r>
+    </w:p>
+    <w:p>
+      <w:r>
+        <w:t>return { finalPrice, commissionAmount, providerEarning, booking };</w:t>
+      </w:r>
+    </w:p>
+    <w:p>
+      <w:r>
+        <w:rPr>
+          <w:rFonts w:ascii="Segoe UI Emoji" w:hAnsi="Segoe UI Emoji" w:cs="Segoe UI Emoji"/>
+        </w:rPr>
+        <w:t>👉</w:t>
+      </w:r>
+      <w:r>
+        <w:t xml:space="preserve"> Final result includes:</w:t>
+      </w:r>
+    </w:p>
+    <w:p>
+      <w:pPr>
+        <w:numPr>
+          <w:ilvl w:val="0"/>
+          <w:numId w:val="15"/>
+        </w:numPr>
+      </w:pPr>
+      <w:r>
+        <w:t xml:space="preserve">Total price </w:t>
+      </w:r>
+    </w:p>
+    <w:p>
+      <w:pPr>
+        <w:numPr>
+          <w:ilvl w:val="0"/>
+          <w:numId w:val="15"/>
+        </w:numPr>
+      </w:pPr>
+      <w:r>
+        <w:t xml:space="preserve">Total commission </w:t>
+      </w:r>
+    </w:p>
+    <w:p>
+      <w:pPr>
+        <w:numPr>
+          <w:ilvl w:val="0"/>
+          <w:numId w:val="15"/>
+        </w:numPr>
+      </w:pPr>
+      <w:r>
+        <w:t xml:space="preserve">Total earnings </w:t>
+      </w:r>
+    </w:p>
+    <w:p>
+      <w:pPr>
+        <w:numPr>
+          <w:ilvl w:val="0"/>
+          <w:numId w:val="15"/>
+        </w:numPr>
+      </w:pPr>
+      <w:r>
+        <w:t>Updated booking data</w:t>
+      </w:r>
+    </w:p>
+    <w:p>
+      <w:r>
+        <w:br w:type="page"/>
+      </w:r>
+    </w:p>
+    <w:p>
+      <w:r>
+        <w:lastRenderedPageBreak/>
+        <w:t>Provider ranking algo</w:t>
+      </w:r>
+    </w:p>
+    <w:p>
+      <w:pPr>
+        <w:rPr>
+          <w:b/>
+          <w:bCs/>
+        </w:rPr>
+      </w:pPr>
+      <w:r>
+        <w:rPr>
+          <w:b/>
+          <w:bCs/>
+        </w:rPr>
+        <w:t>1. Set Weights (Importance of Each Factor)</w:t>
+      </w:r>
+    </w:p>
+    <w:p>
+      <w:r>
+        <w:t>ratingWeight = 0.4</w:t>
+      </w:r>
+      <w:r>
+        <w:br/>
+        <w:t>jobWeight = 0.25</w:t>
+      </w:r>
+      <w:r>
+        <w:br/>
+        <w:t>availabilityWeight = 0.15</w:t>
+      </w:r>
+      <w:r>
+        <w:br/>
+        <w:t>acceptanceWeight = 0.1</w:t>
+      </w:r>
+      <w:r>
+        <w:br/>
+        <w:t>recencyWeight = 0.1</w:t>
+      </w:r>
+    </w:p>
+    <w:p>
+      <w:r>
+        <w:rPr>
+          <w:rFonts w:ascii="Segoe UI Emoji" w:hAnsi="Segoe UI Emoji" w:cs="Segoe UI Emoji"/>
+        </w:rPr>
+        <w:t>👉</w:t>
+      </w:r>
+      <w:r>
+        <w:t xml:space="preserve"> These define </w:t>
+      </w:r>
+      <w:r>
+        <w:rPr>
+          <w:b/>
+          <w:bCs/>
+        </w:rPr>
+        <w:t>how important each factor is</w:t>
+      </w:r>
+      <w:r>
+        <w:t xml:space="preserve"> in ranking</w:t>
+      </w:r>
+    </w:p>
+    <w:p>
+      <w:pPr>
+        <w:numPr>
+          <w:ilvl w:val="0"/>
+          <w:numId w:val="16"/>
+        </w:numPr>
+      </w:pPr>
+      <w:r>
+        <w:t xml:space="preserve">Rating = most important </w:t>
+      </w:r>
+    </w:p>
+    <w:p>
+      <w:pPr>
+        <w:numPr>
+          <w:ilvl w:val="0"/>
+          <w:numId w:val="16"/>
+        </w:numPr>
+      </w:pPr>
+      <w:r>
+        <w:t xml:space="preserve">Experience (jobs) = second </w:t>
+      </w:r>
+    </w:p>
+    <w:p>
+      <w:pPr>
+        <w:numPr>
+          <w:ilvl w:val="0"/>
+          <w:numId w:val="16"/>
+        </w:numPr>
+      </w:pPr>
+      <w:r>
+        <w:t>Others = supporting factors</w:t>
+      </w:r>
+    </w:p>
+    <w:p>
+      <w:pPr>
+        <w:rPr>
+          <w:b/>
+          <w:bCs/>
+        </w:rPr>
+      </w:pPr>
+      <w:r>
+        <w:rPr>
+          <w:b/>
+          <w:bCs/>
+        </w:rPr>
+        <w:t>2. Extract Provider Data</w:t>
+      </w:r>
+    </w:p>
+    <w:p>
+      <w:r>
+        <w:t>For each provider (p), you collect:</w:t>
+      </w:r>
+    </w:p>
+    <w:p>
+      <w:pPr>
+        <w:numPr>
+          <w:ilvl w:val="0"/>
+          <w:numId w:val="17"/>
+        </w:numPr>
+      </w:pPr>
+      <w:r>
+        <w:t xml:space="preserve">averageRating </w:t>
+      </w:r>
+    </w:p>
+    <w:p>
+      <w:pPr>
+        <w:numPr>
+          <w:ilvl w:val="0"/>
+          <w:numId w:val="17"/>
+        </w:numPr>
+      </w:pPr>
+      <w:r>
+        <w:t xml:space="preserve">ratingCount </w:t>
+      </w:r>
+    </w:p>
+    <w:p>
+      <w:pPr>
+        <w:numPr>
+          <w:ilvl w:val="0"/>
+          <w:numId w:val="17"/>
+        </w:numPr>
+      </w:pPr>
+      <w:r>
+        <w:t xml:space="preserve">completedJobs </w:t>
+      </w:r>
+    </w:p>
+    <w:p>
+      <w:pPr>
+        <w:numPr>
+          <w:ilvl w:val="0"/>
+          <w:numId w:val="17"/>
+        </w:numPr>
+      </w:pPr>
+      <w:r>
+        <w:t xml:space="preserve">acceptedJobs, rejectedJobs </w:t>
+      </w:r>
+    </w:p>
+    <w:p>
+      <w:pPr>
+        <w:numPr>
+          <w:ilvl w:val="0"/>
+          <w:numId w:val="17"/>
+        </w:numPr>
+      </w:pPr>
+      <w:r>
+        <w:t xml:space="preserve">available (true/false) </w:t>
+      </w:r>
+    </w:p>
+    <w:p>
+      <w:pPr>
+        <w:numPr>
+          <w:ilvl w:val="0"/>
+          <w:numId w:val="17"/>
+        </w:numPr>
+      </w:pPr>
+      <w:r>
+        <w:t xml:space="preserve">lastActive date </w:t>
+      </w:r>
+    </w:p>
+    <w:p>
+      <w:r>
+        <w:rPr>
+          <w:rFonts w:ascii="Segoe UI Emoji" w:hAnsi="Segoe UI Emoji" w:cs="Segoe UI Emoji"/>
+        </w:rPr>
+        <w:t>👉</w:t>
+      </w:r>
+      <w:r>
+        <w:t xml:space="preserve"> This is the </w:t>
+      </w:r>
+      <w:r>
+        <w:rPr>
+          <w:b/>
+          <w:bCs/>
+        </w:rPr>
+        <w:t>input data for scoring</w:t>
+      </w:r>
+    </w:p>
+    <w:p>
+      <w:pPr>
+        <w:rPr>
+          <w:b/>
+          <w:bCs/>
+        </w:rPr>
+      </w:pPr>
+      <w:r>
+        <w:rPr>
+          <w:b/>
+          <w:bCs/>
+        </w:rPr>
+        <w:t>3. Calculate Rating Score</w:t>
+      </w:r>
+    </w:p>
+    <w:p>
+      <w:r>
+        <w:t>ratingScore = rating / 5;</w:t>
+      </w:r>
+    </w:p>
+    <w:p>
+      <w:r>
+        <w:rPr>
+          <w:rFonts w:ascii="Segoe UI Emoji" w:hAnsi="Segoe UI Emoji" w:cs="Segoe UI Emoji"/>
+        </w:rPr>
+        <w:t>👉</w:t>
+      </w:r>
+      <w:r>
+        <w:t xml:space="preserve"> Converts rating into </w:t>
+      </w:r>
+      <w:r>
+        <w:rPr>
+          <w:b/>
+          <w:bCs/>
+        </w:rPr>
+        <w:t>0–1 scale</w:t>
+      </w:r>
+    </w:p>
+    <w:p>
+      <w:pPr>
+        <w:rPr>
+          <w:b/>
+          <w:bCs/>
+        </w:rPr>
+      </w:pPr>
+      <w:r>
+        <w:rPr>
+          <w:b/>
+          <w:bCs/>
+        </w:rPr>
+        <w:t>4. Calculate Job Experience Score</w:t>
+      </w:r>
+    </w:p>
+    <w:p>
+      <w:r>
+        <w:t>jobScore = Math.log10(completedJobs + 1) / 2;</w:t>
+      </w:r>
+    </w:p>
+    <w:p>
+      <w:r>
+        <w:rPr>
+          <w:rFonts w:ascii="Segoe UI Emoji" w:hAnsi="Segoe UI Emoji" w:cs="Segoe UI Emoji"/>
+        </w:rPr>
+        <w:t>👉</w:t>
+      </w:r>
+      <w:r>
+        <w:t xml:space="preserve"> Why log?</w:t>
+      </w:r>
+    </w:p>
+    <w:p>
+      <w:pPr>
+        <w:numPr>
+          <w:ilvl w:val="0"/>
+          <w:numId w:val="18"/>
+        </w:numPr>
+      </w:pPr>
+      <w:r>
+        <w:t xml:space="preserve">Prevents providers with huge jobs from dominating </w:t>
+      </w:r>
+    </w:p>
+    <w:p>
+      <w:pPr>
+        <w:numPr>
+          <w:ilvl w:val="0"/>
+          <w:numId w:val="18"/>
+        </w:numPr>
+      </w:pPr>
+      <w:r>
+        <w:t>Keeps score balanced</w:t>
+      </w:r>
+    </w:p>
+    <w:p>
+      <w:r>
+        <w:lastRenderedPageBreak/>
+        <w:t>5. Availability Score</w:t>
+      </w:r>
+    </w:p>
+    <w:p>
+      <w:r>
+        <w:rPr>
+          <w:rStyle w:val="t"/>
+        </w:rPr>
+        <w:t>availabilityScore</w:t>
+      </w:r>
+      <w:r>
+        <w:t xml:space="preserve"> </w:t>
+      </w:r>
+      <w:r>
+        <w:rPr>
+          <w:rStyle w:val="n"/>
+        </w:rPr>
+        <w:t>=</w:t>
+      </w:r>
+      <w:r>
+        <w:t xml:space="preserve"> </w:t>
+      </w:r>
+      <w:r>
+        <w:rPr>
+          <w:rStyle w:val="t"/>
+        </w:rPr>
+        <w:t>p</w:t>
+      </w:r>
+      <w:r>
+        <w:rPr>
+          <w:rStyle w:val="n"/>
+        </w:rPr>
+        <w:t>.</w:t>
+      </w:r>
+      <w:r>
+        <w:t xml:space="preserve">available </w:t>
+      </w:r>
+      <w:r>
+        <w:rPr>
+          <w:rStyle w:val="n"/>
+        </w:rPr>
+        <w:t>?</w:t>
+      </w:r>
+      <w:r>
+        <w:t xml:space="preserve"> </w:t>
+      </w:r>
+      <w:r>
+        <w:rPr>
+          <w:rStyle w:val="q"/>
+        </w:rPr>
+        <w:t>1</w:t>
+      </w:r>
+      <w:r>
+        <w:t xml:space="preserve"> </w:t>
+      </w:r>
+      <w:r>
+        <w:rPr>
+          <w:rStyle w:val="n"/>
+        </w:rPr>
+        <w:t>:</w:t>
+      </w:r>
+      <w:r>
+        <w:t xml:space="preserve"> </w:t>
+      </w:r>
+      <w:r>
+        <w:rPr>
+          <w:rStyle w:val="q"/>
+        </w:rPr>
+        <w:t>0</w:t>
+      </w:r>
+      <w:r>
+        <w:t>;</w:t>
+      </w:r>
+    </w:p>
+    <w:p>
+      <w:r>
+        <w:rPr>
+          <w:rFonts w:ascii="Segoe UI Emoji" w:hAnsi="Segoe UI Emoji" w:cs="Segoe UI Emoji"/>
+        </w:rPr>
+        <w:t>👉</w:t>
+      </w:r>
+      <w:r>
+        <w:t xml:space="preserve"> Available providers get priority</w:t>
+      </w:r>
+    </w:p>
+    <w:p>
+      <w:pPr>
+        <w:rPr>
+          <w:b/>
+          <w:bCs/>
+        </w:rPr>
+      </w:pPr>
+      <w:r>
+        <w:rPr>
+          <w:b/>
+          <w:bCs/>
+        </w:rPr>
+        <w:t>6. Acceptance Rate Score</w:t>
+      </w:r>
+    </w:p>
+    <w:p>
+      <w:r>
+        <w:t>acceptanceRate = acceptedJobs / (acceptedJobs + rejectedJobs)</w:t>
+      </w:r>
+    </w:p>
+    <w:p>
+      <w:r>
+        <w:rPr>
+          <w:rFonts w:ascii="Segoe UI Emoji" w:hAnsi="Segoe UI Emoji" w:cs="Segoe UI Emoji"/>
+        </w:rPr>
+        <w:t>👉</w:t>
+      </w:r>
+      <w:r>
+        <w:t xml:space="preserve"> If no data → default = 0.5</w:t>
+      </w:r>
+      <w:r>
+        <w:br/>
+      </w:r>
+      <w:r>
+        <w:rPr>
+          <w:rFonts w:ascii="Segoe UI Emoji" w:hAnsi="Segoe UI Emoji" w:cs="Segoe UI Emoji"/>
+        </w:rPr>
+        <w:t>👉</w:t>
+      </w:r>
+      <w:r>
+        <w:t xml:space="preserve"> Shows </w:t>
+      </w:r>
+      <w:r>
+        <w:rPr>
+          <w:b/>
+          <w:bCs/>
+        </w:rPr>
+        <w:t>reliability of provider</w:t>
+      </w:r>
+    </w:p>
+    <w:p>
+      <w:pPr>
+        <w:rPr>
+          <w:b/>
+          <w:bCs/>
+        </w:rPr>
+      </w:pPr>
+      <w:r>
+        <w:rPr>
+          <w:b/>
+          <w:bCs/>
+        </w:rPr>
+        <w:t>7. Recency Score (Activity)</w:t>
+      </w:r>
+    </w:p>
+    <w:p>
+      <w:r>
+        <w:t>recencyScore = 1 - (daysSinceActive / 30);</w:t>
+      </w:r>
+    </w:p>
+    <w:p>
+      <w:r>
+        <w:rPr>
+          <w:rFonts w:ascii="Segoe UI Emoji" w:hAnsi="Segoe UI Emoji" w:cs="Segoe UI Emoji"/>
+        </w:rPr>
+        <w:t>👉</w:t>
+      </w:r>
+      <w:r>
+        <w:t xml:space="preserve"> Recently active → higher score</w:t>
+      </w:r>
+      <w:r>
+        <w:br/>
+      </w:r>
+      <w:r>
+        <w:rPr>
+          <w:rFonts w:ascii="Segoe UI Emoji" w:hAnsi="Segoe UI Emoji" w:cs="Segoe UI Emoji"/>
+        </w:rPr>
+        <w:t>👉</w:t>
+      </w:r>
+      <w:r>
+        <w:t xml:space="preserve"> Inactive &gt; 30 days → score = 0</w:t>
+      </w:r>
+    </w:p>
+    <w:p>
+      <w:pPr>
+        <w:rPr>
+          <w:b/>
+          <w:bCs/>
+        </w:rPr>
+      </w:pPr>
+      <w:r>
+        <w:rPr>
+          <w:b/>
+          <w:bCs/>
+        </w:rPr>
+        <w:t>8. Final Ranking Score</w:t>
+      </w:r>
+    </w:p>
+    <w:p>
+      <w:r>
+        <w:t>score =</w:t>
+      </w:r>
+      <w:r>
+        <w:br/>
+        <w:t xml:space="preserve">    ratingScore * ratingWeight +</w:t>
+      </w:r>
+      <w:r>
+        <w:br/>
+        <w:t xml:space="preserve">    jobScore * jobWeight +</w:t>
+      </w:r>
+      <w:r>
+        <w:br/>
+        <w:t xml:space="preserve">    availabilityScore * availabilityWeight +</w:t>
+      </w:r>
+      <w:r>
+        <w:br/>
+        <w:t xml:space="preserve">    acceptanceRate * acceptanceWeight +</w:t>
+      </w:r>
+      <w:r>
+        <w:br/>
+        <w:t xml:space="preserve">    recencyScore * recencyWeight;</w:t>
+      </w:r>
+    </w:p>
+    <w:p>
+      <w:r>
+        <w:rPr>
+          <w:rFonts w:ascii="Segoe UI Emoji" w:hAnsi="Segoe UI Emoji" w:cs="Segoe UI Emoji"/>
+        </w:rPr>
+        <w:t>👉</w:t>
+      </w:r>
+      <w:r>
+        <w:t xml:space="preserve"> Weighted combination of all factors</w:t>
+      </w:r>
+    </w:p>
+    <w:p>
+      <w:pPr>
+        <w:rPr>
+          <w:b/>
+          <w:bCs/>
+        </w:rPr>
+      </w:pPr>
+      <w:r>
+        <w:rPr>
+          <w:b/>
+          <w:bCs/>
+        </w:rPr>
+        <w:t>9. Attach Score to Provider</w:t>
+      </w:r>
+    </w:p>
+    <w:p>
+      <w:r>
+        <w:t>rankingScore: Number(score.toFixed(4))</w:t>
+      </w:r>
+    </w:p>
+    <w:p>
+      <w:r>
+        <w:rPr>
+          <w:rFonts w:ascii="Segoe UI Emoji" w:hAnsi="Segoe UI Emoji" w:cs="Segoe UI Emoji"/>
+        </w:rPr>
+        <w:t>👉</w:t>
+      </w:r>
+      <w:r>
+        <w:t xml:space="preserve"> Adds final score to each provider</w:t>
+      </w:r>
+    </w:p>
+    <w:p>
+      <w:r>
+        <w:pict w14:anchorId="717CE2AC">
+          <v:rect id="_x0000_i1055" style="width:0;height:1.5pt" o:hralign="center" o:hrstd="t" o:hr="t" fillcolor="#a0a0a0" stroked="f"/>
+        </w:pict>
+      </w:r>
+    </w:p>
+    <w:p>
+      <w:pPr>
+        <w:rPr>
+          <w:b/>
+          <w:bCs/>
+        </w:rPr>
+      </w:pPr>
+      <w:r>
+        <w:rPr>
+          <w:b/>
+          <w:bCs/>
+        </w:rPr>
+        <w:t>10. Sort Providers</w:t>
+      </w:r>
+    </w:p>
+    <w:p>
+      <w:r>
+        <w:t>.sort((a, b) =&gt; b.rankingScore - a.rankingScore);</w:t>
+      </w:r>
+    </w:p>
+    <w:p>
+      <w:r>
+        <w:rPr>
+          <w:rFonts w:ascii="Segoe UI Emoji" w:hAnsi="Segoe UI Emoji" w:cs="Segoe UI Emoji"/>
+        </w:rPr>
+        <w:t>👉</w:t>
+      </w:r>
+      <w:r>
+        <w:t xml:space="preserve"> Highest score = top provider</w:t>
+      </w:r>
+    </w:p>
+    <w:p>
+      <w:r>
+        <w:br w:type="page"/>
+      </w:r>
+    </w:p>
+    <w:p>
+      <w:r>
+        <w:lastRenderedPageBreak/>
+        <w:t>Schedule checker algo</w:t>
+      </w:r>
+    </w:p>
+    <w:p>
+      <w:pPr>
+        <w:rPr>
+          <w:b/>
+          <w:bCs/>
+        </w:rPr>
+      </w:pPr>
+      <w:r>
+        <w:rPr>
+          <w:b/>
+          <w:bCs/>
+        </w:rPr>
+        <w:t>1. Convert Input Time</w:t>
+      </w:r>
+    </w:p>
+    <w:p>
+      <w:r>
+        <w:t>const start = new Date(appointmentStart);</w:t>
+      </w:r>
+      <w:r>
+        <w:br/>
+        <w:t>const end = new Date(appointmentEnd);</w:t>
+      </w:r>
+    </w:p>
+    <w:p>
+      <w:r>
+        <w:rPr>
+          <w:rFonts w:ascii="Segoe UI Emoji" w:hAnsi="Segoe UI Emoji" w:cs="Segoe UI Emoji"/>
+        </w:rPr>
+        <w:t>👉</w:t>
+      </w:r>
+      <w:r>
+        <w:t xml:space="preserve"> Converts input into proper date-time format</w:t>
+      </w:r>
+    </w:p>
+    <w:p>
+      <w:r>
+        <w:pict w14:anchorId="5DA1411B">
+          <v:rect id="_x0000_i1141" style="width:0;height:1.5pt" o:hralign="center" o:hrstd="t" o:hr="t" fillcolor="#a0a0a0" stroked="f"/>
+        </w:pict>
+      </w:r>
+    </w:p>
+    <w:p>
+      <w:pPr>
+        <w:rPr>
+          <w:b/>
+          <w:bCs/>
+        </w:rPr>
+      </w:pPr>
+      <w:r>
+        <w:rPr>
+          <w:b/>
+          <w:bCs/>
+        </w:rPr>
+        <w:t>2. Validate Time Range</w:t>
+      </w:r>
+    </w:p>
+    <w:p>
+      <w:r>
+        <w:t>if (!start || !end || start &gt;= end) return true;</w:t>
+      </w:r>
+    </w:p>
+    <w:p>
+      <w:r>
+        <w:rPr>
+          <w:rFonts w:ascii="Segoe UI Emoji" w:hAnsi="Segoe UI Emoji" w:cs="Segoe UI Emoji"/>
+        </w:rPr>
+        <w:t>👉</w:t>
+      </w:r>
+      <w:r>
+        <w:t xml:space="preserve"> If:</w:t>
+      </w:r>
+    </w:p>
+    <w:p>
+      <w:pPr>
+        <w:numPr>
+          <w:ilvl w:val="0"/>
+          <w:numId w:val="19"/>
+        </w:numPr>
+      </w:pPr>
+      <w:r>
+        <w:t xml:space="preserve">invalid date OR </w:t>
+      </w:r>
+    </w:p>
+    <w:p>
+      <w:pPr>
+        <w:numPr>
+          <w:ilvl w:val="0"/>
+          <w:numId w:val="19"/>
+        </w:numPr>
+      </w:pPr>
+      <w:r>
+        <w:t xml:space="preserve">start ≥ end </w:t>
+      </w:r>
+    </w:p>
+    <w:p>
+      <w:r>
+        <w:rPr>
+          <w:rFonts w:ascii="Segoe UI Emoji" w:hAnsi="Segoe UI Emoji" w:cs="Segoe UI Emoji"/>
+        </w:rPr>
+        <w:t>➡️</w:t>
+      </w:r>
+      <w:r>
+        <w:t xml:space="preserve"> </w:t>
+      </w:r>
+      <w:r>
+        <w:rPr>
+          <w:b/>
+          <w:bCs/>
+        </w:rPr>
+        <w:t>Return conflict = true</w:t>
+      </w:r>
+    </w:p>
+    <w:p>
+      <w:r>
+        <w:pict w14:anchorId="0E4B7FBB">
+          <v:rect id="_x0000_i1142" style="width:0;height:1.5pt" o:hralign="center" o:hrstd="t" o:hr="t" fillcolor="#a0a0a0" stroked="f"/>
+        </w:pict>
+      </w:r>
+    </w:p>
+    <w:p>
+      <w:pPr>
+        <w:rPr>
+          <w:b/>
+          <w:bCs/>
+        </w:rPr>
+      </w:pPr>
+      <w:r>
+        <w:rPr>
+          <w:b/>
+          <w:bCs/>
+        </w:rPr>
+        <w:t>3. Fetch Provider Data</w:t>
+      </w:r>
+    </w:p>
+    <w:p>
+      <w:r>
+        <w:t>const provider = await Provider.findById(providerId);</w:t>
+      </w:r>
+    </w:p>
+    <w:p>
+      <w:r>
+        <w:rPr>
+          <w:rFonts w:ascii="Segoe UI Emoji" w:hAnsi="Segoe UI Emoji" w:cs="Segoe UI Emoji"/>
+        </w:rPr>
+        <w:t>👉</w:t>
+      </w:r>
+      <w:r>
+        <w:t xml:space="preserve"> If:</w:t>
+      </w:r>
+    </w:p>
+    <w:p>
+      <w:pPr>
+        <w:numPr>
+          <w:ilvl w:val="0"/>
+          <w:numId w:val="20"/>
+        </w:numPr>
+      </w:pPr>
+      <w:r>
+        <w:t xml:space="preserve">provider not found OR </w:t>
+      </w:r>
+    </w:p>
+    <w:p>
+      <w:pPr>
+        <w:numPr>
+          <w:ilvl w:val="0"/>
+          <w:numId w:val="20"/>
+        </w:numPr>
+      </w:pPr>
+      <w:r>
+        <w:t xml:space="preserve">provider not available </w:t>
+      </w:r>
+    </w:p>
+    <w:p>
+      <w:r>
+        <w:rPr>
+          <w:rFonts w:ascii="Segoe UI Emoji" w:hAnsi="Segoe UI Emoji" w:cs="Segoe UI Emoji"/>
+        </w:rPr>
+        <w:t>➡️</w:t>
+      </w:r>
+      <w:r>
+        <w:t xml:space="preserve"> </w:t>
+      </w:r>
+      <w:r>
+        <w:rPr>
+          <w:b/>
+          <w:bCs/>
+        </w:rPr>
+        <w:t>Return conflict</w:t>
+      </w:r>
+    </w:p>
+    <w:p>
+      <w:r>
+        <w:pict w14:anchorId="016FD106">
+          <v:rect id="_x0000_i1143" style="width:0;height:1.5pt" o:hralign="center" o:hrstd="t" o:hr="t" fillcolor="#a0a0a0" stroked="f"/>
+        </w:pict>
+      </w:r>
+    </w:p>
+    <w:p>
+      <w:pPr>
+        <w:rPr>
+          <w:b/>
+          <w:bCs/>
+        </w:rPr>
+      </w:pPr>
+      <w:r>
+        <w:rPr>
+          <w:b/>
+          <w:bCs/>
+        </w:rPr>
+        <w:t>4. Check Working Day</w:t>
+      </w:r>
+    </w:p>
+    <w:p>
+      <w:r>
+        <w:t>const dayOfWeek = dayMap[start.getDay()];</w:t>
+      </w:r>
+    </w:p>
+    <w:p>
+      <w:r>
+        <w:t>if (!provider.availability.workingDays.includes(dayOfWeek)) {</w:t>
+      </w:r>
+      <w:r>
+        <w:br/>
+        <w:t xml:space="preserve">    return true;</w:t>
+      </w:r>
+      <w:r>
+        <w:br/>
+        <w:t>}</w:t>
+      </w:r>
+    </w:p>
+    <w:p>
+      <w:r>
+        <w:rPr>
+          <w:rFonts w:ascii="Segoe UI Emoji" w:hAnsi="Segoe UI Emoji" w:cs="Segoe UI Emoji"/>
+        </w:rPr>
+        <w:t>👉</w:t>
+      </w:r>
+      <w:r>
+        <w:t xml:space="preserve"> If booking day is NOT in provider’s working days</w:t>
+      </w:r>
+      <w:r>
+        <w:br/>
+      </w:r>
+      <w:r>
+        <w:rPr>
+          <w:rFonts w:ascii="Segoe UI Emoji" w:hAnsi="Segoe UI Emoji" w:cs="Segoe UI Emoji"/>
+        </w:rPr>
+        <w:t>➡️</w:t>
+      </w:r>
+      <w:r>
+        <w:t xml:space="preserve"> </w:t>
+      </w:r>
+      <w:r>
+        <w:rPr>
+          <w:b/>
+          <w:bCs/>
+        </w:rPr>
+        <w:t>Conflict</w:t>
+      </w:r>
+    </w:p>
+    <w:p>
+      <w:r>
+        <w:pict w14:anchorId="39B28D7A">
+          <v:rect id="_x0000_i1144" style="width:0;height:1.5pt" o:hralign="center" o:hrstd="t" o:hr="t" fillcolor="#a0a0a0" stroked="f"/>
+        </w:pict>
+      </w:r>
+    </w:p>
+    <w:p>
+      <w:pPr>
+        <w:rPr>
+          <w:b/>
+          <w:bCs/>
+        </w:rPr>
+      </w:pPr>
+      <w:r>
+        <w:rPr>
+          <w:b/>
+          <w:bCs/>
+        </w:rPr>
+        <w:lastRenderedPageBreak/>
+        <w:t>5. Get Working Hours</w:t>
+      </w:r>
+    </w:p>
+    <w:p>
+      <w:r>
+        <w:t xml:space="preserve">startTime → workStart  </w:t>
+      </w:r>
+      <w:r>
+        <w:br/>
+        <w:t>endTime → workEnd</w:t>
+      </w:r>
+    </w:p>
+    <w:p>
+      <w:r>
+        <w:rPr>
+          <w:rFonts w:ascii="Segoe UI Emoji" w:hAnsi="Segoe UI Emoji" w:cs="Segoe UI Emoji"/>
+        </w:rPr>
+        <w:t>👉</w:t>
+      </w:r>
+      <w:r>
+        <w:t xml:space="preserve"> Converts provider’s working hours into Date objects</w:t>
+      </w:r>
+    </w:p>
+    <w:p>
+      <w:r>
+        <w:pict w14:anchorId="11EA40F0">
+          <v:rect id="_x0000_i1145" style="width:0;height:1.5pt" o:hralign="center" o:hrstd="t" o:hr="t" fillcolor="#a0a0a0" stroked="f"/>
+        </w:pict>
+      </w:r>
+    </w:p>
+    <w:p>
+      <w:pPr>
+        <w:rPr>
+          <w:b/>
+          <w:bCs/>
+        </w:rPr>
+      </w:pPr>
+      <w:r>
+        <w:rPr>
+          <w:b/>
+          <w:bCs/>
+        </w:rPr>
+        <w:t>6. Check Time Within Working Hours</w:t>
+      </w:r>
+    </w:p>
+    <w:p>
+      <w:r>
+        <w:t>if (start &lt; workStart || end &gt; workEnd) {</w:t>
+      </w:r>
+      <w:r>
+        <w:br/>
+        <w:t xml:space="preserve">    return true;</w:t>
+      </w:r>
+      <w:r>
+        <w:br/>
+        <w:t>}</w:t>
+      </w:r>
+    </w:p>
+    <w:p>
+      <w:r>
+        <w:rPr>
+          <w:rFonts w:ascii="Segoe UI Emoji" w:hAnsi="Segoe UI Emoji" w:cs="Segoe UI Emoji"/>
+        </w:rPr>
+        <w:t>👉</w:t>
+      </w:r>
+      <w:r>
+        <w:t xml:space="preserve"> If booking is:</w:t>
+      </w:r>
+    </w:p>
+    <w:p>
+      <w:pPr>
+        <w:numPr>
+          <w:ilvl w:val="0"/>
+          <w:numId w:val="21"/>
+        </w:numPr>
+      </w:pPr>
+      <w:r>
+        <w:t xml:space="preserve">before working hours OR </w:t>
+      </w:r>
+    </w:p>
+    <w:p>
+      <w:pPr>
+        <w:numPr>
+          <w:ilvl w:val="0"/>
+          <w:numId w:val="21"/>
+        </w:numPr>
+      </w:pPr>
+      <w:r>
+        <w:t xml:space="preserve">after working hours </w:t>
+      </w:r>
+    </w:p>
+    <w:p>
+      <w:r>
+        <w:rPr>
+          <w:rFonts w:ascii="Segoe UI Emoji" w:hAnsi="Segoe UI Emoji" w:cs="Segoe UI Emoji"/>
+        </w:rPr>
+        <w:t>➡️</w:t>
+      </w:r>
+      <w:r>
+        <w:t xml:space="preserve"> </w:t>
+      </w:r>
+      <w:r>
+        <w:rPr>
+          <w:b/>
+          <w:bCs/>
+        </w:rPr>
+        <w:t>Conflict</w:t>
+      </w:r>
+    </w:p>
+    <w:p>
+      <w:r>
+        <w:pict w14:anchorId="62C9FE4B">
+          <v:rect id="_x0000_i1146" style="width:0;height:1.5pt" o:hralign="center" o:hrstd="t" o:hr="t" fillcolor="#a0a0a0" stroked="f"/>
+        </w:pict>
+      </w:r>
+    </w:p>
+    <w:p>
+      <w:pPr>
+        <w:rPr>
+          <w:b/>
+          <w:bCs/>
+        </w:rPr>
+      </w:pPr>
+      <w:r>
+        <w:rPr>
+          <w:b/>
+          <w:bCs/>
+        </w:rPr>
+        <w:t>7. Check Overlapping Bookings (Main Logic)</w:t>
+      </w:r>
+    </w:p>
+    <w:p>
+      <w:r>
+        <w:t>const conflict = await Booking.findOne({</w:t>
+      </w:r>
+      <w:r>
+        <w:br/>
+        <w:t xml:space="preserve">    providerIds: providerId,</w:t>
+      </w:r>
+      <w:r>
+        <w:br/>
+        <w:t xml:space="preserve">    status: { $in: ["accepted", "in-progress"] },</w:t>
+      </w:r>
+      <w:r>
+        <w:br/>
+        <w:t xml:space="preserve">    appointmentStart: { $lt: end },</w:t>
+      </w:r>
+      <w:r>
+        <w:br/>
+        <w:t xml:space="preserve">    appointmentEnd: { $gt: start }</w:t>
+      </w:r>
+      <w:r>
+        <w:br/>
+        <w:t>});</w:t>
+      </w:r>
+    </w:p>
+    <w:p>
+      <w:r>
+        <w:rPr>
+          <w:rFonts w:ascii="Segoe UI Emoji" w:hAnsi="Segoe UI Emoji" w:cs="Segoe UI Emoji"/>
+        </w:rPr>
+        <w:t>👉</w:t>
+      </w:r>
+      <w:r>
+        <w:t xml:space="preserve"> This checks:</w:t>
+      </w:r>
+    </w:p>
+    <w:p>
+      <w:pPr>
+        <w:numPr>
+          <w:ilvl w:val="0"/>
+          <w:numId w:val="22"/>
+        </w:numPr>
+      </w:pPr>
+      <w:r>
+        <w:t xml:space="preserve">Existing booking starts before new booking ends </w:t>
+      </w:r>
+    </w:p>
+    <w:p>
+      <w:pPr>
+        <w:numPr>
+          <w:ilvl w:val="0"/>
+          <w:numId w:val="22"/>
+        </w:numPr>
+      </w:pPr>
+      <w:r>
+        <w:t xml:space="preserve">AND ends after new booking starts </w:t>
+      </w:r>
+    </w:p>
+    <w:p>
+      <w:r>
+        <w:rPr>
+          <w:rFonts w:ascii="Segoe UI Emoji" w:hAnsi="Segoe UI Emoji" w:cs="Segoe UI Emoji"/>
+        </w:rPr>
+        <w:t>➡️</w:t>
+      </w:r>
+      <w:r>
+        <w:t xml:space="preserve"> </w:t>
+      </w:r>
+      <w:r>
+        <w:rPr>
+          <w:b/>
+          <w:bCs/>
+        </w:rPr>
+        <w:t>Overlap condition</w:t>
+      </w:r>
+    </w:p>
+    <w:p>
+      <w:r>
+        <w:pict w14:anchorId="7A2D6B8B">
+          <v:rect id="_x0000_i1147" style="width:0;height:1.5pt" o:hralign="center" o:hrstd="t" o:hr="t" fillcolor="#a0a0a0" stroked="f"/>
+        </w:pict>
+      </w:r>
+    </w:p>
+    <w:p>
+      <w:pPr>
+        <w:rPr>
+          <w:b/>
+          <w:bCs/>
+        </w:rPr>
+      </w:pPr>
+      <w:r>
+        <w:rPr>
+          <w:b/>
+          <w:bCs/>
+        </w:rPr>
+        <w:t>8. Return Result</w:t>
+      </w:r>
+    </w:p>
+    <w:p>
+      <w:r>
+        <w:t>return !!conflict;</w:t>
+      </w:r>
+    </w:p>
+    <w:p>
+      <w:r>
+        <w:rPr>
+          <w:rFonts w:ascii="Segoe UI Emoji" w:hAnsi="Segoe UI Emoji" w:cs="Segoe UI Emoji"/>
+        </w:rPr>
+        <w:t>👉</w:t>
+      </w:r>
+      <w:r>
+        <w:t xml:space="preserve"> Returns:</w:t>
+      </w:r>
+    </w:p>
+    <w:p>
+      <w:pPr>
+        <w:numPr>
+          <w:ilvl w:val="0"/>
+          <w:numId w:val="23"/>
+        </w:numPr>
+      </w:pPr>
+      <w:r>
+        <w:lastRenderedPageBreak/>
+        <w:t xml:space="preserve">true → conflict exists </w:t>
+      </w:r>
+    </w:p>
+    <w:p>
+      <w:pPr>
+        <w:numPr>
+          <w:ilvl w:val="0"/>
+          <w:numId w:val="23"/>
+        </w:numPr>
+      </w:pPr>
+      <w:r>
+        <w:t xml:space="preserve">false → safe to book </w:t>
+      </w:r>
+    </w:p>
+    <w:p>
+      <w:r>
+        <w:pict w14:anchorId="3B83ADB4">
+          <v:rect id="_x0000_i1148" style="width:0;height:1.5pt" o:hralign="center" o:hrstd="t" o:hr="t" fillcolor="#a0a0a0" stroked="f"/>
+        </w:pict>
+      </w:r>
+    </w:p>
+    <w:p>
+      <w:pPr>
+        <w:rPr>
+          <w:b/>
+          <w:bCs/>
+        </w:rPr>
+      </w:pPr>
+      <w:r>
+        <w:rPr>
+          <w:b/>
+          <w:bCs/>
+        </w:rPr>
+        <w:t>9. Error Handling</w:t>
+      </w:r>
+    </w:p>
+    <w:p>
+      <w:r>
+        <w:t>catch {</w:t>
+      </w:r>
+      <w:r>
+        <w:br/>
+        <w:t xml:space="preserve">   return true;</w:t>
+      </w:r>
+      <w:r>
+        <w:br/>
+        <w:t>}</w:t>
+      </w:r>
+    </w:p>
+    <w:p>
+      <w:r>
+        <w:rPr>
+          <w:rFonts w:ascii="Segoe UI Emoji" w:hAnsi="Segoe UI Emoji" w:cs="Segoe UI Emoji"/>
+        </w:rPr>
+        <w:t>👉</w:t>
+      </w:r>
+      <w:r>
+        <w:t xml:space="preserve"> If any error occurs → assume conflict (safe approach)</w:t>
+      </w:r>
+    </w:p>
+    <w:p>
+      <w:r>
+        <w:drawing>
+          <wp:inline distT="0" distB="0" distL="0" distR="0" wp14:anchorId="10C9496E" wp14:editId="1512BE1B">
+            <wp:extent cx="5229955" cy="2210108"/>
+            <wp:effectExtent l="0" t="0" r="8890" b="0"/>
+            <wp:docPr id="533000399" name="Picture 1"/>
+            <wp:cNvGraphicFramePr>
+              <a:graphicFrameLocks xmlns:a="http://schemas.openxmlformats.org/drawingml/2006/main" noChangeAspect="1"/>
+            </wp:cNvGraphicFramePr>
+            <a:graphic xmlns:a="http://schemas.openxmlformats.org/drawingml/2006/main">
+              <a:graphicData uri="http://schemas.openxmlformats.org/drawingml/2006/picture">
+                <pic:pic xmlns:pic="http://schemas.openxmlformats.org/drawingml/2006/picture">
+                  <pic:nvPicPr>
+                    <pic:cNvPr id="533000399" name=""/>
+                    <pic:cNvPicPr/>
+                  </pic:nvPicPr>
+                  <pic:blipFill>
+                    <a:blip r:embed="rId33"/>
+                    <a:stretch>
+                      <a:fillRect/>
+                    </a:stretch>
+                  </pic:blipFill>
+                  <pic:spPr>
+                    <a:xfrm>
+                      <a:off x="0" y="0"/>
+                      <a:ext cx="5229955" cy="2210108"/>
+                    </a:xfrm>
+                    <a:prstGeom prst="rect">
+                      <a:avLst/>
+                    </a:prstGeom>
+                  </pic:spPr>
+                </pic:pic>
+              </a:graphicData>
+            </a:graphic>
+          </wp:inline>
+        </w:drawing>
+      </w:r>
+    </w:p>
     <w:p/>
     <w:sectPr>
       <w:pgSz w:w="12240" w:h="15840"/>
@@ -2372,6 +4166,602 @@
     </w:lvl>
   </w:abstractNum>
   <w:abstractNum w:abstractNumId="4" w15:restartNumberingAfterBreak="0">
+    <w:nsid w:val="1EB545EC"/>
+    <w:multiLevelType w:val="multilevel"/>
+    <w:tmpl w:val="65D4E41A"/>
+    <w:lvl w:ilvl="0">
+      <w:start w:val="1"/>
+      <w:numFmt w:val="bullet"/>
+      <w:lvlText w:val=""/>
+      <w:lvlJc w:val="left"/>
+      <w:pPr>
+        <w:tabs>
+          <w:tab w:val="num" w:pos="720"/>
+        </w:tabs>
+        <w:ind w:left="720" w:hanging="360"/>
+      </w:pPr>
+      <w:rPr>
+        <w:rFonts w:ascii="Symbol" w:hAnsi="Symbol" w:hint="default"/>
+        <w:sz w:val="20"/>
+      </w:rPr>
+    </w:lvl>
+    <w:lvl w:ilvl="1">
+      <w:start w:val="1"/>
+      <w:numFmt w:val="bullet"/>
+      <w:lvlText w:val="o"/>
+      <w:lvlJc w:val="left"/>
+      <w:pPr>
+        <w:tabs>
+          <w:tab w:val="num" w:pos="1440"/>
+        </w:tabs>
+        <w:ind w:left="1440" w:hanging="360"/>
+      </w:pPr>
+      <w:rPr>
+        <w:rFonts w:ascii="Courier New" w:hAnsi="Courier New" w:hint="default"/>
+        <w:sz w:val="20"/>
+      </w:rPr>
+    </w:lvl>
+    <w:lvl w:ilvl="2" w:tentative="1">
+      <w:start w:val="1"/>
+      <w:numFmt w:val="bullet"/>
+      <w:lvlText w:val=""/>
+      <w:lvlJc w:val="left"/>
+      <w:pPr>
+        <w:tabs>
+          <w:tab w:val="num" w:pos="2160"/>
+        </w:tabs>
+        <w:ind w:left="2160" w:hanging="360"/>
+      </w:pPr>
+      <w:rPr>
+        <w:rFonts w:ascii="Wingdings" w:hAnsi="Wingdings" w:hint="default"/>
+        <w:sz w:val="20"/>
+      </w:rPr>
+    </w:lvl>
+    <w:lvl w:ilvl="3" w:tentative="1">
+      <w:start w:val="1"/>
+      <w:numFmt w:val="bullet"/>
+      <w:lvlText w:val=""/>
+      <w:lvlJc w:val="left"/>
+      <w:pPr>
+        <w:tabs>
+          <w:tab w:val="num" w:pos="2880"/>
+        </w:tabs>
+        <w:ind w:left="2880" w:hanging="360"/>
+      </w:pPr>
+      <w:rPr>
+        <w:rFonts w:ascii="Wingdings" w:hAnsi="Wingdings" w:hint="default"/>
+        <w:sz w:val="20"/>
+      </w:rPr>
+    </w:lvl>
+    <w:lvl w:ilvl="4" w:tentative="1">
+      <w:start w:val="1"/>
+      <w:numFmt w:val="bullet"/>
+      <w:lvlText w:val=""/>
+      <w:lvlJc w:val="left"/>
+      <w:pPr>
+        <w:tabs>
+          <w:tab w:val="num" w:pos="3600"/>
+        </w:tabs>
+        <w:ind w:left="3600" w:hanging="360"/>
+      </w:pPr>
+      <w:rPr>
+        <w:rFonts w:ascii="Wingdings" w:hAnsi="Wingdings" w:hint="default"/>
+        <w:sz w:val="20"/>
+      </w:rPr>
+    </w:lvl>
+    <w:lvl w:ilvl="5" w:tentative="1">
+      <w:start w:val="1"/>
+      <w:numFmt w:val="bullet"/>
+      <w:lvlText w:val=""/>
+      <w:lvlJc w:val="left"/>
+      <w:pPr>
+        <w:tabs>
+          <w:tab w:val="num" w:pos="4320"/>
+        </w:tabs>
+        <w:ind w:left="4320" w:hanging="360"/>
+      </w:pPr>
+      <w:rPr>
+        <w:rFonts w:ascii="Wingdings" w:hAnsi="Wingdings" w:hint="default"/>
+        <w:sz w:val="20"/>
+      </w:rPr>
+    </w:lvl>
+    <w:lvl w:ilvl="6" w:tentative="1">
+      <w:start w:val="1"/>
+      <w:numFmt w:val="bullet"/>
+      <w:lvlText w:val=""/>
+      <w:lvlJc w:val="left"/>
+      <w:pPr>
+        <w:tabs>
+          <w:tab w:val="num" w:pos="5040"/>
+        </w:tabs>
+        <w:ind w:left="5040" w:hanging="360"/>
+      </w:pPr>
+      <w:rPr>
+        <w:rFonts w:ascii="Wingdings" w:hAnsi="Wingdings" w:hint="default"/>
+        <w:sz w:val="20"/>
+      </w:rPr>
+    </w:lvl>
+    <w:lvl w:ilvl="7" w:tentative="1">
+      <w:start w:val="1"/>
+      <w:numFmt w:val="bullet"/>
+      <w:lvlText w:val=""/>
+      <w:lvlJc w:val="left"/>
+      <w:pPr>
+        <w:tabs>
+          <w:tab w:val="num" w:pos="5760"/>
+        </w:tabs>
+        <w:ind w:left="5760" w:hanging="360"/>
+      </w:pPr>
+      <w:rPr>
+        <w:rFonts w:ascii="Wingdings" w:hAnsi="Wingdings" w:hint="default"/>
+        <w:sz w:val="20"/>
+      </w:rPr>
+    </w:lvl>
+    <w:lvl w:ilvl="8" w:tentative="1">
+      <w:start w:val="1"/>
+      <w:numFmt w:val="bullet"/>
+      <w:lvlText w:val=""/>
+      <w:lvlJc w:val="left"/>
+      <w:pPr>
+        <w:tabs>
+          <w:tab w:val="num" w:pos="6480"/>
+        </w:tabs>
+        <w:ind w:left="6480" w:hanging="360"/>
+      </w:pPr>
+      <w:rPr>
+        <w:rFonts w:ascii="Wingdings" w:hAnsi="Wingdings" w:hint="default"/>
+        <w:sz w:val="20"/>
+      </w:rPr>
+    </w:lvl>
+  </w:abstractNum>
+  <w:abstractNum w:abstractNumId="5" w15:restartNumberingAfterBreak="0">
+    <w:nsid w:val="24CA062D"/>
+    <w:multiLevelType w:val="multilevel"/>
+    <w:tmpl w:val="14161494"/>
+    <w:lvl w:ilvl="0">
+      <w:start w:val="1"/>
+      <w:numFmt w:val="bullet"/>
+      <w:lvlText w:val=""/>
+      <w:lvlJc w:val="left"/>
+      <w:pPr>
+        <w:tabs>
+          <w:tab w:val="num" w:pos="720"/>
+        </w:tabs>
+        <w:ind w:left="720" w:hanging="360"/>
+      </w:pPr>
+      <w:rPr>
+        <w:rFonts w:ascii="Symbol" w:hAnsi="Symbol" w:hint="default"/>
+        <w:sz w:val="20"/>
+      </w:rPr>
+    </w:lvl>
+    <w:lvl w:ilvl="1" w:tentative="1">
+      <w:start w:val="1"/>
+      <w:numFmt w:val="bullet"/>
+      <w:lvlText w:val="o"/>
+      <w:lvlJc w:val="left"/>
+      <w:pPr>
+        <w:tabs>
+          <w:tab w:val="num" w:pos="1440"/>
+        </w:tabs>
+        <w:ind w:left="1440" w:hanging="360"/>
+      </w:pPr>
+      <w:rPr>
+        <w:rFonts w:ascii="Courier New" w:hAnsi="Courier New" w:hint="default"/>
+        <w:sz w:val="20"/>
+      </w:rPr>
+    </w:lvl>
+    <w:lvl w:ilvl="2" w:tentative="1">
+      <w:start w:val="1"/>
+      <w:numFmt w:val="bullet"/>
+      <w:lvlText w:val=""/>
+      <w:lvlJc w:val="left"/>
+      <w:pPr>
+        <w:tabs>
+          <w:tab w:val="num" w:pos="2160"/>
+        </w:tabs>
+        <w:ind w:left="2160" w:hanging="360"/>
+      </w:pPr>
+      <w:rPr>
+        <w:rFonts w:ascii="Wingdings" w:hAnsi="Wingdings" w:hint="default"/>
+        <w:sz w:val="20"/>
+      </w:rPr>
+    </w:lvl>
+    <w:lvl w:ilvl="3" w:tentative="1">
+      <w:start w:val="1"/>
+      <w:numFmt w:val="bullet"/>
+      <w:lvlText w:val=""/>
+      <w:lvlJc w:val="left"/>
+      <w:pPr>
+        <w:tabs>
+          <w:tab w:val="num" w:pos="2880"/>
+        </w:tabs>
+        <w:ind w:left="2880" w:hanging="360"/>
+      </w:pPr>
+      <w:rPr>
+        <w:rFonts w:ascii="Wingdings" w:hAnsi="Wingdings" w:hint="default"/>
+        <w:sz w:val="20"/>
+      </w:rPr>
+    </w:lvl>
+    <w:lvl w:ilvl="4" w:tentative="1">
+      <w:start w:val="1"/>
+      <w:numFmt w:val="bullet"/>
+      <w:lvlText w:val=""/>
+      <w:lvlJc w:val="left"/>
+      <w:pPr>
+        <w:tabs>
+          <w:tab w:val="num" w:pos="3600"/>
+        </w:tabs>
+        <w:ind w:left="3600" w:hanging="360"/>
+      </w:pPr>
+      <w:rPr>
+        <w:rFonts w:ascii="Wingdings" w:hAnsi="Wingdings" w:hint="default"/>
+        <w:sz w:val="20"/>
+      </w:rPr>
+    </w:lvl>
+    <w:lvl w:ilvl="5" w:tentative="1">
+      <w:start w:val="1"/>
+      <w:numFmt w:val="bullet"/>
+      <w:lvlText w:val=""/>
+      <w:lvlJc w:val="left"/>
+      <w:pPr>
+        <w:tabs>
+          <w:tab w:val="num" w:pos="4320"/>
+        </w:tabs>
+        <w:ind w:left="4320" w:hanging="360"/>
+      </w:pPr>
+      <w:rPr>
+        <w:rFonts w:ascii="Wingdings" w:hAnsi="Wingdings" w:hint="default"/>
+        <w:sz w:val="20"/>
+      </w:rPr>
+    </w:lvl>
+    <w:lvl w:ilvl="6" w:tentative="1">
+      <w:start w:val="1"/>
+      <w:numFmt w:val="bullet"/>
+      <w:lvlText w:val=""/>
+      <w:lvlJc w:val="left"/>
+      <w:pPr>
+        <w:tabs>
+          <w:tab w:val="num" w:pos="5040"/>
+        </w:tabs>
+        <w:ind w:left="5040" w:hanging="360"/>
+      </w:pPr>
+      <w:rPr>
+        <w:rFonts w:ascii="Wingdings" w:hAnsi="Wingdings" w:hint="default"/>
+        <w:sz w:val="20"/>
+      </w:rPr>
+    </w:lvl>
+    <w:lvl w:ilvl="7" w:tentative="1">
+      <w:start w:val="1"/>
+      <w:numFmt w:val="bullet"/>
+      <w:lvlText w:val=""/>
+      <w:lvlJc w:val="left"/>
+      <w:pPr>
+        <w:tabs>
+          <w:tab w:val="num" w:pos="5760"/>
+        </w:tabs>
+        <w:ind w:left="5760" w:hanging="360"/>
+      </w:pPr>
+      <w:rPr>
+        <w:rFonts w:ascii="Wingdings" w:hAnsi="Wingdings" w:hint="default"/>
+        <w:sz w:val="20"/>
+      </w:rPr>
+    </w:lvl>
+    <w:lvl w:ilvl="8" w:tentative="1">
+      <w:start w:val="1"/>
+      <w:numFmt w:val="bullet"/>
+      <w:lvlText w:val=""/>
+      <w:lvlJc w:val="left"/>
+      <w:pPr>
+        <w:tabs>
+          <w:tab w:val="num" w:pos="6480"/>
+        </w:tabs>
+        <w:ind w:left="6480" w:hanging="360"/>
+      </w:pPr>
+      <w:rPr>
+        <w:rFonts w:ascii="Wingdings" w:hAnsi="Wingdings" w:hint="default"/>
+        <w:sz w:val="20"/>
+      </w:rPr>
+    </w:lvl>
+  </w:abstractNum>
+  <w:abstractNum w:abstractNumId="6" w15:restartNumberingAfterBreak="0">
+    <w:nsid w:val="26E7294A"/>
+    <w:multiLevelType w:val="multilevel"/>
+    <w:tmpl w:val="4EB26162"/>
+    <w:lvl w:ilvl="0">
+      <w:start w:val="1"/>
+      <w:numFmt w:val="bullet"/>
+      <w:lvlText w:val=""/>
+      <w:lvlJc w:val="left"/>
+      <w:pPr>
+        <w:tabs>
+          <w:tab w:val="num" w:pos="720"/>
+        </w:tabs>
+        <w:ind w:left="720" w:hanging="360"/>
+      </w:pPr>
+      <w:rPr>
+        <w:rFonts w:ascii="Symbol" w:hAnsi="Symbol" w:hint="default"/>
+        <w:sz w:val="20"/>
+      </w:rPr>
+    </w:lvl>
+    <w:lvl w:ilvl="1" w:tentative="1">
+      <w:start w:val="1"/>
+      <w:numFmt w:val="bullet"/>
+      <w:lvlText w:val="o"/>
+      <w:lvlJc w:val="left"/>
+      <w:pPr>
+        <w:tabs>
+          <w:tab w:val="num" w:pos="1440"/>
+        </w:tabs>
+        <w:ind w:left="1440" w:hanging="360"/>
+      </w:pPr>
+      <w:rPr>
+        <w:rFonts w:ascii="Courier New" w:hAnsi="Courier New" w:hint="default"/>
+        <w:sz w:val="20"/>
+      </w:rPr>
+    </w:lvl>
+    <w:lvl w:ilvl="2" w:tentative="1">
+      <w:start w:val="1"/>
+      <w:numFmt w:val="bullet"/>
+      <w:lvlText w:val=""/>
+      <w:lvlJc w:val="left"/>
+      <w:pPr>
+        <w:tabs>
+          <w:tab w:val="num" w:pos="2160"/>
+        </w:tabs>
+        <w:ind w:left="2160" w:hanging="360"/>
+      </w:pPr>
+      <w:rPr>
+        <w:rFonts w:ascii="Wingdings" w:hAnsi="Wingdings" w:hint="default"/>
+        <w:sz w:val="20"/>
+      </w:rPr>
+    </w:lvl>
+    <w:lvl w:ilvl="3" w:tentative="1">
+      <w:start w:val="1"/>
+      <w:numFmt w:val="bullet"/>
+      <w:lvlText w:val=""/>
+      <w:lvlJc w:val="left"/>
+      <w:pPr>
+        <w:tabs>
+          <w:tab w:val="num" w:pos="2880"/>
+        </w:tabs>
+        <w:ind w:left="2880" w:hanging="360"/>
+      </w:pPr>
+      <w:rPr>
+        <w:rFonts w:ascii="Wingdings" w:hAnsi="Wingdings" w:hint="default"/>
+        <w:sz w:val="20"/>
+      </w:rPr>
+    </w:lvl>
+    <w:lvl w:ilvl="4" w:tentative="1">
+      <w:start w:val="1"/>
+      <w:numFmt w:val="bullet"/>
+      <w:lvlText w:val=""/>
+      <w:lvlJc w:val="left"/>
+      <w:pPr>
+        <w:tabs>
+          <w:tab w:val="num" w:pos="3600"/>
+        </w:tabs>
+        <w:ind w:left="3600" w:hanging="360"/>
+      </w:pPr>
+      <w:rPr>
+        <w:rFonts w:ascii="Wingdings" w:hAnsi="Wingdings" w:hint="default"/>
+        <w:sz w:val="20"/>
+      </w:rPr>
+    </w:lvl>
+    <w:lvl w:ilvl="5" w:tentative="1">
+      <w:start w:val="1"/>
+      <w:numFmt w:val="bullet"/>
+      <w:lvlText w:val=""/>
+      <w:lvlJc w:val="left"/>
+      <w:pPr>
+        <w:tabs>
+          <w:tab w:val="num" w:pos="4320"/>
+        </w:tabs>
+        <w:ind w:left="4320" w:hanging="360"/>
+      </w:pPr>
+      <w:rPr>
+        <w:rFonts w:ascii="Wingdings" w:hAnsi="Wingdings" w:hint="default"/>
+        <w:sz w:val="20"/>
+      </w:rPr>
+    </w:lvl>
+    <w:lvl w:ilvl="6" w:tentative="1">
+      <w:start w:val="1"/>
+      <w:numFmt w:val="bullet"/>
+      <w:lvlText w:val=""/>
+      <w:lvlJc w:val="left"/>
+      <w:pPr>
+        <w:tabs>
+          <w:tab w:val="num" w:pos="5040"/>
+        </w:tabs>
+        <w:ind w:left="5040" w:hanging="360"/>
+      </w:pPr>
+      <w:rPr>
+        <w:rFonts w:ascii="Wingdings" w:hAnsi="Wingdings" w:hint="default"/>
+        <w:sz w:val="20"/>
+      </w:rPr>
+    </w:lvl>
+    <w:lvl w:ilvl="7" w:tentative="1">
+      <w:start w:val="1"/>
+      <w:numFmt w:val="bullet"/>
+      <w:lvlText w:val=""/>
+      <w:lvlJc w:val="left"/>
+      <w:pPr>
+        <w:tabs>
+          <w:tab w:val="num" w:pos="5760"/>
+        </w:tabs>
+        <w:ind w:left="5760" w:hanging="360"/>
+      </w:pPr>
+      <w:rPr>
+        <w:rFonts w:ascii="Wingdings" w:hAnsi="Wingdings" w:hint="default"/>
+        <w:sz w:val="20"/>
+      </w:rPr>
+    </w:lvl>
+    <w:lvl w:ilvl="8" w:tentative="1">
+      <w:start w:val="1"/>
+      <w:numFmt w:val="bullet"/>
+      <w:lvlText w:val=""/>
+      <w:lvlJc w:val="left"/>
+      <w:pPr>
+        <w:tabs>
+          <w:tab w:val="num" w:pos="6480"/>
+        </w:tabs>
+        <w:ind w:left="6480" w:hanging="360"/>
+      </w:pPr>
+      <w:rPr>
+        <w:rFonts w:ascii="Wingdings" w:hAnsi="Wingdings" w:hint="default"/>
+        <w:sz w:val="20"/>
+      </w:rPr>
+    </w:lvl>
+  </w:abstractNum>
+  <w:abstractNum w:abstractNumId="7" w15:restartNumberingAfterBreak="0">
+    <w:nsid w:val="2B7D1BC8"/>
+    <w:multiLevelType w:val="multilevel"/>
+    <w:tmpl w:val="01F68C38"/>
+    <w:lvl w:ilvl="0">
+      <w:start w:val="1"/>
+      <w:numFmt w:val="bullet"/>
+      <w:lvlText w:val=""/>
+      <w:lvlJc w:val="left"/>
+      <w:pPr>
+        <w:tabs>
+          <w:tab w:val="num" w:pos="720"/>
+        </w:tabs>
+        <w:ind w:left="720" w:hanging="360"/>
+      </w:pPr>
+      <w:rPr>
+        <w:rFonts w:ascii="Symbol" w:hAnsi="Symbol" w:hint="default"/>
+        <w:sz w:val="20"/>
+      </w:rPr>
+    </w:lvl>
+    <w:lvl w:ilvl="1" w:tentative="1">
+      <w:start w:val="1"/>
+      <w:numFmt w:val="bullet"/>
+      <w:lvlText w:val="o"/>
+      <w:lvlJc w:val="left"/>
+      <w:pPr>
+        <w:tabs>
+          <w:tab w:val="num" w:pos="1440"/>
+        </w:tabs>
+        <w:ind w:left="1440" w:hanging="360"/>
+      </w:pPr>
+      <w:rPr>
+        <w:rFonts w:ascii="Courier New" w:hAnsi="Courier New" w:hint="default"/>
+        <w:sz w:val="20"/>
+      </w:rPr>
+    </w:lvl>
+    <w:lvl w:ilvl="2" w:tentative="1">
+      <w:start w:val="1"/>
+      <w:numFmt w:val="bullet"/>
+      <w:lvlText w:val=""/>
+      <w:lvlJc w:val="left"/>
+      <w:pPr>
+        <w:tabs>
+          <w:tab w:val="num" w:pos="2160"/>
+        </w:tabs>
+        <w:ind w:left="2160" w:hanging="360"/>
+      </w:pPr>
+      <w:rPr>
+        <w:rFonts w:ascii="Wingdings" w:hAnsi="Wingdings" w:hint="default"/>
+        <w:sz w:val="20"/>
+      </w:rPr>
+    </w:lvl>
+    <w:lvl w:ilvl="3" w:tentative="1">
+      <w:start w:val="1"/>
+      <w:numFmt w:val="bullet"/>
+      <w:lvlText w:val=""/>
+      <w:lvlJc w:val="left"/>
+      <w:pPr>
+        <w:tabs>
+          <w:tab w:val="num" w:pos="2880"/>
+        </w:tabs>
+        <w:ind w:left="2880" w:hanging="360"/>
+      </w:pPr>
+      <w:rPr>
+        <w:rFonts w:ascii="Wingdings" w:hAnsi="Wingdings" w:hint="default"/>
+        <w:sz w:val="20"/>
+      </w:rPr>
+    </w:lvl>
+    <w:lvl w:ilvl="4" w:tentative="1">
+      <w:start w:val="1"/>
+      <w:numFmt w:val="bullet"/>
+      <w:lvlText w:val=""/>
+      <w:lvlJc w:val="left"/>
+      <w:pPr>
+        <w:tabs>
+          <w:tab w:val="num" w:pos="3600"/>
+        </w:tabs>
+        <w:ind w:left="3600" w:hanging="360"/>
+      </w:pPr>
+      <w:rPr>
+        <w:rFonts w:ascii="Wingdings" w:hAnsi="Wingdings" w:hint="default"/>
+        <w:sz w:val="20"/>
+      </w:rPr>
+    </w:lvl>
+    <w:lvl w:ilvl="5" w:tentative="1">
+      <w:start w:val="1"/>
+      <w:numFmt w:val="bullet"/>
+      <w:lvlText w:val=""/>
+      <w:lvlJc w:val="left"/>
+      <w:pPr>
+        <w:tabs>
+          <w:tab w:val="num" w:pos="4320"/>
+        </w:tabs>
+        <w:ind w:left="4320" w:hanging="360"/>
+      </w:pPr>
+      <w:rPr>
+        <w:rFonts w:ascii="Wingdings" w:hAnsi="Wingdings" w:hint="default"/>
+        <w:sz w:val="20"/>
+      </w:rPr>
+    </w:lvl>
+    <w:lvl w:ilvl="6" w:tentative="1">
+      <w:start w:val="1"/>
+      <w:numFmt w:val="bullet"/>
+      <w:lvlText w:val=""/>
+      <w:lvlJc w:val="left"/>
+      <w:pPr>
+        <w:tabs>
+          <w:tab w:val="num" w:pos="5040"/>
+        </w:tabs>
+        <w:ind w:left="5040" w:hanging="360"/>
+      </w:pPr>
+      <w:rPr>
+        <w:rFonts w:ascii="Wingdings" w:hAnsi="Wingdings" w:hint="default"/>
+        <w:sz w:val="20"/>
+      </w:rPr>
+    </w:lvl>
+    <w:lvl w:ilvl="7" w:tentative="1">
+      <w:start w:val="1"/>
+      <w:numFmt w:val="bullet"/>
+      <w:lvlText w:val=""/>
+      <w:lvlJc w:val="left"/>
+      <w:pPr>
+        <w:tabs>
+          <w:tab w:val="num" w:pos="5760"/>
+        </w:tabs>
+        <w:ind w:left="5760" w:hanging="360"/>
+      </w:pPr>
+      <w:rPr>
+        <w:rFonts w:ascii="Wingdings" w:hAnsi="Wingdings" w:hint="default"/>
+        <w:sz w:val="20"/>
+      </w:rPr>
+    </w:lvl>
+    <w:lvl w:ilvl="8" w:tentative="1">
+      <w:start w:val="1"/>
+      <w:numFmt w:val="bullet"/>
+      <w:lvlText w:val=""/>
+      <w:lvlJc w:val="left"/>
+      <w:pPr>
+        <w:tabs>
+          <w:tab w:val="num" w:pos="6480"/>
+        </w:tabs>
+        <w:ind w:left="6480" w:hanging="360"/>
+      </w:pPr>
+      <w:rPr>
+        <w:rFonts w:ascii="Wingdings" w:hAnsi="Wingdings" w:hint="default"/>
+        <w:sz w:val="20"/>
+      </w:rPr>
+    </w:lvl>
+  </w:abstractNum>
+  <w:abstractNum w:abstractNumId="8" w15:restartNumberingAfterBreak="0">
     <w:nsid w:val="2C11388B"/>
     <w:multiLevelType w:val="multilevel"/>
     <w:tmpl w:val="E1C85E8A"/>
@@ -2488,7 +4878,603 @@
       </w:pPr>
     </w:lvl>
   </w:abstractNum>
-  <w:abstractNum w:abstractNumId="5" w15:restartNumberingAfterBreak="0">
+  <w:abstractNum w:abstractNumId="9" w15:restartNumberingAfterBreak="0">
+    <w:nsid w:val="35BA4FC8"/>
+    <w:multiLevelType w:val="multilevel"/>
+    <w:tmpl w:val="DF381342"/>
+    <w:lvl w:ilvl="0">
+      <w:start w:val="1"/>
+      <w:numFmt w:val="bullet"/>
+      <w:lvlText w:val=""/>
+      <w:lvlJc w:val="left"/>
+      <w:pPr>
+        <w:tabs>
+          <w:tab w:val="num" w:pos="720"/>
+        </w:tabs>
+        <w:ind w:left="720" w:hanging="360"/>
+      </w:pPr>
+      <w:rPr>
+        <w:rFonts w:ascii="Symbol" w:hAnsi="Symbol" w:hint="default"/>
+        <w:sz w:val="20"/>
+      </w:rPr>
+    </w:lvl>
+    <w:lvl w:ilvl="1" w:tentative="1">
+      <w:start w:val="1"/>
+      <w:numFmt w:val="bullet"/>
+      <w:lvlText w:val="o"/>
+      <w:lvlJc w:val="left"/>
+      <w:pPr>
+        <w:tabs>
+          <w:tab w:val="num" w:pos="1440"/>
+        </w:tabs>
+        <w:ind w:left="1440" w:hanging="360"/>
+      </w:pPr>
+      <w:rPr>
+        <w:rFonts w:ascii="Courier New" w:hAnsi="Courier New" w:hint="default"/>
+        <w:sz w:val="20"/>
+      </w:rPr>
+    </w:lvl>
+    <w:lvl w:ilvl="2" w:tentative="1">
+      <w:start w:val="1"/>
+      <w:numFmt w:val="bullet"/>
+      <w:lvlText w:val=""/>
+      <w:lvlJc w:val="left"/>
+      <w:pPr>
+        <w:tabs>
+          <w:tab w:val="num" w:pos="2160"/>
+        </w:tabs>
+        <w:ind w:left="2160" w:hanging="360"/>
+      </w:pPr>
+      <w:rPr>
+        <w:rFonts w:ascii="Wingdings" w:hAnsi="Wingdings" w:hint="default"/>
+        <w:sz w:val="20"/>
+      </w:rPr>
+    </w:lvl>
+    <w:lvl w:ilvl="3" w:tentative="1">
+      <w:start w:val="1"/>
+      <w:numFmt w:val="bullet"/>
+      <w:lvlText w:val=""/>
+      <w:lvlJc w:val="left"/>
+      <w:pPr>
+        <w:tabs>
+          <w:tab w:val="num" w:pos="2880"/>
+        </w:tabs>
+        <w:ind w:left="2880" w:hanging="360"/>
+      </w:pPr>
+      <w:rPr>
+        <w:rFonts w:ascii="Wingdings" w:hAnsi="Wingdings" w:hint="default"/>
+        <w:sz w:val="20"/>
+      </w:rPr>
+    </w:lvl>
+    <w:lvl w:ilvl="4" w:tentative="1">
+      <w:start w:val="1"/>
+      <w:numFmt w:val="bullet"/>
+      <w:lvlText w:val=""/>
+      <w:lvlJc w:val="left"/>
+      <w:pPr>
+        <w:tabs>
+          <w:tab w:val="num" w:pos="3600"/>
+        </w:tabs>
+        <w:ind w:left="3600" w:hanging="360"/>
+      </w:pPr>
+      <w:rPr>
+        <w:rFonts w:ascii="Wingdings" w:hAnsi="Wingdings" w:hint="default"/>
+        <w:sz w:val="20"/>
+      </w:rPr>
+    </w:lvl>
+    <w:lvl w:ilvl="5" w:tentative="1">
+      <w:start w:val="1"/>
+      <w:numFmt w:val="bullet"/>
+      <w:lvlText w:val=""/>
+      <w:lvlJc w:val="left"/>
+      <w:pPr>
+        <w:tabs>
+          <w:tab w:val="num" w:pos="4320"/>
+        </w:tabs>
+        <w:ind w:left="4320" w:hanging="360"/>
+      </w:pPr>
+      <w:rPr>
+        <w:rFonts w:ascii="Wingdings" w:hAnsi="Wingdings" w:hint="default"/>
+        <w:sz w:val="20"/>
+      </w:rPr>
+    </w:lvl>
+    <w:lvl w:ilvl="6" w:tentative="1">
+      <w:start w:val="1"/>
+      <w:numFmt w:val="bullet"/>
+      <w:lvlText w:val=""/>
+      <w:lvlJc w:val="left"/>
+      <w:pPr>
+        <w:tabs>
+          <w:tab w:val="num" w:pos="5040"/>
+        </w:tabs>
+        <w:ind w:left="5040" w:hanging="360"/>
+      </w:pPr>
+      <w:rPr>
+        <w:rFonts w:ascii="Wingdings" w:hAnsi="Wingdings" w:hint="default"/>
+        <w:sz w:val="20"/>
+      </w:rPr>
+    </w:lvl>
+    <w:lvl w:ilvl="7" w:tentative="1">
+      <w:start w:val="1"/>
+      <w:numFmt w:val="bullet"/>
+      <w:lvlText w:val=""/>
+      <w:lvlJc w:val="left"/>
+      <w:pPr>
+        <w:tabs>
+          <w:tab w:val="num" w:pos="5760"/>
+        </w:tabs>
+        <w:ind w:left="5760" w:hanging="360"/>
+      </w:pPr>
+      <w:rPr>
+        <w:rFonts w:ascii="Wingdings" w:hAnsi="Wingdings" w:hint="default"/>
+        <w:sz w:val="20"/>
+      </w:rPr>
+    </w:lvl>
+    <w:lvl w:ilvl="8" w:tentative="1">
+      <w:start w:val="1"/>
+      <w:numFmt w:val="bullet"/>
+      <w:lvlText w:val=""/>
+      <w:lvlJc w:val="left"/>
+      <w:pPr>
+        <w:tabs>
+          <w:tab w:val="num" w:pos="6480"/>
+        </w:tabs>
+        <w:ind w:left="6480" w:hanging="360"/>
+      </w:pPr>
+      <w:rPr>
+        <w:rFonts w:ascii="Wingdings" w:hAnsi="Wingdings" w:hint="default"/>
+        <w:sz w:val="20"/>
+      </w:rPr>
+    </w:lvl>
+  </w:abstractNum>
+  <w:abstractNum w:abstractNumId="10" w15:restartNumberingAfterBreak="0">
+    <w:nsid w:val="36837AAE"/>
+    <w:multiLevelType w:val="multilevel"/>
+    <w:tmpl w:val="68B0905C"/>
+    <w:lvl w:ilvl="0">
+      <w:start w:val="1"/>
+      <w:numFmt w:val="bullet"/>
+      <w:lvlText w:val=""/>
+      <w:lvlJc w:val="left"/>
+      <w:pPr>
+        <w:tabs>
+          <w:tab w:val="num" w:pos="720"/>
+        </w:tabs>
+        <w:ind w:left="720" w:hanging="360"/>
+      </w:pPr>
+      <w:rPr>
+        <w:rFonts w:ascii="Symbol" w:hAnsi="Symbol" w:hint="default"/>
+        <w:sz w:val="20"/>
+      </w:rPr>
+    </w:lvl>
+    <w:lvl w:ilvl="1" w:tentative="1">
+      <w:start w:val="1"/>
+      <w:numFmt w:val="bullet"/>
+      <w:lvlText w:val="o"/>
+      <w:lvlJc w:val="left"/>
+      <w:pPr>
+        <w:tabs>
+          <w:tab w:val="num" w:pos="1440"/>
+        </w:tabs>
+        <w:ind w:left="1440" w:hanging="360"/>
+      </w:pPr>
+      <w:rPr>
+        <w:rFonts w:ascii="Courier New" w:hAnsi="Courier New" w:hint="default"/>
+        <w:sz w:val="20"/>
+      </w:rPr>
+    </w:lvl>
+    <w:lvl w:ilvl="2" w:tentative="1">
+      <w:start w:val="1"/>
+      <w:numFmt w:val="bullet"/>
+      <w:lvlText w:val=""/>
+      <w:lvlJc w:val="left"/>
+      <w:pPr>
+        <w:tabs>
+          <w:tab w:val="num" w:pos="2160"/>
+        </w:tabs>
+        <w:ind w:left="2160" w:hanging="360"/>
+      </w:pPr>
+      <w:rPr>
+        <w:rFonts w:ascii="Wingdings" w:hAnsi="Wingdings" w:hint="default"/>
+        <w:sz w:val="20"/>
+      </w:rPr>
+    </w:lvl>
+    <w:lvl w:ilvl="3" w:tentative="1">
+      <w:start w:val="1"/>
+      <w:numFmt w:val="bullet"/>
+      <w:lvlText w:val=""/>
+      <w:lvlJc w:val="left"/>
+      <w:pPr>
+        <w:tabs>
+          <w:tab w:val="num" w:pos="2880"/>
+        </w:tabs>
+        <w:ind w:left="2880" w:hanging="360"/>
+      </w:pPr>
+      <w:rPr>
+        <w:rFonts w:ascii="Wingdings" w:hAnsi="Wingdings" w:hint="default"/>
+        <w:sz w:val="20"/>
+      </w:rPr>
+    </w:lvl>
+    <w:lvl w:ilvl="4" w:tentative="1">
+      <w:start w:val="1"/>
+      <w:numFmt w:val="bullet"/>
+      <w:lvlText w:val=""/>
+      <w:lvlJc w:val="left"/>
+      <w:pPr>
+        <w:tabs>
+          <w:tab w:val="num" w:pos="3600"/>
+        </w:tabs>
+        <w:ind w:left="3600" w:hanging="360"/>
+      </w:pPr>
+      <w:rPr>
+        <w:rFonts w:ascii="Wingdings" w:hAnsi="Wingdings" w:hint="default"/>
+        <w:sz w:val="20"/>
+      </w:rPr>
+    </w:lvl>
+    <w:lvl w:ilvl="5" w:tentative="1">
+      <w:start w:val="1"/>
+      <w:numFmt w:val="bullet"/>
+      <w:lvlText w:val=""/>
+      <w:lvlJc w:val="left"/>
+      <w:pPr>
+        <w:tabs>
+          <w:tab w:val="num" w:pos="4320"/>
+        </w:tabs>
+        <w:ind w:left="4320" w:hanging="360"/>
+      </w:pPr>
+      <w:rPr>
+        <w:rFonts w:ascii="Wingdings" w:hAnsi="Wingdings" w:hint="default"/>
+        <w:sz w:val="20"/>
+      </w:rPr>
+    </w:lvl>
+    <w:lvl w:ilvl="6" w:tentative="1">
+      <w:start w:val="1"/>
+      <w:numFmt w:val="bullet"/>
+      <w:lvlText w:val=""/>
+      <w:lvlJc w:val="left"/>
+      <w:pPr>
+        <w:tabs>
+          <w:tab w:val="num" w:pos="5040"/>
+        </w:tabs>
+        <w:ind w:left="5040" w:hanging="360"/>
+      </w:pPr>
+      <w:rPr>
+        <w:rFonts w:ascii="Wingdings" w:hAnsi="Wingdings" w:hint="default"/>
+        <w:sz w:val="20"/>
+      </w:rPr>
+    </w:lvl>
+    <w:lvl w:ilvl="7" w:tentative="1">
+      <w:start w:val="1"/>
+      <w:numFmt w:val="bullet"/>
+      <w:lvlText w:val=""/>
+      <w:lvlJc w:val="left"/>
+      <w:pPr>
+        <w:tabs>
+          <w:tab w:val="num" w:pos="5760"/>
+        </w:tabs>
+        <w:ind w:left="5760" w:hanging="360"/>
+      </w:pPr>
+      <w:rPr>
+        <w:rFonts w:ascii="Wingdings" w:hAnsi="Wingdings" w:hint="default"/>
+        <w:sz w:val="20"/>
+      </w:rPr>
+    </w:lvl>
+    <w:lvl w:ilvl="8" w:tentative="1">
+      <w:start w:val="1"/>
+      <w:numFmt w:val="bullet"/>
+      <w:lvlText w:val=""/>
+      <w:lvlJc w:val="left"/>
+      <w:pPr>
+        <w:tabs>
+          <w:tab w:val="num" w:pos="6480"/>
+        </w:tabs>
+        <w:ind w:left="6480" w:hanging="360"/>
+      </w:pPr>
+      <w:rPr>
+        <w:rFonts w:ascii="Wingdings" w:hAnsi="Wingdings" w:hint="default"/>
+        <w:sz w:val="20"/>
+      </w:rPr>
+    </w:lvl>
+  </w:abstractNum>
+  <w:abstractNum w:abstractNumId="11" w15:restartNumberingAfterBreak="0">
+    <w:nsid w:val="3BCE7C15"/>
+    <w:multiLevelType w:val="multilevel"/>
+    <w:tmpl w:val="F4C85096"/>
+    <w:lvl w:ilvl="0">
+      <w:start w:val="1"/>
+      <w:numFmt w:val="bullet"/>
+      <w:lvlText w:val=""/>
+      <w:lvlJc w:val="left"/>
+      <w:pPr>
+        <w:tabs>
+          <w:tab w:val="num" w:pos="720"/>
+        </w:tabs>
+        <w:ind w:left="720" w:hanging="360"/>
+      </w:pPr>
+      <w:rPr>
+        <w:rFonts w:ascii="Symbol" w:hAnsi="Symbol" w:hint="default"/>
+        <w:sz w:val="20"/>
+      </w:rPr>
+    </w:lvl>
+    <w:lvl w:ilvl="1" w:tentative="1">
+      <w:start w:val="1"/>
+      <w:numFmt w:val="bullet"/>
+      <w:lvlText w:val="o"/>
+      <w:lvlJc w:val="left"/>
+      <w:pPr>
+        <w:tabs>
+          <w:tab w:val="num" w:pos="1440"/>
+        </w:tabs>
+        <w:ind w:left="1440" w:hanging="360"/>
+      </w:pPr>
+      <w:rPr>
+        <w:rFonts w:ascii="Courier New" w:hAnsi="Courier New" w:hint="default"/>
+        <w:sz w:val="20"/>
+      </w:rPr>
+    </w:lvl>
+    <w:lvl w:ilvl="2" w:tentative="1">
+      <w:start w:val="1"/>
+      <w:numFmt w:val="bullet"/>
+      <w:lvlText w:val=""/>
+      <w:lvlJc w:val="left"/>
+      <w:pPr>
+        <w:tabs>
+          <w:tab w:val="num" w:pos="2160"/>
+        </w:tabs>
+        <w:ind w:left="2160" w:hanging="360"/>
+      </w:pPr>
+      <w:rPr>
+        <w:rFonts w:ascii="Wingdings" w:hAnsi="Wingdings" w:hint="default"/>
+        <w:sz w:val="20"/>
+      </w:rPr>
+    </w:lvl>
+    <w:lvl w:ilvl="3" w:tentative="1">
+      <w:start w:val="1"/>
+      <w:numFmt w:val="bullet"/>
+      <w:lvlText w:val=""/>
+      <w:lvlJc w:val="left"/>
+      <w:pPr>
+        <w:tabs>
+          <w:tab w:val="num" w:pos="2880"/>
+        </w:tabs>
+        <w:ind w:left="2880" w:hanging="360"/>
+      </w:pPr>
+      <w:rPr>
+        <w:rFonts w:ascii="Wingdings" w:hAnsi="Wingdings" w:hint="default"/>
+        <w:sz w:val="20"/>
+      </w:rPr>
+    </w:lvl>
+    <w:lvl w:ilvl="4" w:tentative="1">
+      <w:start w:val="1"/>
+      <w:numFmt w:val="bullet"/>
+      <w:lvlText w:val=""/>
+      <w:lvlJc w:val="left"/>
+      <w:pPr>
+        <w:tabs>
+          <w:tab w:val="num" w:pos="3600"/>
+        </w:tabs>
+        <w:ind w:left="3600" w:hanging="360"/>
+      </w:pPr>
+      <w:rPr>
+        <w:rFonts w:ascii="Wingdings" w:hAnsi="Wingdings" w:hint="default"/>
+        <w:sz w:val="20"/>
+      </w:rPr>
+    </w:lvl>
+    <w:lvl w:ilvl="5" w:tentative="1">
+      <w:start w:val="1"/>
+      <w:numFmt w:val="bullet"/>
+      <w:lvlText w:val=""/>
+      <w:lvlJc w:val="left"/>
+      <w:pPr>
+        <w:tabs>
+          <w:tab w:val="num" w:pos="4320"/>
+        </w:tabs>
+        <w:ind w:left="4320" w:hanging="360"/>
+      </w:pPr>
+      <w:rPr>
+        <w:rFonts w:ascii="Wingdings" w:hAnsi="Wingdings" w:hint="default"/>
+        <w:sz w:val="20"/>
+      </w:rPr>
+    </w:lvl>
+    <w:lvl w:ilvl="6" w:tentative="1">
+      <w:start w:val="1"/>
+      <w:numFmt w:val="bullet"/>
+      <w:lvlText w:val=""/>
+      <w:lvlJc w:val="left"/>
+      <w:pPr>
+        <w:tabs>
+          <w:tab w:val="num" w:pos="5040"/>
+        </w:tabs>
+        <w:ind w:left="5040" w:hanging="360"/>
+      </w:pPr>
+      <w:rPr>
+        <w:rFonts w:ascii="Wingdings" w:hAnsi="Wingdings" w:hint="default"/>
+        <w:sz w:val="20"/>
+      </w:rPr>
+    </w:lvl>
+    <w:lvl w:ilvl="7" w:tentative="1">
+      <w:start w:val="1"/>
+      <w:numFmt w:val="bullet"/>
+      <w:lvlText w:val=""/>
+      <w:lvlJc w:val="left"/>
+      <w:pPr>
+        <w:tabs>
+          <w:tab w:val="num" w:pos="5760"/>
+        </w:tabs>
+        <w:ind w:left="5760" w:hanging="360"/>
+      </w:pPr>
+      <w:rPr>
+        <w:rFonts w:ascii="Wingdings" w:hAnsi="Wingdings" w:hint="default"/>
+        <w:sz w:val="20"/>
+      </w:rPr>
+    </w:lvl>
+    <w:lvl w:ilvl="8" w:tentative="1">
+      <w:start w:val="1"/>
+      <w:numFmt w:val="bullet"/>
+      <w:lvlText w:val=""/>
+      <w:lvlJc w:val="left"/>
+      <w:pPr>
+        <w:tabs>
+          <w:tab w:val="num" w:pos="6480"/>
+        </w:tabs>
+        <w:ind w:left="6480" w:hanging="360"/>
+      </w:pPr>
+      <w:rPr>
+        <w:rFonts w:ascii="Wingdings" w:hAnsi="Wingdings" w:hint="default"/>
+        <w:sz w:val="20"/>
+      </w:rPr>
+    </w:lvl>
+  </w:abstractNum>
+  <w:abstractNum w:abstractNumId="12" w15:restartNumberingAfterBreak="0">
+    <w:nsid w:val="41383F06"/>
+    <w:multiLevelType w:val="multilevel"/>
+    <w:tmpl w:val="303E26B0"/>
+    <w:lvl w:ilvl="0">
+      <w:start w:val="1"/>
+      <w:numFmt w:val="bullet"/>
+      <w:lvlText w:val=""/>
+      <w:lvlJc w:val="left"/>
+      <w:pPr>
+        <w:tabs>
+          <w:tab w:val="num" w:pos="720"/>
+        </w:tabs>
+        <w:ind w:left="720" w:hanging="360"/>
+      </w:pPr>
+      <w:rPr>
+        <w:rFonts w:ascii="Symbol" w:hAnsi="Symbol" w:hint="default"/>
+        <w:sz w:val="20"/>
+      </w:rPr>
+    </w:lvl>
+    <w:lvl w:ilvl="1" w:tentative="1">
+      <w:start w:val="1"/>
+      <w:numFmt w:val="bullet"/>
+      <w:lvlText w:val="o"/>
+      <w:lvlJc w:val="left"/>
+      <w:pPr>
+        <w:tabs>
+          <w:tab w:val="num" w:pos="1440"/>
+        </w:tabs>
+        <w:ind w:left="1440" w:hanging="360"/>
+      </w:pPr>
+      <w:rPr>
+        <w:rFonts w:ascii="Courier New" w:hAnsi="Courier New" w:hint="default"/>
+        <w:sz w:val="20"/>
+      </w:rPr>
+    </w:lvl>
+    <w:lvl w:ilvl="2" w:tentative="1">
+      <w:start w:val="1"/>
+      <w:numFmt w:val="bullet"/>
+      <w:lvlText w:val=""/>
+      <w:lvlJc w:val="left"/>
+      <w:pPr>
+        <w:tabs>
+          <w:tab w:val="num" w:pos="2160"/>
+        </w:tabs>
+        <w:ind w:left="2160" w:hanging="360"/>
+      </w:pPr>
+      <w:rPr>
+        <w:rFonts w:ascii="Wingdings" w:hAnsi="Wingdings" w:hint="default"/>
+        <w:sz w:val="20"/>
+      </w:rPr>
+    </w:lvl>
+    <w:lvl w:ilvl="3" w:tentative="1">
+      <w:start w:val="1"/>
+      <w:numFmt w:val="bullet"/>
+      <w:lvlText w:val=""/>
+      <w:lvlJc w:val="left"/>
+      <w:pPr>
+        <w:tabs>
+          <w:tab w:val="num" w:pos="2880"/>
+        </w:tabs>
+        <w:ind w:left="2880" w:hanging="360"/>
+      </w:pPr>
+      <w:rPr>
+        <w:rFonts w:ascii="Wingdings" w:hAnsi="Wingdings" w:hint="default"/>
+        <w:sz w:val="20"/>
+      </w:rPr>
+    </w:lvl>
+    <w:lvl w:ilvl="4" w:tentative="1">
+      <w:start w:val="1"/>
+      <w:numFmt w:val="bullet"/>
+      <w:lvlText w:val=""/>
+      <w:lvlJc w:val="left"/>
+      <w:pPr>
+        <w:tabs>
+          <w:tab w:val="num" w:pos="3600"/>
+        </w:tabs>
+        <w:ind w:left="3600" w:hanging="360"/>
+      </w:pPr>
+      <w:rPr>
+        <w:rFonts w:ascii="Wingdings" w:hAnsi="Wingdings" w:hint="default"/>
+        <w:sz w:val="20"/>
+      </w:rPr>
+    </w:lvl>
+    <w:lvl w:ilvl="5" w:tentative="1">
+      <w:start w:val="1"/>
+      <w:numFmt w:val="bullet"/>
+      <w:lvlText w:val=""/>
+      <w:lvlJc w:val="left"/>
+      <w:pPr>
+        <w:tabs>
+          <w:tab w:val="num" w:pos="4320"/>
+        </w:tabs>
+        <w:ind w:left="4320" w:hanging="360"/>
+      </w:pPr>
+      <w:rPr>
+        <w:rFonts w:ascii="Wingdings" w:hAnsi="Wingdings" w:hint="default"/>
+        <w:sz w:val="20"/>
+      </w:rPr>
+    </w:lvl>
+    <w:lvl w:ilvl="6" w:tentative="1">
+      <w:start w:val="1"/>
+      <w:numFmt w:val="bullet"/>
+      <w:lvlText w:val=""/>
+      <w:lvlJc w:val="left"/>
+      <w:pPr>
+        <w:tabs>
+          <w:tab w:val="num" w:pos="5040"/>
+        </w:tabs>
+        <w:ind w:left="5040" w:hanging="360"/>
+      </w:pPr>
+      <w:rPr>
+        <w:rFonts w:ascii="Wingdings" w:hAnsi="Wingdings" w:hint="default"/>
+        <w:sz w:val="20"/>
+      </w:rPr>
+    </w:lvl>
+    <w:lvl w:ilvl="7" w:tentative="1">
+      <w:start w:val="1"/>
+      <w:numFmt w:val="bullet"/>
+      <w:lvlText w:val=""/>
+      <w:lvlJc w:val="left"/>
+      <w:pPr>
+        <w:tabs>
+          <w:tab w:val="num" w:pos="5760"/>
+        </w:tabs>
+        <w:ind w:left="5760" w:hanging="360"/>
+      </w:pPr>
+      <w:rPr>
+        <w:rFonts w:ascii="Wingdings" w:hAnsi="Wingdings" w:hint="default"/>
+        <w:sz w:val="20"/>
+      </w:rPr>
+    </w:lvl>
+    <w:lvl w:ilvl="8" w:tentative="1">
+      <w:start w:val="1"/>
+      <w:numFmt w:val="bullet"/>
+      <w:lvlText w:val=""/>
+      <w:lvlJc w:val="left"/>
+      <w:pPr>
+        <w:tabs>
+          <w:tab w:val="num" w:pos="6480"/>
+        </w:tabs>
+        <w:ind w:left="6480" w:hanging="360"/>
+      </w:pPr>
+      <w:rPr>
+        <w:rFonts w:ascii="Wingdings" w:hAnsi="Wingdings" w:hint="default"/>
+        <w:sz w:val="20"/>
+      </w:rPr>
+    </w:lvl>
+  </w:abstractNum>
+  <w:abstractNum w:abstractNumId="13" w15:restartNumberingAfterBreak="0">
     <w:nsid w:val="50213C24"/>
     <w:multiLevelType w:val="multilevel"/>
     <w:tmpl w:val="FDAE8EDE"/>
@@ -2603,6 +5589,1198 @@
         </w:tabs>
         <w:ind w:left="6480" w:hanging="360"/>
       </w:pPr>
+    </w:lvl>
+  </w:abstractNum>
+  <w:abstractNum w:abstractNumId="14" w15:restartNumberingAfterBreak="0">
+    <w:nsid w:val="51346E84"/>
+    <w:multiLevelType w:val="multilevel"/>
+    <w:tmpl w:val="2EFE3F86"/>
+    <w:lvl w:ilvl="0">
+      <w:start w:val="1"/>
+      <w:numFmt w:val="bullet"/>
+      <w:lvlText w:val=""/>
+      <w:lvlJc w:val="left"/>
+      <w:pPr>
+        <w:tabs>
+          <w:tab w:val="num" w:pos="720"/>
+        </w:tabs>
+        <w:ind w:left="720" w:hanging="360"/>
+      </w:pPr>
+      <w:rPr>
+        <w:rFonts w:ascii="Symbol" w:hAnsi="Symbol" w:hint="default"/>
+        <w:sz w:val="20"/>
+      </w:rPr>
+    </w:lvl>
+    <w:lvl w:ilvl="1" w:tentative="1">
+      <w:start w:val="1"/>
+      <w:numFmt w:val="bullet"/>
+      <w:lvlText w:val="o"/>
+      <w:lvlJc w:val="left"/>
+      <w:pPr>
+        <w:tabs>
+          <w:tab w:val="num" w:pos="1440"/>
+        </w:tabs>
+        <w:ind w:left="1440" w:hanging="360"/>
+      </w:pPr>
+      <w:rPr>
+        <w:rFonts w:ascii="Courier New" w:hAnsi="Courier New" w:hint="default"/>
+        <w:sz w:val="20"/>
+      </w:rPr>
+    </w:lvl>
+    <w:lvl w:ilvl="2" w:tentative="1">
+      <w:start w:val="1"/>
+      <w:numFmt w:val="bullet"/>
+      <w:lvlText w:val=""/>
+      <w:lvlJc w:val="left"/>
+      <w:pPr>
+        <w:tabs>
+          <w:tab w:val="num" w:pos="2160"/>
+        </w:tabs>
+        <w:ind w:left="2160" w:hanging="360"/>
+      </w:pPr>
+      <w:rPr>
+        <w:rFonts w:ascii="Wingdings" w:hAnsi="Wingdings" w:hint="default"/>
+        <w:sz w:val="20"/>
+      </w:rPr>
+    </w:lvl>
+    <w:lvl w:ilvl="3" w:tentative="1">
+      <w:start w:val="1"/>
+      <w:numFmt w:val="bullet"/>
+      <w:lvlText w:val=""/>
+      <w:lvlJc w:val="left"/>
+      <w:pPr>
+        <w:tabs>
+          <w:tab w:val="num" w:pos="2880"/>
+        </w:tabs>
+        <w:ind w:left="2880" w:hanging="360"/>
+      </w:pPr>
+      <w:rPr>
+        <w:rFonts w:ascii="Wingdings" w:hAnsi="Wingdings" w:hint="default"/>
+        <w:sz w:val="20"/>
+      </w:rPr>
+    </w:lvl>
+    <w:lvl w:ilvl="4" w:tentative="1">
+      <w:start w:val="1"/>
+      <w:numFmt w:val="bullet"/>
+      <w:lvlText w:val=""/>
+      <w:lvlJc w:val="left"/>
+      <w:pPr>
+        <w:tabs>
+          <w:tab w:val="num" w:pos="3600"/>
+        </w:tabs>
+        <w:ind w:left="3600" w:hanging="360"/>
+      </w:pPr>
+      <w:rPr>
+        <w:rFonts w:ascii="Wingdings" w:hAnsi="Wingdings" w:hint="default"/>
+        <w:sz w:val="20"/>
+      </w:rPr>
+    </w:lvl>
+    <w:lvl w:ilvl="5" w:tentative="1">
+      <w:start w:val="1"/>
+      <w:numFmt w:val="bullet"/>
+      <w:lvlText w:val=""/>
+      <w:lvlJc w:val="left"/>
+      <w:pPr>
+        <w:tabs>
+          <w:tab w:val="num" w:pos="4320"/>
+        </w:tabs>
+        <w:ind w:left="4320" w:hanging="360"/>
+      </w:pPr>
+      <w:rPr>
+        <w:rFonts w:ascii="Wingdings" w:hAnsi="Wingdings" w:hint="default"/>
+        <w:sz w:val="20"/>
+      </w:rPr>
+    </w:lvl>
+    <w:lvl w:ilvl="6" w:tentative="1">
+      <w:start w:val="1"/>
+      <w:numFmt w:val="bullet"/>
+      <w:lvlText w:val=""/>
+      <w:lvlJc w:val="left"/>
+      <w:pPr>
+        <w:tabs>
+          <w:tab w:val="num" w:pos="5040"/>
+        </w:tabs>
+        <w:ind w:left="5040" w:hanging="360"/>
+      </w:pPr>
+      <w:rPr>
+        <w:rFonts w:ascii="Wingdings" w:hAnsi="Wingdings" w:hint="default"/>
+        <w:sz w:val="20"/>
+      </w:rPr>
+    </w:lvl>
+    <w:lvl w:ilvl="7" w:tentative="1">
+      <w:start w:val="1"/>
+      <w:numFmt w:val="bullet"/>
+      <w:lvlText w:val=""/>
+      <w:lvlJc w:val="left"/>
+      <w:pPr>
+        <w:tabs>
+          <w:tab w:val="num" w:pos="5760"/>
+        </w:tabs>
+        <w:ind w:left="5760" w:hanging="360"/>
+      </w:pPr>
+      <w:rPr>
+        <w:rFonts w:ascii="Wingdings" w:hAnsi="Wingdings" w:hint="default"/>
+        <w:sz w:val="20"/>
+      </w:rPr>
+    </w:lvl>
+    <w:lvl w:ilvl="8" w:tentative="1">
+      <w:start w:val="1"/>
+      <w:numFmt w:val="bullet"/>
+      <w:lvlText w:val=""/>
+      <w:lvlJc w:val="left"/>
+      <w:pPr>
+        <w:tabs>
+          <w:tab w:val="num" w:pos="6480"/>
+        </w:tabs>
+        <w:ind w:left="6480" w:hanging="360"/>
+      </w:pPr>
+      <w:rPr>
+        <w:rFonts w:ascii="Wingdings" w:hAnsi="Wingdings" w:hint="default"/>
+        <w:sz w:val="20"/>
+      </w:rPr>
+    </w:lvl>
+  </w:abstractNum>
+  <w:abstractNum w:abstractNumId="15" w15:restartNumberingAfterBreak="0">
+    <w:nsid w:val="5C98098C"/>
+    <w:multiLevelType w:val="multilevel"/>
+    <w:tmpl w:val="C4C0B032"/>
+    <w:lvl w:ilvl="0">
+      <w:start w:val="1"/>
+      <w:numFmt w:val="bullet"/>
+      <w:lvlText w:val=""/>
+      <w:lvlJc w:val="left"/>
+      <w:pPr>
+        <w:tabs>
+          <w:tab w:val="num" w:pos="720"/>
+        </w:tabs>
+        <w:ind w:left="720" w:hanging="360"/>
+      </w:pPr>
+      <w:rPr>
+        <w:rFonts w:ascii="Symbol" w:hAnsi="Symbol" w:hint="default"/>
+        <w:sz w:val="20"/>
+      </w:rPr>
+    </w:lvl>
+    <w:lvl w:ilvl="1" w:tentative="1">
+      <w:start w:val="1"/>
+      <w:numFmt w:val="bullet"/>
+      <w:lvlText w:val="o"/>
+      <w:lvlJc w:val="left"/>
+      <w:pPr>
+        <w:tabs>
+          <w:tab w:val="num" w:pos="1440"/>
+        </w:tabs>
+        <w:ind w:left="1440" w:hanging="360"/>
+      </w:pPr>
+      <w:rPr>
+        <w:rFonts w:ascii="Courier New" w:hAnsi="Courier New" w:hint="default"/>
+        <w:sz w:val="20"/>
+      </w:rPr>
+    </w:lvl>
+    <w:lvl w:ilvl="2" w:tentative="1">
+      <w:start w:val="1"/>
+      <w:numFmt w:val="bullet"/>
+      <w:lvlText w:val=""/>
+      <w:lvlJc w:val="left"/>
+      <w:pPr>
+        <w:tabs>
+          <w:tab w:val="num" w:pos="2160"/>
+        </w:tabs>
+        <w:ind w:left="2160" w:hanging="360"/>
+      </w:pPr>
+      <w:rPr>
+        <w:rFonts w:ascii="Wingdings" w:hAnsi="Wingdings" w:hint="default"/>
+        <w:sz w:val="20"/>
+      </w:rPr>
+    </w:lvl>
+    <w:lvl w:ilvl="3" w:tentative="1">
+      <w:start w:val="1"/>
+      <w:numFmt w:val="bullet"/>
+      <w:lvlText w:val=""/>
+      <w:lvlJc w:val="left"/>
+      <w:pPr>
+        <w:tabs>
+          <w:tab w:val="num" w:pos="2880"/>
+        </w:tabs>
+        <w:ind w:left="2880" w:hanging="360"/>
+      </w:pPr>
+      <w:rPr>
+        <w:rFonts w:ascii="Wingdings" w:hAnsi="Wingdings" w:hint="default"/>
+        <w:sz w:val="20"/>
+      </w:rPr>
+    </w:lvl>
+    <w:lvl w:ilvl="4" w:tentative="1">
+      <w:start w:val="1"/>
+      <w:numFmt w:val="bullet"/>
+      <w:lvlText w:val=""/>
+      <w:lvlJc w:val="left"/>
+      <w:pPr>
+        <w:tabs>
+          <w:tab w:val="num" w:pos="3600"/>
+        </w:tabs>
+        <w:ind w:left="3600" w:hanging="360"/>
+      </w:pPr>
+      <w:rPr>
+        <w:rFonts w:ascii="Wingdings" w:hAnsi="Wingdings" w:hint="default"/>
+        <w:sz w:val="20"/>
+      </w:rPr>
+    </w:lvl>
+    <w:lvl w:ilvl="5" w:tentative="1">
+      <w:start w:val="1"/>
+      <w:numFmt w:val="bullet"/>
+      <w:lvlText w:val=""/>
+      <w:lvlJc w:val="left"/>
+      <w:pPr>
+        <w:tabs>
+          <w:tab w:val="num" w:pos="4320"/>
+        </w:tabs>
+        <w:ind w:left="4320" w:hanging="360"/>
+      </w:pPr>
+      <w:rPr>
+        <w:rFonts w:ascii="Wingdings" w:hAnsi="Wingdings" w:hint="default"/>
+        <w:sz w:val="20"/>
+      </w:rPr>
+    </w:lvl>
+    <w:lvl w:ilvl="6" w:tentative="1">
+      <w:start w:val="1"/>
+      <w:numFmt w:val="bullet"/>
+      <w:lvlText w:val=""/>
+      <w:lvlJc w:val="left"/>
+      <w:pPr>
+        <w:tabs>
+          <w:tab w:val="num" w:pos="5040"/>
+        </w:tabs>
+        <w:ind w:left="5040" w:hanging="360"/>
+      </w:pPr>
+      <w:rPr>
+        <w:rFonts w:ascii="Wingdings" w:hAnsi="Wingdings" w:hint="default"/>
+        <w:sz w:val="20"/>
+      </w:rPr>
+    </w:lvl>
+    <w:lvl w:ilvl="7" w:tentative="1">
+      <w:start w:val="1"/>
+      <w:numFmt w:val="bullet"/>
+      <w:lvlText w:val=""/>
+      <w:lvlJc w:val="left"/>
+      <w:pPr>
+        <w:tabs>
+          <w:tab w:val="num" w:pos="5760"/>
+        </w:tabs>
+        <w:ind w:left="5760" w:hanging="360"/>
+      </w:pPr>
+      <w:rPr>
+        <w:rFonts w:ascii="Wingdings" w:hAnsi="Wingdings" w:hint="default"/>
+        <w:sz w:val="20"/>
+      </w:rPr>
+    </w:lvl>
+    <w:lvl w:ilvl="8" w:tentative="1">
+      <w:start w:val="1"/>
+      <w:numFmt w:val="bullet"/>
+      <w:lvlText w:val=""/>
+      <w:lvlJc w:val="left"/>
+      <w:pPr>
+        <w:tabs>
+          <w:tab w:val="num" w:pos="6480"/>
+        </w:tabs>
+        <w:ind w:left="6480" w:hanging="360"/>
+      </w:pPr>
+      <w:rPr>
+        <w:rFonts w:ascii="Wingdings" w:hAnsi="Wingdings" w:hint="default"/>
+        <w:sz w:val="20"/>
+      </w:rPr>
+    </w:lvl>
+  </w:abstractNum>
+  <w:abstractNum w:abstractNumId="16" w15:restartNumberingAfterBreak="0">
+    <w:nsid w:val="5E6F099B"/>
+    <w:multiLevelType w:val="multilevel"/>
+    <w:tmpl w:val="6D98F788"/>
+    <w:lvl w:ilvl="0">
+      <w:start w:val="1"/>
+      <w:numFmt w:val="bullet"/>
+      <w:lvlText w:val=""/>
+      <w:lvlJc w:val="left"/>
+      <w:pPr>
+        <w:tabs>
+          <w:tab w:val="num" w:pos="720"/>
+        </w:tabs>
+        <w:ind w:left="720" w:hanging="360"/>
+      </w:pPr>
+      <w:rPr>
+        <w:rFonts w:ascii="Symbol" w:hAnsi="Symbol" w:hint="default"/>
+        <w:sz w:val="20"/>
+      </w:rPr>
+    </w:lvl>
+    <w:lvl w:ilvl="1" w:tentative="1">
+      <w:start w:val="1"/>
+      <w:numFmt w:val="bullet"/>
+      <w:lvlText w:val="o"/>
+      <w:lvlJc w:val="left"/>
+      <w:pPr>
+        <w:tabs>
+          <w:tab w:val="num" w:pos="1440"/>
+        </w:tabs>
+        <w:ind w:left="1440" w:hanging="360"/>
+      </w:pPr>
+      <w:rPr>
+        <w:rFonts w:ascii="Courier New" w:hAnsi="Courier New" w:hint="default"/>
+        <w:sz w:val="20"/>
+      </w:rPr>
+    </w:lvl>
+    <w:lvl w:ilvl="2" w:tentative="1">
+      <w:start w:val="1"/>
+      <w:numFmt w:val="bullet"/>
+      <w:lvlText w:val=""/>
+      <w:lvlJc w:val="left"/>
+      <w:pPr>
+        <w:tabs>
+          <w:tab w:val="num" w:pos="2160"/>
+        </w:tabs>
+        <w:ind w:left="2160" w:hanging="360"/>
+      </w:pPr>
+      <w:rPr>
+        <w:rFonts w:ascii="Wingdings" w:hAnsi="Wingdings" w:hint="default"/>
+        <w:sz w:val="20"/>
+      </w:rPr>
+    </w:lvl>
+    <w:lvl w:ilvl="3" w:tentative="1">
+      <w:start w:val="1"/>
+      <w:numFmt w:val="bullet"/>
+      <w:lvlText w:val=""/>
+      <w:lvlJc w:val="left"/>
+      <w:pPr>
+        <w:tabs>
+          <w:tab w:val="num" w:pos="2880"/>
+        </w:tabs>
+        <w:ind w:left="2880" w:hanging="360"/>
+      </w:pPr>
+      <w:rPr>
+        <w:rFonts w:ascii="Wingdings" w:hAnsi="Wingdings" w:hint="default"/>
+        <w:sz w:val="20"/>
+      </w:rPr>
+    </w:lvl>
+    <w:lvl w:ilvl="4" w:tentative="1">
+      <w:start w:val="1"/>
+      <w:numFmt w:val="bullet"/>
+      <w:lvlText w:val=""/>
+      <w:lvlJc w:val="left"/>
+      <w:pPr>
+        <w:tabs>
+          <w:tab w:val="num" w:pos="3600"/>
+        </w:tabs>
+        <w:ind w:left="3600" w:hanging="360"/>
+      </w:pPr>
+      <w:rPr>
+        <w:rFonts w:ascii="Wingdings" w:hAnsi="Wingdings" w:hint="default"/>
+        <w:sz w:val="20"/>
+      </w:rPr>
+    </w:lvl>
+    <w:lvl w:ilvl="5" w:tentative="1">
+      <w:start w:val="1"/>
+      <w:numFmt w:val="bullet"/>
+      <w:lvlText w:val=""/>
+      <w:lvlJc w:val="left"/>
+      <w:pPr>
+        <w:tabs>
+          <w:tab w:val="num" w:pos="4320"/>
+        </w:tabs>
+        <w:ind w:left="4320" w:hanging="360"/>
+      </w:pPr>
+      <w:rPr>
+        <w:rFonts w:ascii="Wingdings" w:hAnsi="Wingdings" w:hint="default"/>
+        <w:sz w:val="20"/>
+      </w:rPr>
+    </w:lvl>
+    <w:lvl w:ilvl="6" w:tentative="1">
+      <w:start w:val="1"/>
+      <w:numFmt w:val="bullet"/>
+      <w:lvlText w:val=""/>
+      <w:lvlJc w:val="left"/>
+      <w:pPr>
+        <w:tabs>
+          <w:tab w:val="num" w:pos="5040"/>
+        </w:tabs>
+        <w:ind w:left="5040" w:hanging="360"/>
+      </w:pPr>
+      <w:rPr>
+        <w:rFonts w:ascii="Wingdings" w:hAnsi="Wingdings" w:hint="default"/>
+        <w:sz w:val="20"/>
+      </w:rPr>
+    </w:lvl>
+    <w:lvl w:ilvl="7" w:tentative="1">
+      <w:start w:val="1"/>
+      <w:numFmt w:val="bullet"/>
+      <w:lvlText w:val=""/>
+      <w:lvlJc w:val="left"/>
+      <w:pPr>
+        <w:tabs>
+          <w:tab w:val="num" w:pos="5760"/>
+        </w:tabs>
+        <w:ind w:left="5760" w:hanging="360"/>
+      </w:pPr>
+      <w:rPr>
+        <w:rFonts w:ascii="Wingdings" w:hAnsi="Wingdings" w:hint="default"/>
+        <w:sz w:val="20"/>
+      </w:rPr>
+    </w:lvl>
+    <w:lvl w:ilvl="8" w:tentative="1">
+      <w:start w:val="1"/>
+      <w:numFmt w:val="bullet"/>
+      <w:lvlText w:val=""/>
+      <w:lvlJc w:val="left"/>
+      <w:pPr>
+        <w:tabs>
+          <w:tab w:val="num" w:pos="6480"/>
+        </w:tabs>
+        <w:ind w:left="6480" w:hanging="360"/>
+      </w:pPr>
+      <w:rPr>
+        <w:rFonts w:ascii="Wingdings" w:hAnsi="Wingdings" w:hint="default"/>
+        <w:sz w:val="20"/>
+      </w:rPr>
+    </w:lvl>
+  </w:abstractNum>
+  <w:abstractNum w:abstractNumId="17" w15:restartNumberingAfterBreak="0">
+    <w:nsid w:val="63DE75C3"/>
+    <w:multiLevelType w:val="multilevel"/>
+    <w:tmpl w:val="0480DEEA"/>
+    <w:lvl w:ilvl="0">
+      <w:start w:val="1"/>
+      <w:numFmt w:val="bullet"/>
+      <w:lvlText w:val=""/>
+      <w:lvlJc w:val="left"/>
+      <w:pPr>
+        <w:tabs>
+          <w:tab w:val="num" w:pos="720"/>
+        </w:tabs>
+        <w:ind w:left="720" w:hanging="360"/>
+      </w:pPr>
+      <w:rPr>
+        <w:rFonts w:ascii="Symbol" w:hAnsi="Symbol" w:hint="default"/>
+        <w:sz w:val="20"/>
+      </w:rPr>
+    </w:lvl>
+    <w:lvl w:ilvl="1" w:tentative="1">
+      <w:start w:val="1"/>
+      <w:numFmt w:val="bullet"/>
+      <w:lvlText w:val="o"/>
+      <w:lvlJc w:val="left"/>
+      <w:pPr>
+        <w:tabs>
+          <w:tab w:val="num" w:pos="1440"/>
+        </w:tabs>
+        <w:ind w:left="1440" w:hanging="360"/>
+      </w:pPr>
+      <w:rPr>
+        <w:rFonts w:ascii="Courier New" w:hAnsi="Courier New" w:hint="default"/>
+        <w:sz w:val="20"/>
+      </w:rPr>
+    </w:lvl>
+    <w:lvl w:ilvl="2" w:tentative="1">
+      <w:start w:val="1"/>
+      <w:numFmt w:val="bullet"/>
+      <w:lvlText w:val=""/>
+      <w:lvlJc w:val="left"/>
+      <w:pPr>
+        <w:tabs>
+          <w:tab w:val="num" w:pos="2160"/>
+        </w:tabs>
+        <w:ind w:left="2160" w:hanging="360"/>
+      </w:pPr>
+      <w:rPr>
+        <w:rFonts w:ascii="Wingdings" w:hAnsi="Wingdings" w:hint="default"/>
+        <w:sz w:val="20"/>
+      </w:rPr>
+    </w:lvl>
+    <w:lvl w:ilvl="3" w:tentative="1">
+      <w:start w:val="1"/>
+      <w:numFmt w:val="bullet"/>
+      <w:lvlText w:val=""/>
+      <w:lvlJc w:val="left"/>
+      <w:pPr>
+        <w:tabs>
+          <w:tab w:val="num" w:pos="2880"/>
+        </w:tabs>
+        <w:ind w:left="2880" w:hanging="360"/>
+      </w:pPr>
+      <w:rPr>
+        <w:rFonts w:ascii="Wingdings" w:hAnsi="Wingdings" w:hint="default"/>
+        <w:sz w:val="20"/>
+      </w:rPr>
+    </w:lvl>
+    <w:lvl w:ilvl="4" w:tentative="1">
+      <w:start w:val="1"/>
+      <w:numFmt w:val="bullet"/>
+      <w:lvlText w:val=""/>
+      <w:lvlJc w:val="left"/>
+      <w:pPr>
+        <w:tabs>
+          <w:tab w:val="num" w:pos="3600"/>
+        </w:tabs>
+        <w:ind w:left="3600" w:hanging="360"/>
+      </w:pPr>
+      <w:rPr>
+        <w:rFonts w:ascii="Wingdings" w:hAnsi="Wingdings" w:hint="default"/>
+        <w:sz w:val="20"/>
+      </w:rPr>
+    </w:lvl>
+    <w:lvl w:ilvl="5" w:tentative="1">
+      <w:start w:val="1"/>
+      <w:numFmt w:val="bullet"/>
+      <w:lvlText w:val=""/>
+      <w:lvlJc w:val="left"/>
+      <w:pPr>
+        <w:tabs>
+          <w:tab w:val="num" w:pos="4320"/>
+        </w:tabs>
+        <w:ind w:left="4320" w:hanging="360"/>
+      </w:pPr>
+      <w:rPr>
+        <w:rFonts w:ascii="Wingdings" w:hAnsi="Wingdings" w:hint="default"/>
+        <w:sz w:val="20"/>
+      </w:rPr>
+    </w:lvl>
+    <w:lvl w:ilvl="6" w:tentative="1">
+      <w:start w:val="1"/>
+      <w:numFmt w:val="bullet"/>
+      <w:lvlText w:val=""/>
+      <w:lvlJc w:val="left"/>
+      <w:pPr>
+        <w:tabs>
+          <w:tab w:val="num" w:pos="5040"/>
+        </w:tabs>
+        <w:ind w:left="5040" w:hanging="360"/>
+      </w:pPr>
+      <w:rPr>
+        <w:rFonts w:ascii="Wingdings" w:hAnsi="Wingdings" w:hint="default"/>
+        <w:sz w:val="20"/>
+      </w:rPr>
+    </w:lvl>
+    <w:lvl w:ilvl="7" w:tentative="1">
+      <w:start w:val="1"/>
+      <w:numFmt w:val="bullet"/>
+      <w:lvlText w:val=""/>
+      <w:lvlJc w:val="left"/>
+      <w:pPr>
+        <w:tabs>
+          <w:tab w:val="num" w:pos="5760"/>
+        </w:tabs>
+        <w:ind w:left="5760" w:hanging="360"/>
+      </w:pPr>
+      <w:rPr>
+        <w:rFonts w:ascii="Wingdings" w:hAnsi="Wingdings" w:hint="default"/>
+        <w:sz w:val="20"/>
+      </w:rPr>
+    </w:lvl>
+    <w:lvl w:ilvl="8" w:tentative="1">
+      <w:start w:val="1"/>
+      <w:numFmt w:val="bullet"/>
+      <w:lvlText w:val=""/>
+      <w:lvlJc w:val="left"/>
+      <w:pPr>
+        <w:tabs>
+          <w:tab w:val="num" w:pos="6480"/>
+        </w:tabs>
+        <w:ind w:left="6480" w:hanging="360"/>
+      </w:pPr>
+      <w:rPr>
+        <w:rFonts w:ascii="Wingdings" w:hAnsi="Wingdings" w:hint="default"/>
+        <w:sz w:val="20"/>
+      </w:rPr>
+    </w:lvl>
+  </w:abstractNum>
+  <w:abstractNum w:abstractNumId="18" w15:restartNumberingAfterBreak="0">
+    <w:nsid w:val="6BAD0D5E"/>
+    <w:multiLevelType w:val="multilevel"/>
+    <w:tmpl w:val="229AB760"/>
+    <w:lvl w:ilvl="0">
+      <w:start w:val="1"/>
+      <w:numFmt w:val="bullet"/>
+      <w:lvlText w:val=""/>
+      <w:lvlJc w:val="left"/>
+      <w:pPr>
+        <w:tabs>
+          <w:tab w:val="num" w:pos="720"/>
+        </w:tabs>
+        <w:ind w:left="720" w:hanging="360"/>
+      </w:pPr>
+      <w:rPr>
+        <w:rFonts w:ascii="Symbol" w:hAnsi="Symbol" w:hint="default"/>
+        <w:sz w:val="20"/>
+      </w:rPr>
+    </w:lvl>
+    <w:lvl w:ilvl="1" w:tentative="1">
+      <w:start w:val="1"/>
+      <w:numFmt w:val="bullet"/>
+      <w:lvlText w:val="o"/>
+      <w:lvlJc w:val="left"/>
+      <w:pPr>
+        <w:tabs>
+          <w:tab w:val="num" w:pos="1440"/>
+        </w:tabs>
+        <w:ind w:left="1440" w:hanging="360"/>
+      </w:pPr>
+      <w:rPr>
+        <w:rFonts w:ascii="Courier New" w:hAnsi="Courier New" w:hint="default"/>
+        <w:sz w:val="20"/>
+      </w:rPr>
+    </w:lvl>
+    <w:lvl w:ilvl="2" w:tentative="1">
+      <w:start w:val="1"/>
+      <w:numFmt w:val="bullet"/>
+      <w:lvlText w:val=""/>
+      <w:lvlJc w:val="left"/>
+      <w:pPr>
+        <w:tabs>
+          <w:tab w:val="num" w:pos="2160"/>
+        </w:tabs>
+        <w:ind w:left="2160" w:hanging="360"/>
+      </w:pPr>
+      <w:rPr>
+        <w:rFonts w:ascii="Wingdings" w:hAnsi="Wingdings" w:hint="default"/>
+        <w:sz w:val="20"/>
+      </w:rPr>
+    </w:lvl>
+    <w:lvl w:ilvl="3" w:tentative="1">
+      <w:start w:val="1"/>
+      <w:numFmt w:val="bullet"/>
+      <w:lvlText w:val=""/>
+      <w:lvlJc w:val="left"/>
+      <w:pPr>
+        <w:tabs>
+          <w:tab w:val="num" w:pos="2880"/>
+        </w:tabs>
+        <w:ind w:left="2880" w:hanging="360"/>
+      </w:pPr>
+      <w:rPr>
+        <w:rFonts w:ascii="Wingdings" w:hAnsi="Wingdings" w:hint="default"/>
+        <w:sz w:val="20"/>
+      </w:rPr>
+    </w:lvl>
+    <w:lvl w:ilvl="4" w:tentative="1">
+      <w:start w:val="1"/>
+      <w:numFmt w:val="bullet"/>
+      <w:lvlText w:val=""/>
+      <w:lvlJc w:val="left"/>
+      <w:pPr>
+        <w:tabs>
+          <w:tab w:val="num" w:pos="3600"/>
+        </w:tabs>
+        <w:ind w:left="3600" w:hanging="360"/>
+      </w:pPr>
+      <w:rPr>
+        <w:rFonts w:ascii="Wingdings" w:hAnsi="Wingdings" w:hint="default"/>
+        <w:sz w:val="20"/>
+      </w:rPr>
+    </w:lvl>
+    <w:lvl w:ilvl="5" w:tentative="1">
+      <w:start w:val="1"/>
+      <w:numFmt w:val="bullet"/>
+      <w:lvlText w:val=""/>
+      <w:lvlJc w:val="left"/>
+      <w:pPr>
+        <w:tabs>
+          <w:tab w:val="num" w:pos="4320"/>
+        </w:tabs>
+        <w:ind w:left="4320" w:hanging="360"/>
+      </w:pPr>
+      <w:rPr>
+        <w:rFonts w:ascii="Wingdings" w:hAnsi="Wingdings" w:hint="default"/>
+        <w:sz w:val="20"/>
+      </w:rPr>
+    </w:lvl>
+    <w:lvl w:ilvl="6" w:tentative="1">
+      <w:start w:val="1"/>
+      <w:numFmt w:val="bullet"/>
+      <w:lvlText w:val=""/>
+      <w:lvlJc w:val="left"/>
+      <w:pPr>
+        <w:tabs>
+          <w:tab w:val="num" w:pos="5040"/>
+        </w:tabs>
+        <w:ind w:left="5040" w:hanging="360"/>
+      </w:pPr>
+      <w:rPr>
+        <w:rFonts w:ascii="Wingdings" w:hAnsi="Wingdings" w:hint="default"/>
+        <w:sz w:val="20"/>
+      </w:rPr>
+    </w:lvl>
+    <w:lvl w:ilvl="7" w:tentative="1">
+      <w:start w:val="1"/>
+      <w:numFmt w:val="bullet"/>
+      <w:lvlText w:val=""/>
+      <w:lvlJc w:val="left"/>
+      <w:pPr>
+        <w:tabs>
+          <w:tab w:val="num" w:pos="5760"/>
+        </w:tabs>
+        <w:ind w:left="5760" w:hanging="360"/>
+      </w:pPr>
+      <w:rPr>
+        <w:rFonts w:ascii="Wingdings" w:hAnsi="Wingdings" w:hint="default"/>
+        <w:sz w:val="20"/>
+      </w:rPr>
+    </w:lvl>
+    <w:lvl w:ilvl="8" w:tentative="1">
+      <w:start w:val="1"/>
+      <w:numFmt w:val="bullet"/>
+      <w:lvlText w:val=""/>
+      <w:lvlJc w:val="left"/>
+      <w:pPr>
+        <w:tabs>
+          <w:tab w:val="num" w:pos="6480"/>
+        </w:tabs>
+        <w:ind w:left="6480" w:hanging="360"/>
+      </w:pPr>
+      <w:rPr>
+        <w:rFonts w:ascii="Wingdings" w:hAnsi="Wingdings" w:hint="default"/>
+        <w:sz w:val="20"/>
+      </w:rPr>
+    </w:lvl>
+  </w:abstractNum>
+  <w:abstractNum w:abstractNumId="19" w15:restartNumberingAfterBreak="0">
+    <w:nsid w:val="76BE22BD"/>
+    <w:multiLevelType w:val="multilevel"/>
+    <w:tmpl w:val="D2A83566"/>
+    <w:lvl w:ilvl="0">
+      <w:start w:val="1"/>
+      <w:numFmt w:val="bullet"/>
+      <w:lvlText w:val=""/>
+      <w:lvlJc w:val="left"/>
+      <w:pPr>
+        <w:tabs>
+          <w:tab w:val="num" w:pos="720"/>
+        </w:tabs>
+        <w:ind w:left="720" w:hanging="360"/>
+      </w:pPr>
+      <w:rPr>
+        <w:rFonts w:ascii="Symbol" w:hAnsi="Symbol" w:hint="default"/>
+        <w:sz w:val="20"/>
+      </w:rPr>
+    </w:lvl>
+    <w:lvl w:ilvl="1" w:tentative="1">
+      <w:start w:val="1"/>
+      <w:numFmt w:val="bullet"/>
+      <w:lvlText w:val="o"/>
+      <w:lvlJc w:val="left"/>
+      <w:pPr>
+        <w:tabs>
+          <w:tab w:val="num" w:pos="1440"/>
+        </w:tabs>
+        <w:ind w:left="1440" w:hanging="360"/>
+      </w:pPr>
+      <w:rPr>
+        <w:rFonts w:ascii="Courier New" w:hAnsi="Courier New" w:hint="default"/>
+        <w:sz w:val="20"/>
+      </w:rPr>
+    </w:lvl>
+    <w:lvl w:ilvl="2" w:tentative="1">
+      <w:start w:val="1"/>
+      <w:numFmt w:val="bullet"/>
+      <w:lvlText w:val=""/>
+      <w:lvlJc w:val="left"/>
+      <w:pPr>
+        <w:tabs>
+          <w:tab w:val="num" w:pos="2160"/>
+        </w:tabs>
+        <w:ind w:left="2160" w:hanging="360"/>
+      </w:pPr>
+      <w:rPr>
+        <w:rFonts w:ascii="Wingdings" w:hAnsi="Wingdings" w:hint="default"/>
+        <w:sz w:val="20"/>
+      </w:rPr>
+    </w:lvl>
+    <w:lvl w:ilvl="3" w:tentative="1">
+      <w:start w:val="1"/>
+      <w:numFmt w:val="bullet"/>
+      <w:lvlText w:val=""/>
+      <w:lvlJc w:val="left"/>
+      <w:pPr>
+        <w:tabs>
+          <w:tab w:val="num" w:pos="2880"/>
+        </w:tabs>
+        <w:ind w:left="2880" w:hanging="360"/>
+      </w:pPr>
+      <w:rPr>
+        <w:rFonts w:ascii="Wingdings" w:hAnsi="Wingdings" w:hint="default"/>
+        <w:sz w:val="20"/>
+      </w:rPr>
+    </w:lvl>
+    <w:lvl w:ilvl="4" w:tentative="1">
+      <w:start w:val="1"/>
+      <w:numFmt w:val="bullet"/>
+      <w:lvlText w:val=""/>
+      <w:lvlJc w:val="left"/>
+      <w:pPr>
+        <w:tabs>
+          <w:tab w:val="num" w:pos="3600"/>
+        </w:tabs>
+        <w:ind w:left="3600" w:hanging="360"/>
+      </w:pPr>
+      <w:rPr>
+        <w:rFonts w:ascii="Wingdings" w:hAnsi="Wingdings" w:hint="default"/>
+        <w:sz w:val="20"/>
+      </w:rPr>
+    </w:lvl>
+    <w:lvl w:ilvl="5" w:tentative="1">
+      <w:start w:val="1"/>
+      <w:numFmt w:val="bullet"/>
+      <w:lvlText w:val=""/>
+      <w:lvlJc w:val="left"/>
+      <w:pPr>
+        <w:tabs>
+          <w:tab w:val="num" w:pos="4320"/>
+        </w:tabs>
+        <w:ind w:left="4320" w:hanging="360"/>
+      </w:pPr>
+      <w:rPr>
+        <w:rFonts w:ascii="Wingdings" w:hAnsi="Wingdings" w:hint="default"/>
+        <w:sz w:val="20"/>
+      </w:rPr>
+    </w:lvl>
+    <w:lvl w:ilvl="6" w:tentative="1">
+      <w:start w:val="1"/>
+      <w:numFmt w:val="bullet"/>
+      <w:lvlText w:val=""/>
+      <w:lvlJc w:val="left"/>
+      <w:pPr>
+        <w:tabs>
+          <w:tab w:val="num" w:pos="5040"/>
+        </w:tabs>
+        <w:ind w:left="5040" w:hanging="360"/>
+      </w:pPr>
+      <w:rPr>
+        <w:rFonts w:ascii="Wingdings" w:hAnsi="Wingdings" w:hint="default"/>
+        <w:sz w:val="20"/>
+      </w:rPr>
+    </w:lvl>
+    <w:lvl w:ilvl="7" w:tentative="1">
+      <w:start w:val="1"/>
+      <w:numFmt w:val="bullet"/>
+      <w:lvlText w:val=""/>
+      <w:lvlJc w:val="left"/>
+      <w:pPr>
+        <w:tabs>
+          <w:tab w:val="num" w:pos="5760"/>
+        </w:tabs>
+        <w:ind w:left="5760" w:hanging="360"/>
+      </w:pPr>
+      <w:rPr>
+        <w:rFonts w:ascii="Wingdings" w:hAnsi="Wingdings" w:hint="default"/>
+        <w:sz w:val="20"/>
+      </w:rPr>
+    </w:lvl>
+    <w:lvl w:ilvl="8" w:tentative="1">
+      <w:start w:val="1"/>
+      <w:numFmt w:val="bullet"/>
+      <w:lvlText w:val=""/>
+      <w:lvlJc w:val="left"/>
+      <w:pPr>
+        <w:tabs>
+          <w:tab w:val="num" w:pos="6480"/>
+        </w:tabs>
+        <w:ind w:left="6480" w:hanging="360"/>
+      </w:pPr>
+      <w:rPr>
+        <w:rFonts w:ascii="Wingdings" w:hAnsi="Wingdings" w:hint="default"/>
+        <w:sz w:val="20"/>
+      </w:rPr>
+    </w:lvl>
+  </w:abstractNum>
+  <w:abstractNum w:abstractNumId="20" w15:restartNumberingAfterBreak="0">
+    <w:nsid w:val="77EB40DC"/>
+    <w:multiLevelType w:val="multilevel"/>
+    <w:tmpl w:val="F034BA06"/>
+    <w:lvl w:ilvl="0">
+      <w:start w:val="1"/>
+      <w:numFmt w:val="bullet"/>
+      <w:lvlText w:val=""/>
+      <w:lvlJc w:val="left"/>
+      <w:pPr>
+        <w:tabs>
+          <w:tab w:val="num" w:pos="720"/>
+        </w:tabs>
+        <w:ind w:left="720" w:hanging="360"/>
+      </w:pPr>
+      <w:rPr>
+        <w:rFonts w:ascii="Symbol" w:hAnsi="Symbol" w:hint="default"/>
+        <w:sz w:val="20"/>
+      </w:rPr>
+    </w:lvl>
+    <w:lvl w:ilvl="1">
+      <w:start w:val="1"/>
+      <w:numFmt w:val="bullet"/>
+      <w:lvlText w:val="o"/>
+      <w:lvlJc w:val="left"/>
+      <w:pPr>
+        <w:tabs>
+          <w:tab w:val="num" w:pos="1440"/>
+        </w:tabs>
+        <w:ind w:left="1440" w:hanging="360"/>
+      </w:pPr>
+      <w:rPr>
+        <w:rFonts w:ascii="Courier New" w:hAnsi="Courier New" w:hint="default"/>
+        <w:sz w:val="20"/>
+      </w:rPr>
+    </w:lvl>
+    <w:lvl w:ilvl="2" w:tentative="1">
+      <w:start w:val="1"/>
+      <w:numFmt w:val="bullet"/>
+      <w:lvlText w:val=""/>
+      <w:lvlJc w:val="left"/>
+      <w:pPr>
+        <w:tabs>
+          <w:tab w:val="num" w:pos="2160"/>
+        </w:tabs>
+        <w:ind w:left="2160" w:hanging="360"/>
+      </w:pPr>
+      <w:rPr>
+        <w:rFonts w:ascii="Wingdings" w:hAnsi="Wingdings" w:hint="default"/>
+        <w:sz w:val="20"/>
+      </w:rPr>
+    </w:lvl>
+    <w:lvl w:ilvl="3" w:tentative="1">
+      <w:start w:val="1"/>
+      <w:numFmt w:val="bullet"/>
+      <w:lvlText w:val=""/>
+      <w:lvlJc w:val="left"/>
+      <w:pPr>
+        <w:tabs>
+          <w:tab w:val="num" w:pos="2880"/>
+        </w:tabs>
+        <w:ind w:left="2880" w:hanging="360"/>
+      </w:pPr>
+      <w:rPr>
+        <w:rFonts w:ascii="Wingdings" w:hAnsi="Wingdings" w:hint="default"/>
+        <w:sz w:val="20"/>
+      </w:rPr>
+    </w:lvl>
+    <w:lvl w:ilvl="4" w:tentative="1">
+      <w:start w:val="1"/>
+      <w:numFmt w:val="bullet"/>
+      <w:lvlText w:val=""/>
+      <w:lvlJc w:val="left"/>
+      <w:pPr>
+        <w:tabs>
+          <w:tab w:val="num" w:pos="3600"/>
+        </w:tabs>
+        <w:ind w:left="3600" w:hanging="360"/>
+      </w:pPr>
+      <w:rPr>
+        <w:rFonts w:ascii="Wingdings" w:hAnsi="Wingdings" w:hint="default"/>
+        <w:sz w:val="20"/>
+      </w:rPr>
+    </w:lvl>
+    <w:lvl w:ilvl="5" w:tentative="1">
+      <w:start w:val="1"/>
+      <w:numFmt w:val="bullet"/>
+      <w:lvlText w:val=""/>
+      <w:lvlJc w:val="left"/>
+      <w:pPr>
+        <w:tabs>
+          <w:tab w:val="num" w:pos="4320"/>
+        </w:tabs>
+        <w:ind w:left="4320" w:hanging="360"/>
+      </w:pPr>
+      <w:rPr>
+        <w:rFonts w:ascii="Wingdings" w:hAnsi="Wingdings" w:hint="default"/>
+        <w:sz w:val="20"/>
+      </w:rPr>
+    </w:lvl>
+    <w:lvl w:ilvl="6" w:tentative="1">
+      <w:start w:val="1"/>
+      <w:numFmt w:val="bullet"/>
+      <w:lvlText w:val=""/>
+      <w:lvlJc w:val="left"/>
+      <w:pPr>
+        <w:tabs>
+          <w:tab w:val="num" w:pos="5040"/>
+        </w:tabs>
+        <w:ind w:left="5040" w:hanging="360"/>
+      </w:pPr>
+      <w:rPr>
+        <w:rFonts w:ascii="Wingdings" w:hAnsi="Wingdings" w:hint="default"/>
+        <w:sz w:val="20"/>
+      </w:rPr>
+    </w:lvl>
+    <w:lvl w:ilvl="7" w:tentative="1">
+      <w:start w:val="1"/>
+      <w:numFmt w:val="bullet"/>
+      <w:lvlText w:val=""/>
+      <w:lvlJc w:val="left"/>
+      <w:pPr>
+        <w:tabs>
+          <w:tab w:val="num" w:pos="5760"/>
+        </w:tabs>
+        <w:ind w:left="5760" w:hanging="360"/>
+      </w:pPr>
+      <w:rPr>
+        <w:rFonts w:ascii="Wingdings" w:hAnsi="Wingdings" w:hint="default"/>
+        <w:sz w:val="20"/>
+      </w:rPr>
+    </w:lvl>
+    <w:lvl w:ilvl="8" w:tentative="1">
+      <w:start w:val="1"/>
+      <w:numFmt w:val="bullet"/>
+      <w:lvlText w:val=""/>
+      <w:lvlJc w:val="left"/>
+      <w:pPr>
+        <w:tabs>
+          <w:tab w:val="num" w:pos="6480"/>
+        </w:tabs>
+        <w:ind w:left="6480" w:hanging="360"/>
+      </w:pPr>
+      <w:rPr>
+        <w:rFonts w:ascii="Wingdings" w:hAnsi="Wingdings" w:hint="default"/>
+        <w:sz w:val="20"/>
+      </w:rPr>
+    </w:lvl>
+  </w:abstractNum>
+  <w:abstractNum w:abstractNumId="21" w15:restartNumberingAfterBreak="0">
+    <w:nsid w:val="7FF10622"/>
+    <w:multiLevelType w:val="multilevel"/>
+    <w:tmpl w:val="DF22DE84"/>
+    <w:lvl w:ilvl="0">
+      <w:start w:val="1"/>
+      <w:numFmt w:val="bullet"/>
+      <w:lvlText w:val=""/>
+      <w:lvlJc w:val="left"/>
+      <w:pPr>
+        <w:tabs>
+          <w:tab w:val="num" w:pos="720"/>
+        </w:tabs>
+        <w:ind w:left="720" w:hanging="360"/>
+      </w:pPr>
+      <w:rPr>
+        <w:rFonts w:ascii="Symbol" w:hAnsi="Symbol" w:hint="default"/>
+        <w:sz w:val="20"/>
+      </w:rPr>
+    </w:lvl>
+    <w:lvl w:ilvl="1" w:tentative="1">
+      <w:start w:val="1"/>
+      <w:numFmt w:val="bullet"/>
+      <w:lvlText w:val="o"/>
+      <w:lvlJc w:val="left"/>
+      <w:pPr>
+        <w:tabs>
+          <w:tab w:val="num" w:pos="1440"/>
+        </w:tabs>
+        <w:ind w:left="1440" w:hanging="360"/>
+      </w:pPr>
+      <w:rPr>
+        <w:rFonts w:ascii="Courier New" w:hAnsi="Courier New" w:hint="default"/>
+        <w:sz w:val="20"/>
+      </w:rPr>
+    </w:lvl>
+    <w:lvl w:ilvl="2" w:tentative="1">
+      <w:start w:val="1"/>
+      <w:numFmt w:val="bullet"/>
+      <w:lvlText w:val=""/>
+      <w:lvlJc w:val="left"/>
+      <w:pPr>
+        <w:tabs>
+          <w:tab w:val="num" w:pos="2160"/>
+        </w:tabs>
+        <w:ind w:left="2160" w:hanging="360"/>
+      </w:pPr>
+      <w:rPr>
+        <w:rFonts w:ascii="Wingdings" w:hAnsi="Wingdings" w:hint="default"/>
+        <w:sz w:val="20"/>
+      </w:rPr>
+    </w:lvl>
+    <w:lvl w:ilvl="3" w:tentative="1">
+      <w:start w:val="1"/>
+      <w:numFmt w:val="bullet"/>
+      <w:lvlText w:val=""/>
+      <w:lvlJc w:val="left"/>
+      <w:pPr>
+        <w:tabs>
+          <w:tab w:val="num" w:pos="2880"/>
+        </w:tabs>
+        <w:ind w:left="2880" w:hanging="360"/>
+      </w:pPr>
+      <w:rPr>
+        <w:rFonts w:ascii="Wingdings" w:hAnsi="Wingdings" w:hint="default"/>
+        <w:sz w:val="20"/>
+      </w:rPr>
+    </w:lvl>
+    <w:lvl w:ilvl="4" w:tentative="1">
+      <w:start w:val="1"/>
+      <w:numFmt w:val="bullet"/>
+      <w:lvlText w:val=""/>
+      <w:lvlJc w:val="left"/>
+      <w:pPr>
+        <w:tabs>
+          <w:tab w:val="num" w:pos="3600"/>
+        </w:tabs>
+        <w:ind w:left="3600" w:hanging="360"/>
+      </w:pPr>
+      <w:rPr>
+        <w:rFonts w:ascii="Wingdings" w:hAnsi="Wingdings" w:hint="default"/>
+        <w:sz w:val="20"/>
+      </w:rPr>
+    </w:lvl>
+    <w:lvl w:ilvl="5" w:tentative="1">
+      <w:start w:val="1"/>
+      <w:numFmt w:val="bullet"/>
+      <w:lvlText w:val=""/>
+      <w:lvlJc w:val="left"/>
+      <w:pPr>
+        <w:tabs>
+          <w:tab w:val="num" w:pos="4320"/>
+        </w:tabs>
+        <w:ind w:left="4320" w:hanging="360"/>
+      </w:pPr>
+      <w:rPr>
+        <w:rFonts w:ascii="Wingdings" w:hAnsi="Wingdings" w:hint="default"/>
+        <w:sz w:val="20"/>
+      </w:rPr>
+    </w:lvl>
+    <w:lvl w:ilvl="6" w:tentative="1">
+      <w:start w:val="1"/>
+      <w:numFmt w:val="bullet"/>
+      <w:lvlText w:val=""/>
+      <w:lvlJc w:val="left"/>
+      <w:pPr>
+        <w:tabs>
+          <w:tab w:val="num" w:pos="5040"/>
+        </w:tabs>
+        <w:ind w:left="5040" w:hanging="360"/>
+      </w:pPr>
+      <w:rPr>
+        <w:rFonts w:ascii="Wingdings" w:hAnsi="Wingdings" w:hint="default"/>
+        <w:sz w:val="20"/>
+      </w:rPr>
+    </w:lvl>
+    <w:lvl w:ilvl="7" w:tentative="1">
+      <w:start w:val="1"/>
+      <w:numFmt w:val="bullet"/>
+      <w:lvlText w:val=""/>
+      <w:lvlJc w:val="left"/>
+      <w:pPr>
+        <w:tabs>
+          <w:tab w:val="num" w:pos="5760"/>
+        </w:tabs>
+        <w:ind w:left="5760" w:hanging="360"/>
+      </w:pPr>
+      <w:rPr>
+        <w:rFonts w:ascii="Wingdings" w:hAnsi="Wingdings" w:hint="default"/>
+        <w:sz w:val="20"/>
+      </w:rPr>
+    </w:lvl>
+    <w:lvl w:ilvl="8" w:tentative="1">
+      <w:start w:val="1"/>
+      <w:numFmt w:val="bullet"/>
+      <w:lvlText w:val=""/>
+      <w:lvlJc w:val="left"/>
+      <w:pPr>
+        <w:tabs>
+          <w:tab w:val="num" w:pos="6480"/>
+        </w:tabs>
+        <w:ind w:left="6480" w:hanging="360"/>
+      </w:pPr>
+      <w:rPr>
+        <w:rFonts w:ascii="Wingdings" w:hAnsi="Wingdings" w:hint="default"/>
+        <w:sz w:val="20"/>
+      </w:rPr>
     </w:lvl>
   </w:abstractNum>
   <w:num w:numId="1" w16cid:durableId="905456226">
@@ -2619,7 +6797,7 @@
     </w:lvlOverride>
   </w:num>
   <w:num w:numId="3" w16cid:durableId="871839324">
-    <w:abstractNumId w:val="4"/>
+    <w:abstractNumId w:val="8"/>
   </w:num>
   <w:num w:numId="4" w16cid:durableId="184447923">
     <w:abstractNumId w:val="2"/>
@@ -2628,10 +6806,58 @@
     <w:abstractNumId w:val="1"/>
   </w:num>
   <w:num w:numId="6" w16cid:durableId="1128012283">
-    <w:abstractNumId w:val="5"/>
+    <w:abstractNumId w:val="13"/>
   </w:num>
   <w:num w:numId="7" w16cid:durableId="1752853236">
     <w:abstractNumId w:val="0"/>
+  </w:num>
+  <w:num w:numId="8" w16cid:durableId="1051657083">
+    <w:abstractNumId w:val="4"/>
+  </w:num>
+  <w:num w:numId="9" w16cid:durableId="533926554">
+    <w:abstractNumId w:val="9"/>
+  </w:num>
+  <w:num w:numId="10" w16cid:durableId="789131620">
+    <w:abstractNumId w:val="14"/>
+  </w:num>
+  <w:num w:numId="11" w16cid:durableId="1924028030">
+    <w:abstractNumId w:val="15"/>
+  </w:num>
+  <w:num w:numId="12" w16cid:durableId="461578879">
+    <w:abstractNumId w:val="17"/>
+  </w:num>
+  <w:num w:numId="13" w16cid:durableId="1574973590">
+    <w:abstractNumId w:val="10"/>
+  </w:num>
+  <w:num w:numId="14" w16cid:durableId="83381017">
+    <w:abstractNumId w:val="20"/>
+  </w:num>
+  <w:num w:numId="15" w16cid:durableId="2007197864">
+    <w:abstractNumId w:val="21"/>
+  </w:num>
+  <w:num w:numId="16" w16cid:durableId="1337809600">
+    <w:abstractNumId w:val="12"/>
+  </w:num>
+  <w:num w:numId="17" w16cid:durableId="897202432">
+    <w:abstractNumId w:val="6"/>
+  </w:num>
+  <w:num w:numId="18" w16cid:durableId="1110277502">
+    <w:abstractNumId w:val="18"/>
+  </w:num>
+  <w:num w:numId="19" w16cid:durableId="1371107462">
+    <w:abstractNumId w:val="16"/>
+  </w:num>
+  <w:num w:numId="20" w16cid:durableId="2034571850">
+    <w:abstractNumId w:val="5"/>
+  </w:num>
+  <w:num w:numId="21" w16cid:durableId="70081414">
+    <w:abstractNumId w:val="11"/>
+  </w:num>
+  <w:num w:numId="22" w16cid:durableId="2018458892">
+    <w:abstractNumId w:val="19"/>
+  </w:num>
+  <w:num w:numId="23" w16cid:durableId="1492215524">
+    <w:abstractNumId w:val="7"/>
   </w:num>
 </w:numbering>
 </file>
@@ -3243,7 +7469,6 @@
   <w:style w:type="character" w:default="1" w:styleId="DefaultParagraphFont">
     <w:name w:val="Default Paragraph Font"/>
     <w:uiPriority w:val="1"/>
-    <w:semiHidden/>
     <w:unhideWhenUsed/>
   </w:style>
   <w:style w:type="table" w:default="1" w:styleId="TableNormal">
@@ -3580,6 +7805,90 @@
       <w:shd w:val="clear" w:color="auto" w:fill="E1DFDD"/>
     </w:rPr>
   </w:style>
+  <w:style w:type="paragraph" w:styleId="HTMLPreformatted">
+    <w:name w:val="HTML Preformatted"/>
+    <w:basedOn w:val="Normal"/>
+    <w:link w:val="HTMLPreformattedChar"/>
+    <w:uiPriority w:val="99"/>
+    <w:semiHidden/>
+    <w:unhideWhenUsed/>
+    <w:rsid w:val="00E42D59"/>
+    <w:pPr>
+      <w:tabs>
+        <w:tab w:val="left" w:pos="916"/>
+        <w:tab w:val="left" w:pos="1832"/>
+        <w:tab w:val="left" w:pos="2748"/>
+        <w:tab w:val="left" w:pos="3664"/>
+        <w:tab w:val="left" w:pos="4580"/>
+        <w:tab w:val="left" w:pos="5496"/>
+        <w:tab w:val="left" w:pos="6412"/>
+        <w:tab w:val="left" w:pos="7328"/>
+        <w:tab w:val="left" w:pos="8244"/>
+        <w:tab w:val="left" w:pos="9160"/>
+        <w:tab w:val="left" w:pos="10076"/>
+        <w:tab w:val="left" w:pos="10992"/>
+        <w:tab w:val="left" w:pos="11908"/>
+        <w:tab w:val="left" w:pos="12824"/>
+        <w:tab w:val="left" w:pos="13740"/>
+        <w:tab w:val="left" w:pos="14656"/>
+      </w:tabs>
+      <w:spacing w:after="0" w:line="240" w:lineRule="auto"/>
+    </w:pPr>
+    <w:rPr>
+      <w:rFonts w:ascii="Courier New" w:eastAsia="Times New Roman" w:hAnsi="Courier New" w:cs="Courier New"/>
+      <w:kern w:val="0"/>
+      <w:sz w:val="20"/>
+      <w:szCs w:val="20"/>
+      <w14:ligatures w14:val="none"/>
+    </w:rPr>
+  </w:style>
+  <w:style w:type="character" w:customStyle="1" w:styleId="HTMLPreformattedChar">
+    <w:name w:val="HTML Preformatted Char"/>
+    <w:basedOn w:val="DefaultParagraphFont"/>
+    <w:link w:val="HTMLPreformatted"/>
+    <w:uiPriority w:val="99"/>
+    <w:semiHidden/>
+    <w:rsid w:val="00E42D59"/>
+    <w:rPr>
+      <w:rFonts w:ascii="Courier New" w:eastAsia="Times New Roman" w:hAnsi="Courier New" w:cs="Courier New"/>
+      <w:kern w:val="0"/>
+      <w:sz w:val="20"/>
+      <w:szCs w:val="20"/>
+      <w14:ligatures w14:val="none"/>
+    </w:rPr>
+  </w:style>
+  <w:style w:type="character" w:customStyle="1" w:styleId="t">
+    <w:name w:val="ͼt"/>
+    <w:basedOn w:val="DefaultParagraphFont"/>
+    <w:rsid w:val="00E42D59"/>
+  </w:style>
+  <w:style w:type="character" w:customStyle="1" w:styleId="n">
+    <w:name w:val="ͼn"/>
+    <w:basedOn w:val="DefaultParagraphFont"/>
+    <w:rsid w:val="00E42D59"/>
+  </w:style>
+  <w:style w:type="character" w:customStyle="1" w:styleId="q">
+    <w:name w:val="ͼq"/>
+    <w:basedOn w:val="DefaultParagraphFont"/>
+    <w:rsid w:val="00E42D59"/>
+  </w:style>
+  <w:style w:type="paragraph" w:styleId="NormalWeb">
+    <w:name w:val="Normal (Web)"/>
+    <w:basedOn w:val="Normal"/>
+    <w:uiPriority w:val="99"/>
+    <w:semiHidden/>
+    <w:unhideWhenUsed/>
+    <w:rsid w:val="00E42D59"/>
+    <w:pPr>
+      <w:spacing w:before="100" w:beforeAutospacing="1" w:after="100" w:afterAutospacing="1" w:line="240" w:lineRule="auto"/>
+    </w:pPr>
+    <w:rPr>
+      <w:rFonts w:eastAsia="Times New Roman" w:cs="Times New Roman"/>
+      <w:kern w:val="0"/>
+      <w:szCs w:val="24"/>
+      <w14:ligatures w14:val="none"/>
+    </w:rPr>
+  </w:style>
 </w:styles>
 </file>
 

--- a/mowy.docx
+++ b/mowy.docx
@@ -3,24 +3,39 @@
 <w:document xmlns:wpc="http://schemas.microsoft.com/office/word/2010/wordprocessingCanvas" xmlns:cx="http://schemas.microsoft.com/office/drawing/2014/chartex" xmlns:cx1="http://schemas.microsoft.com/office/drawing/2015/9/8/chartex" xmlns:cx2="http://schemas.microsoft.com/office/drawing/2015/10/21/chartex" xmlns:cx3="http://schemas.microsoft.com/office/drawing/2016/5/9/chartex" xmlns:cx4="http://schemas.microsoft.com/office/drawing/2016/5/10/chartex" xmlns:cx5="http://schemas.microsoft.com/office/drawing/2016/5/11/chartex" xmlns:cx6="http://schemas.microsoft.com/office/drawing/2016/5/12/chartex" xmlns:cx7="http://schemas.microsoft.com/office/drawing/2016/5/13/chartex" xmlns:cx8="http://schemas.microsoft.com/office/drawing/2016/5/14/chartex" xmlns:mc="http://schemas.openxmlformats.org/markup-compatibility/2006" xmlns:aink="http://schemas.microsoft.com/office/drawing/2016/ink" xmlns:am3d="http://schemas.microsoft.com/office/drawing/2017/model3d" xmlns:o="urn:schemas-microsoft-com:office:office" xmlns:oel="http://schemas.microsoft.com/office/2019/extlst" xmlns:r="http://schemas.openxmlformats.org/officeDocument/2006/relationships" xmlns:m="http://schemas.openxmlformats.org/officeDocument/2006/math" xmlns:v="urn:schemas-microsoft-com:vml" xmlns:wp14="http://schemas.microsoft.com/office/word/2010/wordprocessingDrawing" xmlns:wp="http://schemas.openxmlformats.org/drawingml/2006/wordprocessingDrawing" xmlns:w10="urn:schemas-microsoft-com:office:word" xmlns:w="http://schemas.openxmlformats.org/wordprocessingml/2006/main" xmlns:w14="http://schemas.microsoft.com/office/word/2010/wordml" xmlns:w15="http://schemas.microsoft.com/office/word/2012/wordml" xmlns:w16cex="http://schemas.microsoft.com/office/word/2018/wordml/cex" xmlns:w16cid="http://schemas.microsoft.com/office/word/2016/wordml/cid" xmlns:w16="http://schemas.microsoft.com/office/word/2018/wordml" xmlns:w16du="http://schemas.microsoft.com/office/word/2023/wordml/word16du" xmlns:w16sdtdh="http://schemas.microsoft.com/office/word/2020/wordml/sdtdatahash" xmlns:w16sdtfl="http://schemas.microsoft.com/office/word/2024/wordml/sdtformatlock" xmlns:w16se="http://schemas.microsoft.com/office/word/2015/wordml/symex" xmlns:wpg="http://schemas.microsoft.com/office/word/2010/wordprocessingGroup" xmlns:wpi="http://schemas.microsoft.com/office/word/2010/wordprocessingInk" xmlns:wne="http://schemas.microsoft.com/office/word/2006/wordml" xmlns:wps="http://schemas.microsoft.com/office/word/2010/wordprocessingShape" mc:Ignorable="w14 w15 w16se w16cid w16 w16cex w16sdtdh w16sdtfl w16du wp14">
   <w:body>
     <w:p>
+      <w:r>
+        <w:fldChar w:fldCharType="begin"/>
+      </w:r>
+      <w:r>
+        <w:instrText>HYPERLINK "mailto:mowy@gmail.com"</w:instrText>
+      </w:r>
+      <w:r>
+        <w:fldChar w:fldCharType="separate"/>
+      </w:r>
+      <w:r>
+        <w:rPr>
+          <w:rStyle w:val="Hyperlink"/>
+        </w:rPr>
+        <w:t>mowy@gmail.com</w:t>
+      </w:r>
+      <w:r>
+        <w:fldChar w:fldCharType="end"/>
+      </w:r>
+      <w:r>
+        <w:t xml:space="preserve"> pw </w:t>
+      </w:r>
+      <w:proofErr w:type="spellStart"/>
+      <w:r>
+        <w:t>meowykitty</w:t>
+      </w:r>
+      <w:proofErr w:type="spellEnd"/>
+      <w:r>
+        <w:t xml:space="preserve"> user </w:t>
+      </w:r>
+    </w:p>
+    <w:p/>
+    <w:p>
       <w:hyperlink r:id="rId5" w:history="1">
-        <w:r>
-          <w:rPr>
-            <w:rStyle w:val="Hyperlink"/>
-          </w:rPr>
-          <w:t>mowy@gmail.com</w:t>
-        </w:r>
-      </w:hyperlink>
-      <w:r>
-        <w:t xml:space="preserve"> pw meowykitty</w:t>
-      </w:r>
-      <w:r>
-        <w:t xml:space="preserve"> user </w:t>
-      </w:r>
-    </w:p>
-    <w:p/>
-    <w:p>
-      <w:hyperlink r:id="rId6" w:history="1">
         <w:r>
           <w:rPr>
             <w:rStyle w:val="Hyperlink"/>
@@ -29,7 +44,15 @@
         </w:r>
       </w:hyperlink>
       <w:r>
-        <w:t xml:space="preserve"> newpassword 123 provider</w:t>
+        <w:t xml:space="preserve"> </w:t>
+      </w:r>
+      <w:proofErr w:type="spellStart"/>
+      <w:r>
+        <w:t>newpassword</w:t>
+      </w:r>
+      <w:proofErr w:type="spellEnd"/>
+      <w:r>
+        <w:t xml:space="preserve"> 123 provider</w:t>
       </w:r>
     </w:p>
     <w:p/>
@@ -86,8 +109,13 @@
         </w:numPr>
         <w:jc w:val="both"/>
       </w:pPr>
-      <w:r>
-        <w:t xml:space="preserve">providerId → the service provider you want to check. </w:t>
+      <w:proofErr w:type="spellStart"/>
+      <w:r>
+        <w:t>providerId</w:t>
+      </w:r>
+      <w:proofErr w:type="spellEnd"/>
+      <w:r>
+        <w:t xml:space="preserve"> → the service provider you want to check. </w:t>
       </w:r>
     </w:p>
     <w:p>
@@ -98,8 +126,21 @@
         </w:numPr>
         <w:jc w:val="both"/>
       </w:pPr>
-      <w:r>
-        <w:t xml:space="preserve">appointmentStart and appointmentEnd → the proposed booking time. </w:t>
+      <w:proofErr w:type="spellStart"/>
+      <w:r>
+        <w:t>appointmentStart</w:t>
+      </w:r>
+      <w:proofErr w:type="spellEnd"/>
+      <w:r>
+        <w:t xml:space="preserve"> and </w:t>
+      </w:r>
+      <w:proofErr w:type="spellStart"/>
+      <w:r>
+        <w:t>appointmentEnd</w:t>
+      </w:r>
+      <w:proofErr w:type="spellEnd"/>
+      <w:r>
+        <w:t xml:space="preserve"> → the proposed booking time. </w:t>
       </w:r>
     </w:p>
     <w:p>
@@ -514,7 +555,15 @@
         <w:jc w:val="both"/>
       </w:pPr>
       <w:r>
-        <w:t xml:space="preserve">Providers are sorted descending by rankingScore so the best-scoring providers come first. </w:t>
+        <w:t xml:space="preserve">Providers are sorted descending by </w:t>
+      </w:r>
+      <w:proofErr w:type="spellStart"/>
+      <w:r>
+        <w:t>rankingScore</w:t>
+      </w:r>
+      <w:proofErr w:type="spellEnd"/>
+      <w:r>
+        <w:t xml:space="preserve"> so the best-scoring providers come first. </w:t>
       </w:r>
     </w:p>
     <w:p>
@@ -545,7 +594,15 @@
         <w:jc w:val="both"/>
       </w:pPr>
       <w:r>
-        <w:t>Array of providers with an extra property rankingScore, sorted by that score.</w:t>
+        <w:t xml:space="preserve">Array of providers with an extra property </w:t>
+      </w:r>
+      <w:proofErr w:type="spellStart"/>
+      <w:r>
+        <w:t>rankingScore</w:t>
+      </w:r>
+      <w:proofErr w:type="spellEnd"/>
+      <w:r>
+        <w:t>, sorted by that score.</w:t>
       </w:r>
     </w:p>
     <w:p>
@@ -611,8 +668,13 @@
         </w:numPr>
         <w:jc w:val="both"/>
       </w:pPr>
-      <w:r>
-        <w:t xml:space="preserve">hoursWorked → optional, if the service is billed hourly. </w:t>
+      <w:proofErr w:type="spellStart"/>
+      <w:r>
+        <w:t>hoursWorked</w:t>
+      </w:r>
+      <w:proofErr w:type="spellEnd"/>
+      <w:r>
+        <w:t xml:space="preserve"> → optional, if the service is billed hourly. </w:t>
       </w:r>
     </w:p>
     <w:p>
@@ -643,7 +705,15 @@
         <w:jc w:val="both"/>
       </w:pPr>
       <w:r>
-        <w:t xml:space="preserve">Determine finalPrice: </w:t>
+        <w:t xml:space="preserve">Determine </w:t>
+      </w:r>
+      <w:proofErr w:type="spellStart"/>
+      <w:r>
+        <w:t>finalPrice</w:t>
+      </w:r>
+      <w:proofErr w:type="spellEnd"/>
+      <w:r>
+        <w:t xml:space="preserve">: </w:t>
       </w:r>
     </w:p>
     <w:p>
@@ -655,7 +725,31 @@
         <w:jc w:val="both"/>
       </w:pPr>
       <w:r>
-        <w:t xml:space="preserve">If hoursWorked is provided → calculate total based on hoursWorked × pricePerHour × number of providers. </w:t>
+        <w:t xml:space="preserve">If </w:t>
+      </w:r>
+      <w:proofErr w:type="spellStart"/>
+      <w:r>
+        <w:t>hoursWorked</w:t>
+      </w:r>
+      <w:proofErr w:type="spellEnd"/>
+      <w:r>
+        <w:t xml:space="preserve"> is provided → calculate total based on </w:t>
+      </w:r>
+      <w:proofErr w:type="spellStart"/>
+      <w:r>
+        <w:t>hoursWorked</w:t>
+      </w:r>
+      <w:proofErr w:type="spellEnd"/>
+      <w:r>
+        <w:t xml:space="preserve"> × </w:t>
+      </w:r>
+      <w:proofErr w:type="spellStart"/>
+      <w:r>
+        <w:t>pricePerHour</w:t>
+      </w:r>
+      <w:proofErr w:type="spellEnd"/>
+      <w:r>
+        <w:t xml:space="preserve"> × number of providers. </w:t>
       </w:r>
     </w:p>
     <w:p>
@@ -667,7 +761,31 @@
         <w:jc w:val="both"/>
       </w:pPr>
       <w:r>
-        <w:t xml:space="preserve">Otherwise → use booking.finalPrice or fallback to pricePerHour × providerCount. </w:t>
+        <w:t xml:space="preserve">Otherwise → use </w:t>
+      </w:r>
+      <w:proofErr w:type="spellStart"/>
+      <w:r>
+        <w:t>booking.finalPrice</w:t>
+      </w:r>
+      <w:proofErr w:type="spellEnd"/>
+      <w:r>
+        <w:t xml:space="preserve"> or fallback to </w:t>
+      </w:r>
+      <w:proofErr w:type="spellStart"/>
+      <w:r>
+        <w:t>pricePerHour</w:t>
+      </w:r>
+      <w:proofErr w:type="spellEnd"/>
+      <w:r>
+        <w:t xml:space="preserve"> × </w:t>
+      </w:r>
+      <w:proofErr w:type="spellStart"/>
+      <w:r>
+        <w:t>providerCount</w:t>
+      </w:r>
+      <w:proofErr w:type="spellEnd"/>
+      <w:r>
+        <w:t xml:space="preserve">. </w:t>
       </w:r>
     </w:p>
     <w:p>
@@ -689,7 +807,31 @@
         <w:t>platform commission</w:t>
       </w:r>
       <w:r>
-        <w:t xml:space="preserve">: commissionAmount = finalPrice × commissionPercent / 100. </w:t>
+        <w:t xml:space="preserve">: </w:t>
+      </w:r>
+      <w:proofErr w:type="spellStart"/>
+      <w:r>
+        <w:t>commissionAmount</w:t>
+      </w:r>
+      <w:proofErr w:type="spellEnd"/>
+      <w:r>
+        <w:t xml:space="preserve"> = </w:t>
+      </w:r>
+      <w:proofErr w:type="spellStart"/>
+      <w:r>
+        <w:t>finalPrice</w:t>
+      </w:r>
+      <w:proofErr w:type="spellEnd"/>
+      <w:r>
+        <w:t xml:space="preserve"> × </w:t>
+      </w:r>
+      <w:proofErr w:type="spellStart"/>
+      <w:r>
+        <w:t>commissionPercent</w:t>
+      </w:r>
+      <w:proofErr w:type="spellEnd"/>
+      <w:r>
+        <w:t xml:space="preserve"> / 100. </w:t>
       </w:r>
     </w:p>
     <w:p>
@@ -711,7 +853,31 @@
         <w:t>total provider earnings</w:t>
       </w:r>
       <w:r>
-        <w:t xml:space="preserve">: providerEarning = finalPrice − commissionAmount. </w:t>
+        <w:t xml:space="preserve">: </w:t>
+      </w:r>
+      <w:proofErr w:type="spellStart"/>
+      <w:r>
+        <w:t>providerEarning</w:t>
+      </w:r>
+      <w:proofErr w:type="spellEnd"/>
+      <w:r>
+        <w:t xml:space="preserve"> = </w:t>
+      </w:r>
+      <w:proofErr w:type="spellStart"/>
+      <w:r>
+        <w:t>finalPrice</w:t>
+      </w:r>
+      <w:proofErr w:type="spellEnd"/>
+      <w:r>
+        <w:t xml:space="preserve"> − </w:t>
+      </w:r>
+      <w:proofErr w:type="spellStart"/>
+      <w:r>
+        <w:t>commissionAmount</w:t>
+      </w:r>
+      <w:proofErr w:type="spellEnd"/>
+      <w:r>
+        <w:t xml:space="preserve">. </w:t>
       </w:r>
     </w:p>
     <w:p>
@@ -745,8 +911,21 @@
         </w:numPr>
         <w:jc w:val="both"/>
       </w:pPr>
-      <w:r>
-        <w:t xml:space="preserve">perProviderCommission = commissionAmount / number of accepted providers. </w:t>
+      <w:proofErr w:type="spellStart"/>
+      <w:r>
+        <w:t>perProviderCommission</w:t>
+      </w:r>
+      <w:proofErr w:type="spellEnd"/>
+      <w:r>
+        <w:t xml:space="preserve"> = </w:t>
+      </w:r>
+      <w:proofErr w:type="spellStart"/>
+      <w:r>
+        <w:t>commissionAmount</w:t>
+      </w:r>
+      <w:proofErr w:type="spellEnd"/>
+      <w:r>
+        <w:t xml:space="preserve"> / number of accepted providers. </w:t>
       </w:r>
     </w:p>
     <w:p>
@@ -757,8 +936,21 @@
         </w:numPr>
         <w:jc w:val="both"/>
       </w:pPr>
-      <w:r>
-        <w:t xml:space="preserve">perProviderEarning = providerEarning / number of accepted providers. </w:t>
+      <w:proofErr w:type="spellStart"/>
+      <w:r>
+        <w:t>perProviderEarning</w:t>
+      </w:r>
+      <w:proofErr w:type="spellEnd"/>
+      <w:r>
+        <w:t xml:space="preserve"> = </w:t>
+      </w:r>
+      <w:proofErr w:type="spellStart"/>
+      <w:r>
+        <w:t>providerEarning</w:t>
+      </w:r>
+      <w:proofErr w:type="spellEnd"/>
+      <w:r>
+        <w:t xml:space="preserve"> / number of accepted providers. </w:t>
       </w:r>
     </w:p>
     <w:p>
@@ -770,7 +962,15 @@
         <w:jc w:val="both"/>
       </w:pPr>
       <w:r>
-        <w:t>Update booking.providerCommissions to store each provider’s share of earnings and commission.</w:t>
+        <w:t xml:space="preserve">Update </w:t>
+      </w:r>
+      <w:proofErr w:type="spellStart"/>
+      <w:r>
+        <w:t>booking.providerCommissions</w:t>
+      </w:r>
+      <w:proofErr w:type="spellEnd"/>
+      <w:r>
+        <w:t xml:space="preserve"> to store each provider’s share of earnings and commission.</w:t>
       </w:r>
     </w:p>
     <w:p>
@@ -805,7 +1005,31 @@
     </w:p>
     <w:p>
       <w:r>
-        <w:t>{ finalPrice, commissionAmount, providerEarning, booking }</w:t>
+        <w:t xml:space="preserve">{ </w:t>
+      </w:r>
+      <w:proofErr w:type="spellStart"/>
+      <w:r>
+        <w:t>finalPrice</w:t>
+      </w:r>
+      <w:proofErr w:type="spellEnd"/>
+      <w:r>
+        <w:t xml:space="preserve">, </w:t>
+      </w:r>
+      <w:proofErr w:type="spellStart"/>
+      <w:r>
+        <w:t>commissionAmount</w:t>
+      </w:r>
+      <w:proofErr w:type="spellEnd"/>
+      <w:r>
+        <w:t xml:space="preserve">, </w:t>
+      </w:r>
+      <w:proofErr w:type="spellStart"/>
+      <w:r>
+        <w:t>providerEarning</w:t>
+      </w:r>
+      <w:proofErr w:type="spellEnd"/>
+      <w:r>
+        <w:t>, booking }</w:t>
       </w:r>
     </w:p>
     <w:p>
@@ -816,7 +1040,15 @@
         </w:numPr>
       </w:pPr>
       <w:r>
-        <w:t xml:space="preserve">Each accepted provider in booking.providerCommissions now has: </w:t>
+        <w:t xml:space="preserve">Each accepted provider in </w:t>
+      </w:r>
+      <w:proofErr w:type="spellStart"/>
+      <w:r>
+        <w:t>booking.providerCommissions</w:t>
+      </w:r>
+      <w:proofErr w:type="spellEnd"/>
+      <w:r>
+        <w:t xml:space="preserve"> now has: </w:t>
       </w:r>
     </w:p>
     <w:p>
@@ -826,8 +1058,13 @@
           <w:numId w:val="5"/>
         </w:numPr>
       </w:pPr>
-      <w:r>
-        <w:t xml:space="preserve">commissionShare </w:t>
+      <w:proofErr w:type="spellStart"/>
+      <w:r>
+        <w:t>commissionShare</w:t>
+      </w:r>
+      <w:proofErr w:type="spellEnd"/>
+      <w:r>
+        <w:t xml:space="preserve"> </w:t>
       </w:r>
     </w:p>
     <w:p>
@@ -837,8 +1074,13 @@
           <w:numId w:val="5"/>
         </w:numPr>
       </w:pPr>
-      <w:r>
-        <w:t xml:space="preserve">earningShare </w:t>
+      <w:proofErr w:type="spellStart"/>
+      <w:r>
+        <w:t>earningShare</w:t>
+      </w:r>
+      <w:proofErr w:type="spellEnd"/>
+      <w:r>
+        <w:t xml:space="preserve"> </w:t>
       </w:r>
     </w:p>
     <w:p>
@@ -848,8 +1090,13 @@
           <w:numId w:val="5"/>
         </w:numPr>
       </w:pPr>
-      <w:r>
-        <w:t xml:space="preserve">commissionPaid </w:t>
+      <w:proofErr w:type="spellStart"/>
+      <w:r>
+        <w:t>commissionPaid</w:t>
+      </w:r>
+      <w:proofErr w:type="spellEnd"/>
+      <w:r>
+        <w:t xml:space="preserve"> </w:t>
       </w:r>
     </w:p>
     <w:p/>
@@ -874,7 +1121,7 @@
                     <pic:cNvPicPr/>
                   </pic:nvPicPr>
                   <pic:blipFill>
-                    <a:blip r:embed="rId7"/>
+                    <a:blip r:embed="rId6"/>
                     <a:stretch>
                       <a:fillRect/>
                     </a:stretch>
@@ -916,7 +1163,7 @@
                     <pic:cNvPicPr/>
                   </pic:nvPicPr>
                   <pic:blipFill>
-                    <a:blip r:embed="rId8"/>
+                    <a:blip r:embed="rId7"/>
                     <a:stretch>
                       <a:fillRect/>
                     </a:stretch>
@@ -959,7 +1206,7 @@
                     <pic:cNvPicPr/>
                   </pic:nvPicPr>
                   <pic:blipFill>
-                    <a:blip r:embed="rId9"/>
+                    <a:blip r:embed="rId8"/>
                     <a:stretch>
                       <a:fillRect/>
                     </a:stretch>
@@ -999,7 +1246,7 @@
                     <pic:cNvPicPr/>
                   </pic:nvPicPr>
                   <pic:blipFill>
-                    <a:blip r:embed="rId10"/>
+                    <a:blip r:embed="rId9"/>
                     <a:stretch>
                       <a:fillRect/>
                     </a:stretch>
@@ -1041,7 +1288,7 @@
                     <pic:cNvPicPr/>
                   </pic:nvPicPr>
                   <pic:blipFill>
-                    <a:blip r:embed="rId11"/>
+                    <a:blip r:embed="rId10"/>
                     <a:stretch>
                       <a:fillRect/>
                     </a:stretch>
@@ -1084,7 +1331,7 @@
                     <pic:cNvPicPr/>
                   </pic:nvPicPr>
                   <pic:blipFill>
-                    <a:blip r:embed="rId12"/>
+                    <a:blip r:embed="rId11"/>
                     <a:stretch>
                       <a:fillRect/>
                     </a:stretch>
@@ -1156,8 +1403,13 @@
           <w:numId w:val="6"/>
         </w:numPr>
       </w:pPr>
-      <w:r>
-        <w:t xml:space="preserve">selectedServices: Array of service names user wants to filter by. </w:t>
+      <w:proofErr w:type="spellStart"/>
+      <w:r>
+        <w:t>selectedServices</w:t>
+      </w:r>
+      <w:proofErr w:type="spellEnd"/>
+      <w:r>
+        <w:t xml:space="preserve">: Array of service names user wants to filter by. </w:t>
       </w:r>
     </w:p>
     <w:p>
@@ -1215,7 +1467,15 @@
         </w:numPr>
       </w:pPr>
       <w:r>
-        <w:t xml:space="preserve">Iterates over the services each provider offers (servicesOffered array). </w:t>
+        <w:t>Iterates over the services each provider offers (</w:t>
+      </w:r>
+      <w:proofErr w:type="spellStart"/>
+      <w:r>
+        <w:t>servicesOffered</w:t>
+      </w:r>
+      <w:proofErr w:type="spellEnd"/>
+      <w:r>
+        <w:t xml:space="preserve"> array). </w:t>
       </w:r>
     </w:p>
     <w:p>
@@ -1244,7 +1504,23 @@
         </w:numPr>
       </w:pPr>
       <w:r>
-        <w:t xml:space="preserve">if (selectedServices.includes(servicesOffered[j].name)) </w:t>
+        <w:t>if (</w:t>
+      </w:r>
+      <w:proofErr w:type="spellStart"/>
+      <w:r>
+        <w:t>selectedServices.includes</w:t>
+      </w:r>
+      <w:proofErr w:type="spellEnd"/>
+      <w:r>
+        <w:t>(</w:t>
+      </w:r>
+      <w:proofErr w:type="spellStart"/>
+      <w:r>
+        <w:t>servicesOffered</w:t>
+      </w:r>
+      <w:proofErr w:type="spellEnd"/>
+      <w:r>
+        <w:t xml:space="preserve">[j].name)) </w:t>
       </w:r>
     </w:p>
     <w:p>
@@ -1358,7 +1634,7 @@
                     <pic:cNvPicPr/>
                   </pic:nvPicPr>
                   <pic:blipFill>
-                    <a:blip r:embed="rId13"/>
+                    <a:blip r:embed="rId12"/>
                     <a:stretch>
                       <a:fillRect/>
                     </a:stretch>
@@ -1420,7 +1696,15 @@
         </w:numPr>
       </w:pPr>
       <w:r>
-        <w:t xml:space="preserve">const arr = [...providers] ensures we don’t change the original providers array. </w:t>
+        <w:t xml:space="preserve">const </w:t>
+      </w:r>
+      <w:proofErr w:type="spellStart"/>
+      <w:r>
+        <w:t>arr</w:t>
+      </w:r>
+      <w:proofErr w:type="spellEnd"/>
+      <w:r>
+        <w:t xml:space="preserve"> = [...providers] ensures we don’t change the original providers array. </w:t>
       </w:r>
     </w:p>
     <w:p>
@@ -1435,7 +1719,23 @@
           <w:b/>
           <w:bCs/>
         </w:rPr>
-        <w:t>Outer Loop (i from 1 to n-1):</w:t>
+        <w:t>Outer Loop (</w:t>
+      </w:r>
+      <w:proofErr w:type="spellStart"/>
+      <w:r>
+        <w:rPr>
+          <w:b/>
+          <w:bCs/>
+        </w:rPr>
+        <w:t>i</w:t>
+      </w:r>
+      <w:proofErr w:type="spellEnd"/>
+      <w:r>
+        <w:rPr>
+          <w:b/>
+          <w:bCs/>
+        </w:rPr>
+        <w:t xml:space="preserve"> from 1 to n-1):</w:t>
       </w:r>
       <w:r>
         <w:t xml:space="preserve"> </w:t>
@@ -1449,7 +1749,15 @@
         </w:numPr>
       </w:pPr>
       <w:r>
-        <w:t xml:space="preserve">Starts from the second element (i = 1) because the first element is trivially “sorted.” </w:t>
+        <w:t>Starts from the second element (</w:t>
+      </w:r>
+      <w:proofErr w:type="spellStart"/>
+      <w:r>
+        <w:t>i</w:t>
+      </w:r>
+      <w:proofErr w:type="spellEnd"/>
+      <w:r>
+        <w:t xml:space="preserve"> = 1) because the first element is trivially “sorted.” </w:t>
       </w:r>
     </w:p>
     <w:p>
@@ -1478,7 +1786,23 @@
         </w:numPr>
       </w:pPr>
       <w:r>
-        <w:t xml:space="preserve">key = arr[i] is the element we want to </w:t>
+        <w:t xml:space="preserve">key = </w:t>
+      </w:r>
+      <w:proofErr w:type="spellStart"/>
+      <w:r>
+        <w:t>arr</w:t>
+      </w:r>
+      <w:proofErr w:type="spellEnd"/>
+      <w:r>
+        <w:t>[</w:t>
+      </w:r>
+      <w:proofErr w:type="spellStart"/>
+      <w:r>
+        <w:t>i</w:t>
+      </w:r>
+      <w:proofErr w:type="spellEnd"/>
+      <w:r>
+        <w:t xml:space="preserve">] is the element we want to </w:t>
       </w:r>
       <w:r>
         <w:rPr>
@@ -1542,8 +1866,21 @@
       </w:r>
     </w:p>
     <w:p>
-      <w:r>
-        <w:t>arr[j + 1] = arr[j];</w:t>
+      <w:proofErr w:type="spellStart"/>
+      <w:r>
+        <w:t>arr</w:t>
+      </w:r>
+      <w:proofErr w:type="spellEnd"/>
+      <w:r>
+        <w:t xml:space="preserve">[j + 1] = </w:t>
+      </w:r>
+      <w:proofErr w:type="spellStart"/>
+      <w:r>
+        <w:t>arr</w:t>
+      </w:r>
+      <w:proofErr w:type="spellEnd"/>
+      <w:r>
+        <w:t>[j];</w:t>
       </w:r>
       <w:r>
         <w:br/>
@@ -1580,8 +1917,13 @@
       </w:r>
     </w:p>
     <w:p>
-      <w:r>
-        <w:t>arr[j + 1] = key;</w:t>
+      <w:proofErr w:type="spellStart"/>
+      <w:r>
+        <w:t>arr</w:t>
+      </w:r>
+      <w:proofErr w:type="spellEnd"/>
+      <w:r>
+        <w:t>[j + 1] = key;</w:t>
       </w:r>
     </w:p>
     <w:p>
@@ -1617,11 +1959,20 @@
           <w:b/>
           <w:bCs/>
         </w:rPr>
-        <w:t>descending by rankingScore</w:t>
-      </w:r>
-    </w:p>
-    <w:p>
-      <w:hyperlink r:id="rId14" w:history="1">
+        <w:t xml:space="preserve">descending by </w:t>
+      </w:r>
+      <w:proofErr w:type="spellStart"/>
+      <w:r>
+        <w:rPr>
+          <w:b/>
+          <w:bCs/>
+        </w:rPr>
+        <w:t>rankingScore</w:t>
+      </w:r>
+      <w:proofErr w:type="spellEnd"/>
+    </w:p>
+    <w:p>
+      <w:hyperlink r:id="rId13" w:history="1">
         <w:r>
           <w:rPr>
             <w:rStyle w:val="Hyperlink"/>
@@ -1634,7 +1985,7 @@
       </w:r>
     </w:p>
     <w:p>
-      <w:hyperlink r:id="rId15" w:history="1">
+      <w:hyperlink r:id="rId14" w:history="1">
         <w:r>
           <w:rPr>
             <w:rStyle w:val="Hyperlink"/>
@@ -1647,7 +1998,7 @@
       </w:r>
     </w:p>
     <w:p>
-      <w:hyperlink r:id="rId16" w:history="1">
+      <w:hyperlink r:id="rId15" w:history="1">
         <w:r>
           <w:rPr>
             <w:rStyle w:val="Hyperlink"/>
@@ -1660,7 +2011,7 @@
       </w:r>
     </w:p>
     <w:p>
-      <w:hyperlink r:id="rId17" w:history="1">
+      <w:hyperlink r:id="rId16" w:history="1">
         <w:r>
           <w:rPr>
             <w:rStyle w:val="Hyperlink"/>
@@ -1673,7 +2024,7 @@
       </w:r>
     </w:p>
     <w:p>
-      <w:hyperlink r:id="rId18" w:history="1">
+      <w:hyperlink r:id="rId17" w:history="1">
         <w:r>
           <w:rPr>
             <w:rStyle w:val="Hyperlink"/>
@@ -1682,11 +2033,16 @@
         </w:r>
       </w:hyperlink>
       <w:r>
-        <w:t xml:space="preserve">      logannnn</w:t>
-      </w:r>
-    </w:p>
-    <w:p>
-      <w:hyperlink r:id="rId19" w:history="1">
+        <w:t xml:space="preserve">      </w:t>
+      </w:r>
+      <w:proofErr w:type="spellStart"/>
+      <w:r>
+        <w:t>logannnn</w:t>
+      </w:r>
+      <w:proofErr w:type="spellEnd"/>
+    </w:p>
+    <w:p>
+      <w:hyperlink r:id="rId18" w:history="1">
         <w:r>
           <w:rPr>
             <w:rStyle w:val="Hyperlink"/>
@@ -1699,7 +2055,7 @@
       </w:r>
     </w:p>
     <w:p>
-      <w:hyperlink r:id="rId20" w:history="1">
+      <w:hyperlink r:id="rId19" w:history="1">
         <w:r>
           <w:rPr>
             <w:rStyle w:val="Hyperlink"/>
@@ -1712,7 +2068,7 @@
       </w:r>
     </w:p>
     <w:p>
-      <w:hyperlink r:id="rId21" w:history="1">
+      <w:hyperlink r:id="rId20" w:history="1">
         <w:r>
           <w:rPr>
             <w:rStyle w:val="Hyperlink"/>
@@ -1725,7 +2081,7 @@
       </w:r>
     </w:p>
     <w:p>
-      <w:hyperlink r:id="rId22" w:history="1">
+      <w:hyperlink r:id="rId21" w:history="1">
         <w:r>
           <w:rPr>
             <w:rStyle w:val="Hyperlink"/>
@@ -1734,11 +2090,16 @@
         </w:r>
       </w:hyperlink>
       <w:r>
-        <w:t xml:space="preserve">        aricansing</w:t>
-      </w:r>
-    </w:p>
-    <w:p>
-      <w:hyperlink r:id="rId23" w:history="1">
+        <w:t xml:space="preserve">        </w:t>
+      </w:r>
+      <w:proofErr w:type="spellStart"/>
+      <w:r>
+        <w:t>aricansing</w:t>
+      </w:r>
+      <w:proofErr w:type="spellEnd"/>
+    </w:p>
+    <w:p>
+      <w:hyperlink r:id="rId22" w:history="1">
         <w:r>
           <w:rPr>
             <w:rStyle w:val="Hyperlink"/>
@@ -1751,7 +2112,7 @@
       </w:r>
     </w:p>
     <w:p>
-      <w:hyperlink r:id="rId24" w:history="1">
+      <w:hyperlink r:id="rId23" w:history="1">
         <w:r>
           <w:rPr>
             <w:rStyle w:val="Hyperlink"/>
@@ -1764,7 +2125,7 @@
       </w:r>
     </w:p>
     <w:p>
-      <w:hyperlink r:id="rId25" w:history="1">
+      <w:hyperlink r:id="rId24" w:history="1">
         <w:r>
           <w:rPr>
             <w:rStyle w:val="Hyperlink"/>
@@ -1777,7 +2138,7 @@
       </w:r>
     </w:p>
     <w:p>
-      <w:hyperlink r:id="rId26" w:history="1">
+      <w:hyperlink r:id="rId25" w:history="1">
         <w:r>
           <w:rPr>
             <w:rStyle w:val="Hyperlink"/>
@@ -1790,7 +2151,7 @@
       </w:r>
     </w:p>
     <w:p>
-      <w:hyperlink r:id="rId27" w:history="1">
+      <w:hyperlink r:id="rId26" w:history="1">
         <w:r>
           <w:rPr>
             <w:rStyle w:val="Hyperlink"/>
@@ -1803,7 +2164,7 @@
       </w:r>
     </w:p>
     <w:p>
-      <w:hyperlink r:id="rId28" w:history="1">
+      <w:hyperlink r:id="rId27" w:history="1">
         <w:r>
           <w:rPr>
             <w:rStyle w:val="Hyperlink"/>
@@ -1819,7 +2180,7 @@
       </w:r>
     </w:p>
     <w:p>
-      <w:hyperlink r:id="rId29" w:history="1">
+      <w:hyperlink r:id="rId28" w:history="1">
         <w:r>
           <w:rPr>
             <w:rStyle w:val="Hyperlink"/>
@@ -1832,7 +2193,7 @@
       </w:r>
     </w:p>
     <w:p>
-      <w:hyperlink r:id="rId30" w:history="1">
+      <w:hyperlink r:id="rId29" w:history="1">
         <w:r>
           <w:rPr>
             <w:rStyle w:val="Hyperlink"/>
@@ -1848,7 +2209,7 @@
       <w:r>
         <w:t xml:space="preserve">    </w:t>
       </w:r>
-      <w:hyperlink r:id="rId31" w:history="1">
+      <w:hyperlink r:id="rId30" w:history="1">
         <w:r>
           <w:rPr>
             <w:rStyle w:val="Hyperlink"/>
@@ -1867,7 +2228,7 @@
       </w:r>
     </w:p>
     <w:p>
-      <w:hyperlink r:id="rId32" w:history="1">
+      <w:hyperlink r:id="rId31" w:history="1">
         <w:r>
           <w:rPr>
             <w:rStyle w:val="Hyperlink"/>
@@ -1897,9 +2258,22 @@
     <w:p/>
     <w:p/>
     <w:p>
+      <w:proofErr w:type="spellStart"/>
       <w:r>
         <w:lastRenderedPageBreak/>
-        <w:t>Bookinghelper.mjs (calculateProviderearning algo)</w:t>
+        <w:t>Bookinghelper.mjs</w:t>
+      </w:r>
+      <w:proofErr w:type="spellEnd"/>
+      <w:r>
+        <w:t xml:space="preserve"> (</w:t>
+      </w:r>
+      <w:proofErr w:type="spellStart"/>
+      <w:r>
+        <w:t>calculateProviderearning</w:t>
+      </w:r>
+      <w:proofErr w:type="spellEnd"/>
+      <w:r>
+        <w:t xml:space="preserve"> algo)</w:t>
       </w:r>
     </w:p>
     <w:p>
@@ -1924,8 +2298,13 @@
           <w:numId w:val="8"/>
         </w:numPr>
       </w:pPr>
-      <w:r>
-        <w:t xml:space="preserve">providerCount → number of providers in booking (default = 1) </w:t>
+      <w:proofErr w:type="spellStart"/>
+      <w:r>
+        <w:t>providerCount</w:t>
+      </w:r>
+      <w:proofErr w:type="spellEnd"/>
+      <w:r>
+        <w:t xml:space="preserve"> → number of providers in booking (default = 1) </w:t>
       </w:r>
     </w:p>
     <w:p>
@@ -1946,8 +2325,13 @@
           <w:numId w:val="8"/>
         </w:numPr>
       </w:pPr>
-      <w:r>
-        <w:t xml:space="preserve">finalPrice </w:t>
+      <w:proofErr w:type="spellStart"/>
+      <w:r>
+        <w:t>finalPrice</w:t>
+      </w:r>
+      <w:proofErr w:type="spellEnd"/>
+      <w:r>
+        <w:t xml:space="preserve"> </w:t>
       </w:r>
     </w:p>
     <w:p>
@@ -1957,8 +2341,13 @@
           <w:numId w:val="8"/>
         </w:numPr>
       </w:pPr>
-      <w:r>
-        <w:t xml:space="preserve">commissionAmount </w:t>
+      <w:proofErr w:type="spellStart"/>
+      <w:r>
+        <w:t>commissionAmount</w:t>
+      </w:r>
+      <w:proofErr w:type="spellEnd"/>
+      <w:r>
+        <w:t xml:space="preserve"> </w:t>
       </w:r>
     </w:p>
     <w:p>
@@ -1968,8 +2357,13 @@
           <w:numId w:val="8"/>
         </w:numPr>
       </w:pPr>
-      <w:r>
-        <w:t xml:space="preserve">providerEarning </w:t>
+      <w:proofErr w:type="spellStart"/>
+      <w:r>
+        <w:t>providerEarning</w:t>
+      </w:r>
+      <w:proofErr w:type="spellEnd"/>
+      <w:r>
+        <w:t xml:space="preserve"> </w:t>
       </w:r>
     </w:p>
     <w:p>
@@ -2027,8 +2421,37 @@
       </w:r>
     </w:p>
     <w:p>
-      <w:r>
-        <w:t>finalPrice = booking.pricePerHour * hoursWorked * providerCount;</w:t>
+      <w:proofErr w:type="spellStart"/>
+      <w:r>
+        <w:t>finalPrice</w:t>
+      </w:r>
+      <w:proofErr w:type="spellEnd"/>
+      <w:r>
+        <w:t xml:space="preserve"> = </w:t>
+      </w:r>
+      <w:proofErr w:type="spellStart"/>
+      <w:r>
+        <w:t>booking.pricePerHour</w:t>
+      </w:r>
+      <w:proofErr w:type="spellEnd"/>
+      <w:r>
+        <w:t xml:space="preserve"> * </w:t>
+      </w:r>
+      <w:proofErr w:type="spellStart"/>
+      <w:r>
+        <w:t>hoursWorked</w:t>
+      </w:r>
+      <w:proofErr w:type="spellEnd"/>
+      <w:r>
+        <w:t xml:space="preserve"> * </w:t>
+      </w:r>
+      <w:proofErr w:type="spellStart"/>
+      <w:r>
+        <w:t>providerCount</w:t>
+      </w:r>
+      <w:proofErr w:type="spellEnd"/>
+      <w:r>
+        <w:t>;</w:t>
       </w:r>
     </w:p>
     <w:p>
@@ -2066,8 +2489,37 @@
       </w:r>
     </w:p>
     <w:p>
-      <w:r>
-        <w:t>finalPrice = booking.finalPrice || booking.pricePerHour * providerCount;</w:t>
+      <w:proofErr w:type="spellStart"/>
+      <w:r>
+        <w:t>finalPrice</w:t>
+      </w:r>
+      <w:proofErr w:type="spellEnd"/>
+      <w:r>
+        <w:t xml:space="preserve"> = </w:t>
+      </w:r>
+      <w:proofErr w:type="spellStart"/>
+      <w:r>
+        <w:t>booking.finalPrice</w:t>
+      </w:r>
+      <w:proofErr w:type="spellEnd"/>
+      <w:r>
+        <w:t xml:space="preserve"> || </w:t>
+      </w:r>
+      <w:proofErr w:type="spellStart"/>
+      <w:r>
+        <w:t>booking.pricePerHour</w:t>
+      </w:r>
+      <w:proofErr w:type="spellEnd"/>
+      <w:r>
+        <w:t xml:space="preserve"> * </w:t>
+      </w:r>
+      <w:proofErr w:type="spellStart"/>
+      <w:r>
+        <w:t>providerCount</w:t>
+      </w:r>
+      <w:proofErr w:type="spellEnd"/>
+      <w:r>
+        <w:t>;</w:t>
       </w:r>
     </w:p>
     <w:p>
@@ -2097,8 +2549,29 @@
       </w:r>
     </w:p>
     <w:p>
-      <w:r>
-        <w:t>commissionAmount = (finalPrice * commissionPercent) / 100;</w:t>
+      <w:proofErr w:type="spellStart"/>
+      <w:r>
+        <w:t>commissionAmount</w:t>
+      </w:r>
+      <w:proofErr w:type="spellEnd"/>
+      <w:r>
+        <w:t xml:space="preserve"> = (</w:t>
+      </w:r>
+      <w:proofErr w:type="spellStart"/>
+      <w:r>
+        <w:t>finalPrice</w:t>
+      </w:r>
+      <w:proofErr w:type="spellEnd"/>
+      <w:r>
+        <w:t xml:space="preserve"> * </w:t>
+      </w:r>
+      <w:proofErr w:type="spellStart"/>
+      <w:r>
+        <w:t>commissionPercent</w:t>
+      </w:r>
+      <w:proofErr w:type="spellEnd"/>
+      <w:r>
+        <w:t>) / 100;</w:t>
       </w:r>
     </w:p>
     <w:p>
@@ -2115,6 +2588,1529 @@
     <w:p>
       <w:r>
         <w:pict w14:anchorId="6908A5AA">
+          <v:rect id="_x0000_i1025" style="width:0;height:1.5pt" o:hralign="center" o:hrstd="t" o:hr="t" fillcolor="#a0a0a0" stroked="f"/>
+        </w:pict>
+      </w:r>
+    </w:p>
+    <w:p>
+      <w:pPr>
+        <w:rPr>
+          <w:b/>
+          <w:bCs/>
+        </w:rPr>
+      </w:pPr>
+      <w:r>
+        <w:rPr>
+          <w:b/>
+          <w:bCs/>
+        </w:rPr>
+        <w:t>4. Calculate Total Provider Earnings</w:t>
+      </w:r>
+    </w:p>
+    <w:p>
+      <w:proofErr w:type="spellStart"/>
+      <w:r>
+        <w:t>providerEarning</w:t>
+      </w:r>
+      <w:proofErr w:type="spellEnd"/>
+      <w:r>
+        <w:t xml:space="preserve"> = </w:t>
+      </w:r>
+      <w:proofErr w:type="spellStart"/>
+      <w:r>
+        <w:t>finalPrice</w:t>
+      </w:r>
+      <w:proofErr w:type="spellEnd"/>
+      <w:r>
+        <w:t xml:space="preserve"> - </w:t>
+      </w:r>
+      <w:proofErr w:type="spellStart"/>
+      <w:r>
+        <w:t>commissionAmount</w:t>
+      </w:r>
+      <w:proofErr w:type="spellEnd"/>
+      <w:r>
+        <w:t>;</w:t>
+      </w:r>
+    </w:p>
+    <w:p>
+      <w:pPr>
+        <w:numPr>
+          <w:ilvl w:val="0"/>
+          <w:numId w:val="12"/>
+        </w:numPr>
+      </w:pPr>
+      <w:r>
+        <w:t>Remaining amount goes to providers</w:t>
+      </w:r>
+    </w:p>
+    <w:p>
+      <w:pPr>
+        <w:rPr>
+          <w:b/>
+          <w:bCs/>
+        </w:rPr>
+      </w:pPr>
+      <w:r>
+        <w:rPr>
+          <w:b/>
+          <w:bCs/>
+        </w:rPr>
+        <w:t>5. Filter Accepted Providers</w:t>
+      </w:r>
+    </w:p>
+    <w:p>
+      <w:proofErr w:type="spellStart"/>
+      <w:r>
+        <w:t>acceptedProviders</w:t>
+      </w:r>
+      <w:proofErr w:type="spellEnd"/>
+      <w:r>
+        <w:t xml:space="preserve"> = </w:t>
+      </w:r>
+      <w:proofErr w:type="spellStart"/>
+      <w:r>
+        <w:t>providerCommissions.filter</w:t>
+      </w:r>
+      <w:proofErr w:type="spellEnd"/>
+      <w:r>
+        <w:t xml:space="preserve">(pc =&gt; </w:t>
+      </w:r>
+      <w:proofErr w:type="spellStart"/>
+      <w:r>
+        <w:t>pc.accepted</w:t>
+      </w:r>
+      <w:proofErr w:type="spellEnd"/>
+      <w:r>
+        <w:t>);</w:t>
+      </w:r>
+    </w:p>
+    <w:p>
+      <w:pPr>
+        <w:numPr>
+          <w:ilvl w:val="0"/>
+          <w:numId w:val="13"/>
+        </w:numPr>
+      </w:pPr>
+      <w:r>
+        <w:t xml:space="preserve">Only </w:t>
+      </w:r>
+      <w:r>
+        <w:rPr>
+          <w:b/>
+          <w:bCs/>
+        </w:rPr>
+        <w:t>accepted providers</w:t>
+      </w:r>
+      <w:r>
+        <w:t xml:space="preserve"> get paid </w:t>
+      </w:r>
+    </w:p>
+    <w:p>
+      <w:pPr>
+        <w:numPr>
+          <w:ilvl w:val="0"/>
+          <w:numId w:val="13"/>
+        </w:numPr>
+      </w:pPr>
+      <w:r>
+        <w:t xml:space="preserve">Rejected providers are ignored </w:t>
+      </w:r>
+    </w:p>
+    <w:p>
+      <w:r>
+        <w:lastRenderedPageBreak/>
+        <w:pict w14:anchorId="04488C9C">
+          <v:rect id="_x0000_i1026" style="width:0;height:1.5pt" o:hralign="center" o:hrstd="t" o:hr="t" fillcolor="#a0a0a0" stroked="f"/>
+        </w:pict>
+      </w:r>
+    </w:p>
+    <w:p>
+      <w:pPr>
+        <w:rPr>
+          <w:b/>
+          <w:bCs/>
+        </w:rPr>
+      </w:pPr>
+      <w:r>
+        <w:rPr>
+          <w:b/>
+          <w:bCs/>
+        </w:rPr>
+        <w:t>6. Divide Commission Among Providers</w:t>
+      </w:r>
+    </w:p>
+    <w:p>
+      <w:proofErr w:type="spellStart"/>
+      <w:r>
+        <w:t>perProviderCommission</w:t>
+      </w:r>
+      <w:proofErr w:type="spellEnd"/>
+      <w:r>
+        <w:t xml:space="preserve"> = </w:t>
+      </w:r>
+      <w:proofErr w:type="spellStart"/>
+      <w:r>
+        <w:t>commissionAmount</w:t>
+      </w:r>
+      <w:proofErr w:type="spellEnd"/>
+      <w:r>
+        <w:t xml:space="preserve"> / </w:t>
+      </w:r>
+      <w:proofErr w:type="spellStart"/>
+      <w:r>
+        <w:t>acceptedProviders.length</w:t>
+      </w:r>
+      <w:proofErr w:type="spellEnd"/>
+      <w:r>
+        <w:t>;</w:t>
+      </w:r>
+    </w:p>
+    <w:p>
+      <w:r>
+        <w:rPr>
+          <w:rFonts w:ascii="Segoe UI Emoji" w:hAnsi="Segoe UI Emoji" w:cs="Segoe UI Emoji"/>
+        </w:rPr>
+        <w:t>👉</w:t>
+      </w:r>
+      <w:r>
+        <w:t xml:space="preserve"> Commission is split equally among accepted providers</w:t>
+      </w:r>
+    </w:p>
+    <w:p>
+      <w:pPr>
+        <w:rPr>
+          <w:b/>
+          <w:bCs/>
+        </w:rPr>
+      </w:pPr>
+      <w:r>
+        <w:rPr>
+          <w:b/>
+          <w:bCs/>
+        </w:rPr>
+        <w:t>7. Divide Earnings Among Providers</w:t>
+      </w:r>
+    </w:p>
+    <w:p>
+      <w:proofErr w:type="spellStart"/>
+      <w:r>
+        <w:t>perProviderEarning</w:t>
+      </w:r>
+      <w:proofErr w:type="spellEnd"/>
+      <w:r>
+        <w:t xml:space="preserve"> = </w:t>
+      </w:r>
+      <w:proofErr w:type="spellStart"/>
+      <w:r>
+        <w:t>providerEarning</w:t>
+      </w:r>
+      <w:proofErr w:type="spellEnd"/>
+      <w:r>
+        <w:t xml:space="preserve"> / </w:t>
+      </w:r>
+      <w:proofErr w:type="spellStart"/>
+      <w:r>
+        <w:t>acceptedProviders.length</w:t>
+      </w:r>
+      <w:proofErr w:type="spellEnd"/>
+      <w:r>
+        <w:t>;</w:t>
+      </w:r>
+    </w:p>
+    <w:p>
+      <w:r>
+        <w:rPr>
+          <w:rFonts w:ascii="Segoe UI Emoji" w:hAnsi="Segoe UI Emoji" w:cs="Segoe UI Emoji"/>
+        </w:rPr>
+        <w:t>👉</w:t>
+      </w:r>
+      <w:r>
+        <w:t xml:space="preserve"> Each provider gets equal earning share</w:t>
+      </w:r>
+    </w:p>
+    <w:p>
+      <w:r>
+        <w:pict w14:anchorId="15F1503D">
+          <v:rect id="_x0000_i1027" style="width:0;height:1.5pt" o:hralign="center" o:hrstd="t" o:hr="t" fillcolor="#a0a0a0" stroked="f"/>
+        </w:pict>
+      </w:r>
+    </w:p>
+    <w:p>
+      <w:pPr>
+        <w:rPr>
+          <w:b/>
+          <w:bCs/>
+        </w:rPr>
+      </w:pPr>
+      <w:r>
+        <w:rPr>
+          <w:b/>
+          <w:bCs/>
+        </w:rPr>
+        <w:t>8. Update Provider Records</w:t>
+      </w:r>
+    </w:p>
+    <w:p>
+      <w:proofErr w:type="spellStart"/>
+      <w:r>
+        <w:t>booking.providerCommissions.map</w:t>
+      </w:r>
+      <w:proofErr w:type="spellEnd"/>
+      <w:r>
+        <w:t>(...)</w:t>
+      </w:r>
+    </w:p>
+    <w:p>
+      <w:r>
+        <w:t>For each accepted provider:</w:t>
+      </w:r>
+    </w:p>
+    <w:p>
+      <w:pPr>
+        <w:numPr>
+          <w:ilvl w:val="0"/>
+          <w:numId w:val="14"/>
+        </w:numPr>
+      </w:pPr>
+      <w:r>
+        <w:t xml:space="preserve">Add: </w:t>
+      </w:r>
+    </w:p>
+    <w:p>
+      <w:pPr>
+        <w:numPr>
+          <w:ilvl w:val="1"/>
+          <w:numId w:val="14"/>
+        </w:numPr>
+      </w:pPr>
+      <w:proofErr w:type="spellStart"/>
+      <w:r>
+        <w:t>commissionShare</w:t>
+      </w:r>
+      <w:proofErr w:type="spellEnd"/>
+      <w:r>
+        <w:t xml:space="preserve"> </w:t>
+      </w:r>
+    </w:p>
+    <w:p>
+      <w:pPr>
+        <w:numPr>
+          <w:ilvl w:val="1"/>
+          <w:numId w:val="14"/>
+        </w:numPr>
+      </w:pPr>
+      <w:proofErr w:type="spellStart"/>
+      <w:r>
+        <w:t>earningShare</w:t>
+      </w:r>
+      <w:proofErr w:type="spellEnd"/>
+      <w:r>
+        <w:t xml:space="preserve"> </w:t>
+      </w:r>
+    </w:p>
+    <w:p>
+      <w:pPr>
+        <w:numPr>
+          <w:ilvl w:val="1"/>
+          <w:numId w:val="14"/>
+        </w:numPr>
+      </w:pPr>
+      <w:proofErr w:type="spellStart"/>
+      <w:r>
+        <w:t>commissionPaid</w:t>
+      </w:r>
+      <w:proofErr w:type="spellEnd"/>
+      <w:r>
+        <w:t xml:space="preserve"> (default false) </w:t>
+      </w:r>
+    </w:p>
+    <w:p>
+      <w:r>
+        <w:rPr>
+          <w:rFonts w:ascii="Segoe UI Emoji" w:hAnsi="Segoe UI Emoji" w:cs="Segoe UI Emoji"/>
+        </w:rPr>
+        <w:t>👉</w:t>
+      </w:r>
+      <w:r>
+        <w:t xml:space="preserve"> Keeps data ready for payment tracking</w:t>
+      </w:r>
+    </w:p>
+    <w:p>
+      <w:pPr>
+        <w:rPr>
+          <w:b/>
+          <w:bCs/>
+        </w:rPr>
+      </w:pPr>
+      <w:r>
+        <w:rPr>
+          <w:b/>
+          <w:bCs/>
+        </w:rPr>
+        <w:t>9. Return Final Output</w:t>
+      </w:r>
+    </w:p>
+    <w:p>
+      <w:r>
+        <w:t xml:space="preserve">return { </w:t>
+      </w:r>
+      <w:proofErr w:type="spellStart"/>
+      <w:r>
+        <w:t>finalPrice</w:t>
+      </w:r>
+      <w:proofErr w:type="spellEnd"/>
+      <w:r>
+        <w:t xml:space="preserve">, </w:t>
+      </w:r>
+      <w:proofErr w:type="spellStart"/>
+      <w:r>
+        <w:t>commissionAmount</w:t>
+      </w:r>
+      <w:proofErr w:type="spellEnd"/>
+      <w:r>
+        <w:t xml:space="preserve">, </w:t>
+      </w:r>
+      <w:proofErr w:type="spellStart"/>
+      <w:r>
+        <w:t>providerEarning</w:t>
+      </w:r>
+      <w:proofErr w:type="spellEnd"/>
+      <w:r>
+        <w:t>, booking };</w:t>
+      </w:r>
+    </w:p>
+    <w:p>
+      <w:r>
+        <w:rPr>
+          <w:rFonts w:ascii="Segoe UI Emoji" w:hAnsi="Segoe UI Emoji" w:cs="Segoe UI Emoji"/>
+        </w:rPr>
+        <w:t>👉</w:t>
+      </w:r>
+      <w:r>
+        <w:t xml:space="preserve"> Final result includes:</w:t>
+      </w:r>
+    </w:p>
+    <w:p>
+      <w:pPr>
+        <w:numPr>
+          <w:ilvl w:val="0"/>
+          <w:numId w:val="15"/>
+        </w:numPr>
+      </w:pPr>
+      <w:r>
+        <w:t xml:space="preserve">Total price </w:t>
+      </w:r>
+    </w:p>
+    <w:p>
+      <w:pPr>
+        <w:numPr>
+          <w:ilvl w:val="0"/>
+          <w:numId w:val="15"/>
+        </w:numPr>
+      </w:pPr>
+      <w:r>
+        <w:t xml:space="preserve">Total commission </w:t>
+      </w:r>
+    </w:p>
+    <w:p>
+      <w:pPr>
+        <w:numPr>
+          <w:ilvl w:val="0"/>
+          <w:numId w:val="15"/>
+        </w:numPr>
+      </w:pPr>
+      <w:r>
+        <w:t xml:space="preserve">Total earnings </w:t>
+      </w:r>
+    </w:p>
+    <w:p>
+      <w:pPr>
+        <w:numPr>
+          <w:ilvl w:val="0"/>
+          <w:numId w:val="15"/>
+        </w:numPr>
+      </w:pPr>
+      <w:r>
+        <w:t>Updated booking data</w:t>
+      </w:r>
+    </w:p>
+    <w:p>
+      <w:r>
+        <w:br w:type="page"/>
+      </w:r>
+    </w:p>
+    <w:p>
+      <w:r>
+        <w:lastRenderedPageBreak/>
+        <w:t>Provider ranking algo</w:t>
+      </w:r>
+    </w:p>
+    <w:p>
+      <w:pPr>
+        <w:rPr>
+          <w:b/>
+          <w:bCs/>
+        </w:rPr>
+      </w:pPr>
+      <w:r>
+        <w:rPr>
+          <w:b/>
+          <w:bCs/>
+        </w:rPr>
+        <w:t>1. Set Weights (Importance of Each Factor)</w:t>
+      </w:r>
+    </w:p>
+    <w:p>
+      <w:proofErr w:type="spellStart"/>
+      <w:r>
+        <w:t>ratingWeight</w:t>
+      </w:r>
+      <w:proofErr w:type="spellEnd"/>
+      <w:r>
+        <w:t xml:space="preserve"> = 0.4</w:t>
+      </w:r>
+      <w:r>
+        <w:br/>
+      </w:r>
+      <w:proofErr w:type="spellStart"/>
+      <w:r>
+        <w:t>jobWeight</w:t>
+      </w:r>
+      <w:proofErr w:type="spellEnd"/>
+      <w:r>
+        <w:t xml:space="preserve"> = 0.25</w:t>
+      </w:r>
+      <w:r>
+        <w:br/>
+      </w:r>
+      <w:proofErr w:type="spellStart"/>
+      <w:r>
+        <w:t>availabilityWeight</w:t>
+      </w:r>
+      <w:proofErr w:type="spellEnd"/>
+      <w:r>
+        <w:t xml:space="preserve"> = 0.15</w:t>
+      </w:r>
+      <w:r>
+        <w:br/>
+      </w:r>
+      <w:proofErr w:type="spellStart"/>
+      <w:r>
+        <w:t>acceptanceWeight</w:t>
+      </w:r>
+      <w:proofErr w:type="spellEnd"/>
+      <w:r>
+        <w:t xml:space="preserve"> = 0.1</w:t>
+      </w:r>
+      <w:r>
+        <w:br/>
+      </w:r>
+      <w:proofErr w:type="spellStart"/>
+      <w:r>
+        <w:t>recencyWeight</w:t>
+      </w:r>
+      <w:proofErr w:type="spellEnd"/>
+      <w:r>
+        <w:t xml:space="preserve"> = 0.1</w:t>
+      </w:r>
+    </w:p>
+    <w:p>
+      <w:r>
+        <w:rPr>
+          <w:rFonts w:ascii="Segoe UI Emoji" w:hAnsi="Segoe UI Emoji" w:cs="Segoe UI Emoji"/>
+        </w:rPr>
+        <w:t>👉</w:t>
+      </w:r>
+      <w:r>
+        <w:t xml:space="preserve"> These define </w:t>
+      </w:r>
+      <w:r>
+        <w:rPr>
+          <w:b/>
+          <w:bCs/>
+        </w:rPr>
+        <w:t>how important each factor is</w:t>
+      </w:r>
+      <w:r>
+        <w:t xml:space="preserve"> in ranking</w:t>
+      </w:r>
+    </w:p>
+    <w:p>
+      <w:pPr>
+        <w:numPr>
+          <w:ilvl w:val="0"/>
+          <w:numId w:val="16"/>
+        </w:numPr>
+      </w:pPr>
+      <w:r>
+        <w:t xml:space="preserve">Rating = most important </w:t>
+      </w:r>
+    </w:p>
+    <w:p>
+      <w:pPr>
+        <w:numPr>
+          <w:ilvl w:val="0"/>
+          <w:numId w:val="16"/>
+        </w:numPr>
+      </w:pPr>
+      <w:r>
+        <w:t xml:space="preserve">Experience (jobs) = second </w:t>
+      </w:r>
+    </w:p>
+    <w:p>
+      <w:pPr>
+        <w:numPr>
+          <w:ilvl w:val="0"/>
+          <w:numId w:val="16"/>
+        </w:numPr>
+      </w:pPr>
+      <w:r>
+        <w:t>Others = supporting factors</w:t>
+      </w:r>
+    </w:p>
+    <w:p>
+      <w:pPr>
+        <w:rPr>
+          <w:b/>
+          <w:bCs/>
+        </w:rPr>
+      </w:pPr>
+      <w:r>
+        <w:rPr>
+          <w:b/>
+          <w:bCs/>
+        </w:rPr>
+        <w:t>2. Extract Provider Data</w:t>
+      </w:r>
+    </w:p>
+    <w:p>
+      <w:r>
+        <w:t>For each provider (p), you collect:</w:t>
+      </w:r>
+    </w:p>
+    <w:p>
+      <w:pPr>
+        <w:numPr>
+          <w:ilvl w:val="0"/>
+          <w:numId w:val="17"/>
+        </w:numPr>
+      </w:pPr>
+      <w:proofErr w:type="spellStart"/>
+      <w:r>
+        <w:t>averageRating</w:t>
+      </w:r>
+      <w:proofErr w:type="spellEnd"/>
+      <w:r>
+        <w:t xml:space="preserve"> </w:t>
+      </w:r>
+    </w:p>
+    <w:p>
+      <w:pPr>
+        <w:numPr>
+          <w:ilvl w:val="0"/>
+          <w:numId w:val="17"/>
+        </w:numPr>
+      </w:pPr>
+      <w:proofErr w:type="spellStart"/>
+      <w:r>
+        <w:t>ratingCount</w:t>
+      </w:r>
+      <w:proofErr w:type="spellEnd"/>
+      <w:r>
+        <w:t xml:space="preserve"> </w:t>
+      </w:r>
+    </w:p>
+    <w:p>
+      <w:pPr>
+        <w:numPr>
+          <w:ilvl w:val="0"/>
+          <w:numId w:val="17"/>
+        </w:numPr>
+      </w:pPr>
+      <w:proofErr w:type="spellStart"/>
+      <w:r>
+        <w:t>completedJobs</w:t>
+      </w:r>
+      <w:proofErr w:type="spellEnd"/>
+      <w:r>
+        <w:t xml:space="preserve"> </w:t>
+      </w:r>
+    </w:p>
+    <w:p>
+      <w:pPr>
+        <w:numPr>
+          <w:ilvl w:val="0"/>
+          <w:numId w:val="17"/>
+        </w:numPr>
+      </w:pPr>
+      <w:proofErr w:type="spellStart"/>
+      <w:r>
+        <w:t>acceptedJobs</w:t>
+      </w:r>
+      <w:proofErr w:type="spellEnd"/>
+      <w:r>
+        <w:t xml:space="preserve">, </w:t>
+      </w:r>
+      <w:proofErr w:type="spellStart"/>
+      <w:r>
+        <w:t>rejectedJobs</w:t>
+      </w:r>
+      <w:proofErr w:type="spellEnd"/>
+      <w:r>
+        <w:t xml:space="preserve"> </w:t>
+      </w:r>
+    </w:p>
+    <w:p>
+      <w:pPr>
+        <w:numPr>
+          <w:ilvl w:val="0"/>
+          <w:numId w:val="17"/>
+        </w:numPr>
+      </w:pPr>
+      <w:r>
+        <w:t xml:space="preserve">available (true/false) </w:t>
+      </w:r>
+    </w:p>
+    <w:p>
+      <w:pPr>
+        <w:numPr>
+          <w:ilvl w:val="0"/>
+          <w:numId w:val="17"/>
+        </w:numPr>
+      </w:pPr>
+      <w:proofErr w:type="spellStart"/>
+      <w:r>
+        <w:t>lastActive</w:t>
+      </w:r>
+      <w:proofErr w:type="spellEnd"/>
+      <w:r>
+        <w:t xml:space="preserve"> date </w:t>
+      </w:r>
+    </w:p>
+    <w:p>
+      <w:r>
+        <w:rPr>
+          <w:rFonts w:ascii="Segoe UI Emoji" w:hAnsi="Segoe UI Emoji" w:cs="Segoe UI Emoji"/>
+        </w:rPr>
+        <w:t>👉</w:t>
+      </w:r>
+      <w:r>
+        <w:t xml:space="preserve"> This is the </w:t>
+      </w:r>
+      <w:r>
+        <w:rPr>
+          <w:b/>
+          <w:bCs/>
+        </w:rPr>
+        <w:t>input data for scoring</w:t>
+      </w:r>
+    </w:p>
+    <w:p>
+      <w:pPr>
+        <w:rPr>
+          <w:b/>
+          <w:bCs/>
+        </w:rPr>
+      </w:pPr>
+      <w:r>
+        <w:rPr>
+          <w:b/>
+          <w:bCs/>
+        </w:rPr>
+        <w:t>3. Calculate Rating Score</w:t>
+      </w:r>
+    </w:p>
+    <w:p>
+      <w:proofErr w:type="spellStart"/>
+      <w:r>
+        <w:t>ratingScore</w:t>
+      </w:r>
+      <w:proofErr w:type="spellEnd"/>
+      <w:r>
+        <w:t xml:space="preserve"> = rating / 5;</w:t>
+      </w:r>
+    </w:p>
+    <w:p>
+      <w:r>
+        <w:rPr>
+          <w:rFonts w:ascii="Segoe UI Emoji" w:hAnsi="Segoe UI Emoji" w:cs="Segoe UI Emoji"/>
+        </w:rPr>
+        <w:t>👉</w:t>
+      </w:r>
+      <w:r>
+        <w:t xml:space="preserve"> Converts rating into </w:t>
+      </w:r>
+      <w:r>
+        <w:rPr>
+          <w:b/>
+          <w:bCs/>
+        </w:rPr>
+        <w:t>0–1 scale</w:t>
+      </w:r>
+    </w:p>
+    <w:p>
+      <w:pPr>
+        <w:rPr>
+          <w:b/>
+          <w:bCs/>
+        </w:rPr>
+      </w:pPr>
+      <w:r>
+        <w:rPr>
+          <w:b/>
+          <w:bCs/>
+        </w:rPr>
+        <w:t>4. Calculate Job Experience Score</w:t>
+      </w:r>
+    </w:p>
+    <w:p>
+      <w:proofErr w:type="spellStart"/>
+      <w:r>
+        <w:t>jobScore</w:t>
+      </w:r>
+      <w:proofErr w:type="spellEnd"/>
+      <w:r>
+        <w:t xml:space="preserve"> = Math.log10(</w:t>
+      </w:r>
+      <w:proofErr w:type="spellStart"/>
+      <w:r>
+        <w:t>completedJobs</w:t>
+      </w:r>
+      <w:proofErr w:type="spellEnd"/>
+      <w:r>
+        <w:t xml:space="preserve"> + 1) / 2;</w:t>
+      </w:r>
+    </w:p>
+    <w:p>
+      <w:r>
+        <w:rPr>
+          <w:rFonts w:ascii="Segoe UI Emoji" w:hAnsi="Segoe UI Emoji" w:cs="Segoe UI Emoji"/>
+        </w:rPr>
+        <w:t>👉</w:t>
+      </w:r>
+      <w:r>
+        <w:t xml:space="preserve"> Why log?</w:t>
+      </w:r>
+    </w:p>
+    <w:p>
+      <w:pPr>
+        <w:numPr>
+          <w:ilvl w:val="0"/>
+          <w:numId w:val="18"/>
+        </w:numPr>
+      </w:pPr>
+      <w:r>
+        <w:t xml:space="preserve">Prevents providers with huge jobs from dominating </w:t>
+      </w:r>
+    </w:p>
+    <w:p>
+      <w:pPr>
+        <w:numPr>
+          <w:ilvl w:val="0"/>
+          <w:numId w:val="18"/>
+        </w:numPr>
+      </w:pPr>
+      <w:r>
+        <w:t>Keeps score balanced</w:t>
+      </w:r>
+    </w:p>
+    <w:p>
+      <w:r>
+        <w:lastRenderedPageBreak/>
+        <w:t>5. Availability Score</w:t>
+      </w:r>
+    </w:p>
+    <w:p>
+      <w:proofErr w:type="spellStart"/>
+      <w:r>
+        <w:rPr>
+          <w:rStyle w:val="t"/>
+        </w:rPr>
+        <w:t>availabilityScore</w:t>
+      </w:r>
+      <w:proofErr w:type="spellEnd"/>
+      <w:r>
+        <w:t xml:space="preserve"> </w:t>
+      </w:r>
+      <w:r>
+        <w:rPr>
+          <w:rStyle w:val="n"/>
+        </w:rPr>
+        <w:t>=</w:t>
+      </w:r>
+      <w:r>
+        <w:t xml:space="preserve"> </w:t>
+      </w:r>
+      <w:proofErr w:type="spellStart"/>
+      <w:r>
+        <w:rPr>
+          <w:rStyle w:val="t"/>
+        </w:rPr>
+        <w:t>p</w:t>
+      </w:r>
+      <w:r>
+        <w:rPr>
+          <w:rStyle w:val="n"/>
+        </w:rPr>
+        <w:t>.</w:t>
+      </w:r>
+      <w:r>
+        <w:t>available</w:t>
+      </w:r>
+      <w:proofErr w:type="spellEnd"/>
+      <w:r>
+        <w:t xml:space="preserve"> </w:t>
+      </w:r>
+      <w:r>
+        <w:rPr>
+          <w:rStyle w:val="n"/>
+        </w:rPr>
+        <w:t>?</w:t>
+      </w:r>
+      <w:r>
+        <w:t xml:space="preserve"> </w:t>
+      </w:r>
+      <w:r>
+        <w:rPr>
+          <w:rStyle w:val="q"/>
+        </w:rPr>
+        <w:t>1</w:t>
+      </w:r>
+      <w:r>
+        <w:t xml:space="preserve"> </w:t>
+      </w:r>
+      <w:r>
+        <w:rPr>
+          <w:rStyle w:val="n"/>
+        </w:rPr>
+        <w:t>:</w:t>
+      </w:r>
+      <w:r>
+        <w:t xml:space="preserve"> </w:t>
+      </w:r>
+      <w:r>
+        <w:rPr>
+          <w:rStyle w:val="q"/>
+        </w:rPr>
+        <w:t>0</w:t>
+      </w:r>
+      <w:r>
+        <w:t>;</w:t>
+      </w:r>
+    </w:p>
+    <w:p>
+      <w:r>
+        <w:rPr>
+          <w:rFonts w:ascii="Segoe UI Emoji" w:hAnsi="Segoe UI Emoji" w:cs="Segoe UI Emoji"/>
+        </w:rPr>
+        <w:t>👉</w:t>
+      </w:r>
+      <w:r>
+        <w:t xml:space="preserve"> Available providers get priority</w:t>
+      </w:r>
+    </w:p>
+    <w:p>
+      <w:pPr>
+        <w:rPr>
+          <w:b/>
+          <w:bCs/>
+        </w:rPr>
+      </w:pPr>
+      <w:r>
+        <w:rPr>
+          <w:b/>
+          <w:bCs/>
+        </w:rPr>
+        <w:t>6. Acceptance Rate Score</w:t>
+      </w:r>
+    </w:p>
+    <w:p>
+      <w:proofErr w:type="spellStart"/>
+      <w:r>
+        <w:t>acceptanceRate</w:t>
+      </w:r>
+      <w:proofErr w:type="spellEnd"/>
+      <w:r>
+        <w:t xml:space="preserve"> = </w:t>
+      </w:r>
+      <w:proofErr w:type="spellStart"/>
+      <w:r>
+        <w:t>acceptedJobs</w:t>
+      </w:r>
+      <w:proofErr w:type="spellEnd"/>
+      <w:r>
+        <w:t xml:space="preserve"> / (</w:t>
+      </w:r>
+      <w:proofErr w:type="spellStart"/>
+      <w:r>
+        <w:t>acceptedJobs</w:t>
+      </w:r>
+      <w:proofErr w:type="spellEnd"/>
+      <w:r>
+        <w:t xml:space="preserve"> + </w:t>
+      </w:r>
+      <w:proofErr w:type="spellStart"/>
+      <w:r>
+        <w:t>rejectedJobs</w:t>
+      </w:r>
+      <w:proofErr w:type="spellEnd"/>
+      <w:r>
+        <w:t>)</w:t>
+      </w:r>
+    </w:p>
+    <w:p>
+      <w:r>
+        <w:rPr>
+          <w:rFonts w:ascii="Segoe UI Emoji" w:hAnsi="Segoe UI Emoji" w:cs="Segoe UI Emoji"/>
+        </w:rPr>
+        <w:t>👉</w:t>
+      </w:r>
+      <w:r>
+        <w:t xml:space="preserve"> If no data → default = 0.5</w:t>
+      </w:r>
+      <w:r>
+        <w:br/>
+      </w:r>
+      <w:r>
+        <w:rPr>
+          <w:rFonts w:ascii="Segoe UI Emoji" w:hAnsi="Segoe UI Emoji" w:cs="Segoe UI Emoji"/>
+        </w:rPr>
+        <w:t>👉</w:t>
+      </w:r>
+      <w:r>
+        <w:t xml:space="preserve"> Shows </w:t>
+      </w:r>
+      <w:r>
+        <w:rPr>
+          <w:b/>
+          <w:bCs/>
+        </w:rPr>
+        <w:t>reliability of provider</w:t>
+      </w:r>
+    </w:p>
+    <w:p>
+      <w:pPr>
+        <w:rPr>
+          <w:b/>
+          <w:bCs/>
+        </w:rPr>
+      </w:pPr>
+      <w:r>
+        <w:rPr>
+          <w:b/>
+          <w:bCs/>
+        </w:rPr>
+        <w:t>7. Recency Score (Activity)</w:t>
+      </w:r>
+    </w:p>
+    <w:p>
+      <w:proofErr w:type="spellStart"/>
+      <w:r>
+        <w:t>recencyScore</w:t>
+      </w:r>
+      <w:proofErr w:type="spellEnd"/>
+      <w:r>
+        <w:t xml:space="preserve"> = 1 - (</w:t>
+      </w:r>
+      <w:proofErr w:type="spellStart"/>
+      <w:r>
+        <w:t>daysSinceActive</w:t>
+      </w:r>
+      <w:proofErr w:type="spellEnd"/>
+      <w:r>
+        <w:t xml:space="preserve"> / 30);</w:t>
+      </w:r>
+    </w:p>
+    <w:p>
+      <w:r>
+        <w:rPr>
+          <w:rFonts w:ascii="Segoe UI Emoji" w:hAnsi="Segoe UI Emoji" w:cs="Segoe UI Emoji"/>
+        </w:rPr>
+        <w:t>👉</w:t>
+      </w:r>
+      <w:r>
+        <w:t xml:space="preserve"> Recently active → higher score</w:t>
+      </w:r>
+      <w:r>
+        <w:br/>
+      </w:r>
+      <w:r>
+        <w:rPr>
+          <w:rFonts w:ascii="Segoe UI Emoji" w:hAnsi="Segoe UI Emoji" w:cs="Segoe UI Emoji"/>
+        </w:rPr>
+        <w:t>👉</w:t>
+      </w:r>
+      <w:r>
+        <w:t xml:space="preserve"> Inactive &gt; 30 days → score = 0</w:t>
+      </w:r>
+    </w:p>
+    <w:p>
+      <w:pPr>
+        <w:rPr>
+          <w:b/>
+          <w:bCs/>
+        </w:rPr>
+      </w:pPr>
+      <w:r>
+        <w:rPr>
+          <w:b/>
+          <w:bCs/>
+        </w:rPr>
+        <w:t>8. Final Ranking Score</w:t>
+      </w:r>
+    </w:p>
+    <w:p>
+      <w:r>
+        <w:t>score =</w:t>
+      </w:r>
+      <w:r>
+        <w:br/>
+        <w:t xml:space="preserve">    </w:t>
+      </w:r>
+      <w:proofErr w:type="spellStart"/>
+      <w:r>
+        <w:t>ratingScore</w:t>
+      </w:r>
+      <w:proofErr w:type="spellEnd"/>
+      <w:r>
+        <w:t xml:space="preserve"> * </w:t>
+      </w:r>
+      <w:proofErr w:type="spellStart"/>
+      <w:r>
+        <w:t>ratingWeight</w:t>
+      </w:r>
+      <w:proofErr w:type="spellEnd"/>
+      <w:r>
+        <w:t xml:space="preserve"> +</w:t>
+      </w:r>
+      <w:r>
+        <w:br/>
+        <w:t xml:space="preserve">    </w:t>
+      </w:r>
+      <w:proofErr w:type="spellStart"/>
+      <w:r>
+        <w:t>jobScore</w:t>
+      </w:r>
+      <w:proofErr w:type="spellEnd"/>
+      <w:r>
+        <w:t xml:space="preserve"> * </w:t>
+      </w:r>
+      <w:proofErr w:type="spellStart"/>
+      <w:r>
+        <w:t>jobWeight</w:t>
+      </w:r>
+      <w:proofErr w:type="spellEnd"/>
+      <w:r>
+        <w:t xml:space="preserve"> +</w:t>
+      </w:r>
+      <w:r>
+        <w:br/>
+        <w:t xml:space="preserve">    </w:t>
+      </w:r>
+      <w:proofErr w:type="spellStart"/>
+      <w:r>
+        <w:t>availabilityScore</w:t>
+      </w:r>
+      <w:proofErr w:type="spellEnd"/>
+      <w:r>
+        <w:t xml:space="preserve"> * </w:t>
+      </w:r>
+      <w:proofErr w:type="spellStart"/>
+      <w:r>
+        <w:t>availabilityWeight</w:t>
+      </w:r>
+      <w:proofErr w:type="spellEnd"/>
+      <w:r>
+        <w:t xml:space="preserve"> +</w:t>
+      </w:r>
+      <w:r>
+        <w:br/>
+        <w:t xml:space="preserve">    </w:t>
+      </w:r>
+      <w:proofErr w:type="spellStart"/>
+      <w:r>
+        <w:t>acceptanceRate</w:t>
+      </w:r>
+      <w:proofErr w:type="spellEnd"/>
+      <w:r>
+        <w:t xml:space="preserve"> * </w:t>
+      </w:r>
+      <w:proofErr w:type="spellStart"/>
+      <w:r>
+        <w:t>acceptanceWeight</w:t>
+      </w:r>
+      <w:proofErr w:type="spellEnd"/>
+      <w:r>
+        <w:t xml:space="preserve"> +</w:t>
+      </w:r>
+      <w:r>
+        <w:br/>
+        <w:t xml:space="preserve">    </w:t>
+      </w:r>
+      <w:proofErr w:type="spellStart"/>
+      <w:r>
+        <w:t>recencyScore</w:t>
+      </w:r>
+      <w:proofErr w:type="spellEnd"/>
+      <w:r>
+        <w:t xml:space="preserve"> * </w:t>
+      </w:r>
+      <w:proofErr w:type="spellStart"/>
+      <w:r>
+        <w:t>recencyWeight</w:t>
+      </w:r>
+      <w:proofErr w:type="spellEnd"/>
+      <w:r>
+        <w:t>;</w:t>
+      </w:r>
+    </w:p>
+    <w:p>
+      <w:r>
+        <w:rPr>
+          <w:rFonts w:ascii="Segoe UI Emoji" w:hAnsi="Segoe UI Emoji" w:cs="Segoe UI Emoji"/>
+        </w:rPr>
+        <w:t>👉</w:t>
+      </w:r>
+      <w:r>
+        <w:t xml:space="preserve"> Weighted combination of all factors</w:t>
+      </w:r>
+    </w:p>
+    <w:p>
+      <w:pPr>
+        <w:rPr>
+          <w:b/>
+          <w:bCs/>
+        </w:rPr>
+      </w:pPr>
+      <w:r>
+        <w:rPr>
+          <w:b/>
+          <w:bCs/>
+        </w:rPr>
+        <w:t>9. Attach Score to Provider</w:t>
+      </w:r>
+    </w:p>
+    <w:p>
+      <w:proofErr w:type="spellStart"/>
+      <w:r>
+        <w:t>rankingScore</w:t>
+      </w:r>
+      <w:proofErr w:type="spellEnd"/>
+      <w:r>
+        <w:t>: Number(</w:t>
+      </w:r>
+      <w:proofErr w:type="spellStart"/>
+      <w:r>
+        <w:t>score.toFixed</w:t>
+      </w:r>
+      <w:proofErr w:type="spellEnd"/>
+      <w:r>
+        <w:t>(4))</w:t>
+      </w:r>
+    </w:p>
+    <w:p>
+      <w:r>
+        <w:rPr>
+          <w:rFonts w:ascii="Segoe UI Emoji" w:hAnsi="Segoe UI Emoji" w:cs="Segoe UI Emoji"/>
+        </w:rPr>
+        <w:t>👉</w:t>
+      </w:r>
+      <w:r>
+        <w:t xml:space="preserve"> Adds final score to each provider</w:t>
+      </w:r>
+    </w:p>
+    <w:p>
+      <w:r>
+        <w:pict w14:anchorId="717CE2AC">
+          <v:rect id="_x0000_i1028" style="width:0;height:1.5pt" o:hralign="center" o:hrstd="t" o:hr="t" fillcolor="#a0a0a0" stroked="f"/>
+        </w:pict>
+      </w:r>
+    </w:p>
+    <w:p>
+      <w:pPr>
+        <w:rPr>
+          <w:b/>
+          <w:bCs/>
+        </w:rPr>
+      </w:pPr>
+      <w:r>
+        <w:rPr>
+          <w:b/>
+          <w:bCs/>
+        </w:rPr>
+        <w:t>10. Sort Providers</w:t>
+      </w:r>
+    </w:p>
+    <w:p>
+      <w:r>
+        <w:t xml:space="preserve">.sort((a, b) =&gt; </w:t>
+      </w:r>
+      <w:proofErr w:type="spellStart"/>
+      <w:r>
+        <w:t>b.rankingScore</w:t>
+      </w:r>
+      <w:proofErr w:type="spellEnd"/>
+      <w:r>
+        <w:t xml:space="preserve"> - </w:t>
+      </w:r>
+      <w:proofErr w:type="spellStart"/>
+      <w:r>
+        <w:t>a.rankingScore</w:t>
+      </w:r>
+      <w:proofErr w:type="spellEnd"/>
+      <w:r>
+        <w:t>);</w:t>
+      </w:r>
+    </w:p>
+    <w:p>
+      <w:r>
+        <w:rPr>
+          <w:rFonts w:ascii="Segoe UI Emoji" w:hAnsi="Segoe UI Emoji" w:cs="Segoe UI Emoji"/>
+        </w:rPr>
+        <w:t>👉</w:t>
+      </w:r>
+      <w:r>
+        <w:t xml:space="preserve"> Highest score = top provider</w:t>
+      </w:r>
+    </w:p>
+    <w:p>
+      <w:r>
+        <w:br w:type="page"/>
+      </w:r>
+    </w:p>
+    <w:p>
+      <w:r>
+        <w:lastRenderedPageBreak/>
+        <w:t>Schedule checker algo</w:t>
+      </w:r>
+    </w:p>
+    <w:p>
+      <w:pPr>
+        <w:rPr>
+          <w:b/>
+          <w:bCs/>
+        </w:rPr>
+      </w:pPr>
+      <w:r>
+        <w:rPr>
+          <w:b/>
+          <w:bCs/>
+        </w:rPr>
+        <w:t>1. Convert Input Time</w:t>
+      </w:r>
+    </w:p>
+    <w:p>
+      <w:r>
+        <w:t>const start = new Date(</w:t>
+      </w:r>
+      <w:proofErr w:type="spellStart"/>
+      <w:r>
+        <w:t>appointmentStart</w:t>
+      </w:r>
+      <w:proofErr w:type="spellEnd"/>
+      <w:r>
+        <w:t>);</w:t>
+      </w:r>
+      <w:r>
+        <w:br/>
+        <w:t>const end = new Date(</w:t>
+      </w:r>
+      <w:proofErr w:type="spellStart"/>
+      <w:r>
+        <w:t>appointmentEnd</w:t>
+      </w:r>
+      <w:proofErr w:type="spellEnd"/>
+      <w:r>
+        <w:t>);</w:t>
+      </w:r>
+    </w:p>
+    <w:p>
+      <w:r>
+        <w:rPr>
+          <w:rFonts w:ascii="Segoe UI Emoji" w:hAnsi="Segoe UI Emoji" w:cs="Segoe UI Emoji"/>
+        </w:rPr>
+        <w:t>👉</w:t>
+      </w:r>
+      <w:r>
+        <w:t xml:space="preserve"> Converts input into proper date-time format</w:t>
+      </w:r>
+    </w:p>
+    <w:p>
+      <w:r>
+        <w:pict w14:anchorId="5DA1411B">
+          <v:rect id="_x0000_i1029" style="width:0;height:1.5pt" o:hralign="center" o:hrstd="t" o:hr="t" fillcolor="#a0a0a0" stroked="f"/>
+        </w:pict>
+      </w:r>
+    </w:p>
+    <w:p>
+      <w:pPr>
+        <w:rPr>
+          <w:b/>
+          <w:bCs/>
+        </w:rPr>
+      </w:pPr>
+      <w:r>
+        <w:rPr>
+          <w:b/>
+          <w:bCs/>
+        </w:rPr>
+        <w:t>2. Validate Time Range</w:t>
+      </w:r>
+    </w:p>
+    <w:p>
+      <w:r>
+        <w:t>if (!start || !end || start &gt;= end) return true;</w:t>
+      </w:r>
+    </w:p>
+    <w:p>
+      <w:r>
+        <w:rPr>
+          <w:rFonts w:ascii="Segoe UI Emoji" w:hAnsi="Segoe UI Emoji" w:cs="Segoe UI Emoji"/>
+        </w:rPr>
+        <w:t>👉</w:t>
+      </w:r>
+      <w:r>
+        <w:t xml:space="preserve"> If:</w:t>
+      </w:r>
+    </w:p>
+    <w:p>
+      <w:pPr>
+        <w:numPr>
+          <w:ilvl w:val="0"/>
+          <w:numId w:val="19"/>
+        </w:numPr>
+      </w:pPr>
+      <w:r>
+        <w:t xml:space="preserve">invalid date OR </w:t>
+      </w:r>
+    </w:p>
+    <w:p>
+      <w:pPr>
+        <w:numPr>
+          <w:ilvl w:val="0"/>
+          <w:numId w:val="19"/>
+        </w:numPr>
+      </w:pPr>
+      <w:r>
+        <w:t xml:space="preserve">start ≥ end </w:t>
+      </w:r>
+    </w:p>
+    <w:p>
+      <w:r>
+        <w:rPr>
+          <w:rFonts w:ascii="Segoe UI Emoji" w:hAnsi="Segoe UI Emoji" w:cs="Segoe UI Emoji"/>
+        </w:rPr>
+        <w:t>➡️</w:t>
+      </w:r>
+      <w:r>
+        <w:t xml:space="preserve"> </w:t>
+      </w:r>
+      <w:r>
+        <w:rPr>
+          <w:b/>
+          <w:bCs/>
+        </w:rPr>
+        <w:t>Return conflict = true</w:t>
+      </w:r>
+    </w:p>
+    <w:p>
+      <w:r>
+        <w:pict w14:anchorId="0E4B7FBB">
+          <v:rect id="_x0000_i1030" style="width:0;height:1.5pt" o:hralign="center" o:hrstd="t" o:hr="t" fillcolor="#a0a0a0" stroked="f"/>
+        </w:pict>
+      </w:r>
+    </w:p>
+    <w:p>
+      <w:pPr>
+        <w:rPr>
+          <w:b/>
+          <w:bCs/>
+        </w:rPr>
+      </w:pPr>
+      <w:r>
+        <w:rPr>
+          <w:b/>
+          <w:bCs/>
+        </w:rPr>
+        <w:t>3. Fetch Provider Data</w:t>
+      </w:r>
+    </w:p>
+    <w:p>
+      <w:r>
+        <w:t xml:space="preserve">const provider = await </w:t>
+      </w:r>
+      <w:proofErr w:type="spellStart"/>
+      <w:r>
+        <w:t>Provider.findById</w:t>
+      </w:r>
+      <w:proofErr w:type="spellEnd"/>
+      <w:r>
+        <w:t>(</w:t>
+      </w:r>
+      <w:proofErr w:type="spellStart"/>
+      <w:r>
+        <w:t>providerId</w:t>
+      </w:r>
+      <w:proofErr w:type="spellEnd"/>
+      <w:r>
+        <w:t>);</w:t>
+      </w:r>
+    </w:p>
+    <w:p>
+      <w:r>
+        <w:rPr>
+          <w:rFonts w:ascii="Segoe UI Emoji" w:hAnsi="Segoe UI Emoji" w:cs="Segoe UI Emoji"/>
+        </w:rPr>
+        <w:t>👉</w:t>
+      </w:r>
+      <w:r>
+        <w:t xml:space="preserve"> If:</w:t>
+      </w:r>
+    </w:p>
+    <w:p>
+      <w:pPr>
+        <w:numPr>
+          <w:ilvl w:val="0"/>
+          <w:numId w:val="20"/>
+        </w:numPr>
+      </w:pPr>
+      <w:r>
+        <w:t xml:space="preserve">provider not found OR </w:t>
+      </w:r>
+    </w:p>
+    <w:p>
+      <w:pPr>
+        <w:numPr>
+          <w:ilvl w:val="0"/>
+          <w:numId w:val="20"/>
+        </w:numPr>
+      </w:pPr>
+      <w:r>
+        <w:t xml:space="preserve">provider not available </w:t>
+      </w:r>
+    </w:p>
+    <w:p>
+      <w:r>
+        <w:rPr>
+          <w:rFonts w:ascii="Segoe UI Emoji" w:hAnsi="Segoe UI Emoji" w:cs="Segoe UI Emoji"/>
+        </w:rPr>
+        <w:t>➡️</w:t>
+      </w:r>
+      <w:r>
+        <w:t xml:space="preserve"> </w:t>
+      </w:r>
+      <w:r>
+        <w:rPr>
+          <w:b/>
+          <w:bCs/>
+        </w:rPr>
+        <w:t>Return conflict</w:t>
+      </w:r>
+    </w:p>
+    <w:p>
+      <w:r>
+        <w:pict w14:anchorId="016FD106">
           <v:rect id="_x0000_i1031" style="width:0;height:1.5pt" o:hralign="center" o:hrstd="t" o:hr="t" fillcolor="#a0a0a0" stroked="f"/>
         </w:pict>
       </w:r>
@@ -2131,1138 +4127,57 @@
           <w:b/>
           <w:bCs/>
         </w:rPr>
-        <w:t>4. Calculate Total Provider Earnings</w:t>
-      </w:r>
-    </w:p>
-    <w:p>
-      <w:r>
-        <w:t>providerEarning = finalPrice - commissionAmount;</w:t>
-      </w:r>
-    </w:p>
-    <w:p>
-      <w:pPr>
-        <w:numPr>
-          <w:ilvl w:val="0"/>
-          <w:numId w:val="12"/>
-        </w:numPr>
-      </w:pPr>
-      <w:r>
-        <w:t>Remaining amount goes to providers</w:t>
-      </w:r>
-    </w:p>
-    <w:p>
-      <w:pPr>
-        <w:rPr>
-          <w:b/>
-          <w:bCs/>
-        </w:rPr>
-      </w:pPr>
-      <w:r>
-        <w:rPr>
-          <w:b/>
-          <w:bCs/>
-        </w:rPr>
-        <w:t>5. Filter Accepted Providers</w:t>
-      </w:r>
-    </w:p>
-    <w:p>
-      <w:r>
-        <w:t>acceptedProviders = providerCommissions.filter(pc =&gt; pc.accepted);</w:t>
-      </w:r>
-    </w:p>
-    <w:p>
-      <w:pPr>
-        <w:numPr>
-          <w:ilvl w:val="0"/>
-          <w:numId w:val="13"/>
-        </w:numPr>
-      </w:pPr>
-      <w:r>
-        <w:t xml:space="preserve">Only </w:t>
-      </w:r>
-      <w:r>
-        <w:rPr>
-          <w:b/>
-          <w:bCs/>
-        </w:rPr>
-        <w:t>accepted providers</w:t>
-      </w:r>
-      <w:r>
-        <w:t xml:space="preserve"> get paid </w:t>
-      </w:r>
-    </w:p>
-    <w:p>
-      <w:pPr>
-        <w:numPr>
-          <w:ilvl w:val="0"/>
-          <w:numId w:val="13"/>
-        </w:numPr>
-      </w:pPr>
-      <w:r>
-        <w:t xml:space="preserve">Rejected providers are ignored </w:t>
-      </w:r>
-    </w:p>
-    <w:p>
-      <w:r>
-        <w:lastRenderedPageBreak/>
-        <w:pict w14:anchorId="04488C9C">
-          <v:rect id="_x0000_i1039" style="width:0;height:1.5pt" o:hralign="center" o:hrstd="t" o:hr="t" fillcolor="#a0a0a0" stroked="f"/>
-        </w:pict>
-      </w:r>
-    </w:p>
-    <w:p>
-      <w:pPr>
-        <w:rPr>
-          <w:b/>
-          <w:bCs/>
-        </w:rPr>
-      </w:pPr>
-      <w:r>
-        <w:rPr>
-          <w:b/>
-          <w:bCs/>
-        </w:rPr>
-        <w:t>6. Divide Commission Among Providers</w:t>
-      </w:r>
-    </w:p>
-    <w:p>
-      <w:r>
-        <w:t>perProviderCommission = commissionAmount / acceptedProviders.length;</w:t>
-      </w:r>
-    </w:p>
-    <w:p>
-      <w:r>
-        <w:rPr>
-          <w:rFonts w:ascii="Segoe UI Emoji" w:hAnsi="Segoe UI Emoji" w:cs="Segoe UI Emoji"/>
-        </w:rPr>
-        <w:t>👉</w:t>
-      </w:r>
-      <w:r>
-        <w:t xml:space="preserve"> Commission is split equally among accepted providers</w:t>
-      </w:r>
-    </w:p>
-    <w:p>
-      <w:pPr>
-        <w:rPr>
-          <w:b/>
-          <w:bCs/>
-        </w:rPr>
-      </w:pPr>
-      <w:r>
-        <w:rPr>
-          <w:b/>
-          <w:bCs/>
-        </w:rPr>
-        <w:t>7. Divide Earnings Among Providers</w:t>
-      </w:r>
-    </w:p>
-    <w:p>
-      <w:r>
-        <w:t>perProviderEarning = providerEarning / acceptedProviders.length;</w:t>
-      </w:r>
-    </w:p>
-    <w:p>
-      <w:r>
-        <w:rPr>
-          <w:rFonts w:ascii="Segoe UI Emoji" w:hAnsi="Segoe UI Emoji" w:cs="Segoe UI Emoji"/>
-        </w:rPr>
-        <w:t>👉</w:t>
-      </w:r>
-      <w:r>
-        <w:t xml:space="preserve"> Each provider gets equal earning share</w:t>
-      </w:r>
-    </w:p>
-    <w:p>
-      <w:r>
-        <w:pict w14:anchorId="15F1503D">
-          <v:rect id="_x0000_i1047" style="width:0;height:1.5pt" o:hralign="center" o:hrstd="t" o:hr="t" fillcolor="#a0a0a0" stroked="f"/>
-        </w:pict>
-      </w:r>
-    </w:p>
-    <w:p>
-      <w:pPr>
-        <w:rPr>
-          <w:b/>
-          <w:bCs/>
-        </w:rPr>
-      </w:pPr>
-      <w:r>
-        <w:rPr>
-          <w:b/>
-          <w:bCs/>
-        </w:rPr>
-        <w:t>8. Update Provider Records</w:t>
-      </w:r>
-    </w:p>
-    <w:p>
-      <w:r>
-        <w:t>booking.providerCommissions.map(...)</w:t>
-      </w:r>
-    </w:p>
-    <w:p>
-      <w:r>
-        <w:t>For each accepted provider:</w:t>
-      </w:r>
-    </w:p>
-    <w:p>
-      <w:pPr>
-        <w:numPr>
-          <w:ilvl w:val="0"/>
-          <w:numId w:val="14"/>
-        </w:numPr>
-      </w:pPr>
-      <w:r>
-        <w:t xml:space="preserve">Add: </w:t>
-      </w:r>
-    </w:p>
-    <w:p>
-      <w:pPr>
-        <w:numPr>
-          <w:ilvl w:val="1"/>
-          <w:numId w:val="14"/>
-        </w:numPr>
-      </w:pPr>
-      <w:r>
-        <w:t xml:space="preserve">commissionShare </w:t>
-      </w:r>
-    </w:p>
-    <w:p>
-      <w:pPr>
-        <w:numPr>
-          <w:ilvl w:val="1"/>
-          <w:numId w:val="14"/>
-        </w:numPr>
-      </w:pPr>
-      <w:r>
-        <w:t xml:space="preserve">earningShare </w:t>
-      </w:r>
-    </w:p>
-    <w:p>
-      <w:pPr>
-        <w:numPr>
-          <w:ilvl w:val="1"/>
-          <w:numId w:val="14"/>
-        </w:numPr>
-      </w:pPr>
-      <w:r>
-        <w:t xml:space="preserve">commissionPaid (default false) </w:t>
-      </w:r>
-    </w:p>
-    <w:p>
-      <w:r>
-        <w:rPr>
-          <w:rFonts w:ascii="Segoe UI Emoji" w:hAnsi="Segoe UI Emoji" w:cs="Segoe UI Emoji"/>
-        </w:rPr>
-        <w:t>👉</w:t>
-      </w:r>
-      <w:r>
-        <w:t xml:space="preserve"> Keeps data ready for payment tracking</w:t>
-      </w:r>
-    </w:p>
-    <w:p>
-      <w:pPr>
-        <w:rPr>
-          <w:b/>
-          <w:bCs/>
-        </w:rPr>
-      </w:pPr>
-      <w:r>
-        <w:rPr>
-          <w:b/>
-          <w:bCs/>
-        </w:rPr>
-        <w:t>9. Return Final Output</w:t>
-      </w:r>
-    </w:p>
-    <w:p>
-      <w:r>
-        <w:t>return { finalPrice, commissionAmount, providerEarning, booking };</w:t>
-      </w:r>
-    </w:p>
-    <w:p>
-      <w:r>
-        <w:rPr>
-          <w:rFonts w:ascii="Segoe UI Emoji" w:hAnsi="Segoe UI Emoji" w:cs="Segoe UI Emoji"/>
-        </w:rPr>
-        <w:t>👉</w:t>
-      </w:r>
-      <w:r>
-        <w:t xml:space="preserve"> Final result includes:</w:t>
-      </w:r>
-    </w:p>
-    <w:p>
-      <w:pPr>
-        <w:numPr>
-          <w:ilvl w:val="0"/>
-          <w:numId w:val="15"/>
-        </w:numPr>
-      </w:pPr>
-      <w:r>
-        <w:t xml:space="preserve">Total price </w:t>
-      </w:r>
-    </w:p>
-    <w:p>
-      <w:pPr>
-        <w:numPr>
-          <w:ilvl w:val="0"/>
-          <w:numId w:val="15"/>
-        </w:numPr>
-      </w:pPr>
-      <w:r>
-        <w:t xml:space="preserve">Total commission </w:t>
-      </w:r>
-    </w:p>
-    <w:p>
-      <w:pPr>
-        <w:numPr>
-          <w:ilvl w:val="0"/>
-          <w:numId w:val="15"/>
-        </w:numPr>
-      </w:pPr>
-      <w:r>
-        <w:t xml:space="preserve">Total earnings </w:t>
-      </w:r>
-    </w:p>
-    <w:p>
-      <w:pPr>
-        <w:numPr>
-          <w:ilvl w:val="0"/>
-          <w:numId w:val="15"/>
-        </w:numPr>
-      </w:pPr>
-      <w:r>
-        <w:t>Updated booking data</w:t>
-      </w:r>
-    </w:p>
-    <w:p>
-      <w:r>
-        <w:br w:type="page"/>
-      </w:r>
-    </w:p>
-    <w:p>
-      <w:r>
-        <w:lastRenderedPageBreak/>
-        <w:t>Provider ranking algo</w:t>
-      </w:r>
-    </w:p>
-    <w:p>
-      <w:pPr>
-        <w:rPr>
-          <w:b/>
-          <w:bCs/>
-        </w:rPr>
-      </w:pPr>
-      <w:r>
-        <w:rPr>
-          <w:b/>
-          <w:bCs/>
-        </w:rPr>
-        <w:t>1. Set Weights (Importance of Each Factor)</w:t>
-      </w:r>
-    </w:p>
-    <w:p>
-      <w:r>
-        <w:t>ratingWeight = 0.4</w:t>
-      </w:r>
-      <w:r>
-        <w:br/>
-        <w:t>jobWeight = 0.25</w:t>
-      </w:r>
-      <w:r>
-        <w:br/>
-        <w:t>availabilityWeight = 0.15</w:t>
-      </w:r>
-      <w:r>
-        <w:br/>
-        <w:t>acceptanceWeight = 0.1</w:t>
-      </w:r>
-      <w:r>
-        <w:br/>
-        <w:t>recencyWeight = 0.1</w:t>
-      </w:r>
-    </w:p>
-    <w:p>
-      <w:r>
-        <w:rPr>
-          <w:rFonts w:ascii="Segoe UI Emoji" w:hAnsi="Segoe UI Emoji" w:cs="Segoe UI Emoji"/>
-        </w:rPr>
-        <w:t>👉</w:t>
-      </w:r>
-      <w:r>
-        <w:t xml:space="preserve"> These define </w:t>
-      </w:r>
-      <w:r>
-        <w:rPr>
-          <w:b/>
-          <w:bCs/>
-        </w:rPr>
-        <w:t>how important each factor is</w:t>
-      </w:r>
-      <w:r>
-        <w:t xml:space="preserve"> in ranking</w:t>
-      </w:r>
-    </w:p>
-    <w:p>
-      <w:pPr>
-        <w:numPr>
-          <w:ilvl w:val="0"/>
-          <w:numId w:val="16"/>
-        </w:numPr>
-      </w:pPr>
-      <w:r>
-        <w:t xml:space="preserve">Rating = most important </w:t>
-      </w:r>
-    </w:p>
-    <w:p>
-      <w:pPr>
-        <w:numPr>
-          <w:ilvl w:val="0"/>
-          <w:numId w:val="16"/>
-        </w:numPr>
-      </w:pPr>
-      <w:r>
-        <w:t xml:space="preserve">Experience (jobs) = second </w:t>
-      </w:r>
-    </w:p>
-    <w:p>
-      <w:pPr>
-        <w:numPr>
-          <w:ilvl w:val="0"/>
-          <w:numId w:val="16"/>
-        </w:numPr>
-      </w:pPr>
-      <w:r>
-        <w:t>Others = supporting factors</w:t>
-      </w:r>
-    </w:p>
-    <w:p>
-      <w:pPr>
-        <w:rPr>
-          <w:b/>
-          <w:bCs/>
-        </w:rPr>
-      </w:pPr>
-      <w:r>
-        <w:rPr>
-          <w:b/>
-          <w:bCs/>
-        </w:rPr>
-        <w:t>2. Extract Provider Data</w:t>
-      </w:r>
-    </w:p>
-    <w:p>
-      <w:r>
-        <w:t>For each provider (p), you collect:</w:t>
-      </w:r>
-    </w:p>
-    <w:p>
-      <w:pPr>
-        <w:numPr>
-          <w:ilvl w:val="0"/>
-          <w:numId w:val="17"/>
-        </w:numPr>
-      </w:pPr>
-      <w:r>
-        <w:t xml:space="preserve">averageRating </w:t>
-      </w:r>
-    </w:p>
-    <w:p>
-      <w:pPr>
-        <w:numPr>
-          <w:ilvl w:val="0"/>
-          <w:numId w:val="17"/>
-        </w:numPr>
-      </w:pPr>
-      <w:r>
-        <w:t xml:space="preserve">ratingCount </w:t>
-      </w:r>
-    </w:p>
-    <w:p>
-      <w:pPr>
-        <w:numPr>
-          <w:ilvl w:val="0"/>
-          <w:numId w:val="17"/>
-        </w:numPr>
-      </w:pPr>
-      <w:r>
-        <w:t xml:space="preserve">completedJobs </w:t>
-      </w:r>
-    </w:p>
-    <w:p>
-      <w:pPr>
-        <w:numPr>
-          <w:ilvl w:val="0"/>
-          <w:numId w:val="17"/>
-        </w:numPr>
-      </w:pPr>
-      <w:r>
-        <w:t xml:space="preserve">acceptedJobs, rejectedJobs </w:t>
-      </w:r>
-    </w:p>
-    <w:p>
-      <w:pPr>
-        <w:numPr>
-          <w:ilvl w:val="0"/>
-          <w:numId w:val="17"/>
-        </w:numPr>
-      </w:pPr>
-      <w:r>
-        <w:t xml:space="preserve">available (true/false) </w:t>
-      </w:r>
-    </w:p>
-    <w:p>
-      <w:pPr>
-        <w:numPr>
-          <w:ilvl w:val="0"/>
-          <w:numId w:val="17"/>
-        </w:numPr>
-      </w:pPr>
-      <w:r>
-        <w:t xml:space="preserve">lastActive date </w:t>
-      </w:r>
-    </w:p>
-    <w:p>
-      <w:r>
-        <w:rPr>
-          <w:rFonts w:ascii="Segoe UI Emoji" w:hAnsi="Segoe UI Emoji" w:cs="Segoe UI Emoji"/>
-        </w:rPr>
-        <w:t>👉</w:t>
-      </w:r>
-      <w:r>
-        <w:t xml:space="preserve"> This is the </w:t>
-      </w:r>
-      <w:r>
-        <w:rPr>
-          <w:b/>
-          <w:bCs/>
-        </w:rPr>
-        <w:t>input data for scoring</w:t>
-      </w:r>
-    </w:p>
-    <w:p>
-      <w:pPr>
-        <w:rPr>
-          <w:b/>
-          <w:bCs/>
-        </w:rPr>
-      </w:pPr>
-      <w:r>
-        <w:rPr>
-          <w:b/>
-          <w:bCs/>
-        </w:rPr>
-        <w:t>3. Calculate Rating Score</w:t>
-      </w:r>
-    </w:p>
-    <w:p>
-      <w:r>
-        <w:t>ratingScore = rating / 5;</w:t>
-      </w:r>
-    </w:p>
-    <w:p>
-      <w:r>
-        <w:rPr>
-          <w:rFonts w:ascii="Segoe UI Emoji" w:hAnsi="Segoe UI Emoji" w:cs="Segoe UI Emoji"/>
-        </w:rPr>
-        <w:t>👉</w:t>
-      </w:r>
-      <w:r>
-        <w:t xml:space="preserve"> Converts rating into </w:t>
-      </w:r>
-      <w:r>
-        <w:rPr>
-          <w:b/>
-          <w:bCs/>
-        </w:rPr>
-        <w:t>0–1 scale</w:t>
-      </w:r>
-    </w:p>
-    <w:p>
-      <w:pPr>
-        <w:rPr>
-          <w:b/>
-          <w:bCs/>
-        </w:rPr>
-      </w:pPr>
-      <w:r>
-        <w:rPr>
-          <w:b/>
-          <w:bCs/>
-        </w:rPr>
-        <w:t>4. Calculate Job Experience Score</w:t>
-      </w:r>
-    </w:p>
-    <w:p>
-      <w:r>
-        <w:t>jobScore = Math.log10(completedJobs + 1) / 2;</w:t>
-      </w:r>
-    </w:p>
-    <w:p>
-      <w:r>
-        <w:rPr>
-          <w:rFonts w:ascii="Segoe UI Emoji" w:hAnsi="Segoe UI Emoji" w:cs="Segoe UI Emoji"/>
-        </w:rPr>
-        <w:t>👉</w:t>
-      </w:r>
-      <w:r>
-        <w:t xml:space="preserve"> Why log?</w:t>
-      </w:r>
-    </w:p>
-    <w:p>
-      <w:pPr>
-        <w:numPr>
-          <w:ilvl w:val="0"/>
-          <w:numId w:val="18"/>
-        </w:numPr>
-      </w:pPr>
-      <w:r>
-        <w:t xml:space="preserve">Prevents providers with huge jobs from dominating </w:t>
-      </w:r>
-    </w:p>
-    <w:p>
-      <w:pPr>
-        <w:numPr>
-          <w:ilvl w:val="0"/>
-          <w:numId w:val="18"/>
-        </w:numPr>
-      </w:pPr>
-      <w:r>
-        <w:t>Keeps score balanced</w:t>
-      </w:r>
-    </w:p>
-    <w:p>
-      <w:r>
-        <w:lastRenderedPageBreak/>
-        <w:t>5. Availability Score</w:t>
-      </w:r>
-    </w:p>
-    <w:p>
-      <w:r>
-        <w:rPr>
-          <w:rStyle w:val="t"/>
-        </w:rPr>
-        <w:t>availabilityScore</w:t>
-      </w:r>
-      <w:r>
-        <w:t xml:space="preserve"> </w:t>
-      </w:r>
-      <w:r>
-        <w:rPr>
-          <w:rStyle w:val="n"/>
-        </w:rPr>
-        <w:t>=</w:t>
-      </w:r>
-      <w:r>
-        <w:t xml:space="preserve"> </w:t>
-      </w:r>
-      <w:r>
-        <w:rPr>
-          <w:rStyle w:val="t"/>
-        </w:rPr>
-        <w:t>p</w:t>
-      </w:r>
-      <w:r>
-        <w:rPr>
-          <w:rStyle w:val="n"/>
-        </w:rPr>
-        <w:t>.</w:t>
-      </w:r>
-      <w:r>
-        <w:t xml:space="preserve">available </w:t>
-      </w:r>
-      <w:r>
-        <w:rPr>
-          <w:rStyle w:val="n"/>
-        </w:rPr>
-        <w:t>?</w:t>
-      </w:r>
-      <w:r>
-        <w:t xml:space="preserve"> </w:t>
-      </w:r>
-      <w:r>
-        <w:rPr>
-          <w:rStyle w:val="q"/>
-        </w:rPr>
-        <w:t>1</w:t>
-      </w:r>
-      <w:r>
-        <w:t xml:space="preserve"> </w:t>
-      </w:r>
-      <w:r>
-        <w:rPr>
-          <w:rStyle w:val="n"/>
-        </w:rPr>
-        <w:t>:</w:t>
-      </w:r>
-      <w:r>
-        <w:t xml:space="preserve"> </w:t>
-      </w:r>
-      <w:r>
-        <w:rPr>
-          <w:rStyle w:val="q"/>
-        </w:rPr>
-        <w:t>0</w:t>
-      </w:r>
-      <w:r>
-        <w:t>;</w:t>
-      </w:r>
-    </w:p>
-    <w:p>
-      <w:r>
-        <w:rPr>
-          <w:rFonts w:ascii="Segoe UI Emoji" w:hAnsi="Segoe UI Emoji" w:cs="Segoe UI Emoji"/>
-        </w:rPr>
-        <w:t>👉</w:t>
-      </w:r>
-      <w:r>
-        <w:t xml:space="preserve"> Available providers get priority</w:t>
-      </w:r>
-    </w:p>
-    <w:p>
-      <w:pPr>
-        <w:rPr>
-          <w:b/>
-          <w:bCs/>
-        </w:rPr>
-      </w:pPr>
-      <w:r>
-        <w:rPr>
-          <w:b/>
-          <w:bCs/>
-        </w:rPr>
-        <w:t>6. Acceptance Rate Score</w:t>
-      </w:r>
-    </w:p>
-    <w:p>
-      <w:r>
-        <w:t>acceptanceRate = acceptedJobs / (acceptedJobs + rejectedJobs)</w:t>
-      </w:r>
-    </w:p>
-    <w:p>
-      <w:r>
-        <w:rPr>
-          <w:rFonts w:ascii="Segoe UI Emoji" w:hAnsi="Segoe UI Emoji" w:cs="Segoe UI Emoji"/>
-        </w:rPr>
-        <w:t>👉</w:t>
-      </w:r>
-      <w:r>
-        <w:t xml:space="preserve"> If no data → default = 0.5</w:t>
-      </w:r>
-      <w:r>
-        <w:br/>
-      </w:r>
-      <w:r>
-        <w:rPr>
-          <w:rFonts w:ascii="Segoe UI Emoji" w:hAnsi="Segoe UI Emoji" w:cs="Segoe UI Emoji"/>
-        </w:rPr>
-        <w:t>👉</w:t>
-      </w:r>
-      <w:r>
-        <w:t xml:space="preserve"> Shows </w:t>
-      </w:r>
-      <w:r>
-        <w:rPr>
-          <w:b/>
-          <w:bCs/>
-        </w:rPr>
-        <w:t>reliability of provider</w:t>
-      </w:r>
-    </w:p>
-    <w:p>
-      <w:pPr>
-        <w:rPr>
-          <w:b/>
-          <w:bCs/>
-        </w:rPr>
-      </w:pPr>
-      <w:r>
-        <w:rPr>
-          <w:b/>
-          <w:bCs/>
-        </w:rPr>
-        <w:t>7. Recency Score (Activity)</w:t>
-      </w:r>
-    </w:p>
-    <w:p>
-      <w:r>
-        <w:t>recencyScore = 1 - (daysSinceActive / 30);</w:t>
-      </w:r>
-    </w:p>
-    <w:p>
-      <w:r>
-        <w:rPr>
-          <w:rFonts w:ascii="Segoe UI Emoji" w:hAnsi="Segoe UI Emoji" w:cs="Segoe UI Emoji"/>
-        </w:rPr>
-        <w:t>👉</w:t>
-      </w:r>
-      <w:r>
-        <w:t xml:space="preserve"> Recently active → higher score</w:t>
-      </w:r>
-      <w:r>
-        <w:br/>
-      </w:r>
-      <w:r>
-        <w:rPr>
-          <w:rFonts w:ascii="Segoe UI Emoji" w:hAnsi="Segoe UI Emoji" w:cs="Segoe UI Emoji"/>
-        </w:rPr>
-        <w:t>👉</w:t>
-      </w:r>
-      <w:r>
-        <w:t xml:space="preserve"> Inactive &gt; 30 days → score = 0</w:t>
-      </w:r>
-    </w:p>
-    <w:p>
-      <w:pPr>
-        <w:rPr>
-          <w:b/>
-          <w:bCs/>
-        </w:rPr>
-      </w:pPr>
-      <w:r>
-        <w:rPr>
-          <w:b/>
-          <w:bCs/>
-        </w:rPr>
-        <w:t>8. Final Ranking Score</w:t>
-      </w:r>
-    </w:p>
-    <w:p>
-      <w:r>
-        <w:t>score =</w:t>
-      </w:r>
-      <w:r>
-        <w:br/>
-        <w:t xml:space="preserve">    ratingScore * ratingWeight +</w:t>
-      </w:r>
-      <w:r>
-        <w:br/>
-        <w:t xml:space="preserve">    jobScore * jobWeight +</w:t>
-      </w:r>
-      <w:r>
-        <w:br/>
-        <w:t xml:space="preserve">    availabilityScore * availabilityWeight +</w:t>
-      </w:r>
-      <w:r>
-        <w:br/>
-        <w:t xml:space="preserve">    acceptanceRate * acceptanceWeight +</w:t>
-      </w:r>
-      <w:r>
-        <w:br/>
-        <w:t xml:space="preserve">    recencyScore * recencyWeight;</w:t>
-      </w:r>
-    </w:p>
-    <w:p>
-      <w:r>
-        <w:rPr>
-          <w:rFonts w:ascii="Segoe UI Emoji" w:hAnsi="Segoe UI Emoji" w:cs="Segoe UI Emoji"/>
-        </w:rPr>
-        <w:t>👉</w:t>
-      </w:r>
-      <w:r>
-        <w:t xml:space="preserve"> Weighted combination of all factors</w:t>
-      </w:r>
-    </w:p>
-    <w:p>
-      <w:pPr>
-        <w:rPr>
-          <w:b/>
-          <w:bCs/>
-        </w:rPr>
-      </w:pPr>
-      <w:r>
-        <w:rPr>
-          <w:b/>
-          <w:bCs/>
-        </w:rPr>
-        <w:t>9. Attach Score to Provider</w:t>
-      </w:r>
-    </w:p>
-    <w:p>
-      <w:r>
-        <w:t>rankingScore: Number(score.toFixed(4))</w:t>
-      </w:r>
-    </w:p>
-    <w:p>
-      <w:r>
-        <w:rPr>
-          <w:rFonts w:ascii="Segoe UI Emoji" w:hAnsi="Segoe UI Emoji" w:cs="Segoe UI Emoji"/>
-        </w:rPr>
-        <w:t>👉</w:t>
-      </w:r>
-      <w:r>
-        <w:t xml:space="preserve"> Adds final score to each provider</w:t>
-      </w:r>
-    </w:p>
-    <w:p>
-      <w:r>
-        <w:pict w14:anchorId="717CE2AC">
-          <v:rect id="_x0000_i1055" style="width:0;height:1.5pt" o:hralign="center" o:hrstd="t" o:hr="t" fillcolor="#a0a0a0" stroked="f"/>
-        </w:pict>
-      </w:r>
-    </w:p>
-    <w:p>
-      <w:pPr>
-        <w:rPr>
-          <w:b/>
-          <w:bCs/>
-        </w:rPr>
-      </w:pPr>
-      <w:r>
-        <w:rPr>
-          <w:b/>
-          <w:bCs/>
-        </w:rPr>
-        <w:t>10. Sort Providers</w:t>
-      </w:r>
-    </w:p>
-    <w:p>
-      <w:r>
-        <w:t>.sort((a, b) =&gt; b.rankingScore - a.rankingScore);</w:t>
-      </w:r>
-    </w:p>
-    <w:p>
-      <w:r>
-        <w:rPr>
-          <w:rFonts w:ascii="Segoe UI Emoji" w:hAnsi="Segoe UI Emoji" w:cs="Segoe UI Emoji"/>
-        </w:rPr>
-        <w:t>👉</w:t>
-      </w:r>
-      <w:r>
-        <w:t xml:space="preserve"> Highest score = top provider</w:t>
-      </w:r>
-    </w:p>
-    <w:p>
-      <w:r>
-        <w:br w:type="page"/>
-      </w:r>
-    </w:p>
-    <w:p>
-      <w:r>
-        <w:lastRenderedPageBreak/>
-        <w:t>Schedule checker algo</w:t>
-      </w:r>
-    </w:p>
-    <w:p>
-      <w:pPr>
-        <w:rPr>
-          <w:b/>
-          <w:bCs/>
-        </w:rPr>
-      </w:pPr>
-      <w:r>
-        <w:rPr>
-          <w:b/>
-          <w:bCs/>
-        </w:rPr>
-        <w:t>1. Convert Input Time</w:t>
-      </w:r>
-    </w:p>
-    <w:p>
-      <w:r>
-        <w:t>const start = new Date(appointmentStart);</w:t>
-      </w:r>
-      <w:r>
-        <w:br/>
-        <w:t>const end = new Date(appointmentEnd);</w:t>
-      </w:r>
-    </w:p>
-    <w:p>
-      <w:r>
-        <w:rPr>
-          <w:rFonts w:ascii="Segoe UI Emoji" w:hAnsi="Segoe UI Emoji" w:cs="Segoe UI Emoji"/>
-        </w:rPr>
-        <w:t>👉</w:t>
-      </w:r>
-      <w:r>
-        <w:t xml:space="preserve"> Converts input into proper date-time format</w:t>
-      </w:r>
-    </w:p>
-    <w:p>
-      <w:r>
-        <w:pict w14:anchorId="5DA1411B">
-          <v:rect id="_x0000_i1141" style="width:0;height:1.5pt" o:hralign="center" o:hrstd="t" o:hr="t" fillcolor="#a0a0a0" stroked="f"/>
-        </w:pict>
-      </w:r>
-    </w:p>
-    <w:p>
-      <w:pPr>
-        <w:rPr>
-          <w:b/>
-          <w:bCs/>
-        </w:rPr>
-      </w:pPr>
-      <w:r>
-        <w:rPr>
-          <w:b/>
-          <w:bCs/>
-        </w:rPr>
-        <w:t>2. Validate Time Range</w:t>
-      </w:r>
-    </w:p>
-    <w:p>
-      <w:r>
-        <w:t>if (!start || !end || start &gt;= end) return true;</w:t>
-      </w:r>
-    </w:p>
-    <w:p>
-      <w:r>
-        <w:rPr>
-          <w:rFonts w:ascii="Segoe UI Emoji" w:hAnsi="Segoe UI Emoji" w:cs="Segoe UI Emoji"/>
-        </w:rPr>
-        <w:t>👉</w:t>
-      </w:r>
-      <w:r>
-        <w:t xml:space="preserve"> If:</w:t>
-      </w:r>
-    </w:p>
-    <w:p>
-      <w:pPr>
-        <w:numPr>
-          <w:ilvl w:val="0"/>
-          <w:numId w:val="19"/>
-        </w:numPr>
-      </w:pPr>
-      <w:r>
-        <w:t xml:space="preserve">invalid date OR </w:t>
-      </w:r>
-    </w:p>
-    <w:p>
-      <w:pPr>
-        <w:numPr>
-          <w:ilvl w:val="0"/>
-          <w:numId w:val="19"/>
-        </w:numPr>
-      </w:pPr>
-      <w:r>
-        <w:t xml:space="preserve">start ≥ end </w:t>
-      </w:r>
-    </w:p>
-    <w:p>
-      <w:r>
-        <w:rPr>
-          <w:rFonts w:ascii="Segoe UI Emoji" w:hAnsi="Segoe UI Emoji" w:cs="Segoe UI Emoji"/>
-        </w:rPr>
-        <w:t>➡️</w:t>
-      </w:r>
-      <w:r>
-        <w:t xml:space="preserve"> </w:t>
-      </w:r>
-      <w:r>
-        <w:rPr>
-          <w:b/>
-          <w:bCs/>
-        </w:rPr>
-        <w:t>Return conflict = true</w:t>
-      </w:r>
-    </w:p>
-    <w:p>
-      <w:r>
-        <w:pict w14:anchorId="0E4B7FBB">
-          <v:rect id="_x0000_i1142" style="width:0;height:1.5pt" o:hralign="center" o:hrstd="t" o:hr="t" fillcolor="#a0a0a0" stroked="f"/>
-        </w:pict>
-      </w:r>
-    </w:p>
-    <w:p>
-      <w:pPr>
-        <w:rPr>
-          <w:b/>
-          <w:bCs/>
-        </w:rPr>
-      </w:pPr>
-      <w:r>
-        <w:rPr>
-          <w:b/>
-          <w:bCs/>
-        </w:rPr>
-        <w:t>3. Fetch Provider Data</w:t>
-      </w:r>
-    </w:p>
-    <w:p>
-      <w:r>
-        <w:t>const provider = await Provider.findById(providerId);</w:t>
-      </w:r>
-    </w:p>
-    <w:p>
-      <w:r>
-        <w:rPr>
-          <w:rFonts w:ascii="Segoe UI Emoji" w:hAnsi="Segoe UI Emoji" w:cs="Segoe UI Emoji"/>
-        </w:rPr>
-        <w:t>👉</w:t>
-      </w:r>
-      <w:r>
-        <w:t xml:space="preserve"> If:</w:t>
-      </w:r>
-    </w:p>
-    <w:p>
-      <w:pPr>
-        <w:numPr>
-          <w:ilvl w:val="0"/>
-          <w:numId w:val="20"/>
-        </w:numPr>
-      </w:pPr>
-      <w:r>
-        <w:t xml:space="preserve">provider not found OR </w:t>
-      </w:r>
-    </w:p>
-    <w:p>
-      <w:pPr>
-        <w:numPr>
-          <w:ilvl w:val="0"/>
-          <w:numId w:val="20"/>
-        </w:numPr>
-      </w:pPr>
-      <w:r>
-        <w:t xml:space="preserve">provider not available </w:t>
-      </w:r>
-    </w:p>
-    <w:p>
-      <w:r>
-        <w:rPr>
-          <w:rFonts w:ascii="Segoe UI Emoji" w:hAnsi="Segoe UI Emoji" w:cs="Segoe UI Emoji"/>
-        </w:rPr>
-        <w:t>➡️</w:t>
-      </w:r>
-      <w:r>
-        <w:t xml:space="preserve"> </w:t>
-      </w:r>
-      <w:r>
-        <w:rPr>
-          <w:b/>
-          <w:bCs/>
-        </w:rPr>
-        <w:t>Return conflict</w:t>
-      </w:r>
-    </w:p>
-    <w:p>
-      <w:r>
-        <w:pict w14:anchorId="016FD106">
-          <v:rect id="_x0000_i1143" style="width:0;height:1.5pt" o:hralign="center" o:hrstd="t" o:hr="t" fillcolor="#a0a0a0" stroked="f"/>
-        </w:pict>
-      </w:r>
-    </w:p>
-    <w:p>
-      <w:pPr>
-        <w:rPr>
-          <w:b/>
-          <w:bCs/>
-        </w:rPr>
-      </w:pPr>
-      <w:r>
-        <w:rPr>
-          <w:b/>
-          <w:bCs/>
-        </w:rPr>
         <w:t>4. Check Working Day</w:t>
       </w:r>
     </w:p>
     <w:p>
       <w:r>
-        <w:t>const dayOfWeek = dayMap[start.getDay()];</w:t>
-      </w:r>
-    </w:p>
-    <w:p>
-      <w:r>
-        <w:t>if (!provider.availability.workingDays.includes(dayOfWeek)) {</w:t>
+        <w:t xml:space="preserve">const </w:t>
+      </w:r>
+      <w:proofErr w:type="spellStart"/>
+      <w:r>
+        <w:t>dayOfWeek</w:t>
+      </w:r>
+      <w:proofErr w:type="spellEnd"/>
+      <w:r>
+        <w:t xml:space="preserve"> = </w:t>
+      </w:r>
+      <w:proofErr w:type="spellStart"/>
+      <w:r>
+        <w:t>dayMap</w:t>
+      </w:r>
+      <w:proofErr w:type="spellEnd"/>
+      <w:r>
+        <w:t>[</w:t>
+      </w:r>
+      <w:proofErr w:type="spellStart"/>
+      <w:r>
+        <w:t>start.getDay</w:t>
+      </w:r>
+      <w:proofErr w:type="spellEnd"/>
+      <w:r>
+        <w:t>()];</w:t>
+      </w:r>
+    </w:p>
+    <w:p>
+      <w:r>
+        <w:t>if (!</w:t>
+      </w:r>
+      <w:proofErr w:type="spellStart"/>
+      <w:r>
+        <w:t>provider.availability.workingDays.includes</w:t>
+      </w:r>
+      <w:proofErr w:type="spellEnd"/>
+      <w:r>
+        <w:t>(</w:t>
+      </w:r>
+      <w:proofErr w:type="spellStart"/>
+      <w:r>
+        <w:t>dayOfWeek</w:t>
+      </w:r>
+      <w:proofErr w:type="spellEnd"/>
+      <w:r>
+        <w:t>)) {</w:t>
       </w:r>
       <w:r>
         <w:br/>
@@ -3306,7 +4221,7 @@
     <w:p>
       <w:r>
         <w:pict w14:anchorId="39B28D7A">
-          <v:rect id="_x0000_i1144" style="width:0;height:1.5pt" o:hralign="center" o:hrstd="t" o:hr="t" fillcolor="#a0a0a0" stroked="f"/>
+          <v:rect id="_x0000_i1032" style="width:0;height:1.5pt" o:hralign="center" o:hrstd="t" o:hr="t" fillcolor="#a0a0a0" stroked="f"/>
         </w:pict>
       </w:r>
     </w:p>
@@ -3327,13 +4242,38 @@
       </w:r>
     </w:p>
     <w:p>
-      <w:r>
-        <w:t xml:space="preserve">startTime → workStart  </w:t>
+      <w:proofErr w:type="spellStart"/>
+      <w:r>
+        <w:t>startTime</w:t>
+      </w:r>
+      <w:proofErr w:type="spellEnd"/>
+      <w:r>
+        <w:t xml:space="preserve"> → </w:t>
+      </w:r>
+      <w:proofErr w:type="spellStart"/>
+      <w:r>
+        <w:t>workStart</w:t>
+      </w:r>
+      <w:proofErr w:type="spellEnd"/>
+      <w:r>
+        <w:t xml:space="preserve">  </w:t>
       </w:r>
       <w:r>
         <w:br/>
-        <w:t>endTime → workEnd</w:t>
-      </w:r>
+      </w:r>
+      <w:proofErr w:type="spellStart"/>
+      <w:r>
+        <w:t>endTime</w:t>
+      </w:r>
+      <w:proofErr w:type="spellEnd"/>
+      <w:r>
+        <w:t xml:space="preserve"> → </w:t>
+      </w:r>
+      <w:proofErr w:type="spellStart"/>
+      <w:r>
+        <w:t>workEnd</w:t>
+      </w:r>
+      <w:proofErr w:type="spellEnd"/>
     </w:p>
     <w:p>
       <w:r>
@@ -3349,7 +4289,7 @@
     <w:p>
       <w:r>
         <w:pict w14:anchorId="11EA40F0">
-          <v:rect id="_x0000_i1145" style="width:0;height:1.5pt" o:hralign="center" o:hrstd="t" o:hr="t" fillcolor="#a0a0a0" stroked="f"/>
+          <v:rect id="_x0000_i1033" style="width:0;height:1.5pt" o:hralign="center" o:hrstd="t" o:hr="t" fillcolor="#a0a0a0" stroked="f"/>
         </w:pict>
       </w:r>
     </w:p>
@@ -3370,7 +4310,23 @@
     </w:p>
     <w:p>
       <w:r>
-        <w:t>if (start &lt; workStart || end &gt; workEnd) {</w:t>
+        <w:t xml:space="preserve">if (start &lt; </w:t>
+      </w:r>
+      <w:proofErr w:type="spellStart"/>
+      <w:r>
+        <w:t>workStart</w:t>
+      </w:r>
+      <w:proofErr w:type="spellEnd"/>
+      <w:r>
+        <w:t xml:space="preserve"> || end &gt; </w:t>
+      </w:r>
+      <w:proofErr w:type="spellStart"/>
+      <w:r>
+        <w:t>workEnd</w:t>
+      </w:r>
+      <w:proofErr w:type="spellEnd"/>
+      <w:r>
+        <w:t>) {</w:t>
       </w:r>
       <w:r>
         <w:br/>
@@ -3435,7 +4391,7 @@
     <w:p>
       <w:r>
         <w:pict w14:anchorId="62C9FE4B">
-          <v:rect id="_x0000_i1146" style="width:0;height:1.5pt" o:hralign="center" o:hrstd="t" o:hr="t" fillcolor="#a0a0a0" stroked="f"/>
+          <v:rect id="_x0000_i1034" style="width:0;height:1.5pt" o:hralign="center" o:hrstd="t" o:hr="t" fillcolor="#a0a0a0" stroked="f"/>
         </w:pict>
       </w:r>
     </w:p>
@@ -3456,11 +4412,35 @@
     </w:p>
     <w:p>
       <w:r>
-        <w:t>const conflict = await Booking.findOne({</w:t>
+        <w:t xml:space="preserve">const conflict = await </w:t>
+      </w:r>
+      <w:proofErr w:type="spellStart"/>
+      <w:r>
+        <w:t>Booking.findOne</w:t>
+      </w:r>
+      <w:proofErr w:type="spellEnd"/>
+      <w:r>
+        <w:t>({</w:t>
       </w:r>
       <w:r>
         <w:br/>
-        <w:t xml:space="preserve">    providerIds: providerId,</w:t>
+        <w:t xml:space="preserve">    </w:t>
+      </w:r>
+      <w:proofErr w:type="spellStart"/>
+      <w:r>
+        <w:t>providerIds</w:t>
+      </w:r>
+      <w:proofErr w:type="spellEnd"/>
+      <w:r>
+        <w:t xml:space="preserve">: </w:t>
+      </w:r>
+      <w:proofErr w:type="spellStart"/>
+      <w:r>
+        <w:t>providerId</w:t>
+      </w:r>
+      <w:proofErr w:type="spellEnd"/>
+      <w:r>
+        <w:t>,</w:t>
       </w:r>
       <w:r>
         <w:br/>
@@ -3468,11 +4448,43 @@
       </w:r>
       <w:r>
         <w:br/>
-        <w:t xml:space="preserve">    appointmentStart: { $lt: end },</w:t>
+        <w:t xml:space="preserve">    </w:t>
+      </w:r>
+      <w:proofErr w:type="spellStart"/>
+      <w:r>
+        <w:t>appointmentStart</w:t>
+      </w:r>
+      <w:proofErr w:type="spellEnd"/>
+      <w:r>
+        <w:t>: { $</w:t>
+      </w:r>
+      <w:proofErr w:type="spellStart"/>
+      <w:r>
+        <w:t>lt</w:t>
+      </w:r>
+      <w:proofErr w:type="spellEnd"/>
+      <w:r>
+        <w:t>: end },</w:t>
       </w:r>
       <w:r>
         <w:br/>
-        <w:t xml:space="preserve">    appointmentEnd: { $gt: start }</w:t>
+        <w:t xml:space="preserve">    </w:t>
+      </w:r>
+      <w:proofErr w:type="spellStart"/>
+      <w:r>
+        <w:t>appointmentEnd</w:t>
+      </w:r>
+      <w:proofErr w:type="spellEnd"/>
+      <w:r>
+        <w:t>: { $</w:t>
+      </w:r>
+      <w:proofErr w:type="spellStart"/>
+      <w:r>
+        <w:t>gt</w:t>
+      </w:r>
+      <w:proofErr w:type="spellEnd"/>
+      <w:r>
+        <w:t>: start }</w:t>
       </w:r>
       <w:r>
         <w:br/>
@@ -3533,7 +4545,7 @@
     <w:p>
       <w:r>
         <w:pict w14:anchorId="7A2D6B8B">
-          <v:rect id="_x0000_i1147" style="width:0;height:1.5pt" o:hralign="center" o:hrstd="t" o:hr="t" fillcolor="#a0a0a0" stroked="f"/>
+          <v:rect id="_x0000_i1035" style="width:0;height:1.5pt" o:hralign="center" o:hrstd="t" o:hr="t" fillcolor="#a0a0a0" stroked="f"/>
         </w:pict>
       </w:r>
     </w:p>
@@ -3594,7 +4606,7 @@
     <w:p>
       <w:r>
         <w:pict w14:anchorId="3B83ADB4">
-          <v:rect id="_x0000_i1148" style="width:0;height:1.5pt" o:hralign="center" o:hrstd="t" o:hr="t" fillcolor="#a0a0a0" stroked="f"/>
+          <v:rect id="_x0000_i1036" style="width:0;height:1.5pt" o:hralign="center" o:hrstd="t" o:hr="t" fillcolor="#a0a0a0" stroked="f"/>
         </w:pict>
       </w:r>
     </w:p>
@@ -3639,6 +4651,9 @@
     </w:p>
     <w:p>
       <w:r>
+        <w:rPr>
+          <w:noProof/>
+        </w:rPr>
         <w:drawing>
           <wp:inline distT="0" distB="0" distL="0" distR="0" wp14:anchorId="10C9496E" wp14:editId="1512BE1B">
             <wp:extent cx="5229955" cy="2210108"/>
@@ -3655,7 +4670,7 @@
                     <pic:cNvPicPr/>
                   </pic:nvPicPr>
                   <pic:blipFill>
-                    <a:blip r:embed="rId33"/>
+                    <a:blip r:embed="rId32"/>
                     <a:stretch>
                       <a:fillRect/>
                     </a:stretch>
@@ -3676,7 +4691,902 @@
         </w:drawing>
       </w:r>
     </w:p>
-    <w:p/>
+    <w:p>
+      <w:pPr>
+        <w:rPr>
+          <w:b/>
+          <w:bCs/>
+        </w:rPr>
+      </w:pPr>
+      <w:r>
+        <w:t xml:space="preserve">  </w:t>
+      </w:r>
+      <w:r>
+        <w:rPr>
+          <w:b/>
+          <w:bCs/>
+        </w:rPr>
+        <w:t>Why did you choose MERN for your project?</w:t>
+      </w:r>
+    </w:p>
+    <w:p>
+      <w:r>
+        <w:rPr>
+          <w:b/>
+          <w:bCs/>
+        </w:rPr>
+        <w:t>Answer:</w:t>
+      </w:r>
+      <w:r>
+        <w:br/>
+        <w:t>Because MERN uses a single language (JavaScript) for both frontend and backend, making development faster. It is also scalable and suitable for real-time applications like booking systems.</w:t>
+      </w:r>
+    </w:p>
+    <w:p>
+      <w:pPr>
+        <w:rPr>
+          <w:b/>
+          <w:bCs/>
+        </w:rPr>
+      </w:pPr>
+      <w:r>
+        <w:rPr>
+          <w:b/>
+          <w:bCs/>
+        </w:rPr>
+        <w:t>3. What is MongoDB and why did you use it?</w:t>
+      </w:r>
+    </w:p>
+    <w:p>
+      <w:r>
+        <w:rPr>
+          <w:b/>
+          <w:bCs/>
+        </w:rPr>
+        <w:t>Answer:</w:t>
+      </w:r>
+      <w:r>
+        <w:br/>
+        <w:t>MongoDB is a NoSQL database that stores data in JSON-like documents.</w:t>
+      </w:r>
+    </w:p>
+    <w:p>
+      <w:r>
+        <w:t>I used it because:</w:t>
+      </w:r>
+    </w:p>
+    <w:p>
+      <w:pPr>
+        <w:numPr>
+          <w:ilvl w:val="0"/>
+          <w:numId w:val="24"/>
+        </w:numPr>
+      </w:pPr>
+      <w:r>
+        <w:t xml:space="preserve">Flexible schema (good for booking data) </w:t>
+      </w:r>
+    </w:p>
+    <w:p>
+      <w:pPr>
+        <w:numPr>
+          <w:ilvl w:val="0"/>
+          <w:numId w:val="24"/>
+        </w:numPr>
+      </w:pPr>
+      <w:r>
+        <w:t xml:space="preserve">Easy to scale </w:t>
+      </w:r>
+    </w:p>
+    <w:p>
+      <w:pPr>
+        <w:numPr>
+          <w:ilvl w:val="0"/>
+          <w:numId w:val="24"/>
+        </w:numPr>
+      </w:pPr>
+      <w:r>
+        <w:t>Works well with dynamic fields like bookings, providers, and commissions</w:t>
+      </w:r>
+    </w:p>
+    <w:p>
+      <w:pPr>
+        <w:rPr>
+          <w:b/>
+          <w:bCs/>
+        </w:rPr>
+      </w:pPr>
+      <w:r>
+        <w:rPr>
+          <w:b/>
+          <w:bCs/>
+        </w:rPr>
+        <w:t>4. What is Express.js?</w:t>
+      </w:r>
+    </w:p>
+    <w:p>
+      <w:r>
+        <w:rPr>
+          <w:b/>
+          <w:bCs/>
+        </w:rPr>
+        <w:lastRenderedPageBreak/>
+        <w:t>Answer:</w:t>
+      </w:r>
+      <w:r>
+        <w:br/>
+        <w:t>Express.js is a backend framework for Node.js used to handle:</w:t>
+      </w:r>
+    </w:p>
+    <w:p>
+      <w:pPr>
+        <w:numPr>
+          <w:ilvl w:val="0"/>
+          <w:numId w:val="25"/>
+        </w:numPr>
+      </w:pPr>
+      <w:r>
+        <w:t xml:space="preserve">API routes </w:t>
+      </w:r>
+    </w:p>
+    <w:p>
+      <w:pPr>
+        <w:numPr>
+          <w:ilvl w:val="0"/>
+          <w:numId w:val="25"/>
+        </w:numPr>
+      </w:pPr>
+      <w:r>
+        <w:t xml:space="preserve">Middleware </w:t>
+      </w:r>
+    </w:p>
+    <w:p>
+      <w:pPr>
+        <w:numPr>
+          <w:ilvl w:val="0"/>
+          <w:numId w:val="25"/>
+        </w:numPr>
+      </w:pPr>
+      <w:r>
+        <w:t xml:space="preserve">Server-side logic </w:t>
+      </w:r>
+    </w:p>
+    <w:p>
+      <w:r>
+        <w:t>In my project, it handles booking requests, provider logic, and API communication.</w:t>
+      </w:r>
+    </w:p>
+    <w:p>
+      <w:pPr>
+        <w:rPr>
+          <w:b/>
+          <w:bCs/>
+        </w:rPr>
+      </w:pPr>
+      <w:r>
+        <w:rPr>
+          <w:b/>
+          <w:bCs/>
+        </w:rPr>
+        <w:t>5. What is React.js used for in your project?</w:t>
+      </w:r>
+    </w:p>
+    <w:p>
+      <w:r>
+        <w:rPr>
+          <w:b/>
+          <w:bCs/>
+        </w:rPr>
+        <w:t>Answer:</w:t>
+      </w:r>
+      <w:r>
+        <w:br/>
+        <w:t>React.js is used for building the user interface:</w:t>
+      </w:r>
+    </w:p>
+    <w:p>
+      <w:pPr>
+        <w:numPr>
+          <w:ilvl w:val="0"/>
+          <w:numId w:val="26"/>
+        </w:numPr>
+      </w:pPr>
+      <w:r>
+        <w:t xml:space="preserve">User dashboard </w:t>
+      </w:r>
+    </w:p>
+    <w:p>
+      <w:pPr>
+        <w:numPr>
+          <w:ilvl w:val="0"/>
+          <w:numId w:val="26"/>
+        </w:numPr>
+      </w:pPr>
+      <w:r>
+        <w:t xml:space="preserve">Provider dashboard </w:t>
+      </w:r>
+    </w:p>
+    <w:p>
+      <w:pPr>
+        <w:numPr>
+          <w:ilvl w:val="0"/>
+          <w:numId w:val="26"/>
+        </w:numPr>
+      </w:pPr>
+      <w:r>
+        <w:t xml:space="preserve">Booking interface </w:t>
+      </w:r>
+    </w:p>
+    <w:p>
+      <w:r>
+        <w:t>It allows dynamic updates without reloading the page.</w:t>
+      </w:r>
+    </w:p>
+    <w:p>
+      <w:pPr>
+        <w:rPr>
+          <w:b/>
+          <w:bCs/>
+        </w:rPr>
+      </w:pPr>
+      <w:r>
+        <w:rPr>
+          <w:b/>
+          <w:bCs/>
+        </w:rPr>
+        <w:t>6. What is Node.js?</w:t>
+      </w:r>
+    </w:p>
+    <w:p>
+      <w:r>
+        <w:rPr>
+          <w:b/>
+          <w:bCs/>
+        </w:rPr>
+        <w:t>Answer:</w:t>
+      </w:r>
+      <w:r>
+        <w:br/>
+        <w:t>Node.js is a JavaScript runtime that allows backend development. It handles server logic, database communication, and API execution in my project.</w:t>
+      </w:r>
+    </w:p>
+    <w:p>
+      <w:pPr>
+        <w:rPr>
+          <w:b/>
+          <w:bCs/>
+        </w:rPr>
+      </w:pPr>
+      <w:r>
+        <w:rPr>
+          <w:b/>
+          <w:bCs/>
+        </w:rPr>
+        <w:t>How does frontend and backend communicate in MERN?</w:t>
+      </w:r>
+    </w:p>
+    <w:p>
+      <w:r>
+        <w:rPr>
+          <w:b/>
+          <w:bCs/>
+        </w:rPr>
+        <w:t>Answer:</w:t>
+      </w:r>
+      <w:r>
+        <w:br/>
+        <w:t>They communicate using REST APIs.</w:t>
+      </w:r>
+    </w:p>
+    <w:p>
+      <w:pPr>
+        <w:numPr>
+          <w:ilvl w:val="0"/>
+          <w:numId w:val="27"/>
+        </w:numPr>
+      </w:pPr>
+      <w:r>
+        <w:t xml:space="preserve">React sends HTTP requests (Axios/Fetch) </w:t>
+      </w:r>
+    </w:p>
+    <w:p>
+      <w:pPr>
+        <w:numPr>
+          <w:ilvl w:val="0"/>
+          <w:numId w:val="27"/>
+        </w:numPr>
+      </w:pPr>
+      <w:r>
+        <w:t xml:space="preserve">Express processes requests </w:t>
+      </w:r>
+    </w:p>
+    <w:p>
+      <w:pPr>
+        <w:numPr>
+          <w:ilvl w:val="0"/>
+          <w:numId w:val="27"/>
+        </w:numPr>
+      </w:pPr>
+      <w:r>
+        <w:t xml:space="preserve">MongoDB stores/retrieves data </w:t>
+      </w:r>
+    </w:p>
+    <w:p>
+      <w:pPr>
+        <w:numPr>
+          <w:ilvl w:val="0"/>
+          <w:numId w:val="27"/>
+        </w:numPr>
+      </w:pPr>
+      <w:r>
+        <w:t>Response is sent back to React</w:t>
+      </w:r>
+    </w:p>
+    <w:p>
+      <w:pPr>
+        <w:rPr>
+          <w:b/>
+          <w:bCs/>
+        </w:rPr>
+      </w:pPr>
+      <w:r>
+        <w:rPr>
+          <w:b/>
+          <w:bCs/>
+        </w:rPr>
+        <w:t>What is REST API?</w:t>
+      </w:r>
+    </w:p>
+    <w:p>
+      <w:r>
+        <w:rPr>
+          <w:b/>
+          <w:bCs/>
+        </w:rPr>
+        <w:t>Answer:</w:t>
+      </w:r>
+      <w:r>
+        <w:br/>
+        <w:t>REST API is a way for frontend and backend to communicate using HTTP methods:</w:t>
+      </w:r>
+    </w:p>
+    <w:p>
+      <w:pPr>
+        <w:numPr>
+          <w:ilvl w:val="0"/>
+          <w:numId w:val="28"/>
+        </w:numPr>
+      </w:pPr>
+      <w:r>
+        <w:t xml:space="preserve">GET → fetch data </w:t>
+      </w:r>
+    </w:p>
+    <w:p>
+      <w:pPr>
+        <w:numPr>
+          <w:ilvl w:val="0"/>
+          <w:numId w:val="28"/>
+        </w:numPr>
+      </w:pPr>
+      <w:r>
+        <w:t xml:space="preserve">POST → create data </w:t>
+      </w:r>
+    </w:p>
+    <w:p>
+      <w:pPr>
+        <w:numPr>
+          <w:ilvl w:val="0"/>
+          <w:numId w:val="28"/>
+        </w:numPr>
+      </w:pPr>
+      <w:r>
+        <w:lastRenderedPageBreak/>
+        <w:t xml:space="preserve">PUT/PATCH → update data </w:t>
+      </w:r>
+    </w:p>
+    <w:p>
+      <w:pPr>
+        <w:numPr>
+          <w:ilvl w:val="0"/>
+          <w:numId w:val="28"/>
+        </w:numPr>
+      </w:pPr>
+      <w:r>
+        <w:t>DELETE → remove data</w:t>
+      </w:r>
+    </w:p>
+    <w:p>
+      <w:pPr>
+        <w:rPr>
+          <w:b/>
+          <w:bCs/>
+        </w:rPr>
+      </w:pPr>
+      <w:r>
+        <w:rPr>
+          <w:b/>
+          <w:bCs/>
+        </w:rPr>
+        <w:t>What is middleware in Express?</w:t>
+      </w:r>
+    </w:p>
+    <w:p>
+      <w:r>
+        <w:rPr>
+          <w:b/>
+          <w:bCs/>
+        </w:rPr>
+        <w:t>Answer:</w:t>
+      </w:r>
+      <w:r>
+        <w:br/>
+        <w:t>Middleware is a function that runs before the final request handler.</w:t>
+      </w:r>
+    </w:p>
+    <w:p>
+      <w:r>
+        <w:t>Example in your project:</w:t>
+      </w:r>
+    </w:p>
+    <w:p>
+      <w:pPr>
+        <w:numPr>
+          <w:ilvl w:val="0"/>
+          <w:numId w:val="29"/>
+        </w:numPr>
+      </w:pPr>
+      <w:r>
+        <w:t xml:space="preserve">Authentication check </w:t>
+      </w:r>
+    </w:p>
+    <w:p>
+      <w:pPr>
+        <w:numPr>
+          <w:ilvl w:val="0"/>
+          <w:numId w:val="29"/>
+        </w:numPr>
+      </w:pPr>
+      <w:r>
+        <w:t xml:space="preserve">Error handling </w:t>
+      </w:r>
+    </w:p>
+    <w:p>
+      <w:pPr>
+        <w:numPr>
+          <w:ilvl w:val="0"/>
+          <w:numId w:val="29"/>
+        </w:numPr>
+      </w:pPr>
+      <w:r>
+        <w:t>Logging requests</w:t>
+      </w:r>
+    </w:p>
+    <w:p>
+      <w:pPr>
+        <w:rPr>
+          <w:b/>
+          <w:bCs/>
+        </w:rPr>
+      </w:pPr>
+      <w:r>
+        <w:rPr>
+          <w:b/>
+          <w:bCs/>
+        </w:rPr>
+        <w:t>10. How did you handle authentication?</w:t>
+      </w:r>
+    </w:p>
+    <w:p>
+      <w:r>
+        <w:rPr>
+          <w:b/>
+          <w:bCs/>
+        </w:rPr>
+        <w:t>Answer:</w:t>
+      </w:r>
+      <w:r>
+        <w:br/>
+        <w:t>I used login system with password validation and role-based access (user, provider, admin). Typically implemented using JWT (if you used it).</w:t>
+      </w:r>
+    </w:p>
+    <w:p>
+      <w:r>
+        <w:pict w14:anchorId="6C12E7A8">
+          <v:rect id="_x0000_i1043" style="width:0;height:1.5pt" o:hralign="center" o:hrstd="t" o:hr="t" fillcolor="#a0a0a0" stroked="f"/>
+        </w:pict>
+      </w:r>
+    </w:p>
+    <w:p>
+      <w:pPr>
+        <w:rPr>
+          <w:b/>
+          <w:bCs/>
+        </w:rPr>
+      </w:pPr>
+      <w:r>
+        <w:rPr>
+          <w:rFonts w:ascii="Segoe UI Emoji" w:hAnsi="Segoe UI Emoji" w:cs="Segoe UI Emoji"/>
+          <w:b/>
+          <w:bCs/>
+        </w:rPr>
+        <w:t>🟢</w:t>
+      </w:r>
+      <w:r>
+        <w:rPr>
+          <w:b/>
+          <w:bCs/>
+        </w:rPr>
+        <w:t xml:space="preserve"> 11. What is React state?</w:t>
+      </w:r>
+    </w:p>
+    <w:p>
+      <w:r>
+        <w:rPr>
+          <w:b/>
+          <w:bCs/>
+        </w:rPr>
+        <w:t>Answer:</w:t>
+      </w:r>
+      <w:r>
+        <w:br/>
+        <w:t>State is data managed inside a component. When state changes, UI automatically updates.</w:t>
+      </w:r>
+    </w:p>
+    <w:p>
+      <w:r>
+        <w:t>Example:</w:t>
+      </w:r>
+    </w:p>
+    <w:p>
+      <w:pPr>
+        <w:numPr>
+          <w:ilvl w:val="0"/>
+          <w:numId w:val="30"/>
+        </w:numPr>
+      </w:pPr>
+      <w:r>
+        <w:t>Booking status changes → UI updates automatically</w:t>
+      </w:r>
+    </w:p>
+    <w:p>
+      <w:pPr>
+        <w:rPr>
+          <w:b/>
+          <w:bCs/>
+        </w:rPr>
+      </w:pPr>
+      <w:r>
+        <w:rPr>
+          <w:b/>
+          <w:bCs/>
+        </w:rPr>
+        <w:t>2. What is props in React?</w:t>
+      </w:r>
+    </w:p>
+    <w:p>
+      <w:r>
+        <w:rPr>
+          <w:b/>
+          <w:bCs/>
+        </w:rPr>
+        <w:t>Answer:</w:t>
+      </w:r>
+      <w:r>
+        <w:br/>
+        <w:t>Props are used to pass data from parent component to child component.</w:t>
+      </w:r>
+    </w:p>
+    <w:p>
+      <w:r>
+        <w:t>Example:</w:t>
+      </w:r>
+      <w:r>
+        <w:br/>
+        <w:t>User details passed from dashboard to profile component.</w:t>
+      </w:r>
+    </w:p>
+    <w:p>
+      <w:r>
+        <w:pict w14:anchorId="74342512">
+          <v:rect id="_x0000_i1051" style="width:0;height:1.5pt" o:hralign="center" o:hrstd="t" o:hr="t" fillcolor="#a0a0a0" stroked="f"/>
+        </w:pict>
+      </w:r>
+    </w:p>
+    <w:p>
+      <w:pPr>
+        <w:rPr>
+          <w:b/>
+          <w:bCs/>
+        </w:rPr>
+      </w:pPr>
+      <w:r>
+        <w:rPr>
+          <w:rFonts w:ascii="Segoe UI Emoji" w:hAnsi="Segoe UI Emoji" w:cs="Segoe UI Emoji"/>
+          <w:b/>
+          <w:bCs/>
+        </w:rPr>
+        <w:t>🟢</w:t>
+      </w:r>
+      <w:r>
+        <w:rPr>
+          <w:b/>
+          <w:bCs/>
+        </w:rPr>
+        <w:t xml:space="preserve"> 13. What is </w:t>
+      </w:r>
+      <w:proofErr w:type="spellStart"/>
+      <w:r>
+        <w:rPr>
+          <w:b/>
+          <w:bCs/>
+        </w:rPr>
+        <w:t>useEffect</w:t>
+      </w:r>
+      <w:proofErr w:type="spellEnd"/>
+      <w:r>
+        <w:rPr>
+          <w:b/>
+          <w:bCs/>
+        </w:rPr>
+        <w:t>?</w:t>
+      </w:r>
+    </w:p>
+    <w:p>
+      <w:r>
+        <w:rPr>
+          <w:b/>
+          <w:bCs/>
+        </w:rPr>
+        <w:t>Answer:</w:t>
+      </w:r>
+      <w:r>
+        <w:br/>
+      </w:r>
+      <w:proofErr w:type="spellStart"/>
+      <w:r>
+        <w:t>useEffect</w:t>
+      </w:r>
+      <w:proofErr w:type="spellEnd"/>
+      <w:r>
+        <w:t xml:space="preserve"> is a React hook used to handle side effects like:</w:t>
+      </w:r>
+    </w:p>
+    <w:p>
+      <w:pPr>
+        <w:numPr>
+          <w:ilvl w:val="0"/>
+          <w:numId w:val="31"/>
+        </w:numPr>
+      </w:pPr>
+      <w:r>
+        <w:t xml:space="preserve">API calls </w:t>
+      </w:r>
+    </w:p>
+    <w:p>
+      <w:pPr>
+        <w:numPr>
+          <w:ilvl w:val="0"/>
+          <w:numId w:val="31"/>
+        </w:numPr>
+      </w:pPr>
+      <w:r>
+        <w:lastRenderedPageBreak/>
+        <w:t>Data fetching</w:t>
+      </w:r>
+    </w:p>
+    <w:p>
+      <w:pPr>
+        <w:rPr>
+          <w:b/>
+          <w:bCs/>
+        </w:rPr>
+      </w:pPr>
+      <w:r>
+        <w:rPr>
+          <w:b/>
+          <w:bCs/>
+        </w:rPr>
+        <w:t>14. What is Axios used for?</w:t>
+      </w:r>
+    </w:p>
+    <w:p>
+      <w:r>
+        <w:rPr>
+          <w:b/>
+          <w:bCs/>
+        </w:rPr>
+        <w:t>Answer:</w:t>
+      </w:r>
+      <w:r>
+        <w:br/>
+        <w:t>Axios is used to make HTTP requests from frontend to backend APIs.</w:t>
+      </w:r>
+    </w:p>
+    <w:p>
+      <w:r>
+        <w:t>Example:</w:t>
+      </w:r>
+    </w:p>
+    <w:p>
+      <w:pPr>
+        <w:numPr>
+          <w:ilvl w:val="0"/>
+          <w:numId w:val="32"/>
+        </w:numPr>
+      </w:pPr>
+      <w:r>
+        <w:t xml:space="preserve">Booking request sent to backend using Axios POST </w:t>
+      </w:r>
+    </w:p>
+    <w:p>
+      <w:r>
+        <w:pict w14:anchorId="32B001F5">
+          <v:rect id="_x0000_i1065" style="width:0;height:1.5pt" o:hralign="center" o:hrstd="t" o:hr="t" fillcolor="#a0a0a0" stroked="f"/>
+        </w:pict>
+      </w:r>
+    </w:p>
+    <w:p>
+      <w:pPr>
+        <w:rPr>
+          <w:b/>
+          <w:bCs/>
+        </w:rPr>
+      </w:pPr>
+      <w:r>
+        <w:rPr>
+          <w:rFonts w:ascii="Segoe UI Emoji" w:hAnsi="Segoe UI Emoji" w:cs="Segoe UI Emoji"/>
+          <w:b/>
+          <w:bCs/>
+        </w:rPr>
+        <w:t>🟢</w:t>
+      </w:r>
+      <w:r>
+        <w:rPr>
+          <w:b/>
+          <w:bCs/>
+        </w:rPr>
+        <w:t xml:space="preserve"> 15. How does your MERN project flow work?</w:t>
+      </w:r>
+    </w:p>
+    <w:p>
+      <w:r>
+        <w:rPr>
+          <w:b/>
+          <w:bCs/>
+        </w:rPr>
+        <w:t>Answer:</w:t>
+      </w:r>
+    </w:p>
+    <w:p>
+      <w:pPr>
+        <w:numPr>
+          <w:ilvl w:val="0"/>
+          <w:numId w:val="33"/>
+        </w:numPr>
+      </w:pPr>
+      <w:r>
+        <w:t xml:space="preserve">User selects service (React) </w:t>
+      </w:r>
+    </w:p>
+    <w:p>
+      <w:pPr>
+        <w:numPr>
+          <w:ilvl w:val="0"/>
+          <w:numId w:val="33"/>
+        </w:numPr>
+      </w:pPr>
+      <w:r>
+        <w:t xml:space="preserve">Request sent to backend (Express API) </w:t>
+      </w:r>
+    </w:p>
+    <w:p>
+      <w:pPr>
+        <w:numPr>
+          <w:ilvl w:val="0"/>
+          <w:numId w:val="33"/>
+        </w:numPr>
+      </w:pPr>
+      <w:r>
+        <w:t xml:space="preserve">Data stored in MongoDB </w:t>
+      </w:r>
+    </w:p>
+    <w:p>
+      <w:pPr>
+        <w:numPr>
+          <w:ilvl w:val="0"/>
+          <w:numId w:val="33"/>
+        </w:numPr>
+      </w:pPr>
+      <w:r>
+        <w:t xml:space="preserve">Provider receives request </w:t>
+      </w:r>
+    </w:p>
+    <w:p>
+      <w:pPr>
+        <w:numPr>
+          <w:ilvl w:val="0"/>
+          <w:numId w:val="33"/>
+        </w:numPr>
+      </w:pPr>
+      <w:r>
+        <w:t xml:space="preserve">Provider accepts/rejects </w:t>
+      </w:r>
+    </w:p>
+    <w:p>
+      <w:pPr>
+        <w:numPr>
+          <w:ilvl w:val="0"/>
+          <w:numId w:val="33"/>
+        </w:numPr>
+      </w:pPr>
+      <w:r>
+        <w:t xml:space="preserve">Booking updated </w:t>
+      </w:r>
+    </w:p>
+    <w:p>
+      <w:pPr>
+        <w:numPr>
+          <w:ilvl w:val="0"/>
+          <w:numId w:val="33"/>
+        </w:numPr>
+      </w:pPr>
+      <w:r>
+        <w:t xml:space="preserve">Earnings calculated </w:t>
+      </w:r>
+    </w:p>
+    <w:p>
+      <w:r>
+        <w:pict w14:anchorId="2547F0B1">
+          <v:rect id="_x0000_i1066" style="width:0;height:1.5pt" o:hralign="center" o:hrstd="t" o:hr="t" fillcolor="#a0a0a0" stroked="f"/>
+        </w:pict>
+      </w:r>
+    </w:p>
+    <w:p>
+      <w:pPr>
+        <w:rPr>
+          <w:b/>
+          <w:bCs/>
+        </w:rPr>
+      </w:pPr>
+      <w:r>
+        <w:rPr>
+          <w:rFonts w:ascii="Segoe UI Emoji" w:hAnsi="Segoe UI Emoji" w:cs="Segoe UI Emoji"/>
+          <w:b/>
+          <w:bCs/>
+        </w:rPr>
+        <w:t>🟢</w:t>
+      </w:r>
+      <w:r>
+        <w:rPr>
+          <w:b/>
+          <w:bCs/>
+        </w:rPr>
+        <w:t xml:space="preserve"> 16. Why is MERN better than PHP or Django (for your project)?</w:t>
+      </w:r>
+    </w:p>
+    <w:p>
+      <w:r>
+        <w:rPr>
+          <w:b/>
+          <w:bCs/>
+        </w:rPr>
+        <w:t>Answer:</w:t>
+      </w:r>
+      <w:r>
+        <w:br/>
+        <w:t>MERN is faster for JavaScript developers, supports real-time UI updates, and is more flexible for building modern dynamic applications.</w:t>
+      </w:r>
+    </w:p>
+    <w:p>
+      <w:r>
+        <w:rPr>
+          <w:rFonts w:ascii="Segoe UI Emoji" w:hAnsi="Segoe UI Emoji" w:cs="Segoe UI Emoji"/>
+        </w:rPr>
+        <w:t>👉</w:t>
+      </w:r>
+      <w:r>
+        <w:t xml:space="preserve"> React → API → Express → MongoDB → Response → React Update</w:t>
+      </w:r>
+    </w:p>
     <w:sectPr>
       <w:pgSz w:w="12240" w:h="15840"/>
       <w:pgMar w:top="1440" w:right="1440" w:bottom="1440" w:left="1440" w:header="720" w:footer="720" w:gutter="0"/>
@@ -4166,6 +6076,417 @@
     </w:lvl>
   </w:abstractNum>
   <w:abstractNum w:abstractNumId="4" w15:restartNumberingAfterBreak="0">
+    <w:nsid w:val="12F62CFA"/>
+    <w:multiLevelType w:val="multilevel"/>
+    <w:tmpl w:val="527CC7F6"/>
+    <w:lvl w:ilvl="0">
+      <w:start w:val="1"/>
+      <w:numFmt w:val="bullet"/>
+      <w:lvlText w:val=""/>
+      <w:lvlJc w:val="left"/>
+      <w:pPr>
+        <w:tabs>
+          <w:tab w:val="num" w:pos="720"/>
+        </w:tabs>
+        <w:ind w:left="720" w:hanging="360"/>
+      </w:pPr>
+      <w:rPr>
+        <w:rFonts w:ascii="Symbol" w:hAnsi="Symbol" w:hint="default"/>
+        <w:sz w:val="20"/>
+      </w:rPr>
+    </w:lvl>
+    <w:lvl w:ilvl="1" w:tentative="1">
+      <w:start w:val="1"/>
+      <w:numFmt w:val="bullet"/>
+      <w:lvlText w:val="o"/>
+      <w:lvlJc w:val="left"/>
+      <w:pPr>
+        <w:tabs>
+          <w:tab w:val="num" w:pos="1440"/>
+        </w:tabs>
+        <w:ind w:left="1440" w:hanging="360"/>
+      </w:pPr>
+      <w:rPr>
+        <w:rFonts w:ascii="Courier New" w:hAnsi="Courier New" w:hint="default"/>
+        <w:sz w:val="20"/>
+      </w:rPr>
+    </w:lvl>
+    <w:lvl w:ilvl="2" w:tentative="1">
+      <w:start w:val="1"/>
+      <w:numFmt w:val="bullet"/>
+      <w:lvlText w:val=""/>
+      <w:lvlJc w:val="left"/>
+      <w:pPr>
+        <w:tabs>
+          <w:tab w:val="num" w:pos="2160"/>
+        </w:tabs>
+        <w:ind w:left="2160" w:hanging="360"/>
+      </w:pPr>
+      <w:rPr>
+        <w:rFonts w:ascii="Wingdings" w:hAnsi="Wingdings" w:hint="default"/>
+        <w:sz w:val="20"/>
+      </w:rPr>
+    </w:lvl>
+    <w:lvl w:ilvl="3" w:tentative="1">
+      <w:start w:val="1"/>
+      <w:numFmt w:val="bullet"/>
+      <w:lvlText w:val=""/>
+      <w:lvlJc w:val="left"/>
+      <w:pPr>
+        <w:tabs>
+          <w:tab w:val="num" w:pos="2880"/>
+        </w:tabs>
+        <w:ind w:left="2880" w:hanging="360"/>
+      </w:pPr>
+      <w:rPr>
+        <w:rFonts w:ascii="Wingdings" w:hAnsi="Wingdings" w:hint="default"/>
+        <w:sz w:val="20"/>
+      </w:rPr>
+    </w:lvl>
+    <w:lvl w:ilvl="4" w:tentative="1">
+      <w:start w:val="1"/>
+      <w:numFmt w:val="bullet"/>
+      <w:lvlText w:val=""/>
+      <w:lvlJc w:val="left"/>
+      <w:pPr>
+        <w:tabs>
+          <w:tab w:val="num" w:pos="3600"/>
+        </w:tabs>
+        <w:ind w:left="3600" w:hanging="360"/>
+      </w:pPr>
+      <w:rPr>
+        <w:rFonts w:ascii="Wingdings" w:hAnsi="Wingdings" w:hint="default"/>
+        <w:sz w:val="20"/>
+      </w:rPr>
+    </w:lvl>
+    <w:lvl w:ilvl="5" w:tentative="1">
+      <w:start w:val="1"/>
+      <w:numFmt w:val="bullet"/>
+      <w:lvlText w:val=""/>
+      <w:lvlJc w:val="left"/>
+      <w:pPr>
+        <w:tabs>
+          <w:tab w:val="num" w:pos="4320"/>
+        </w:tabs>
+        <w:ind w:left="4320" w:hanging="360"/>
+      </w:pPr>
+      <w:rPr>
+        <w:rFonts w:ascii="Wingdings" w:hAnsi="Wingdings" w:hint="default"/>
+        <w:sz w:val="20"/>
+      </w:rPr>
+    </w:lvl>
+    <w:lvl w:ilvl="6" w:tentative="1">
+      <w:start w:val="1"/>
+      <w:numFmt w:val="bullet"/>
+      <w:lvlText w:val=""/>
+      <w:lvlJc w:val="left"/>
+      <w:pPr>
+        <w:tabs>
+          <w:tab w:val="num" w:pos="5040"/>
+        </w:tabs>
+        <w:ind w:left="5040" w:hanging="360"/>
+      </w:pPr>
+      <w:rPr>
+        <w:rFonts w:ascii="Wingdings" w:hAnsi="Wingdings" w:hint="default"/>
+        <w:sz w:val="20"/>
+      </w:rPr>
+    </w:lvl>
+    <w:lvl w:ilvl="7" w:tentative="1">
+      <w:start w:val="1"/>
+      <w:numFmt w:val="bullet"/>
+      <w:lvlText w:val=""/>
+      <w:lvlJc w:val="left"/>
+      <w:pPr>
+        <w:tabs>
+          <w:tab w:val="num" w:pos="5760"/>
+        </w:tabs>
+        <w:ind w:left="5760" w:hanging="360"/>
+      </w:pPr>
+      <w:rPr>
+        <w:rFonts w:ascii="Wingdings" w:hAnsi="Wingdings" w:hint="default"/>
+        <w:sz w:val="20"/>
+      </w:rPr>
+    </w:lvl>
+    <w:lvl w:ilvl="8" w:tentative="1">
+      <w:start w:val="1"/>
+      <w:numFmt w:val="bullet"/>
+      <w:lvlText w:val=""/>
+      <w:lvlJc w:val="left"/>
+      <w:pPr>
+        <w:tabs>
+          <w:tab w:val="num" w:pos="6480"/>
+        </w:tabs>
+        <w:ind w:left="6480" w:hanging="360"/>
+      </w:pPr>
+      <w:rPr>
+        <w:rFonts w:ascii="Wingdings" w:hAnsi="Wingdings" w:hint="default"/>
+        <w:sz w:val="20"/>
+      </w:rPr>
+    </w:lvl>
+  </w:abstractNum>
+  <w:abstractNum w:abstractNumId="5" w15:restartNumberingAfterBreak="0">
+    <w:nsid w:val="18286B9C"/>
+    <w:multiLevelType w:val="multilevel"/>
+    <w:tmpl w:val="2D2C4C80"/>
+    <w:lvl w:ilvl="0">
+      <w:start w:val="1"/>
+      <w:numFmt w:val="decimal"/>
+      <w:lvlText w:val="%1."/>
+      <w:lvlJc w:val="left"/>
+      <w:pPr>
+        <w:tabs>
+          <w:tab w:val="num" w:pos="720"/>
+        </w:tabs>
+        <w:ind w:left="720" w:hanging="360"/>
+      </w:pPr>
+    </w:lvl>
+    <w:lvl w:ilvl="1" w:tentative="1">
+      <w:start w:val="1"/>
+      <w:numFmt w:val="decimal"/>
+      <w:lvlText w:val="%2."/>
+      <w:lvlJc w:val="left"/>
+      <w:pPr>
+        <w:tabs>
+          <w:tab w:val="num" w:pos="1440"/>
+        </w:tabs>
+        <w:ind w:left="1440" w:hanging="360"/>
+      </w:pPr>
+    </w:lvl>
+    <w:lvl w:ilvl="2" w:tentative="1">
+      <w:start w:val="1"/>
+      <w:numFmt w:val="decimal"/>
+      <w:lvlText w:val="%3."/>
+      <w:lvlJc w:val="left"/>
+      <w:pPr>
+        <w:tabs>
+          <w:tab w:val="num" w:pos="2160"/>
+        </w:tabs>
+        <w:ind w:left="2160" w:hanging="360"/>
+      </w:pPr>
+    </w:lvl>
+    <w:lvl w:ilvl="3" w:tentative="1">
+      <w:start w:val="1"/>
+      <w:numFmt w:val="decimal"/>
+      <w:lvlText w:val="%4."/>
+      <w:lvlJc w:val="left"/>
+      <w:pPr>
+        <w:tabs>
+          <w:tab w:val="num" w:pos="2880"/>
+        </w:tabs>
+        <w:ind w:left="2880" w:hanging="360"/>
+      </w:pPr>
+    </w:lvl>
+    <w:lvl w:ilvl="4" w:tentative="1">
+      <w:start w:val="1"/>
+      <w:numFmt w:val="decimal"/>
+      <w:lvlText w:val="%5."/>
+      <w:lvlJc w:val="left"/>
+      <w:pPr>
+        <w:tabs>
+          <w:tab w:val="num" w:pos="3600"/>
+        </w:tabs>
+        <w:ind w:left="3600" w:hanging="360"/>
+      </w:pPr>
+    </w:lvl>
+    <w:lvl w:ilvl="5" w:tentative="1">
+      <w:start w:val="1"/>
+      <w:numFmt w:val="decimal"/>
+      <w:lvlText w:val="%6."/>
+      <w:lvlJc w:val="left"/>
+      <w:pPr>
+        <w:tabs>
+          <w:tab w:val="num" w:pos="4320"/>
+        </w:tabs>
+        <w:ind w:left="4320" w:hanging="360"/>
+      </w:pPr>
+    </w:lvl>
+    <w:lvl w:ilvl="6" w:tentative="1">
+      <w:start w:val="1"/>
+      <w:numFmt w:val="decimal"/>
+      <w:lvlText w:val="%7."/>
+      <w:lvlJc w:val="left"/>
+      <w:pPr>
+        <w:tabs>
+          <w:tab w:val="num" w:pos="5040"/>
+        </w:tabs>
+        <w:ind w:left="5040" w:hanging="360"/>
+      </w:pPr>
+    </w:lvl>
+    <w:lvl w:ilvl="7" w:tentative="1">
+      <w:start w:val="1"/>
+      <w:numFmt w:val="decimal"/>
+      <w:lvlText w:val="%8."/>
+      <w:lvlJc w:val="left"/>
+      <w:pPr>
+        <w:tabs>
+          <w:tab w:val="num" w:pos="5760"/>
+        </w:tabs>
+        <w:ind w:left="5760" w:hanging="360"/>
+      </w:pPr>
+    </w:lvl>
+    <w:lvl w:ilvl="8" w:tentative="1">
+      <w:start w:val="1"/>
+      <w:numFmt w:val="decimal"/>
+      <w:lvlText w:val="%9."/>
+      <w:lvlJc w:val="left"/>
+      <w:pPr>
+        <w:tabs>
+          <w:tab w:val="num" w:pos="6480"/>
+        </w:tabs>
+        <w:ind w:left="6480" w:hanging="360"/>
+      </w:pPr>
+    </w:lvl>
+  </w:abstractNum>
+  <w:abstractNum w:abstractNumId="6" w15:restartNumberingAfterBreak="0">
+    <w:nsid w:val="1DC368B8"/>
+    <w:multiLevelType w:val="multilevel"/>
+    <w:tmpl w:val="3C60B0A0"/>
+    <w:lvl w:ilvl="0">
+      <w:start w:val="1"/>
+      <w:numFmt w:val="bullet"/>
+      <w:lvlText w:val=""/>
+      <w:lvlJc w:val="left"/>
+      <w:pPr>
+        <w:tabs>
+          <w:tab w:val="num" w:pos="720"/>
+        </w:tabs>
+        <w:ind w:left="720" w:hanging="360"/>
+      </w:pPr>
+      <w:rPr>
+        <w:rFonts w:ascii="Symbol" w:hAnsi="Symbol" w:hint="default"/>
+        <w:sz w:val="20"/>
+      </w:rPr>
+    </w:lvl>
+    <w:lvl w:ilvl="1" w:tentative="1">
+      <w:start w:val="1"/>
+      <w:numFmt w:val="bullet"/>
+      <w:lvlText w:val="o"/>
+      <w:lvlJc w:val="left"/>
+      <w:pPr>
+        <w:tabs>
+          <w:tab w:val="num" w:pos="1440"/>
+        </w:tabs>
+        <w:ind w:left="1440" w:hanging="360"/>
+      </w:pPr>
+      <w:rPr>
+        <w:rFonts w:ascii="Courier New" w:hAnsi="Courier New" w:hint="default"/>
+        <w:sz w:val="20"/>
+      </w:rPr>
+    </w:lvl>
+    <w:lvl w:ilvl="2" w:tentative="1">
+      <w:start w:val="1"/>
+      <w:numFmt w:val="bullet"/>
+      <w:lvlText w:val=""/>
+      <w:lvlJc w:val="left"/>
+      <w:pPr>
+        <w:tabs>
+          <w:tab w:val="num" w:pos="2160"/>
+        </w:tabs>
+        <w:ind w:left="2160" w:hanging="360"/>
+      </w:pPr>
+      <w:rPr>
+        <w:rFonts w:ascii="Wingdings" w:hAnsi="Wingdings" w:hint="default"/>
+        <w:sz w:val="20"/>
+      </w:rPr>
+    </w:lvl>
+    <w:lvl w:ilvl="3" w:tentative="1">
+      <w:start w:val="1"/>
+      <w:numFmt w:val="bullet"/>
+      <w:lvlText w:val=""/>
+      <w:lvlJc w:val="left"/>
+      <w:pPr>
+        <w:tabs>
+          <w:tab w:val="num" w:pos="2880"/>
+        </w:tabs>
+        <w:ind w:left="2880" w:hanging="360"/>
+      </w:pPr>
+      <w:rPr>
+        <w:rFonts w:ascii="Wingdings" w:hAnsi="Wingdings" w:hint="default"/>
+        <w:sz w:val="20"/>
+      </w:rPr>
+    </w:lvl>
+    <w:lvl w:ilvl="4" w:tentative="1">
+      <w:start w:val="1"/>
+      <w:numFmt w:val="bullet"/>
+      <w:lvlText w:val=""/>
+      <w:lvlJc w:val="left"/>
+      <w:pPr>
+        <w:tabs>
+          <w:tab w:val="num" w:pos="3600"/>
+        </w:tabs>
+        <w:ind w:left="3600" w:hanging="360"/>
+      </w:pPr>
+      <w:rPr>
+        <w:rFonts w:ascii="Wingdings" w:hAnsi="Wingdings" w:hint="default"/>
+        <w:sz w:val="20"/>
+      </w:rPr>
+    </w:lvl>
+    <w:lvl w:ilvl="5" w:tentative="1">
+      <w:start w:val="1"/>
+      <w:numFmt w:val="bullet"/>
+      <w:lvlText w:val=""/>
+      <w:lvlJc w:val="left"/>
+      <w:pPr>
+        <w:tabs>
+          <w:tab w:val="num" w:pos="4320"/>
+        </w:tabs>
+        <w:ind w:left="4320" w:hanging="360"/>
+      </w:pPr>
+      <w:rPr>
+        <w:rFonts w:ascii="Wingdings" w:hAnsi="Wingdings" w:hint="default"/>
+        <w:sz w:val="20"/>
+      </w:rPr>
+    </w:lvl>
+    <w:lvl w:ilvl="6" w:tentative="1">
+      <w:start w:val="1"/>
+      <w:numFmt w:val="bullet"/>
+      <w:lvlText w:val=""/>
+      <w:lvlJc w:val="left"/>
+      <w:pPr>
+        <w:tabs>
+          <w:tab w:val="num" w:pos="5040"/>
+        </w:tabs>
+        <w:ind w:left="5040" w:hanging="360"/>
+      </w:pPr>
+      <w:rPr>
+        <w:rFonts w:ascii="Wingdings" w:hAnsi="Wingdings" w:hint="default"/>
+        <w:sz w:val="20"/>
+      </w:rPr>
+    </w:lvl>
+    <w:lvl w:ilvl="7" w:tentative="1">
+      <w:start w:val="1"/>
+      <w:numFmt w:val="bullet"/>
+      <w:lvlText w:val=""/>
+      <w:lvlJc w:val="left"/>
+      <w:pPr>
+        <w:tabs>
+          <w:tab w:val="num" w:pos="5760"/>
+        </w:tabs>
+        <w:ind w:left="5760" w:hanging="360"/>
+      </w:pPr>
+      <w:rPr>
+        <w:rFonts w:ascii="Wingdings" w:hAnsi="Wingdings" w:hint="default"/>
+        <w:sz w:val="20"/>
+      </w:rPr>
+    </w:lvl>
+    <w:lvl w:ilvl="8" w:tentative="1">
+      <w:start w:val="1"/>
+      <w:numFmt w:val="bullet"/>
+      <w:lvlText w:val=""/>
+      <w:lvlJc w:val="left"/>
+      <w:pPr>
+        <w:tabs>
+          <w:tab w:val="num" w:pos="6480"/>
+        </w:tabs>
+        <w:ind w:left="6480" w:hanging="360"/>
+      </w:pPr>
+      <w:rPr>
+        <w:rFonts w:ascii="Wingdings" w:hAnsi="Wingdings" w:hint="default"/>
+        <w:sz w:val="20"/>
+      </w:rPr>
+    </w:lvl>
+  </w:abstractNum>
+  <w:abstractNum w:abstractNumId="7" w15:restartNumberingAfterBreak="0">
     <w:nsid w:val="1EB545EC"/>
     <w:multiLevelType w:val="multilevel"/>
     <w:tmpl w:val="65D4E41A"/>
@@ -4314,7 +6635,7 @@
       </w:rPr>
     </w:lvl>
   </w:abstractNum>
-  <w:abstractNum w:abstractNumId="5" w15:restartNumberingAfterBreak="0">
+  <w:abstractNum w:abstractNumId="8" w15:restartNumberingAfterBreak="0">
     <w:nsid w:val="24CA062D"/>
     <w:multiLevelType w:val="multilevel"/>
     <w:tmpl w:val="14161494"/>
@@ -4463,7 +6784,7 @@
       </w:rPr>
     </w:lvl>
   </w:abstractNum>
-  <w:abstractNum w:abstractNumId="6" w15:restartNumberingAfterBreak="0">
+  <w:abstractNum w:abstractNumId="9" w15:restartNumberingAfterBreak="0">
     <w:nsid w:val="26E7294A"/>
     <w:multiLevelType w:val="multilevel"/>
     <w:tmpl w:val="4EB26162"/>
@@ -4612,7 +6933,7 @@
       </w:rPr>
     </w:lvl>
   </w:abstractNum>
-  <w:abstractNum w:abstractNumId="7" w15:restartNumberingAfterBreak="0">
+  <w:abstractNum w:abstractNumId="10" w15:restartNumberingAfterBreak="0">
     <w:nsid w:val="2B7D1BC8"/>
     <w:multiLevelType w:val="multilevel"/>
     <w:tmpl w:val="01F68C38"/>
@@ -4761,7 +7082,7 @@
       </w:rPr>
     </w:lvl>
   </w:abstractNum>
-  <w:abstractNum w:abstractNumId="8" w15:restartNumberingAfterBreak="0">
+  <w:abstractNum w:abstractNumId="11" w15:restartNumberingAfterBreak="0">
     <w:nsid w:val="2C11388B"/>
     <w:multiLevelType w:val="multilevel"/>
     <w:tmpl w:val="E1C85E8A"/>
@@ -4878,7 +7199,7 @@
       </w:pPr>
     </w:lvl>
   </w:abstractNum>
-  <w:abstractNum w:abstractNumId="9" w15:restartNumberingAfterBreak="0">
+  <w:abstractNum w:abstractNumId="12" w15:restartNumberingAfterBreak="0">
     <w:nsid w:val="35BA4FC8"/>
     <w:multiLevelType w:val="multilevel"/>
     <w:tmpl w:val="DF381342"/>
@@ -5027,7 +7348,7 @@
       </w:rPr>
     </w:lvl>
   </w:abstractNum>
-  <w:abstractNum w:abstractNumId="10" w15:restartNumberingAfterBreak="0">
+  <w:abstractNum w:abstractNumId="13" w15:restartNumberingAfterBreak="0">
     <w:nsid w:val="36837AAE"/>
     <w:multiLevelType w:val="multilevel"/>
     <w:tmpl w:val="68B0905C"/>
@@ -5176,7 +7497,7 @@
       </w:rPr>
     </w:lvl>
   </w:abstractNum>
-  <w:abstractNum w:abstractNumId="11" w15:restartNumberingAfterBreak="0">
+  <w:abstractNum w:abstractNumId="14" w15:restartNumberingAfterBreak="0">
     <w:nsid w:val="3BCE7C15"/>
     <w:multiLevelType w:val="multilevel"/>
     <w:tmpl w:val="F4C85096"/>
@@ -5325,7 +7646,305 @@
       </w:rPr>
     </w:lvl>
   </w:abstractNum>
-  <w:abstractNum w:abstractNumId="12" w15:restartNumberingAfterBreak="0">
+  <w:abstractNum w:abstractNumId="15" w15:restartNumberingAfterBreak="0">
+    <w:nsid w:val="3D616D45"/>
+    <w:multiLevelType w:val="multilevel"/>
+    <w:tmpl w:val="812293BC"/>
+    <w:lvl w:ilvl="0">
+      <w:start w:val="1"/>
+      <w:numFmt w:val="bullet"/>
+      <w:lvlText w:val=""/>
+      <w:lvlJc w:val="left"/>
+      <w:pPr>
+        <w:tabs>
+          <w:tab w:val="num" w:pos="720"/>
+        </w:tabs>
+        <w:ind w:left="720" w:hanging="360"/>
+      </w:pPr>
+      <w:rPr>
+        <w:rFonts w:ascii="Symbol" w:hAnsi="Symbol" w:hint="default"/>
+        <w:sz w:val="20"/>
+      </w:rPr>
+    </w:lvl>
+    <w:lvl w:ilvl="1" w:tentative="1">
+      <w:start w:val="1"/>
+      <w:numFmt w:val="bullet"/>
+      <w:lvlText w:val="o"/>
+      <w:lvlJc w:val="left"/>
+      <w:pPr>
+        <w:tabs>
+          <w:tab w:val="num" w:pos="1440"/>
+        </w:tabs>
+        <w:ind w:left="1440" w:hanging="360"/>
+      </w:pPr>
+      <w:rPr>
+        <w:rFonts w:ascii="Courier New" w:hAnsi="Courier New" w:hint="default"/>
+        <w:sz w:val="20"/>
+      </w:rPr>
+    </w:lvl>
+    <w:lvl w:ilvl="2" w:tentative="1">
+      <w:start w:val="1"/>
+      <w:numFmt w:val="bullet"/>
+      <w:lvlText w:val=""/>
+      <w:lvlJc w:val="left"/>
+      <w:pPr>
+        <w:tabs>
+          <w:tab w:val="num" w:pos="2160"/>
+        </w:tabs>
+        <w:ind w:left="2160" w:hanging="360"/>
+      </w:pPr>
+      <w:rPr>
+        <w:rFonts w:ascii="Wingdings" w:hAnsi="Wingdings" w:hint="default"/>
+        <w:sz w:val="20"/>
+      </w:rPr>
+    </w:lvl>
+    <w:lvl w:ilvl="3" w:tentative="1">
+      <w:start w:val="1"/>
+      <w:numFmt w:val="bullet"/>
+      <w:lvlText w:val=""/>
+      <w:lvlJc w:val="left"/>
+      <w:pPr>
+        <w:tabs>
+          <w:tab w:val="num" w:pos="2880"/>
+        </w:tabs>
+        <w:ind w:left="2880" w:hanging="360"/>
+      </w:pPr>
+      <w:rPr>
+        <w:rFonts w:ascii="Wingdings" w:hAnsi="Wingdings" w:hint="default"/>
+        <w:sz w:val="20"/>
+      </w:rPr>
+    </w:lvl>
+    <w:lvl w:ilvl="4" w:tentative="1">
+      <w:start w:val="1"/>
+      <w:numFmt w:val="bullet"/>
+      <w:lvlText w:val=""/>
+      <w:lvlJc w:val="left"/>
+      <w:pPr>
+        <w:tabs>
+          <w:tab w:val="num" w:pos="3600"/>
+        </w:tabs>
+        <w:ind w:left="3600" w:hanging="360"/>
+      </w:pPr>
+      <w:rPr>
+        <w:rFonts w:ascii="Wingdings" w:hAnsi="Wingdings" w:hint="default"/>
+        <w:sz w:val="20"/>
+      </w:rPr>
+    </w:lvl>
+    <w:lvl w:ilvl="5" w:tentative="1">
+      <w:start w:val="1"/>
+      <w:numFmt w:val="bullet"/>
+      <w:lvlText w:val=""/>
+      <w:lvlJc w:val="left"/>
+      <w:pPr>
+        <w:tabs>
+          <w:tab w:val="num" w:pos="4320"/>
+        </w:tabs>
+        <w:ind w:left="4320" w:hanging="360"/>
+      </w:pPr>
+      <w:rPr>
+        <w:rFonts w:ascii="Wingdings" w:hAnsi="Wingdings" w:hint="default"/>
+        <w:sz w:val="20"/>
+      </w:rPr>
+    </w:lvl>
+    <w:lvl w:ilvl="6" w:tentative="1">
+      <w:start w:val="1"/>
+      <w:numFmt w:val="bullet"/>
+      <w:lvlText w:val=""/>
+      <w:lvlJc w:val="left"/>
+      <w:pPr>
+        <w:tabs>
+          <w:tab w:val="num" w:pos="5040"/>
+        </w:tabs>
+        <w:ind w:left="5040" w:hanging="360"/>
+      </w:pPr>
+      <w:rPr>
+        <w:rFonts w:ascii="Wingdings" w:hAnsi="Wingdings" w:hint="default"/>
+        <w:sz w:val="20"/>
+      </w:rPr>
+    </w:lvl>
+    <w:lvl w:ilvl="7" w:tentative="1">
+      <w:start w:val="1"/>
+      <w:numFmt w:val="bullet"/>
+      <w:lvlText w:val=""/>
+      <w:lvlJc w:val="left"/>
+      <w:pPr>
+        <w:tabs>
+          <w:tab w:val="num" w:pos="5760"/>
+        </w:tabs>
+        <w:ind w:left="5760" w:hanging="360"/>
+      </w:pPr>
+      <w:rPr>
+        <w:rFonts w:ascii="Wingdings" w:hAnsi="Wingdings" w:hint="default"/>
+        <w:sz w:val="20"/>
+      </w:rPr>
+    </w:lvl>
+    <w:lvl w:ilvl="8" w:tentative="1">
+      <w:start w:val="1"/>
+      <w:numFmt w:val="bullet"/>
+      <w:lvlText w:val=""/>
+      <w:lvlJc w:val="left"/>
+      <w:pPr>
+        <w:tabs>
+          <w:tab w:val="num" w:pos="6480"/>
+        </w:tabs>
+        <w:ind w:left="6480" w:hanging="360"/>
+      </w:pPr>
+      <w:rPr>
+        <w:rFonts w:ascii="Wingdings" w:hAnsi="Wingdings" w:hint="default"/>
+        <w:sz w:val="20"/>
+      </w:rPr>
+    </w:lvl>
+  </w:abstractNum>
+  <w:abstractNum w:abstractNumId="16" w15:restartNumberingAfterBreak="0">
+    <w:nsid w:val="3DE4090C"/>
+    <w:multiLevelType w:val="multilevel"/>
+    <w:tmpl w:val="7EC4905C"/>
+    <w:lvl w:ilvl="0">
+      <w:start w:val="1"/>
+      <w:numFmt w:val="bullet"/>
+      <w:lvlText w:val=""/>
+      <w:lvlJc w:val="left"/>
+      <w:pPr>
+        <w:tabs>
+          <w:tab w:val="num" w:pos="720"/>
+        </w:tabs>
+        <w:ind w:left="720" w:hanging="360"/>
+      </w:pPr>
+      <w:rPr>
+        <w:rFonts w:ascii="Symbol" w:hAnsi="Symbol" w:hint="default"/>
+        <w:sz w:val="20"/>
+      </w:rPr>
+    </w:lvl>
+    <w:lvl w:ilvl="1" w:tentative="1">
+      <w:start w:val="1"/>
+      <w:numFmt w:val="bullet"/>
+      <w:lvlText w:val="o"/>
+      <w:lvlJc w:val="left"/>
+      <w:pPr>
+        <w:tabs>
+          <w:tab w:val="num" w:pos="1440"/>
+        </w:tabs>
+        <w:ind w:left="1440" w:hanging="360"/>
+      </w:pPr>
+      <w:rPr>
+        <w:rFonts w:ascii="Courier New" w:hAnsi="Courier New" w:hint="default"/>
+        <w:sz w:val="20"/>
+      </w:rPr>
+    </w:lvl>
+    <w:lvl w:ilvl="2" w:tentative="1">
+      <w:start w:val="1"/>
+      <w:numFmt w:val="bullet"/>
+      <w:lvlText w:val=""/>
+      <w:lvlJc w:val="left"/>
+      <w:pPr>
+        <w:tabs>
+          <w:tab w:val="num" w:pos="2160"/>
+        </w:tabs>
+        <w:ind w:left="2160" w:hanging="360"/>
+      </w:pPr>
+      <w:rPr>
+        <w:rFonts w:ascii="Wingdings" w:hAnsi="Wingdings" w:hint="default"/>
+        <w:sz w:val="20"/>
+      </w:rPr>
+    </w:lvl>
+    <w:lvl w:ilvl="3" w:tentative="1">
+      <w:start w:val="1"/>
+      <w:numFmt w:val="bullet"/>
+      <w:lvlText w:val=""/>
+      <w:lvlJc w:val="left"/>
+      <w:pPr>
+        <w:tabs>
+          <w:tab w:val="num" w:pos="2880"/>
+        </w:tabs>
+        <w:ind w:left="2880" w:hanging="360"/>
+      </w:pPr>
+      <w:rPr>
+        <w:rFonts w:ascii="Wingdings" w:hAnsi="Wingdings" w:hint="default"/>
+        <w:sz w:val="20"/>
+      </w:rPr>
+    </w:lvl>
+    <w:lvl w:ilvl="4" w:tentative="1">
+      <w:start w:val="1"/>
+      <w:numFmt w:val="bullet"/>
+      <w:lvlText w:val=""/>
+      <w:lvlJc w:val="left"/>
+      <w:pPr>
+        <w:tabs>
+          <w:tab w:val="num" w:pos="3600"/>
+        </w:tabs>
+        <w:ind w:left="3600" w:hanging="360"/>
+      </w:pPr>
+      <w:rPr>
+        <w:rFonts w:ascii="Wingdings" w:hAnsi="Wingdings" w:hint="default"/>
+        <w:sz w:val="20"/>
+      </w:rPr>
+    </w:lvl>
+    <w:lvl w:ilvl="5" w:tentative="1">
+      <w:start w:val="1"/>
+      <w:numFmt w:val="bullet"/>
+      <w:lvlText w:val=""/>
+      <w:lvlJc w:val="left"/>
+      <w:pPr>
+        <w:tabs>
+          <w:tab w:val="num" w:pos="4320"/>
+        </w:tabs>
+        <w:ind w:left="4320" w:hanging="360"/>
+      </w:pPr>
+      <w:rPr>
+        <w:rFonts w:ascii="Wingdings" w:hAnsi="Wingdings" w:hint="default"/>
+        <w:sz w:val="20"/>
+      </w:rPr>
+    </w:lvl>
+    <w:lvl w:ilvl="6" w:tentative="1">
+      <w:start w:val="1"/>
+      <w:numFmt w:val="bullet"/>
+      <w:lvlText w:val=""/>
+      <w:lvlJc w:val="left"/>
+      <w:pPr>
+        <w:tabs>
+          <w:tab w:val="num" w:pos="5040"/>
+        </w:tabs>
+        <w:ind w:left="5040" w:hanging="360"/>
+      </w:pPr>
+      <w:rPr>
+        <w:rFonts w:ascii="Wingdings" w:hAnsi="Wingdings" w:hint="default"/>
+        <w:sz w:val="20"/>
+      </w:rPr>
+    </w:lvl>
+    <w:lvl w:ilvl="7" w:tentative="1">
+      <w:start w:val="1"/>
+      <w:numFmt w:val="bullet"/>
+      <w:lvlText w:val=""/>
+      <w:lvlJc w:val="left"/>
+      <w:pPr>
+        <w:tabs>
+          <w:tab w:val="num" w:pos="5760"/>
+        </w:tabs>
+        <w:ind w:left="5760" w:hanging="360"/>
+      </w:pPr>
+      <w:rPr>
+        <w:rFonts w:ascii="Wingdings" w:hAnsi="Wingdings" w:hint="default"/>
+        <w:sz w:val="20"/>
+      </w:rPr>
+    </w:lvl>
+    <w:lvl w:ilvl="8" w:tentative="1">
+      <w:start w:val="1"/>
+      <w:numFmt w:val="bullet"/>
+      <w:lvlText w:val=""/>
+      <w:lvlJc w:val="left"/>
+      <w:pPr>
+        <w:tabs>
+          <w:tab w:val="num" w:pos="6480"/>
+        </w:tabs>
+        <w:ind w:left="6480" w:hanging="360"/>
+      </w:pPr>
+      <w:rPr>
+        <w:rFonts w:ascii="Wingdings" w:hAnsi="Wingdings" w:hint="default"/>
+        <w:sz w:val="20"/>
+      </w:rPr>
+    </w:lvl>
+  </w:abstractNum>
+  <w:abstractNum w:abstractNumId="17" w15:restartNumberingAfterBreak="0">
     <w:nsid w:val="41383F06"/>
     <w:multiLevelType w:val="multilevel"/>
     <w:tmpl w:val="303E26B0"/>
@@ -5474,7 +8093,305 @@
       </w:rPr>
     </w:lvl>
   </w:abstractNum>
-  <w:abstractNum w:abstractNumId="13" w15:restartNumberingAfterBreak="0">
+  <w:abstractNum w:abstractNumId="18" w15:restartNumberingAfterBreak="0">
+    <w:nsid w:val="41843605"/>
+    <w:multiLevelType w:val="multilevel"/>
+    <w:tmpl w:val="397A8E62"/>
+    <w:lvl w:ilvl="0">
+      <w:start w:val="1"/>
+      <w:numFmt w:val="bullet"/>
+      <w:lvlText w:val=""/>
+      <w:lvlJc w:val="left"/>
+      <w:pPr>
+        <w:tabs>
+          <w:tab w:val="num" w:pos="720"/>
+        </w:tabs>
+        <w:ind w:left="720" w:hanging="360"/>
+      </w:pPr>
+      <w:rPr>
+        <w:rFonts w:ascii="Symbol" w:hAnsi="Symbol" w:hint="default"/>
+        <w:sz w:val="20"/>
+      </w:rPr>
+    </w:lvl>
+    <w:lvl w:ilvl="1" w:tentative="1">
+      <w:start w:val="1"/>
+      <w:numFmt w:val="bullet"/>
+      <w:lvlText w:val="o"/>
+      <w:lvlJc w:val="left"/>
+      <w:pPr>
+        <w:tabs>
+          <w:tab w:val="num" w:pos="1440"/>
+        </w:tabs>
+        <w:ind w:left="1440" w:hanging="360"/>
+      </w:pPr>
+      <w:rPr>
+        <w:rFonts w:ascii="Courier New" w:hAnsi="Courier New" w:hint="default"/>
+        <w:sz w:val="20"/>
+      </w:rPr>
+    </w:lvl>
+    <w:lvl w:ilvl="2" w:tentative="1">
+      <w:start w:val="1"/>
+      <w:numFmt w:val="bullet"/>
+      <w:lvlText w:val=""/>
+      <w:lvlJc w:val="left"/>
+      <w:pPr>
+        <w:tabs>
+          <w:tab w:val="num" w:pos="2160"/>
+        </w:tabs>
+        <w:ind w:left="2160" w:hanging="360"/>
+      </w:pPr>
+      <w:rPr>
+        <w:rFonts w:ascii="Wingdings" w:hAnsi="Wingdings" w:hint="default"/>
+        <w:sz w:val="20"/>
+      </w:rPr>
+    </w:lvl>
+    <w:lvl w:ilvl="3" w:tentative="1">
+      <w:start w:val="1"/>
+      <w:numFmt w:val="bullet"/>
+      <w:lvlText w:val=""/>
+      <w:lvlJc w:val="left"/>
+      <w:pPr>
+        <w:tabs>
+          <w:tab w:val="num" w:pos="2880"/>
+        </w:tabs>
+        <w:ind w:left="2880" w:hanging="360"/>
+      </w:pPr>
+      <w:rPr>
+        <w:rFonts w:ascii="Wingdings" w:hAnsi="Wingdings" w:hint="default"/>
+        <w:sz w:val="20"/>
+      </w:rPr>
+    </w:lvl>
+    <w:lvl w:ilvl="4" w:tentative="1">
+      <w:start w:val="1"/>
+      <w:numFmt w:val="bullet"/>
+      <w:lvlText w:val=""/>
+      <w:lvlJc w:val="left"/>
+      <w:pPr>
+        <w:tabs>
+          <w:tab w:val="num" w:pos="3600"/>
+        </w:tabs>
+        <w:ind w:left="3600" w:hanging="360"/>
+      </w:pPr>
+      <w:rPr>
+        <w:rFonts w:ascii="Wingdings" w:hAnsi="Wingdings" w:hint="default"/>
+        <w:sz w:val="20"/>
+      </w:rPr>
+    </w:lvl>
+    <w:lvl w:ilvl="5" w:tentative="1">
+      <w:start w:val="1"/>
+      <w:numFmt w:val="bullet"/>
+      <w:lvlText w:val=""/>
+      <w:lvlJc w:val="left"/>
+      <w:pPr>
+        <w:tabs>
+          <w:tab w:val="num" w:pos="4320"/>
+        </w:tabs>
+        <w:ind w:left="4320" w:hanging="360"/>
+      </w:pPr>
+      <w:rPr>
+        <w:rFonts w:ascii="Wingdings" w:hAnsi="Wingdings" w:hint="default"/>
+        <w:sz w:val="20"/>
+      </w:rPr>
+    </w:lvl>
+    <w:lvl w:ilvl="6" w:tentative="1">
+      <w:start w:val="1"/>
+      <w:numFmt w:val="bullet"/>
+      <w:lvlText w:val=""/>
+      <w:lvlJc w:val="left"/>
+      <w:pPr>
+        <w:tabs>
+          <w:tab w:val="num" w:pos="5040"/>
+        </w:tabs>
+        <w:ind w:left="5040" w:hanging="360"/>
+      </w:pPr>
+      <w:rPr>
+        <w:rFonts w:ascii="Wingdings" w:hAnsi="Wingdings" w:hint="default"/>
+        <w:sz w:val="20"/>
+      </w:rPr>
+    </w:lvl>
+    <w:lvl w:ilvl="7" w:tentative="1">
+      <w:start w:val="1"/>
+      <w:numFmt w:val="bullet"/>
+      <w:lvlText w:val=""/>
+      <w:lvlJc w:val="left"/>
+      <w:pPr>
+        <w:tabs>
+          <w:tab w:val="num" w:pos="5760"/>
+        </w:tabs>
+        <w:ind w:left="5760" w:hanging="360"/>
+      </w:pPr>
+      <w:rPr>
+        <w:rFonts w:ascii="Wingdings" w:hAnsi="Wingdings" w:hint="default"/>
+        <w:sz w:val="20"/>
+      </w:rPr>
+    </w:lvl>
+    <w:lvl w:ilvl="8" w:tentative="1">
+      <w:start w:val="1"/>
+      <w:numFmt w:val="bullet"/>
+      <w:lvlText w:val=""/>
+      <w:lvlJc w:val="left"/>
+      <w:pPr>
+        <w:tabs>
+          <w:tab w:val="num" w:pos="6480"/>
+        </w:tabs>
+        <w:ind w:left="6480" w:hanging="360"/>
+      </w:pPr>
+      <w:rPr>
+        <w:rFonts w:ascii="Wingdings" w:hAnsi="Wingdings" w:hint="default"/>
+        <w:sz w:val="20"/>
+      </w:rPr>
+    </w:lvl>
+  </w:abstractNum>
+  <w:abstractNum w:abstractNumId="19" w15:restartNumberingAfterBreak="0">
+    <w:nsid w:val="49FD2540"/>
+    <w:multiLevelType w:val="multilevel"/>
+    <w:tmpl w:val="8A50C852"/>
+    <w:lvl w:ilvl="0">
+      <w:start w:val="1"/>
+      <w:numFmt w:val="bullet"/>
+      <w:lvlText w:val=""/>
+      <w:lvlJc w:val="left"/>
+      <w:pPr>
+        <w:tabs>
+          <w:tab w:val="num" w:pos="720"/>
+        </w:tabs>
+        <w:ind w:left="720" w:hanging="360"/>
+      </w:pPr>
+      <w:rPr>
+        <w:rFonts w:ascii="Symbol" w:hAnsi="Symbol" w:hint="default"/>
+        <w:sz w:val="20"/>
+      </w:rPr>
+    </w:lvl>
+    <w:lvl w:ilvl="1" w:tentative="1">
+      <w:start w:val="1"/>
+      <w:numFmt w:val="bullet"/>
+      <w:lvlText w:val="o"/>
+      <w:lvlJc w:val="left"/>
+      <w:pPr>
+        <w:tabs>
+          <w:tab w:val="num" w:pos="1440"/>
+        </w:tabs>
+        <w:ind w:left="1440" w:hanging="360"/>
+      </w:pPr>
+      <w:rPr>
+        <w:rFonts w:ascii="Courier New" w:hAnsi="Courier New" w:hint="default"/>
+        <w:sz w:val="20"/>
+      </w:rPr>
+    </w:lvl>
+    <w:lvl w:ilvl="2" w:tentative="1">
+      <w:start w:val="1"/>
+      <w:numFmt w:val="bullet"/>
+      <w:lvlText w:val=""/>
+      <w:lvlJc w:val="left"/>
+      <w:pPr>
+        <w:tabs>
+          <w:tab w:val="num" w:pos="2160"/>
+        </w:tabs>
+        <w:ind w:left="2160" w:hanging="360"/>
+      </w:pPr>
+      <w:rPr>
+        <w:rFonts w:ascii="Wingdings" w:hAnsi="Wingdings" w:hint="default"/>
+        <w:sz w:val="20"/>
+      </w:rPr>
+    </w:lvl>
+    <w:lvl w:ilvl="3" w:tentative="1">
+      <w:start w:val="1"/>
+      <w:numFmt w:val="bullet"/>
+      <w:lvlText w:val=""/>
+      <w:lvlJc w:val="left"/>
+      <w:pPr>
+        <w:tabs>
+          <w:tab w:val="num" w:pos="2880"/>
+        </w:tabs>
+        <w:ind w:left="2880" w:hanging="360"/>
+      </w:pPr>
+      <w:rPr>
+        <w:rFonts w:ascii="Wingdings" w:hAnsi="Wingdings" w:hint="default"/>
+        <w:sz w:val="20"/>
+      </w:rPr>
+    </w:lvl>
+    <w:lvl w:ilvl="4" w:tentative="1">
+      <w:start w:val="1"/>
+      <w:numFmt w:val="bullet"/>
+      <w:lvlText w:val=""/>
+      <w:lvlJc w:val="left"/>
+      <w:pPr>
+        <w:tabs>
+          <w:tab w:val="num" w:pos="3600"/>
+        </w:tabs>
+        <w:ind w:left="3600" w:hanging="360"/>
+      </w:pPr>
+      <w:rPr>
+        <w:rFonts w:ascii="Wingdings" w:hAnsi="Wingdings" w:hint="default"/>
+        <w:sz w:val="20"/>
+      </w:rPr>
+    </w:lvl>
+    <w:lvl w:ilvl="5" w:tentative="1">
+      <w:start w:val="1"/>
+      <w:numFmt w:val="bullet"/>
+      <w:lvlText w:val=""/>
+      <w:lvlJc w:val="left"/>
+      <w:pPr>
+        <w:tabs>
+          <w:tab w:val="num" w:pos="4320"/>
+        </w:tabs>
+        <w:ind w:left="4320" w:hanging="360"/>
+      </w:pPr>
+      <w:rPr>
+        <w:rFonts w:ascii="Wingdings" w:hAnsi="Wingdings" w:hint="default"/>
+        <w:sz w:val="20"/>
+      </w:rPr>
+    </w:lvl>
+    <w:lvl w:ilvl="6" w:tentative="1">
+      <w:start w:val="1"/>
+      <w:numFmt w:val="bullet"/>
+      <w:lvlText w:val=""/>
+      <w:lvlJc w:val="left"/>
+      <w:pPr>
+        <w:tabs>
+          <w:tab w:val="num" w:pos="5040"/>
+        </w:tabs>
+        <w:ind w:left="5040" w:hanging="360"/>
+      </w:pPr>
+      <w:rPr>
+        <w:rFonts w:ascii="Wingdings" w:hAnsi="Wingdings" w:hint="default"/>
+        <w:sz w:val="20"/>
+      </w:rPr>
+    </w:lvl>
+    <w:lvl w:ilvl="7" w:tentative="1">
+      <w:start w:val="1"/>
+      <w:numFmt w:val="bullet"/>
+      <w:lvlText w:val=""/>
+      <w:lvlJc w:val="left"/>
+      <w:pPr>
+        <w:tabs>
+          <w:tab w:val="num" w:pos="5760"/>
+        </w:tabs>
+        <w:ind w:left="5760" w:hanging="360"/>
+      </w:pPr>
+      <w:rPr>
+        <w:rFonts w:ascii="Wingdings" w:hAnsi="Wingdings" w:hint="default"/>
+        <w:sz w:val="20"/>
+      </w:rPr>
+    </w:lvl>
+    <w:lvl w:ilvl="8" w:tentative="1">
+      <w:start w:val="1"/>
+      <w:numFmt w:val="bullet"/>
+      <w:lvlText w:val=""/>
+      <w:lvlJc w:val="left"/>
+      <w:pPr>
+        <w:tabs>
+          <w:tab w:val="num" w:pos="6480"/>
+        </w:tabs>
+        <w:ind w:left="6480" w:hanging="360"/>
+      </w:pPr>
+      <w:rPr>
+        <w:rFonts w:ascii="Wingdings" w:hAnsi="Wingdings" w:hint="default"/>
+        <w:sz w:val="20"/>
+      </w:rPr>
+    </w:lvl>
+  </w:abstractNum>
+  <w:abstractNum w:abstractNumId="20" w15:restartNumberingAfterBreak="0">
     <w:nsid w:val="50213C24"/>
     <w:multiLevelType w:val="multilevel"/>
     <w:tmpl w:val="FDAE8EDE"/>
@@ -5591,7 +8508,7 @@
       </w:pPr>
     </w:lvl>
   </w:abstractNum>
-  <w:abstractNum w:abstractNumId="14" w15:restartNumberingAfterBreak="0">
+  <w:abstractNum w:abstractNumId="21" w15:restartNumberingAfterBreak="0">
     <w:nsid w:val="51346E84"/>
     <w:multiLevelType w:val="multilevel"/>
     <w:tmpl w:val="2EFE3F86"/>
@@ -5740,7 +8657,305 @@
       </w:rPr>
     </w:lvl>
   </w:abstractNum>
-  <w:abstractNum w:abstractNumId="15" w15:restartNumberingAfterBreak="0">
+  <w:abstractNum w:abstractNumId="22" w15:restartNumberingAfterBreak="0">
+    <w:nsid w:val="5480783A"/>
+    <w:multiLevelType w:val="multilevel"/>
+    <w:tmpl w:val="5A6E9034"/>
+    <w:lvl w:ilvl="0">
+      <w:start w:val="1"/>
+      <w:numFmt w:val="bullet"/>
+      <w:lvlText w:val=""/>
+      <w:lvlJc w:val="left"/>
+      <w:pPr>
+        <w:tabs>
+          <w:tab w:val="num" w:pos="720"/>
+        </w:tabs>
+        <w:ind w:left="720" w:hanging="360"/>
+      </w:pPr>
+      <w:rPr>
+        <w:rFonts w:ascii="Symbol" w:hAnsi="Symbol" w:hint="default"/>
+        <w:sz w:val="20"/>
+      </w:rPr>
+    </w:lvl>
+    <w:lvl w:ilvl="1" w:tentative="1">
+      <w:start w:val="1"/>
+      <w:numFmt w:val="bullet"/>
+      <w:lvlText w:val="o"/>
+      <w:lvlJc w:val="left"/>
+      <w:pPr>
+        <w:tabs>
+          <w:tab w:val="num" w:pos="1440"/>
+        </w:tabs>
+        <w:ind w:left="1440" w:hanging="360"/>
+      </w:pPr>
+      <w:rPr>
+        <w:rFonts w:ascii="Courier New" w:hAnsi="Courier New" w:hint="default"/>
+        <w:sz w:val="20"/>
+      </w:rPr>
+    </w:lvl>
+    <w:lvl w:ilvl="2" w:tentative="1">
+      <w:start w:val="1"/>
+      <w:numFmt w:val="bullet"/>
+      <w:lvlText w:val=""/>
+      <w:lvlJc w:val="left"/>
+      <w:pPr>
+        <w:tabs>
+          <w:tab w:val="num" w:pos="2160"/>
+        </w:tabs>
+        <w:ind w:left="2160" w:hanging="360"/>
+      </w:pPr>
+      <w:rPr>
+        <w:rFonts w:ascii="Wingdings" w:hAnsi="Wingdings" w:hint="default"/>
+        <w:sz w:val="20"/>
+      </w:rPr>
+    </w:lvl>
+    <w:lvl w:ilvl="3" w:tentative="1">
+      <w:start w:val="1"/>
+      <w:numFmt w:val="bullet"/>
+      <w:lvlText w:val=""/>
+      <w:lvlJc w:val="left"/>
+      <w:pPr>
+        <w:tabs>
+          <w:tab w:val="num" w:pos="2880"/>
+        </w:tabs>
+        <w:ind w:left="2880" w:hanging="360"/>
+      </w:pPr>
+      <w:rPr>
+        <w:rFonts w:ascii="Wingdings" w:hAnsi="Wingdings" w:hint="default"/>
+        <w:sz w:val="20"/>
+      </w:rPr>
+    </w:lvl>
+    <w:lvl w:ilvl="4" w:tentative="1">
+      <w:start w:val="1"/>
+      <w:numFmt w:val="bullet"/>
+      <w:lvlText w:val=""/>
+      <w:lvlJc w:val="left"/>
+      <w:pPr>
+        <w:tabs>
+          <w:tab w:val="num" w:pos="3600"/>
+        </w:tabs>
+        <w:ind w:left="3600" w:hanging="360"/>
+      </w:pPr>
+      <w:rPr>
+        <w:rFonts w:ascii="Wingdings" w:hAnsi="Wingdings" w:hint="default"/>
+        <w:sz w:val="20"/>
+      </w:rPr>
+    </w:lvl>
+    <w:lvl w:ilvl="5" w:tentative="1">
+      <w:start w:val="1"/>
+      <w:numFmt w:val="bullet"/>
+      <w:lvlText w:val=""/>
+      <w:lvlJc w:val="left"/>
+      <w:pPr>
+        <w:tabs>
+          <w:tab w:val="num" w:pos="4320"/>
+        </w:tabs>
+        <w:ind w:left="4320" w:hanging="360"/>
+      </w:pPr>
+      <w:rPr>
+        <w:rFonts w:ascii="Wingdings" w:hAnsi="Wingdings" w:hint="default"/>
+        <w:sz w:val="20"/>
+      </w:rPr>
+    </w:lvl>
+    <w:lvl w:ilvl="6" w:tentative="1">
+      <w:start w:val="1"/>
+      <w:numFmt w:val="bullet"/>
+      <w:lvlText w:val=""/>
+      <w:lvlJc w:val="left"/>
+      <w:pPr>
+        <w:tabs>
+          <w:tab w:val="num" w:pos="5040"/>
+        </w:tabs>
+        <w:ind w:left="5040" w:hanging="360"/>
+      </w:pPr>
+      <w:rPr>
+        <w:rFonts w:ascii="Wingdings" w:hAnsi="Wingdings" w:hint="default"/>
+        <w:sz w:val="20"/>
+      </w:rPr>
+    </w:lvl>
+    <w:lvl w:ilvl="7" w:tentative="1">
+      <w:start w:val="1"/>
+      <w:numFmt w:val="bullet"/>
+      <w:lvlText w:val=""/>
+      <w:lvlJc w:val="left"/>
+      <w:pPr>
+        <w:tabs>
+          <w:tab w:val="num" w:pos="5760"/>
+        </w:tabs>
+        <w:ind w:left="5760" w:hanging="360"/>
+      </w:pPr>
+      <w:rPr>
+        <w:rFonts w:ascii="Wingdings" w:hAnsi="Wingdings" w:hint="default"/>
+        <w:sz w:val="20"/>
+      </w:rPr>
+    </w:lvl>
+    <w:lvl w:ilvl="8" w:tentative="1">
+      <w:start w:val="1"/>
+      <w:numFmt w:val="bullet"/>
+      <w:lvlText w:val=""/>
+      <w:lvlJc w:val="left"/>
+      <w:pPr>
+        <w:tabs>
+          <w:tab w:val="num" w:pos="6480"/>
+        </w:tabs>
+        <w:ind w:left="6480" w:hanging="360"/>
+      </w:pPr>
+      <w:rPr>
+        <w:rFonts w:ascii="Wingdings" w:hAnsi="Wingdings" w:hint="default"/>
+        <w:sz w:val="20"/>
+      </w:rPr>
+    </w:lvl>
+  </w:abstractNum>
+  <w:abstractNum w:abstractNumId="23" w15:restartNumberingAfterBreak="0">
+    <w:nsid w:val="5A454D77"/>
+    <w:multiLevelType w:val="multilevel"/>
+    <w:tmpl w:val="17465416"/>
+    <w:lvl w:ilvl="0">
+      <w:start w:val="1"/>
+      <w:numFmt w:val="bullet"/>
+      <w:lvlText w:val=""/>
+      <w:lvlJc w:val="left"/>
+      <w:pPr>
+        <w:tabs>
+          <w:tab w:val="num" w:pos="720"/>
+        </w:tabs>
+        <w:ind w:left="720" w:hanging="360"/>
+      </w:pPr>
+      <w:rPr>
+        <w:rFonts w:ascii="Symbol" w:hAnsi="Symbol" w:hint="default"/>
+        <w:sz w:val="20"/>
+      </w:rPr>
+    </w:lvl>
+    <w:lvl w:ilvl="1" w:tentative="1">
+      <w:start w:val="1"/>
+      <w:numFmt w:val="bullet"/>
+      <w:lvlText w:val="o"/>
+      <w:lvlJc w:val="left"/>
+      <w:pPr>
+        <w:tabs>
+          <w:tab w:val="num" w:pos="1440"/>
+        </w:tabs>
+        <w:ind w:left="1440" w:hanging="360"/>
+      </w:pPr>
+      <w:rPr>
+        <w:rFonts w:ascii="Courier New" w:hAnsi="Courier New" w:hint="default"/>
+        <w:sz w:val="20"/>
+      </w:rPr>
+    </w:lvl>
+    <w:lvl w:ilvl="2" w:tentative="1">
+      <w:start w:val="1"/>
+      <w:numFmt w:val="bullet"/>
+      <w:lvlText w:val=""/>
+      <w:lvlJc w:val="left"/>
+      <w:pPr>
+        <w:tabs>
+          <w:tab w:val="num" w:pos="2160"/>
+        </w:tabs>
+        <w:ind w:left="2160" w:hanging="360"/>
+      </w:pPr>
+      <w:rPr>
+        <w:rFonts w:ascii="Wingdings" w:hAnsi="Wingdings" w:hint="default"/>
+        <w:sz w:val="20"/>
+      </w:rPr>
+    </w:lvl>
+    <w:lvl w:ilvl="3" w:tentative="1">
+      <w:start w:val="1"/>
+      <w:numFmt w:val="bullet"/>
+      <w:lvlText w:val=""/>
+      <w:lvlJc w:val="left"/>
+      <w:pPr>
+        <w:tabs>
+          <w:tab w:val="num" w:pos="2880"/>
+        </w:tabs>
+        <w:ind w:left="2880" w:hanging="360"/>
+      </w:pPr>
+      <w:rPr>
+        <w:rFonts w:ascii="Wingdings" w:hAnsi="Wingdings" w:hint="default"/>
+        <w:sz w:val="20"/>
+      </w:rPr>
+    </w:lvl>
+    <w:lvl w:ilvl="4" w:tentative="1">
+      <w:start w:val="1"/>
+      <w:numFmt w:val="bullet"/>
+      <w:lvlText w:val=""/>
+      <w:lvlJc w:val="left"/>
+      <w:pPr>
+        <w:tabs>
+          <w:tab w:val="num" w:pos="3600"/>
+        </w:tabs>
+        <w:ind w:left="3600" w:hanging="360"/>
+      </w:pPr>
+      <w:rPr>
+        <w:rFonts w:ascii="Wingdings" w:hAnsi="Wingdings" w:hint="default"/>
+        <w:sz w:val="20"/>
+      </w:rPr>
+    </w:lvl>
+    <w:lvl w:ilvl="5" w:tentative="1">
+      <w:start w:val="1"/>
+      <w:numFmt w:val="bullet"/>
+      <w:lvlText w:val=""/>
+      <w:lvlJc w:val="left"/>
+      <w:pPr>
+        <w:tabs>
+          <w:tab w:val="num" w:pos="4320"/>
+        </w:tabs>
+        <w:ind w:left="4320" w:hanging="360"/>
+      </w:pPr>
+      <w:rPr>
+        <w:rFonts w:ascii="Wingdings" w:hAnsi="Wingdings" w:hint="default"/>
+        <w:sz w:val="20"/>
+      </w:rPr>
+    </w:lvl>
+    <w:lvl w:ilvl="6" w:tentative="1">
+      <w:start w:val="1"/>
+      <w:numFmt w:val="bullet"/>
+      <w:lvlText w:val=""/>
+      <w:lvlJc w:val="left"/>
+      <w:pPr>
+        <w:tabs>
+          <w:tab w:val="num" w:pos="5040"/>
+        </w:tabs>
+        <w:ind w:left="5040" w:hanging="360"/>
+      </w:pPr>
+      <w:rPr>
+        <w:rFonts w:ascii="Wingdings" w:hAnsi="Wingdings" w:hint="default"/>
+        <w:sz w:val="20"/>
+      </w:rPr>
+    </w:lvl>
+    <w:lvl w:ilvl="7" w:tentative="1">
+      <w:start w:val="1"/>
+      <w:numFmt w:val="bullet"/>
+      <w:lvlText w:val=""/>
+      <w:lvlJc w:val="left"/>
+      <w:pPr>
+        <w:tabs>
+          <w:tab w:val="num" w:pos="5760"/>
+        </w:tabs>
+        <w:ind w:left="5760" w:hanging="360"/>
+      </w:pPr>
+      <w:rPr>
+        <w:rFonts w:ascii="Wingdings" w:hAnsi="Wingdings" w:hint="default"/>
+        <w:sz w:val="20"/>
+      </w:rPr>
+    </w:lvl>
+    <w:lvl w:ilvl="8" w:tentative="1">
+      <w:start w:val="1"/>
+      <w:numFmt w:val="bullet"/>
+      <w:lvlText w:val=""/>
+      <w:lvlJc w:val="left"/>
+      <w:pPr>
+        <w:tabs>
+          <w:tab w:val="num" w:pos="6480"/>
+        </w:tabs>
+        <w:ind w:left="6480" w:hanging="360"/>
+      </w:pPr>
+      <w:rPr>
+        <w:rFonts w:ascii="Wingdings" w:hAnsi="Wingdings" w:hint="default"/>
+        <w:sz w:val="20"/>
+      </w:rPr>
+    </w:lvl>
+  </w:abstractNum>
+  <w:abstractNum w:abstractNumId="24" w15:restartNumberingAfterBreak="0">
     <w:nsid w:val="5C98098C"/>
     <w:multiLevelType w:val="multilevel"/>
     <w:tmpl w:val="C4C0B032"/>
@@ -5889,7 +9104,7 @@
       </w:rPr>
     </w:lvl>
   </w:abstractNum>
-  <w:abstractNum w:abstractNumId="16" w15:restartNumberingAfterBreak="0">
+  <w:abstractNum w:abstractNumId="25" w15:restartNumberingAfterBreak="0">
     <w:nsid w:val="5E6F099B"/>
     <w:multiLevelType w:val="multilevel"/>
     <w:tmpl w:val="6D98F788"/>
@@ -6038,7 +9253,7 @@
       </w:rPr>
     </w:lvl>
   </w:abstractNum>
-  <w:abstractNum w:abstractNumId="17" w15:restartNumberingAfterBreak="0">
+  <w:abstractNum w:abstractNumId="26" w15:restartNumberingAfterBreak="0">
     <w:nsid w:val="63DE75C3"/>
     <w:multiLevelType w:val="multilevel"/>
     <w:tmpl w:val="0480DEEA"/>
@@ -6187,7 +9402,7 @@
       </w:rPr>
     </w:lvl>
   </w:abstractNum>
-  <w:abstractNum w:abstractNumId="18" w15:restartNumberingAfterBreak="0">
+  <w:abstractNum w:abstractNumId="27" w15:restartNumberingAfterBreak="0">
     <w:nsid w:val="6BAD0D5E"/>
     <w:multiLevelType w:val="multilevel"/>
     <w:tmpl w:val="229AB760"/>
@@ -6336,7 +9551,156 @@
       </w:rPr>
     </w:lvl>
   </w:abstractNum>
-  <w:abstractNum w:abstractNumId="19" w15:restartNumberingAfterBreak="0">
+  <w:abstractNum w:abstractNumId="28" w15:restartNumberingAfterBreak="0">
+    <w:nsid w:val="6CD322C5"/>
+    <w:multiLevelType w:val="multilevel"/>
+    <w:tmpl w:val="4E2C3EE6"/>
+    <w:lvl w:ilvl="0">
+      <w:start w:val="1"/>
+      <w:numFmt w:val="bullet"/>
+      <w:lvlText w:val=""/>
+      <w:lvlJc w:val="left"/>
+      <w:pPr>
+        <w:tabs>
+          <w:tab w:val="num" w:pos="720"/>
+        </w:tabs>
+        <w:ind w:left="720" w:hanging="360"/>
+      </w:pPr>
+      <w:rPr>
+        <w:rFonts w:ascii="Symbol" w:hAnsi="Symbol" w:hint="default"/>
+        <w:sz w:val="20"/>
+      </w:rPr>
+    </w:lvl>
+    <w:lvl w:ilvl="1" w:tentative="1">
+      <w:start w:val="1"/>
+      <w:numFmt w:val="bullet"/>
+      <w:lvlText w:val="o"/>
+      <w:lvlJc w:val="left"/>
+      <w:pPr>
+        <w:tabs>
+          <w:tab w:val="num" w:pos="1440"/>
+        </w:tabs>
+        <w:ind w:left="1440" w:hanging="360"/>
+      </w:pPr>
+      <w:rPr>
+        <w:rFonts w:ascii="Courier New" w:hAnsi="Courier New" w:hint="default"/>
+        <w:sz w:val="20"/>
+      </w:rPr>
+    </w:lvl>
+    <w:lvl w:ilvl="2" w:tentative="1">
+      <w:start w:val="1"/>
+      <w:numFmt w:val="bullet"/>
+      <w:lvlText w:val=""/>
+      <w:lvlJc w:val="left"/>
+      <w:pPr>
+        <w:tabs>
+          <w:tab w:val="num" w:pos="2160"/>
+        </w:tabs>
+        <w:ind w:left="2160" w:hanging="360"/>
+      </w:pPr>
+      <w:rPr>
+        <w:rFonts w:ascii="Wingdings" w:hAnsi="Wingdings" w:hint="default"/>
+        <w:sz w:val="20"/>
+      </w:rPr>
+    </w:lvl>
+    <w:lvl w:ilvl="3" w:tentative="1">
+      <w:start w:val="1"/>
+      <w:numFmt w:val="bullet"/>
+      <w:lvlText w:val=""/>
+      <w:lvlJc w:val="left"/>
+      <w:pPr>
+        <w:tabs>
+          <w:tab w:val="num" w:pos="2880"/>
+        </w:tabs>
+        <w:ind w:left="2880" w:hanging="360"/>
+      </w:pPr>
+      <w:rPr>
+        <w:rFonts w:ascii="Wingdings" w:hAnsi="Wingdings" w:hint="default"/>
+        <w:sz w:val="20"/>
+      </w:rPr>
+    </w:lvl>
+    <w:lvl w:ilvl="4" w:tentative="1">
+      <w:start w:val="1"/>
+      <w:numFmt w:val="bullet"/>
+      <w:lvlText w:val=""/>
+      <w:lvlJc w:val="left"/>
+      <w:pPr>
+        <w:tabs>
+          <w:tab w:val="num" w:pos="3600"/>
+        </w:tabs>
+        <w:ind w:left="3600" w:hanging="360"/>
+      </w:pPr>
+      <w:rPr>
+        <w:rFonts w:ascii="Wingdings" w:hAnsi="Wingdings" w:hint="default"/>
+        <w:sz w:val="20"/>
+      </w:rPr>
+    </w:lvl>
+    <w:lvl w:ilvl="5" w:tentative="1">
+      <w:start w:val="1"/>
+      <w:numFmt w:val="bullet"/>
+      <w:lvlText w:val=""/>
+      <w:lvlJc w:val="left"/>
+      <w:pPr>
+        <w:tabs>
+          <w:tab w:val="num" w:pos="4320"/>
+        </w:tabs>
+        <w:ind w:left="4320" w:hanging="360"/>
+      </w:pPr>
+      <w:rPr>
+        <w:rFonts w:ascii="Wingdings" w:hAnsi="Wingdings" w:hint="default"/>
+        <w:sz w:val="20"/>
+      </w:rPr>
+    </w:lvl>
+    <w:lvl w:ilvl="6" w:tentative="1">
+      <w:start w:val="1"/>
+      <w:numFmt w:val="bullet"/>
+      <w:lvlText w:val=""/>
+      <w:lvlJc w:val="left"/>
+      <w:pPr>
+        <w:tabs>
+          <w:tab w:val="num" w:pos="5040"/>
+        </w:tabs>
+        <w:ind w:left="5040" w:hanging="360"/>
+      </w:pPr>
+      <w:rPr>
+        <w:rFonts w:ascii="Wingdings" w:hAnsi="Wingdings" w:hint="default"/>
+        <w:sz w:val="20"/>
+      </w:rPr>
+    </w:lvl>
+    <w:lvl w:ilvl="7" w:tentative="1">
+      <w:start w:val="1"/>
+      <w:numFmt w:val="bullet"/>
+      <w:lvlText w:val=""/>
+      <w:lvlJc w:val="left"/>
+      <w:pPr>
+        <w:tabs>
+          <w:tab w:val="num" w:pos="5760"/>
+        </w:tabs>
+        <w:ind w:left="5760" w:hanging="360"/>
+      </w:pPr>
+      <w:rPr>
+        <w:rFonts w:ascii="Wingdings" w:hAnsi="Wingdings" w:hint="default"/>
+        <w:sz w:val="20"/>
+      </w:rPr>
+    </w:lvl>
+    <w:lvl w:ilvl="8" w:tentative="1">
+      <w:start w:val="1"/>
+      <w:numFmt w:val="bullet"/>
+      <w:lvlText w:val=""/>
+      <w:lvlJc w:val="left"/>
+      <w:pPr>
+        <w:tabs>
+          <w:tab w:val="num" w:pos="6480"/>
+        </w:tabs>
+        <w:ind w:left="6480" w:hanging="360"/>
+      </w:pPr>
+      <w:rPr>
+        <w:rFonts w:ascii="Wingdings" w:hAnsi="Wingdings" w:hint="default"/>
+        <w:sz w:val="20"/>
+      </w:rPr>
+    </w:lvl>
+  </w:abstractNum>
+  <w:abstractNum w:abstractNumId="29" w15:restartNumberingAfterBreak="0">
     <w:nsid w:val="76BE22BD"/>
     <w:multiLevelType w:val="multilevel"/>
     <w:tmpl w:val="D2A83566"/>
@@ -6485,7 +9849,7 @@
       </w:rPr>
     </w:lvl>
   </w:abstractNum>
-  <w:abstractNum w:abstractNumId="20" w15:restartNumberingAfterBreak="0">
+  <w:abstractNum w:abstractNumId="30" w15:restartNumberingAfterBreak="0">
     <w:nsid w:val="77EB40DC"/>
     <w:multiLevelType w:val="multilevel"/>
     <w:tmpl w:val="F034BA06"/>
@@ -6634,7 +9998,7 @@
       </w:rPr>
     </w:lvl>
   </w:abstractNum>
-  <w:abstractNum w:abstractNumId="21" w15:restartNumberingAfterBreak="0">
+  <w:abstractNum w:abstractNumId="31" w15:restartNumberingAfterBreak="0">
     <w:nsid w:val="7FF10622"/>
     <w:multiLevelType w:val="multilevel"/>
     <w:tmpl w:val="DF22DE84"/>
@@ -6797,7 +10161,7 @@
     </w:lvlOverride>
   </w:num>
   <w:num w:numId="3" w16cid:durableId="871839324">
-    <w:abstractNumId w:val="8"/>
+    <w:abstractNumId w:val="11"/>
   </w:num>
   <w:num w:numId="4" w16cid:durableId="184447923">
     <w:abstractNumId w:val="2"/>
@@ -6806,58 +10170,88 @@
     <w:abstractNumId w:val="1"/>
   </w:num>
   <w:num w:numId="6" w16cid:durableId="1128012283">
-    <w:abstractNumId w:val="13"/>
+    <w:abstractNumId w:val="20"/>
   </w:num>
   <w:num w:numId="7" w16cid:durableId="1752853236">
     <w:abstractNumId w:val="0"/>
   </w:num>
   <w:num w:numId="8" w16cid:durableId="1051657083">
+    <w:abstractNumId w:val="7"/>
+  </w:num>
+  <w:num w:numId="9" w16cid:durableId="533926554">
+    <w:abstractNumId w:val="12"/>
+  </w:num>
+  <w:num w:numId="10" w16cid:durableId="789131620">
+    <w:abstractNumId w:val="21"/>
+  </w:num>
+  <w:num w:numId="11" w16cid:durableId="1924028030">
+    <w:abstractNumId w:val="24"/>
+  </w:num>
+  <w:num w:numId="12" w16cid:durableId="461578879">
+    <w:abstractNumId w:val="26"/>
+  </w:num>
+  <w:num w:numId="13" w16cid:durableId="1574973590">
+    <w:abstractNumId w:val="13"/>
+  </w:num>
+  <w:num w:numId="14" w16cid:durableId="83381017">
+    <w:abstractNumId w:val="30"/>
+  </w:num>
+  <w:num w:numId="15" w16cid:durableId="2007197864">
+    <w:abstractNumId w:val="31"/>
+  </w:num>
+  <w:num w:numId="16" w16cid:durableId="1337809600">
+    <w:abstractNumId w:val="17"/>
+  </w:num>
+  <w:num w:numId="17" w16cid:durableId="897202432">
+    <w:abstractNumId w:val="9"/>
+  </w:num>
+  <w:num w:numId="18" w16cid:durableId="1110277502">
+    <w:abstractNumId w:val="27"/>
+  </w:num>
+  <w:num w:numId="19" w16cid:durableId="1371107462">
+    <w:abstractNumId w:val="25"/>
+  </w:num>
+  <w:num w:numId="20" w16cid:durableId="2034571850">
+    <w:abstractNumId w:val="8"/>
+  </w:num>
+  <w:num w:numId="21" w16cid:durableId="70081414">
+    <w:abstractNumId w:val="14"/>
+  </w:num>
+  <w:num w:numId="22" w16cid:durableId="2018458892">
+    <w:abstractNumId w:val="29"/>
+  </w:num>
+  <w:num w:numId="23" w16cid:durableId="1492215524">
+    <w:abstractNumId w:val="10"/>
+  </w:num>
+  <w:num w:numId="24" w16cid:durableId="1432626983">
+    <w:abstractNumId w:val="22"/>
+  </w:num>
+  <w:num w:numId="25" w16cid:durableId="1167667796">
+    <w:abstractNumId w:val="6"/>
+  </w:num>
+  <w:num w:numId="26" w16cid:durableId="1425959282">
+    <w:abstractNumId w:val="19"/>
+  </w:num>
+  <w:num w:numId="27" w16cid:durableId="1156189640">
+    <w:abstractNumId w:val="16"/>
+  </w:num>
+  <w:num w:numId="28" w16cid:durableId="723212791">
+    <w:abstractNumId w:val="23"/>
+  </w:num>
+  <w:num w:numId="29" w16cid:durableId="1465342445">
     <w:abstractNumId w:val="4"/>
   </w:num>
-  <w:num w:numId="9" w16cid:durableId="533926554">
-    <w:abstractNumId w:val="9"/>
+  <w:num w:numId="30" w16cid:durableId="1440947705">
+    <w:abstractNumId w:val="18"/>
   </w:num>
-  <w:num w:numId="10" w16cid:durableId="789131620">
-    <w:abstractNumId w:val="14"/>
-  </w:num>
-  <w:num w:numId="11" w16cid:durableId="1924028030">
+  <w:num w:numId="31" w16cid:durableId="490103153">
     <w:abstractNumId w:val="15"/>
   </w:num>
-  <w:num w:numId="12" w16cid:durableId="461578879">
-    <w:abstractNumId w:val="17"/>
+  <w:num w:numId="32" w16cid:durableId="1095512711">
+    <w:abstractNumId w:val="28"/>
   </w:num>
-  <w:num w:numId="13" w16cid:durableId="1574973590">
-    <w:abstractNumId w:val="10"/>
-  </w:num>
-  <w:num w:numId="14" w16cid:durableId="83381017">
-    <w:abstractNumId w:val="20"/>
-  </w:num>
-  <w:num w:numId="15" w16cid:durableId="2007197864">
-    <w:abstractNumId w:val="21"/>
-  </w:num>
-  <w:num w:numId="16" w16cid:durableId="1337809600">
-    <w:abstractNumId w:val="12"/>
-  </w:num>
-  <w:num w:numId="17" w16cid:durableId="897202432">
-    <w:abstractNumId w:val="6"/>
-  </w:num>
-  <w:num w:numId="18" w16cid:durableId="1110277502">
-    <w:abstractNumId w:val="18"/>
-  </w:num>
-  <w:num w:numId="19" w16cid:durableId="1371107462">
-    <w:abstractNumId w:val="16"/>
-  </w:num>
-  <w:num w:numId="20" w16cid:durableId="2034571850">
+  <w:num w:numId="33" w16cid:durableId="579872582">
     <w:abstractNumId w:val="5"/>
-  </w:num>
-  <w:num w:numId="21" w16cid:durableId="70081414">
-    <w:abstractNumId w:val="11"/>
-  </w:num>
-  <w:num w:numId="22" w16cid:durableId="2018458892">
-    <w:abstractNumId w:val="19"/>
-  </w:num>
-  <w:num w:numId="23" w16cid:durableId="1492215524">
-    <w:abstractNumId w:val="7"/>
   </w:num>
 </w:numbering>
 </file>

--- a/mowy.docx
+++ b/mowy.docx
@@ -1981,9 +1981,13 @@
         </w:r>
       </w:hyperlink>
       <w:r>
-        <w:t xml:space="preserve">     hello123</w:t>
-      </w:r>
-    </w:p>
+        <w:t xml:space="preserve">    </w:t>
+      </w:r>
+      <w:r>
+        <w:t>hello123</w:t>
+      </w:r>
+    </w:p>
+    <w:p/>
     <w:p>
       <w:hyperlink r:id="rId14" w:history="1">
         <w:r>
@@ -2260,7 +2264,6 @@
     <w:p>
       <w:proofErr w:type="spellStart"/>
       <w:r>
-        <w:lastRenderedPageBreak/>
         <w:t>Bookinghelper.mjs</w:t>
       </w:r>
       <w:proofErr w:type="spellEnd"/>
@@ -2714,12 +2717,12 @@
         </w:numPr>
       </w:pPr>
       <w:r>
+        <w:lastRenderedPageBreak/>
         <w:t xml:space="preserve">Rejected providers are ignored </w:t>
       </w:r>
     </w:p>
     <w:p>
       <w:r>
-        <w:lastRenderedPageBreak/>
         <w:pict w14:anchorId="04488C9C">
           <v:rect id="_x0000_i1026" style="width:0;height:1.5pt" o:hralign="center" o:hrstd="t" o:hr="t" fillcolor="#a0a0a0" stroked="f"/>
         </w:pict>
@@ -5191,7 +5194,7 @@
     <w:p>
       <w:r>
         <w:pict w14:anchorId="6C12E7A8">
-          <v:rect id="_x0000_i1043" style="width:0;height:1.5pt" o:hralign="center" o:hrstd="t" o:hr="t" fillcolor="#a0a0a0" stroked="f"/>
+          <v:rect id="_x0000_i1037" style="width:0;height:1.5pt" o:hralign="center" o:hrstd="t" o:hr="t" fillcolor="#a0a0a0" stroked="f"/>
         </w:pict>
       </w:r>
     </w:p>
@@ -5287,7 +5290,7 @@
     <w:p>
       <w:r>
         <w:pict w14:anchorId="74342512">
-          <v:rect id="_x0000_i1051" style="width:0;height:1.5pt" o:hralign="center" o:hrstd="t" o:hr="t" fillcolor="#a0a0a0" stroked="f"/>
+          <v:rect id="_x0000_i1038" style="width:0;height:1.5pt" o:hralign="center" o:hrstd="t" o:hr="t" fillcolor="#a0a0a0" stroked="f"/>
         </w:pict>
       </w:r>
     </w:p>
@@ -5420,7 +5423,7 @@
     <w:p>
       <w:r>
         <w:pict w14:anchorId="32B001F5">
-          <v:rect id="_x0000_i1065" style="width:0;height:1.5pt" o:hralign="center" o:hrstd="t" o:hr="t" fillcolor="#a0a0a0" stroked="f"/>
+          <v:rect id="_x0000_i1039" style="width:0;height:1.5pt" o:hralign="center" o:hrstd="t" o:hr="t" fillcolor="#a0a0a0" stroked="f"/>
         </w:pict>
       </w:r>
     </w:p>
@@ -5536,7 +5539,7 @@
     <w:p>
       <w:r>
         <w:pict w14:anchorId="2547F0B1">
-          <v:rect id="_x0000_i1066" style="width:0;height:1.5pt" o:hralign="center" o:hrstd="t" o:hr="t" fillcolor="#a0a0a0" stroked="f"/>
+          <v:rect id="_x0000_i1040" style="width:0;height:1.5pt" o:hralign="center" o:hrstd="t" o:hr="t" fillcolor="#a0a0a0" stroked="f"/>
         </w:pict>
       </w:r>
     </w:p>
@@ -5585,6 +5588,54 @@
       </w:r>
       <w:r>
         <w:t xml:space="preserve"> React → API → Express → MongoDB → Response → React Update</w:t>
+      </w:r>
+    </w:p>
+    <w:p>
+      <w:r>
+        <w:br w:type="page"/>
+      </w:r>
+    </w:p>
+    <w:p>
+      <w:r>
+        <w:rPr>
+          <w:noProof/>
+        </w:rPr>
+        <w:lastRenderedPageBreak/>
+        <w:drawing>
+          <wp:inline distT="0" distB="0" distL="0" distR="0" wp14:anchorId="572BBA0C" wp14:editId="62CAB215">
+            <wp:extent cx="5943600" cy="3864610"/>
+            <wp:effectExtent l="0" t="0" r="0" b="2540"/>
+            <wp:docPr id="210366436" name="Picture 1"/>
+            <wp:cNvGraphicFramePr>
+              <a:graphicFrameLocks xmlns:a="http://schemas.openxmlformats.org/drawingml/2006/main" noChangeAspect="1"/>
+            </wp:cNvGraphicFramePr>
+            <a:graphic xmlns:a="http://schemas.openxmlformats.org/drawingml/2006/main">
+              <a:graphicData uri="http://schemas.openxmlformats.org/drawingml/2006/picture">
+                <pic:pic xmlns:pic="http://schemas.openxmlformats.org/drawingml/2006/picture">
+                  <pic:nvPicPr>
+                    <pic:cNvPr id="210366436" name=""/>
+                    <pic:cNvPicPr/>
+                  </pic:nvPicPr>
+                  <pic:blipFill>
+                    <a:blip r:embed="rId33"/>
+                    <a:stretch>
+                      <a:fillRect/>
+                    </a:stretch>
+                  </pic:blipFill>
+                  <pic:spPr>
+                    <a:xfrm>
+                      <a:off x="0" y="0"/>
+                      <a:ext cx="5943600" cy="3864610"/>
+                    </a:xfrm>
+                    <a:prstGeom prst="rect">
+                      <a:avLst/>
+                    </a:prstGeom>
+                  </pic:spPr>
+                </pic:pic>
+              </a:graphicData>
+            </a:graphic>
+          </wp:inline>
+        </w:drawing>
       </w:r>
     </w:p>
     <w:sectPr>
